--- a/TP-KB-231-Viacheslav-saievskyi-lpr.docx
+++ b/TP-KB-231-Viacheslav-saievskyi-lpr.docx
@@ -227,7 +227,6 @@
                 <w:color w:val="CCCCCC"/>
                 <w:sz w:val="21"/>
                 <w:szCs w:val="21"/>
-                <w:lang/>
               </w:rPr>
             </w:pPr>
             <w:r>
@@ -236,7 +235,6 @@
                 <w:color w:val="9CDCFE"/>
                 <w:sz w:val="21"/>
                 <w:szCs w:val="21"/>
-                <w:lang/>
               </w:rPr>
               <w:t>row</w:t>
             </w:r>
@@ -246,7 +244,6 @@
                 <w:color w:val="CCCCCC"/>
                 <w:sz w:val="21"/>
                 <w:szCs w:val="21"/>
-                <w:lang/>
               </w:rPr>
               <w:t xml:space="preserve"> </w:t>
             </w:r>
@@ -256,7 +253,6 @@
                 <w:color w:val="D4D4D4"/>
                 <w:sz w:val="21"/>
                 <w:szCs w:val="21"/>
-                <w:lang/>
               </w:rPr>
               <w:t>=</w:t>
             </w:r>
@@ -266,7 +262,6 @@
                 <w:color w:val="CCCCCC"/>
                 <w:sz w:val="21"/>
                 <w:szCs w:val="21"/>
-                <w:lang/>
               </w:rPr>
               <w:t xml:space="preserve"> </w:t>
             </w:r>
@@ -276,7 +271,6 @@
                 <w:color w:val="CE9178"/>
                 <w:sz w:val="21"/>
                 <w:szCs w:val="21"/>
-                <w:lang/>
               </w:rPr>
               <w:t>"abcdefg123"</w:t>
             </w:r>
@@ -292,7 +286,6 @@
                 <w:color w:val="CCCCCC"/>
                 <w:sz w:val="21"/>
                 <w:szCs w:val="21"/>
-                <w:lang/>
               </w:rPr>
             </w:pPr>
             <w:r>
@@ -301,7 +294,6 @@
                 <w:color w:val="DCDCAA"/>
                 <w:sz w:val="21"/>
                 <w:szCs w:val="21"/>
-                <w:lang/>
               </w:rPr>
               <w:t>print</w:t>
             </w:r>
@@ -311,7 +303,6 @@
                 <w:color w:val="CCCCCC"/>
                 <w:sz w:val="21"/>
                 <w:szCs w:val="21"/>
-                <w:lang/>
               </w:rPr>
               <w:t>(</w:t>
             </w:r>
@@ -321,7 +312,6 @@
                 <w:color w:val="9CDCFE"/>
                 <w:sz w:val="21"/>
                 <w:szCs w:val="21"/>
-                <w:lang/>
               </w:rPr>
               <w:t>row</w:t>
             </w:r>
@@ -331,7 +321,6 @@
                 <w:color w:val="CCCCCC"/>
                 <w:sz w:val="21"/>
                 <w:szCs w:val="21"/>
-                <w:lang/>
               </w:rPr>
               <w:t>[::</w:t>
             </w:r>
@@ -341,7 +330,6 @@
                 <w:color w:val="D4D4D4"/>
                 <w:sz w:val="21"/>
                 <w:szCs w:val="21"/>
-                <w:lang/>
               </w:rPr>
               <w:t>-</w:t>
             </w:r>
@@ -351,7 +339,6 @@
                 <w:color w:val="B5CEA8"/>
                 <w:sz w:val="21"/>
                 <w:szCs w:val="21"/>
-                <w:lang/>
               </w:rPr>
               <w:t>1</w:t>
             </w:r>
@@ -361,7 +348,6 @@
                 <w:color w:val="CCCCCC"/>
                 <w:sz w:val="21"/>
                 <w:szCs w:val="21"/>
-                <w:lang/>
               </w:rPr>
               <w:t>])</w:t>
             </w:r>
@@ -669,7 +655,6 @@
                 <w:color w:val="CCCCCC"/>
                 <w:sz w:val="21"/>
                 <w:szCs w:val="21"/>
-                <w:lang/>
               </w:rPr>
             </w:pPr>
             <w:r>
@@ -678,7 +663,6 @@
                 <w:color w:val="9CDCFE"/>
                 <w:sz w:val="21"/>
                 <w:szCs w:val="21"/>
-                <w:lang/>
               </w:rPr>
               <w:t>my_string</w:t>
             </w:r>
@@ -688,7 +672,6 @@
                 <w:color w:val="CCCCCC"/>
                 <w:sz w:val="21"/>
                 <w:szCs w:val="21"/>
-                <w:lang/>
               </w:rPr>
               <w:t xml:space="preserve"> </w:t>
             </w:r>
@@ -698,7 +681,6 @@
                 <w:color w:val="D4D4D4"/>
                 <w:sz w:val="21"/>
                 <w:szCs w:val="21"/>
-                <w:lang/>
               </w:rPr>
               <w:t>=</w:t>
             </w:r>
@@ -708,7 +690,6 @@
                 <w:color w:val="CCCCCC"/>
                 <w:sz w:val="21"/>
                 <w:szCs w:val="21"/>
-                <w:lang/>
               </w:rPr>
               <w:t xml:space="preserve"> </w:t>
             </w:r>
@@ -718,7 +699,6 @@
                 <w:color w:val="CE9178"/>
                 <w:sz w:val="21"/>
                 <w:szCs w:val="21"/>
-                <w:lang/>
               </w:rPr>
               <w:t>"    slava go home    "</w:t>
             </w:r>
@@ -734,7 +714,6 @@
                 <w:color w:val="CCCCCC"/>
                 <w:sz w:val="21"/>
                 <w:szCs w:val="21"/>
-                <w:lang/>
               </w:rPr>
             </w:pPr>
             <w:r>
@@ -743,7 +722,6 @@
                 <w:color w:val="9CDCFE"/>
                 <w:sz w:val="21"/>
                 <w:szCs w:val="21"/>
-                <w:lang/>
               </w:rPr>
               <w:t>striped_string</w:t>
             </w:r>
@@ -753,7 +731,6 @@
                 <w:color w:val="CCCCCC"/>
                 <w:sz w:val="21"/>
                 <w:szCs w:val="21"/>
-                <w:lang/>
               </w:rPr>
               <w:t xml:space="preserve"> </w:t>
             </w:r>
@@ -763,7 +740,6 @@
                 <w:color w:val="D4D4D4"/>
                 <w:sz w:val="21"/>
                 <w:szCs w:val="21"/>
-                <w:lang/>
               </w:rPr>
               <w:t>=</w:t>
             </w:r>
@@ -773,7 +749,6 @@
                 <w:color w:val="CCCCCC"/>
                 <w:sz w:val="21"/>
                 <w:szCs w:val="21"/>
-                <w:lang/>
               </w:rPr>
               <w:t xml:space="preserve"> </w:t>
             </w:r>
@@ -783,7 +758,6 @@
                 <w:color w:val="9CDCFE"/>
                 <w:sz w:val="21"/>
                 <w:szCs w:val="21"/>
-                <w:lang/>
               </w:rPr>
               <w:t>my_string</w:t>
             </w:r>
@@ -793,7 +767,6 @@
                 <w:color w:val="CCCCCC"/>
                 <w:sz w:val="21"/>
                 <w:szCs w:val="21"/>
-                <w:lang/>
               </w:rPr>
               <w:t>.</w:t>
             </w:r>
@@ -803,7 +776,6 @@
                 <w:color w:val="DCDCAA"/>
                 <w:sz w:val="21"/>
                 <w:szCs w:val="21"/>
-                <w:lang/>
               </w:rPr>
               <w:t>strip</w:t>
             </w:r>
@@ -813,7 +785,6 @@
                 <w:color w:val="CCCCCC"/>
                 <w:sz w:val="21"/>
                 <w:szCs w:val="21"/>
-                <w:lang/>
               </w:rPr>
               <w:t>()</w:t>
             </w:r>
@@ -829,7 +800,6 @@
                 <w:color w:val="CCCCCC"/>
                 <w:sz w:val="21"/>
                 <w:szCs w:val="21"/>
-                <w:lang/>
               </w:rPr>
             </w:pPr>
             <w:r>
@@ -838,7 +808,6 @@
                 <w:color w:val="DCDCAA"/>
                 <w:sz w:val="21"/>
                 <w:szCs w:val="21"/>
-                <w:lang/>
               </w:rPr>
               <w:t>print</w:t>
             </w:r>
@@ -848,7 +817,6 @@
                 <w:color w:val="CCCCCC"/>
                 <w:sz w:val="21"/>
                 <w:szCs w:val="21"/>
-                <w:lang/>
               </w:rPr>
               <w:t>(</w:t>
             </w:r>
@@ -858,7 +826,6 @@
                 <w:color w:val="569CD6"/>
                 <w:sz w:val="21"/>
                 <w:szCs w:val="21"/>
-                <w:lang/>
               </w:rPr>
               <w:t>f</w:t>
             </w:r>
@@ -868,7 +835,6 @@
                 <w:color w:val="CE9178"/>
                 <w:sz w:val="21"/>
                 <w:szCs w:val="21"/>
-                <w:lang/>
               </w:rPr>
               <w:t>"Started string: '</w:t>
             </w:r>
@@ -878,7 +844,6 @@
                 <w:color w:val="569CD6"/>
                 <w:sz w:val="21"/>
                 <w:szCs w:val="21"/>
-                <w:lang/>
               </w:rPr>
               <w:t>{</w:t>
             </w:r>
@@ -888,7 +853,6 @@
                 <w:color w:val="9CDCFE"/>
                 <w:sz w:val="21"/>
                 <w:szCs w:val="21"/>
-                <w:lang/>
               </w:rPr>
               <w:t>my_string</w:t>
             </w:r>
@@ -898,7 +862,6 @@
                 <w:color w:val="569CD6"/>
                 <w:sz w:val="21"/>
                 <w:szCs w:val="21"/>
-                <w:lang/>
               </w:rPr>
               <w:t>}</w:t>
             </w:r>
@@ -908,7 +871,6 @@
                 <w:color w:val="CE9178"/>
                 <w:sz w:val="21"/>
                 <w:szCs w:val="21"/>
-                <w:lang/>
               </w:rPr>
               <w:t>'</w:t>
             </w:r>
@@ -918,7 +880,6 @@
                 <w:color w:val="D7BA7D"/>
                 <w:sz w:val="21"/>
                 <w:szCs w:val="21"/>
-                <w:lang/>
               </w:rPr>
               <w:t>\n</w:t>
             </w:r>
@@ -928,7 +889,6 @@
                 <w:color w:val="CE9178"/>
                 <w:sz w:val="21"/>
                 <w:szCs w:val="21"/>
-                <w:lang/>
               </w:rPr>
               <w:t>Striped string: '</w:t>
             </w:r>
@@ -938,7 +898,6 @@
                 <w:color w:val="569CD6"/>
                 <w:sz w:val="21"/>
                 <w:szCs w:val="21"/>
-                <w:lang/>
               </w:rPr>
               <w:t>{</w:t>
             </w:r>
@@ -948,7 +907,6 @@
                 <w:color w:val="9CDCFE"/>
                 <w:sz w:val="21"/>
                 <w:szCs w:val="21"/>
-                <w:lang/>
               </w:rPr>
               <w:t>striped_string</w:t>
             </w:r>
@@ -958,7 +916,6 @@
                 <w:color w:val="569CD6"/>
                 <w:sz w:val="21"/>
                 <w:szCs w:val="21"/>
-                <w:lang/>
               </w:rPr>
               <w:t>}</w:t>
             </w:r>
@@ -968,7 +925,6 @@
                 <w:color w:val="CE9178"/>
                 <w:sz w:val="21"/>
                 <w:szCs w:val="21"/>
-                <w:lang/>
               </w:rPr>
               <w:t>'</w:t>
             </w:r>
@@ -978,7 +934,6 @@
                 <w:color w:val="D7BA7D"/>
                 <w:sz w:val="21"/>
                 <w:szCs w:val="21"/>
-                <w:lang/>
               </w:rPr>
               <w:t>\n</w:t>
             </w:r>
@@ -988,7 +943,6 @@
                 <w:color w:val="CE9178"/>
                 <w:sz w:val="21"/>
                 <w:szCs w:val="21"/>
-                <w:lang/>
               </w:rPr>
               <w:t>"</w:t>
             </w:r>
@@ -998,7 +952,6 @@
                 <w:color w:val="CCCCCC"/>
                 <w:sz w:val="21"/>
                 <w:szCs w:val="21"/>
-                <w:lang/>
               </w:rPr>
               <w:t>)</w:t>
             </w:r>
@@ -1014,7 +967,6 @@
                 <w:color w:val="CCCCCC"/>
                 <w:sz w:val="21"/>
                 <w:szCs w:val="21"/>
-                <w:lang/>
               </w:rPr>
             </w:pPr>
           </w:p>
@@ -1029,7 +981,6 @@
                 <w:color w:val="CCCCCC"/>
                 <w:sz w:val="21"/>
                 <w:szCs w:val="21"/>
-                <w:lang/>
               </w:rPr>
             </w:pPr>
             <w:r>
@@ -1038,7 +989,6 @@
                 <w:color w:val="9CDCFE"/>
                 <w:sz w:val="21"/>
                 <w:szCs w:val="21"/>
-                <w:lang/>
               </w:rPr>
               <w:t>my_string</w:t>
             </w:r>
@@ -1048,7 +998,6 @@
                 <w:color w:val="CCCCCC"/>
                 <w:sz w:val="21"/>
                 <w:szCs w:val="21"/>
-                <w:lang/>
               </w:rPr>
               <w:t xml:space="preserve"> </w:t>
             </w:r>
@@ -1058,7 +1007,6 @@
                 <w:color w:val="D4D4D4"/>
                 <w:sz w:val="21"/>
                 <w:szCs w:val="21"/>
-                <w:lang/>
               </w:rPr>
               <w:t>=</w:t>
             </w:r>
@@ -1068,7 +1016,6 @@
                 <w:color w:val="CCCCCC"/>
                 <w:sz w:val="21"/>
                 <w:szCs w:val="21"/>
-                <w:lang/>
               </w:rPr>
               <w:t xml:space="preserve"> </w:t>
             </w:r>
@@ -1078,7 +1025,6 @@
                 <w:color w:val="CE9178"/>
                 <w:sz w:val="21"/>
                 <w:szCs w:val="21"/>
-                <w:lang/>
               </w:rPr>
               <w:t>"slava go home"</w:t>
             </w:r>
@@ -1094,7 +1040,6 @@
                 <w:color w:val="CCCCCC"/>
                 <w:sz w:val="21"/>
                 <w:szCs w:val="21"/>
-                <w:lang/>
               </w:rPr>
             </w:pPr>
             <w:r>
@@ -1103,7 +1048,6 @@
                 <w:color w:val="9CDCFE"/>
                 <w:sz w:val="21"/>
                 <w:szCs w:val="21"/>
-                <w:lang/>
               </w:rPr>
               <w:t>capitalized_string</w:t>
             </w:r>
@@ -1113,7 +1057,6 @@
                 <w:color w:val="CCCCCC"/>
                 <w:sz w:val="21"/>
                 <w:szCs w:val="21"/>
-                <w:lang/>
               </w:rPr>
               <w:t xml:space="preserve"> </w:t>
             </w:r>
@@ -1123,7 +1066,6 @@
                 <w:color w:val="D4D4D4"/>
                 <w:sz w:val="21"/>
                 <w:szCs w:val="21"/>
-                <w:lang/>
               </w:rPr>
               <w:t>=</w:t>
             </w:r>
@@ -1133,7 +1075,6 @@
                 <w:color w:val="CCCCCC"/>
                 <w:sz w:val="21"/>
                 <w:szCs w:val="21"/>
-                <w:lang/>
               </w:rPr>
               <w:t xml:space="preserve"> </w:t>
             </w:r>
@@ -1143,7 +1084,6 @@
                 <w:color w:val="9CDCFE"/>
                 <w:sz w:val="21"/>
                 <w:szCs w:val="21"/>
-                <w:lang/>
               </w:rPr>
               <w:t>my_string</w:t>
             </w:r>
@@ -1153,7 +1093,6 @@
                 <w:color w:val="CCCCCC"/>
                 <w:sz w:val="21"/>
                 <w:szCs w:val="21"/>
-                <w:lang/>
               </w:rPr>
               <w:t>.</w:t>
             </w:r>
@@ -1163,7 +1102,6 @@
                 <w:color w:val="DCDCAA"/>
                 <w:sz w:val="21"/>
                 <w:szCs w:val="21"/>
-                <w:lang/>
               </w:rPr>
               <w:t>capitalize</w:t>
             </w:r>
@@ -1173,7 +1111,6 @@
                 <w:color w:val="CCCCCC"/>
                 <w:sz w:val="21"/>
                 <w:szCs w:val="21"/>
-                <w:lang/>
               </w:rPr>
               <w:t>()</w:t>
             </w:r>
@@ -1189,7 +1126,6 @@
                 <w:color w:val="CCCCCC"/>
                 <w:sz w:val="21"/>
                 <w:szCs w:val="21"/>
-                <w:lang/>
               </w:rPr>
             </w:pPr>
             <w:r>
@@ -1198,7 +1134,6 @@
                 <w:color w:val="DCDCAA"/>
                 <w:sz w:val="21"/>
                 <w:szCs w:val="21"/>
-                <w:lang/>
               </w:rPr>
               <w:t>print</w:t>
             </w:r>
@@ -1208,7 +1143,6 @@
                 <w:color w:val="CCCCCC"/>
                 <w:sz w:val="21"/>
                 <w:szCs w:val="21"/>
-                <w:lang/>
               </w:rPr>
               <w:t>(</w:t>
             </w:r>
@@ -1218,7 +1152,6 @@
                 <w:color w:val="569CD6"/>
                 <w:sz w:val="21"/>
                 <w:szCs w:val="21"/>
-                <w:lang/>
               </w:rPr>
               <w:t>f</w:t>
             </w:r>
@@ -1228,7 +1161,6 @@
                 <w:color w:val="CE9178"/>
                 <w:sz w:val="21"/>
                 <w:szCs w:val="21"/>
-                <w:lang/>
               </w:rPr>
               <w:t>"Started string: '</w:t>
             </w:r>
@@ -1238,7 +1170,6 @@
                 <w:color w:val="569CD6"/>
                 <w:sz w:val="21"/>
                 <w:szCs w:val="21"/>
-                <w:lang/>
               </w:rPr>
               <w:t>{</w:t>
             </w:r>
@@ -1248,7 +1179,6 @@
                 <w:color w:val="9CDCFE"/>
                 <w:sz w:val="21"/>
                 <w:szCs w:val="21"/>
-                <w:lang/>
               </w:rPr>
               <w:t>my_string</w:t>
             </w:r>
@@ -1258,7 +1188,6 @@
                 <w:color w:val="569CD6"/>
                 <w:sz w:val="21"/>
                 <w:szCs w:val="21"/>
-                <w:lang/>
               </w:rPr>
               <w:t>}</w:t>
             </w:r>
@@ -1268,7 +1197,6 @@
                 <w:color w:val="CE9178"/>
                 <w:sz w:val="21"/>
                 <w:szCs w:val="21"/>
-                <w:lang/>
               </w:rPr>
               <w:t>'</w:t>
             </w:r>
@@ -1278,7 +1206,6 @@
                 <w:color w:val="D7BA7D"/>
                 <w:sz w:val="21"/>
                 <w:szCs w:val="21"/>
-                <w:lang/>
               </w:rPr>
               <w:t>\n</w:t>
             </w:r>
@@ -1288,7 +1215,6 @@
                 <w:color w:val="CE9178"/>
                 <w:sz w:val="21"/>
                 <w:szCs w:val="21"/>
-                <w:lang/>
               </w:rPr>
               <w:t>Capitalized string: '</w:t>
             </w:r>
@@ -1298,7 +1224,6 @@
                 <w:color w:val="569CD6"/>
                 <w:sz w:val="21"/>
                 <w:szCs w:val="21"/>
-                <w:lang/>
               </w:rPr>
               <w:t>{</w:t>
             </w:r>
@@ -1308,7 +1233,6 @@
                 <w:color w:val="9CDCFE"/>
                 <w:sz w:val="21"/>
                 <w:szCs w:val="21"/>
-                <w:lang/>
               </w:rPr>
               <w:t>capitalized_string</w:t>
             </w:r>
@@ -1318,7 +1242,6 @@
                 <w:color w:val="569CD6"/>
                 <w:sz w:val="21"/>
                 <w:szCs w:val="21"/>
-                <w:lang/>
               </w:rPr>
               <w:t>}</w:t>
             </w:r>
@@ -1328,7 +1251,6 @@
                 <w:color w:val="CE9178"/>
                 <w:sz w:val="21"/>
                 <w:szCs w:val="21"/>
-                <w:lang/>
               </w:rPr>
               <w:t>'</w:t>
             </w:r>
@@ -1338,7 +1260,6 @@
                 <w:color w:val="D7BA7D"/>
                 <w:sz w:val="21"/>
                 <w:szCs w:val="21"/>
-                <w:lang/>
               </w:rPr>
               <w:t>\n</w:t>
             </w:r>
@@ -1348,7 +1269,6 @@
                 <w:color w:val="CE9178"/>
                 <w:sz w:val="21"/>
                 <w:szCs w:val="21"/>
-                <w:lang/>
               </w:rPr>
               <w:t>"</w:t>
             </w:r>
@@ -1358,7 +1278,6 @@
                 <w:color w:val="CCCCCC"/>
                 <w:sz w:val="21"/>
                 <w:szCs w:val="21"/>
-                <w:lang/>
               </w:rPr>
               <w:t>)</w:t>
             </w:r>
@@ -1374,7 +1293,6 @@
                 <w:color w:val="CCCCCC"/>
                 <w:sz w:val="21"/>
                 <w:szCs w:val="21"/>
-                <w:lang/>
               </w:rPr>
             </w:pPr>
           </w:p>
@@ -1389,7 +1307,6 @@
                 <w:color w:val="CCCCCC"/>
                 <w:sz w:val="21"/>
                 <w:szCs w:val="21"/>
-                <w:lang/>
               </w:rPr>
             </w:pPr>
             <w:r>
@@ -1398,7 +1315,6 @@
                 <w:color w:val="9CDCFE"/>
                 <w:sz w:val="21"/>
                 <w:szCs w:val="21"/>
-                <w:lang/>
               </w:rPr>
               <w:t>my_string</w:t>
             </w:r>
@@ -1408,7 +1324,6 @@
                 <w:color w:val="CCCCCC"/>
                 <w:sz w:val="21"/>
                 <w:szCs w:val="21"/>
-                <w:lang/>
               </w:rPr>
               <w:t xml:space="preserve"> </w:t>
             </w:r>
@@ -1418,7 +1333,6 @@
                 <w:color w:val="D4D4D4"/>
                 <w:sz w:val="21"/>
                 <w:szCs w:val="21"/>
-                <w:lang/>
               </w:rPr>
               <w:t>=</w:t>
             </w:r>
@@ -1428,7 +1342,6 @@
                 <w:color w:val="CCCCCC"/>
                 <w:sz w:val="21"/>
                 <w:szCs w:val="21"/>
-                <w:lang/>
               </w:rPr>
               <w:t xml:space="preserve"> </w:t>
             </w:r>
@@ -1438,7 +1351,6 @@
                 <w:color w:val="CE9178"/>
                 <w:sz w:val="21"/>
                 <w:szCs w:val="21"/>
-                <w:lang/>
               </w:rPr>
               <w:t>"slava go home"</w:t>
             </w:r>
@@ -1454,7 +1366,6 @@
                 <w:color w:val="CCCCCC"/>
                 <w:sz w:val="21"/>
                 <w:szCs w:val="21"/>
-                <w:lang/>
               </w:rPr>
             </w:pPr>
             <w:r>
@@ -1463,7 +1374,6 @@
                 <w:color w:val="9CDCFE"/>
                 <w:sz w:val="21"/>
                 <w:szCs w:val="21"/>
-                <w:lang/>
               </w:rPr>
               <w:t>titled_string</w:t>
             </w:r>
@@ -1473,7 +1383,6 @@
                 <w:color w:val="CCCCCC"/>
                 <w:sz w:val="21"/>
                 <w:szCs w:val="21"/>
-                <w:lang/>
               </w:rPr>
               <w:t xml:space="preserve"> </w:t>
             </w:r>
@@ -1483,7 +1392,6 @@
                 <w:color w:val="D4D4D4"/>
                 <w:sz w:val="21"/>
                 <w:szCs w:val="21"/>
-                <w:lang/>
               </w:rPr>
               <w:t>=</w:t>
             </w:r>
@@ -1493,7 +1401,6 @@
                 <w:color w:val="CCCCCC"/>
                 <w:sz w:val="21"/>
                 <w:szCs w:val="21"/>
-                <w:lang/>
               </w:rPr>
               <w:t xml:space="preserve"> </w:t>
             </w:r>
@@ -1503,7 +1410,6 @@
                 <w:color w:val="9CDCFE"/>
                 <w:sz w:val="21"/>
                 <w:szCs w:val="21"/>
-                <w:lang/>
               </w:rPr>
               <w:t>my_string</w:t>
             </w:r>
@@ -1513,7 +1419,6 @@
                 <w:color w:val="CCCCCC"/>
                 <w:sz w:val="21"/>
                 <w:szCs w:val="21"/>
-                <w:lang/>
               </w:rPr>
               <w:t>.</w:t>
             </w:r>
@@ -1523,7 +1428,6 @@
                 <w:color w:val="DCDCAA"/>
                 <w:sz w:val="21"/>
                 <w:szCs w:val="21"/>
-                <w:lang/>
               </w:rPr>
               <w:t>title</w:t>
             </w:r>
@@ -1533,7 +1437,6 @@
                 <w:color w:val="CCCCCC"/>
                 <w:sz w:val="21"/>
                 <w:szCs w:val="21"/>
-                <w:lang/>
               </w:rPr>
               <w:t>()</w:t>
             </w:r>
@@ -1549,7 +1452,6 @@
                 <w:color w:val="CCCCCC"/>
                 <w:sz w:val="21"/>
                 <w:szCs w:val="21"/>
-                <w:lang/>
               </w:rPr>
             </w:pPr>
             <w:r>
@@ -1558,7 +1460,6 @@
                 <w:color w:val="DCDCAA"/>
                 <w:sz w:val="21"/>
                 <w:szCs w:val="21"/>
-                <w:lang/>
               </w:rPr>
               <w:t>print</w:t>
             </w:r>
@@ -1568,7 +1469,6 @@
                 <w:color w:val="CCCCCC"/>
                 <w:sz w:val="21"/>
                 <w:szCs w:val="21"/>
-                <w:lang/>
               </w:rPr>
               <w:t>(</w:t>
             </w:r>
@@ -1578,7 +1478,6 @@
                 <w:color w:val="569CD6"/>
                 <w:sz w:val="21"/>
                 <w:szCs w:val="21"/>
-                <w:lang/>
               </w:rPr>
               <w:t>f</w:t>
             </w:r>
@@ -1588,7 +1487,6 @@
                 <w:color w:val="CE9178"/>
                 <w:sz w:val="21"/>
                 <w:szCs w:val="21"/>
-                <w:lang/>
               </w:rPr>
               <w:t>"Started string: '</w:t>
             </w:r>
@@ -1598,7 +1496,6 @@
                 <w:color w:val="569CD6"/>
                 <w:sz w:val="21"/>
                 <w:szCs w:val="21"/>
-                <w:lang/>
               </w:rPr>
               <w:t>{</w:t>
             </w:r>
@@ -1608,7 +1505,6 @@
                 <w:color w:val="9CDCFE"/>
                 <w:sz w:val="21"/>
                 <w:szCs w:val="21"/>
-                <w:lang/>
               </w:rPr>
               <w:t>my_string</w:t>
             </w:r>
@@ -1618,7 +1514,6 @@
                 <w:color w:val="569CD6"/>
                 <w:sz w:val="21"/>
                 <w:szCs w:val="21"/>
-                <w:lang/>
               </w:rPr>
               <w:t>}</w:t>
             </w:r>
@@ -1628,7 +1523,6 @@
                 <w:color w:val="CE9178"/>
                 <w:sz w:val="21"/>
                 <w:szCs w:val="21"/>
-                <w:lang/>
               </w:rPr>
               <w:t>'</w:t>
             </w:r>
@@ -1638,7 +1532,6 @@
                 <w:color w:val="D7BA7D"/>
                 <w:sz w:val="21"/>
                 <w:szCs w:val="21"/>
-                <w:lang/>
               </w:rPr>
               <w:t>\n</w:t>
             </w:r>
@@ -1648,7 +1541,6 @@
                 <w:color w:val="CE9178"/>
                 <w:sz w:val="21"/>
                 <w:szCs w:val="21"/>
-                <w:lang/>
               </w:rPr>
               <w:t>Titled string: '</w:t>
             </w:r>
@@ -1658,7 +1550,6 @@
                 <w:color w:val="569CD6"/>
                 <w:sz w:val="21"/>
                 <w:szCs w:val="21"/>
-                <w:lang/>
               </w:rPr>
               <w:t>{</w:t>
             </w:r>
@@ -1668,7 +1559,6 @@
                 <w:color w:val="9CDCFE"/>
                 <w:sz w:val="21"/>
                 <w:szCs w:val="21"/>
-                <w:lang/>
               </w:rPr>
               <w:t>titled_string</w:t>
             </w:r>
@@ -1678,7 +1568,6 @@
                 <w:color w:val="569CD6"/>
                 <w:sz w:val="21"/>
                 <w:szCs w:val="21"/>
-                <w:lang/>
               </w:rPr>
               <w:t>}</w:t>
             </w:r>
@@ -1688,7 +1577,6 @@
                 <w:color w:val="CE9178"/>
                 <w:sz w:val="21"/>
                 <w:szCs w:val="21"/>
-                <w:lang/>
               </w:rPr>
               <w:t>'</w:t>
             </w:r>
@@ -1698,7 +1586,6 @@
                 <w:color w:val="D7BA7D"/>
                 <w:sz w:val="21"/>
                 <w:szCs w:val="21"/>
-                <w:lang/>
               </w:rPr>
               <w:t>\n</w:t>
             </w:r>
@@ -1708,7 +1595,6 @@
                 <w:color w:val="CE9178"/>
                 <w:sz w:val="21"/>
                 <w:szCs w:val="21"/>
-                <w:lang/>
               </w:rPr>
               <w:t>"</w:t>
             </w:r>
@@ -1718,7 +1604,6 @@
                 <w:color w:val="CCCCCC"/>
                 <w:sz w:val="21"/>
                 <w:szCs w:val="21"/>
-                <w:lang/>
               </w:rPr>
               <w:t>)</w:t>
             </w:r>
@@ -1734,7 +1619,6 @@
                 <w:color w:val="CCCCCC"/>
                 <w:sz w:val="21"/>
                 <w:szCs w:val="21"/>
-                <w:lang/>
               </w:rPr>
             </w:pPr>
           </w:p>
@@ -1749,7 +1633,6 @@
                 <w:color w:val="CCCCCC"/>
                 <w:sz w:val="21"/>
                 <w:szCs w:val="21"/>
-                <w:lang/>
               </w:rPr>
             </w:pPr>
             <w:r>
@@ -1758,7 +1641,6 @@
                 <w:color w:val="9CDCFE"/>
                 <w:sz w:val="21"/>
                 <w:szCs w:val="21"/>
-                <w:lang/>
               </w:rPr>
               <w:t>my_string</w:t>
             </w:r>
@@ -1768,7 +1650,6 @@
                 <w:color w:val="CCCCCC"/>
                 <w:sz w:val="21"/>
                 <w:szCs w:val="21"/>
-                <w:lang/>
               </w:rPr>
               <w:t xml:space="preserve"> </w:t>
             </w:r>
@@ -1778,7 +1659,6 @@
                 <w:color w:val="D4D4D4"/>
                 <w:sz w:val="21"/>
                 <w:szCs w:val="21"/>
-                <w:lang/>
               </w:rPr>
               <w:t>=</w:t>
             </w:r>
@@ -1788,7 +1668,6 @@
                 <w:color w:val="CCCCCC"/>
                 <w:sz w:val="21"/>
                 <w:szCs w:val="21"/>
-                <w:lang/>
               </w:rPr>
               <w:t xml:space="preserve"> </w:t>
             </w:r>
@@ -1798,7 +1677,6 @@
                 <w:color w:val="CE9178"/>
                 <w:sz w:val="21"/>
                 <w:szCs w:val="21"/>
-                <w:lang/>
               </w:rPr>
               <w:t>"slava go home"</w:t>
             </w:r>
@@ -1814,7 +1692,6 @@
                 <w:color w:val="CCCCCC"/>
                 <w:sz w:val="21"/>
                 <w:szCs w:val="21"/>
-                <w:lang/>
               </w:rPr>
             </w:pPr>
             <w:r>
@@ -1823,7 +1700,6 @@
                 <w:color w:val="9CDCFE"/>
                 <w:sz w:val="21"/>
                 <w:szCs w:val="21"/>
-                <w:lang/>
               </w:rPr>
               <w:t>uppered_string</w:t>
             </w:r>
@@ -1833,7 +1709,6 @@
                 <w:color w:val="CCCCCC"/>
                 <w:sz w:val="21"/>
                 <w:szCs w:val="21"/>
-                <w:lang/>
               </w:rPr>
               <w:t xml:space="preserve"> </w:t>
             </w:r>
@@ -1843,7 +1718,6 @@
                 <w:color w:val="D4D4D4"/>
                 <w:sz w:val="21"/>
                 <w:szCs w:val="21"/>
-                <w:lang/>
               </w:rPr>
               <w:t>=</w:t>
             </w:r>
@@ -1853,7 +1727,6 @@
                 <w:color w:val="CCCCCC"/>
                 <w:sz w:val="21"/>
                 <w:szCs w:val="21"/>
-                <w:lang/>
               </w:rPr>
               <w:t xml:space="preserve"> </w:t>
             </w:r>
@@ -1863,7 +1736,6 @@
                 <w:color w:val="9CDCFE"/>
                 <w:sz w:val="21"/>
                 <w:szCs w:val="21"/>
-                <w:lang/>
               </w:rPr>
               <w:t>my_string</w:t>
             </w:r>
@@ -1873,7 +1745,6 @@
                 <w:color w:val="CCCCCC"/>
                 <w:sz w:val="21"/>
                 <w:szCs w:val="21"/>
-                <w:lang/>
               </w:rPr>
               <w:t>.</w:t>
             </w:r>
@@ -1883,7 +1754,6 @@
                 <w:color w:val="DCDCAA"/>
                 <w:sz w:val="21"/>
                 <w:szCs w:val="21"/>
-                <w:lang/>
               </w:rPr>
               <w:t>upper</w:t>
             </w:r>
@@ -1893,7 +1763,6 @@
                 <w:color w:val="CCCCCC"/>
                 <w:sz w:val="21"/>
                 <w:szCs w:val="21"/>
-                <w:lang/>
               </w:rPr>
               <w:t>()</w:t>
             </w:r>
@@ -1909,7 +1778,6 @@
                 <w:color w:val="CCCCCC"/>
                 <w:sz w:val="21"/>
                 <w:szCs w:val="21"/>
-                <w:lang/>
               </w:rPr>
             </w:pPr>
             <w:r>
@@ -1918,7 +1786,6 @@
                 <w:color w:val="DCDCAA"/>
                 <w:sz w:val="21"/>
                 <w:szCs w:val="21"/>
-                <w:lang/>
               </w:rPr>
               <w:t>print</w:t>
             </w:r>
@@ -1928,7 +1795,6 @@
                 <w:color w:val="CCCCCC"/>
                 <w:sz w:val="21"/>
                 <w:szCs w:val="21"/>
-                <w:lang/>
               </w:rPr>
               <w:t>(</w:t>
             </w:r>
@@ -1938,7 +1804,6 @@
                 <w:color w:val="569CD6"/>
                 <w:sz w:val="21"/>
                 <w:szCs w:val="21"/>
-                <w:lang/>
               </w:rPr>
               <w:t>f</w:t>
             </w:r>
@@ -1948,7 +1813,6 @@
                 <w:color w:val="CE9178"/>
                 <w:sz w:val="21"/>
                 <w:szCs w:val="21"/>
-                <w:lang/>
               </w:rPr>
               <w:t>"Started string: '</w:t>
             </w:r>
@@ -1958,7 +1822,6 @@
                 <w:color w:val="569CD6"/>
                 <w:sz w:val="21"/>
                 <w:szCs w:val="21"/>
-                <w:lang/>
               </w:rPr>
               <w:t>{</w:t>
             </w:r>
@@ -1968,7 +1831,6 @@
                 <w:color w:val="9CDCFE"/>
                 <w:sz w:val="21"/>
                 <w:szCs w:val="21"/>
-                <w:lang/>
               </w:rPr>
               <w:t>my_string</w:t>
             </w:r>
@@ -1978,7 +1840,6 @@
                 <w:color w:val="569CD6"/>
                 <w:sz w:val="21"/>
                 <w:szCs w:val="21"/>
-                <w:lang/>
               </w:rPr>
               <w:t>}</w:t>
             </w:r>
@@ -1988,7 +1849,6 @@
                 <w:color w:val="CE9178"/>
                 <w:sz w:val="21"/>
                 <w:szCs w:val="21"/>
-                <w:lang/>
               </w:rPr>
               <w:t>'</w:t>
             </w:r>
@@ -1998,7 +1858,6 @@
                 <w:color w:val="D7BA7D"/>
                 <w:sz w:val="21"/>
                 <w:szCs w:val="21"/>
-                <w:lang/>
               </w:rPr>
               <w:t>\n</w:t>
             </w:r>
@@ -2008,7 +1867,6 @@
                 <w:color w:val="CE9178"/>
                 <w:sz w:val="21"/>
                 <w:szCs w:val="21"/>
-                <w:lang/>
               </w:rPr>
               <w:t xml:space="preserve"> Uppered string: '</w:t>
             </w:r>
@@ -2018,7 +1876,6 @@
                 <w:color w:val="569CD6"/>
                 <w:sz w:val="21"/>
                 <w:szCs w:val="21"/>
-                <w:lang/>
               </w:rPr>
               <w:t>{</w:t>
             </w:r>
@@ -2028,7 +1885,6 @@
                 <w:color w:val="9CDCFE"/>
                 <w:sz w:val="21"/>
                 <w:szCs w:val="21"/>
-                <w:lang/>
               </w:rPr>
               <w:t>uppered_string</w:t>
             </w:r>
@@ -2038,7 +1894,6 @@
                 <w:color w:val="569CD6"/>
                 <w:sz w:val="21"/>
                 <w:szCs w:val="21"/>
-                <w:lang/>
               </w:rPr>
               <w:t>}</w:t>
             </w:r>
@@ -2048,7 +1903,6 @@
                 <w:color w:val="CE9178"/>
                 <w:sz w:val="21"/>
                 <w:szCs w:val="21"/>
-                <w:lang/>
               </w:rPr>
               <w:t>'</w:t>
             </w:r>
@@ -2058,7 +1912,6 @@
                 <w:color w:val="D7BA7D"/>
                 <w:sz w:val="21"/>
                 <w:szCs w:val="21"/>
-                <w:lang/>
               </w:rPr>
               <w:t>\n</w:t>
             </w:r>
@@ -2068,7 +1921,6 @@
                 <w:color w:val="CE9178"/>
                 <w:sz w:val="21"/>
                 <w:szCs w:val="21"/>
-                <w:lang/>
               </w:rPr>
               <w:t>"</w:t>
             </w:r>
@@ -2078,7 +1930,6 @@
                 <w:color w:val="CCCCCC"/>
                 <w:sz w:val="21"/>
                 <w:szCs w:val="21"/>
-                <w:lang/>
               </w:rPr>
               <w:t>)</w:t>
             </w:r>
@@ -2094,7 +1945,6 @@
                 <w:color w:val="CCCCCC"/>
                 <w:sz w:val="21"/>
                 <w:szCs w:val="21"/>
-                <w:lang/>
               </w:rPr>
             </w:pPr>
           </w:p>
@@ -2109,7 +1959,6 @@
                 <w:color w:val="CCCCCC"/>
                 <w:sz w:val="21"/>
                 <w:szCs w:val="21"/>
-                <w:lang/>
               </w:rPr>
             </w:pPr>
             <w:r>
@@ -2118,7 +1967,6 @@
                 <w:color w:val="9CDCFE"/>
                 <w:sz w:val="21"/>
                 <w:szCs w:val="21"/>
-                <w:lang/>
               </w:rPr>
               <w:t>my_string</w:t>
             </w:r>
@@ -2128,7 +1976,6 @@
                 <w:color w:val="CCCCCC"/>
                 <w:sz w:val="21"/>
                 <w:szCs w:val="21"/>
-                <w:lang/>
               </w:rPr>
               <w:t xml:space="preserve"> </w:t>
             </w:r>
@@ -2138,7 +1985,6 @@
                 <w:color w:val="D4D4D4"/>
                 <w:sz w:val="21"/>
                 <w:szCs w:val="21"/>
-                <w:lang/>
               </w:rPr>
               <w:t>=</w:t>
             </w:r>
@@ -2148,7 +1994,6 @@
                 <w:color w:val="CCCCCC"/>
                 <w:sz w:val="21"/>
                 <w:szCs w:val="21"/>
-                <w:lang/>
               </w:rPr>
               <w:t xml:space="preserve"> </w:t>
             </w:r>
@@ -2158,7 +2003,6 @@
                 <w:color w:val="CE9178"/>
                 <w:sz w:val="21"/>
                 <w:szCs w:val="21"/>
-                <w:lang/>
               </w:rPr>
               <w:t>"sLaVa gO HomE"</w:t>
             </w:r>
@@ -2174,7 +2018,6 @@
                 <w:color w:val="CCCCCC"/>
                 <w:sz w:val="21"/>
                 <w:szCs w:val="21"/>
-                <w:lang/>
               </w:rPr>
             </w:pPr>
             <w:r>
@@ -2183,7 +2026,6 @@
                 <w:color w:val="9CDCFE"/>
                 <w:sz w:val="21"/>
                 <w:szCs w:val="21"/>
-                <w:lang/>
               </w:rPr>
               <w:t>lowered_string</w:t>
             </w:r>
@@ -2193,7 +2035,6 @@
                 <w:color w:val="CCCCCC"/>
                 <w:sz w:val="21"/>
                 <w:szCs w:val="21"/>
-                <w:lang/>
               </w:rPr>
               <w:t xml:space="preserve"> </w:t>
             </w:r>
@@ -2203,7 +2044,6 @@
                 <w:color w:val="D4D4D4"/>
                 <w:sz w:val="21"/>
                 <w:szCs w:val="21"/>
-                <w:lang/>
               </w:rPr>
               <w:t>=</w:t>
             </w:r>
@@ -2213,7 +2053,6 @@
                 <w:color w:val="CCCCCC"/>
                 <w:sz w:val="21"/>
                 <w:szCs w:val="21"/>
-                <w:lang/>
               </w:rPr>
               <w:t xml:space="preserve"> </w:t>
             </w:r>
@@ -2223,7 +2062,6 @@
                 <w:color w:val="9CDCFE"/>
                 <w:sz w:val="21"/>
                 <w:szCs w:val="21"/>
-                <w:lang/>
               </w:rPr>
               <w:t>my_string</w:t>
             </w:r>
@@ -2233,7 +2071,6 @@
                 <w:color w:val="CCCCCC"/>
                 <w:sz w:val="21"/>
                 <w:szCs w:val="21"/>
-                <w:lang/>
               </w:rPr>
               <w:t>.</w:t>
             </w:r>
@@ -2243,7 +2080,6 @@
                 <w:color w:val="DCDCAA"/>
                 <w:sz w:val="21"/>
                 <w:szCs w:val="21"/>
-                <w:lang/>
               </w:rPr>
               <w:t>lower</w:t>
             </w:r>
@@ -2253,7 +2089,6 @@
                 <w:color w:val="CCCCCC"/>
                 <w:sz w:val="21"/>
                 <w:szCs w:val="21"/>
-                <w:lang/>
               </w:rPr>
               <w:t>()</w:t>
             </w:r>
@@ -2269,7 +2104,6 @@
                 <w:color w:val="CCCCCC"/>
                 <w:sz w:val="21"/>
                 <w:szCs w:val="21"/>
-                <w:lang/>
               </w:rPr>
             </w:pPr>
             <w:r>
@@ -2278,7 +2112,6 @@
                 <w:color w:val="DCDCAA"/>
                 <w:sz w:val="21"/>
                 <w:szCs w:val="21"/>
-                <w:lang/>
               </w:rPr>
               <w:t>print</w:t>
             </w:r>
@@ -2288,7 +2121,6 @@
                 <w:color w:val="CCCCCC"/>
                 <w:sz w:val="21"/>
                 <w:szCs w:val="21"/>
-                <w:lang/>
               </w:rPr>
               <w:t>(</w:t>
             </w:r>
@@ -2298,7 +2130,6 @@
                 <w:color w:val="569CD6"/>
                 <w:sz w:val="21"/>
                 <w:szCs w:val="21"/>
-                <w:lang/>
               </w:rPr>
               <w:t>f</w:t>
             </w:r>
@@ -2308,7 +2139,6 @@
                 <w:color w:val="CE9178"/>
                 <w:sz w:val="21"/>
                 <w:szCs w:val="21"/>
-                <w:lang/>
               </w:rPr>
               <w:t>"Started string: '</w:t>
             </w:r>
@@ -2318,7 +2148,6 @@
                 <w:color w:val="569CD6"/>
                 <w:sz w:val="21"/>
                 <w:szCs w:val="21"/>
-                <w:lang/>
               </w:rPr>
               <w:t>{</w:t>
             </w:r>
@@ -2328,7 +2157,6 @@
                 <w:color w:val="9CDCFE"/>
                 <w:sz w:val="21"/>
                 <w:szCs w:val="21"/>
-                <w:lang/>
               </w:rPr>
               <w:t>my_string</w:t>
             </w:r>
@@ -2338,7 +2166,6 @@
                 <w:color w:val="569CD6"/>
                 <w:sz w:val="21"/>
                 <w:szCs w:val="21"/>
-                <w:lang/>
               </w:rPr>
               <w:t>}</w:t>
             </w:r>
@@ -2348,7 +2175,6 @@
                 <w:color w:val="CE9178"/>
                 <w:sz w:val="21"/>
                 <w:szCs w:val="21"/>
-                <w:lang/>
               </w:rPr>
               <w:t>'</w:t>
             </w:r>
@@ -2358,7 +2184,6 @@
                 <w:color w:val="D7BA7D"/>
                 <w:sz w:val="21"/>
                 <w:szCs w:val="21"/>
-                <w:lang/>
               </w:rPr>
               <w:t>\n</w:t>
             </w:r>
@@ -2368,7 +2193,6 @@
                 <w:color w:val="CE9178"/>
                 <w:sz w:val="21"/>
                 <w:szCs w:val="21"/>
-                <w:lang/>
               </w:rPr>
               <w:t>Lowered string: '</w:t>
             </w:r>
@@ -2378,7 +2202,6 @@
                 <w:color w:val="569CD6"/>
                 <w:sz w:val="21"/>
                 <w:szCs w:val="21"/>
-                <w:lang/>
               </w:rPr>
               <w:t>{</w:t>
             </w:r>
@@ -2388,7 +2211,6 @@
                 <w:color w:val="9CDCFE"/>
                 <w:sz w:val="21"/>
                 <w:szCs w:val="21"/>
-                <w:lang/>
               </w:rPr>
               <w:t>lowered_string</w:t>
             </w:r>
@@ -2398,7 +2220,6 @@
                 <w:color w:val="569CD6"/>
                 <w:sz w:val="21"/>
                 <w:szCs w:val="21"/>
-                <w:lang/>
               </w:rPr>
               <w:t>}</w:t>
             </w:r>
@@ -2408,7 +2229,6 @@
                 <w:color w:val="CE9178"/>
                 <w:sz w:val="21"/>
                 <w:szCs w:val="21"/>
-                <w:lang/>
               </w:rPr>
               <w:t>'</w:t>
             </w:r>
@@ -2418,7 +2238,6 @@
                 <w:color w:val="D7BA7D"/>
                 <w:sz w:val="21"/>
                 <w:szCs w:val="21"/>
-                <w:lang/>
               </w:rPr>
               <w:t>\n</w:t>
             </w:r>
@@ -2428,7 +2247,6 @@
                 <w:color w:val="CE9178"/>
                 <w:sz w:val="21"/>
                 <w:szCs w:val="21"/>
-                <w:lang/>
               </w:rPr>
               <w:t>"</w:t>
             </w:r>
@@ -2438,7 +2256,6 @@
                 <w:color w:val="CCCCCC"/>
                 <w:sz w:val="21"/>
                 <w:szCs w:val="21"/>
-                <w:lang/>
               </w:rPr>
               <w:t>)</w:t>
             </w:r>
@@ -2454,7 +2271,6 @@
                 <w:color w:val="CCCCCC"/>
                 <w:sz w:val="21"/>
                 <w:szCs w:val="21"/>
-                <w:lang/>
               </w:rPr>
             </w:pPr>
           </w:p>
@@ -2704,7 +2520,6 @@
         </w:rPr>
         <w:tab/>
       </w:r>
-      <w:proofErr w:type="gramStart"/>
       <w:r>
         <w:t>c</w:t>
       </w:r>
@@ -2712,14 +2527,7 @@
         <w:rPr>
           <w:lang w:val="ru-RU"/>
         </w:rPr>
-        <w:t xml:space="preserve"> :</w:t>
-      </w:r>
-      <w:proofErr w:type="gramEnd"/>
-      <w:r>
-        <w:rPr>
-          <w:lang w:val="ru-RU"/>
-        </w:rPr>
-        <w:t xml:space="preserve"> </w:t>
+        <w:t xml:space="preserve"> : </w:t>
       </w:r>
       <w:proofErr w:type="spellStart"/>
       <w:r>
@@ -2824,7 +2632,6 @@
                 <w:color w:val="CCCCCC"/>
                 <w:sz w:val="21"/>
                 <w:szCs w:val="21"/>
-                <w:lang/>
               </w:rPr>
             </w:pPr>
             <w:r>
@@ -2833,7 +2640,6 @@
                 <w:color w:val="569CD6"/>
                 <w:sz w:val="21"/>
                 <w:szCs w:val="21"/>
-                <w:lang/>
               </w:rPr>
               <w:t>def</w:t>
             </w:r>
@@ -2843,7 +2649,6 @@
                 <w:color w:val="CCCCCC"/>
                 <w:sz w:val="21"/>
                 <w:szCs w:val="21"/>
-                <w:lang/>
               </w:rPr>
               <w:t xml:space="preserve"> </w:t>
             </w:r>
@@ -2853,7 +2658,6 @@
                 <w:color w:val="DCDCAA"/>
                 <w:sz w:val="21"/>
                 <w:szCs w:val="21"/>
-                <w:lang/>
               </w:rPr>
               <w:t>discriminant</w:t>
             </w:r>
@@ -2863,7 +2667,6 @@
                 <w:color w:val="CCCCCC"/>
                 <w:sz w:val="21"/>
                 <w:szCs w:val="21"/>
-                <w:lang/>
               </w:rPr>
               <w:t>(</w:t>
             </w:r>
@@ -2873,7 +2676,6 @@
                 <w:color w:val="9CDCFE"/>
                 <w:sz w:val="21"/>
                 <w:szCs w:val="21"/>
-                <w:lang/>
               </w:rPr>
               <w:t>a</w:t>
             </w:r>
@@ -2883,7 +2685,6 @@
                 <w:color w:val="CCCCCC"/>
                 <w:sz w:val="21"/>
                 <w:szCs w:val="21"/>
-                <w:lang/>
               </w:rPr>
               <w:t xml:space="preserve">, </w:t>
             </w:r>
@@ -2893,7 +2694,6 @@
                 <w:color w:val="9CDCFE"/>
                 <w:sz w:val="21"/>
                 <w:szCs w:val="21"/>
-                <w:lang/>
               </w:rPr>
               <w:t>b</w:t>
             </w:r>
@@ -2903,7 +2703,6 @@
                 <w:color w:val="CCCCCC"/>
                 <w:sz w:val="21"/>
                 <w:szCs w:val="21"/>
-                <w:lang/>
               </w:rPr>
               <w:t xml:space="preserve">, </w:t>
             </w:r>
@@ -2913,7 +2712,6 @@
                 <w:color w:val="9CDCFE"/>
                 <w:sz w:val="21"/>
                 <w:szCs w:val="21"/>
-                <w:lang/>
               </w:rPr>
               <w:t>c</w:t>
             </w:r>
@@ -2923,7 +2721,6 @@
                 <w:color w:val="CCCCCC"/>
                 <w:sz w:val="21"/>
                 <w:szCs w:val="21"/>
-                <w:lang/>
               </w:rPr>
               <w:t>):</w:t>
             </w:r>
@@ -2939,7 +2736,6 @@
                 <w:color w:val="CCCCCC"/>
                 <w:sz w:val="21"/>
                 <w:szCs w:val="21"/>
-                <w:lang/>
               </w:rPr>
             </w:pPr>
             <w:r>
@@ -2948,7 +2744,6 @@
                 <w:color w:val="CCCCCC"/>
                 <w:sz w:val="21"/>
                 <w:szCs w:val="21"/>
-                <w:lang/>
               </w:rPr>
               <w:t xml:space="preserve">    </w:t>
             </w:r>
@@ -2958,7 +2753,6 @@
                 <w:color w:val="C586C0"/>
                 <w:sz w:val="21"/>
                 <w:szCs w:val="21"/>
-                <w:lang/>
               </w:rPr>
               <w:t>return</w:t>
             </w:r>
@@ -2968,7 +2762,6 @@
                 <w:color w:val="CCCCCC"/>
                 <w:sz w:val="21"/>
                 <w:szCs w:val="21"/>
-                <w:lang/>
               </w:rPr>
               <w:t xml:space="preserve"> </w:t>
             </w:r>
@@ -2978,7 +2771,6 @@
                 <w:color w:val="9CDCFE"/>
                 <w:sz w:val="21"/>
                 <w:szCs w:val="21"/>
-                <w:lang/>
               </w:rPr>
               <w:t>b</w:t>
             </w:r>
@@ -2988,7 +2780,6 @@
                 <w:color w:val="D4D4D4"/>
                 <w:sz w:val="21"/>
                 <w:szCs w:val="21"/>
-                <w:lang/>
               </w:rPr>
               <w:t>**</w:t>
             </w:r>
@@ -2998,7 +2789,6 @@
                 <w:color w:val="B5CEA8"/>
                 <w:sz w:val="21"/>
                 <w:szCs w:val="21"/>
-                <w:lang/>
               </w:rPr>
               <w:t>2</w:t>
             </w:r>
@@ -3008,7 +2798,6 @@
                 <w:color w:val="CCCCCC"/>
                 <w:sz w:val="21"/>
                 <w:szCs w:val="21"/>
-                <w:lang/>
               </w:rPr>
               <w:t xml:space="preserve"> </w:t>
             </w:r>
@@ -3018,7 +2807,6 @@
                 <w:color w:val="D4D4D4"/>
                 <w:sz w:val="21"/>
                 <w:szCs w:val="21"/>
-                <w:lang/>
               </w:rPr>
               <w:t>-</w:t>
             </w:r>
@@ -3028,7 +2816,6 @@
                 <w:color w:val="CCCCCC"/>
                 <w:sz w:val="21"/>
                 <w:szCs w:val="21"/>
-                <w:lang/>
               </w:rPr>
               <w:t xml:space="preserve"> </w:t>
             </w:r>
@@ -3038,7 +2825,6 @@
                 <w:color w:val="B5CEA8"/>
                 <w:sz w:val="21"/>
                 <w:szCs w:val="21"/>
-                <w:lang/>
               </w:rPr>
               <w:t>4</w:t>
             </w:r>
@@ -3048,7 +2834,6 @@
                 <w:color w:val="D4D4D4"/>
                 <w:sz w:val="21"/>
                 <w:szCs w:val="21"/>
-                <w:lang/>
               </w:rPr>
               <w:t>*</w:t>
             </w:r>
@@ -3058,7 +2843,6 @@
                 <w:color w:val="9CDCFE"/>
                 <w:sz w:val="21"/>
                 <w:szCs w:val="21"/>
-                <w:lang/>
               </w:rPr>
               <w:t>a</w:t>
             </w:r>
@@ -3068,7 +2852,6 @@
                 <w:color w:val="D4D4D4"/>
                 <w:sz w:val="21"/>
                 <w:szCs w:val="21"/>
-                <w:lang/>
               </w:rPr>
               <w:t>*</w:t>
             </w:r>
@@ -3078,7 +2861,6 @@
                 <w:color w:val="9CDCFE"/>
                 <w:sz w:val="21"/>
                 <w:szCs w:val="21"/>
-                <w:lang/>
               </w:rPr>
               <w:t>c</w:t>
             </w:r>
@@ -3094,7 +2876,6 @@
                 <w:color w:val="CCCCCC"/>
                 <w:sz w:val="21"/>
                 <w:szCs w:val="21"/>
-                <w:lang/>
               </w:rPr>
             </w:pPr>
           </w:p>
@@ -3109,7 +2890,6 @@
                 <w:color w:val="CCCCCC"/>
                 <w:sz w:val="21"/>
                 <w:szCs w:val="21"/>
-                <w:lang/>
               </w:rPr>
             </w:pPr>
             <w:r>
@@ -3118,7 +2898,6 @@
                 <w:color w:val="9CDCFE"/>
                 <w:sz w:val="21"/>
                 <w:szCs w:val="21"/>
-                <w:lang/>
               </w:rPr>
               <w:t>a</w:t>
             </w:r>
@@ -3128,7 +2907,6 @@
                 <w:color w:val="CCCCCC"/>
                 <w:sz w:val="21"/>
                 <w:szCs w:val="21"/>
-                <w:lang/>
               </w:rPr>
               <w:t xml:space="preserve"> </w:t>
             </w:r>
@@ -3138,7 +2916,6 @@
                 <w:color w:val="D4D4D4"/>
                 <w:sz w:val="21"/>
                 <w:szCs w:val="21"/>
-                <w:lang/>
               </w:rPr>
               <w:t>=</w:t>
             </w:r>
@@ -3148,7 +2925,6 @@
                 <w:color w:val="CCCCCC"/>
                 <w:sz w:val="21"/>
                 <w:szCs w:val="21"/>
-                <w:lang/>
               </w:rPr>
               <w:t xml:space="preserve"> </w:t>
             </w:r>
@@ -3158,7 +2934,6 @@
                 <w:color w:val="B5CEA8"/>
                 <w:sz w:val="21"/>
                 <w:szCs w:val="21"/>
-                <w:lang/>
               </w:rPr>
               <w:t>1</w:t>
             </w:r>
@@ -3174,7 +2949,6 @@
                 <w:color w:val="CCCCCC"/>
                 <w:sz w:val="21"/>
                 <w:szCs w:val="21"/>
-                <w:lang/>
               </w:rPr>
             </w:pPr>
             <w:r>
@@ -3183,7 +2957,6 @@
                 <w:color w:val="9CDCFE"/>
                 <w:sz w:val="21"/>
                 <w:szCs w:val="21"/>
-                <w:lang/>
               </w:rPr>
               <w:t>b</w:t>
             </w:r>
@@ -3193,7 +2966,6 @@
                 <w:color w:val="CCCCCC"/>
                 <w:sz w:val="21"/>
                 <w:szCs w:val="21"/>
-                <w:lang/>
               </w:rPr>
               <w:t xml:space="preserve"> </w:t>
             </w:r>
@@ -3203,7 +2975,6 @@
                 <w:color w:val="D4D4D4"/>
                 <w:sz w:val="21"/>
                 <w:szCs w:val="21"/>
-                <w:lang/>
               </w:rPr>
               <w:t>=</w:t>
             </w:r>
@@ -3213,7 +2984,6 @@
                 <w:color w:val="CCCCCC"/>
                 <w:sz w:val="21"/>
                 <w:szCs w:val="21"/>
-                <w:lang/>
               </w:rPr>
               <w:t xml:space="preserve"> </w:t>
             </w:r>
@@ -3223,12 +2993,9 @@
                 <w:color w:val="B5CEA8"/>
                 <w:sz w:val="21"/>
                 <w:szCs w:val="21"/>
-                <w:lang/>
               </w:rPr>
               <w:t>2</w:t>
             </w:r>
-            <w:bookmarkStart w:id="0" w:name="_GoBack"/>
-            <w:bookmarkEnd w:id="0"/>
           </w:p>
           <w:p>
             <w:pPr>
@@ -3241,7 +3008,6 @@
                 <w:color w:val="CCCCCC"/>
                 <w:sz w:val="21"/>
                 <w:szCs w:val="21"/>
-                <w:lang/>
               </w:rPr>
             </w:pPr>
             <w:r>
@@ -3250,7 +3016,6 @@
                 <w:color w:val="9CDCFE"/>
                 <w:sz w:val="21"/>
                 <w:szCs w:val="21"/>
-                <w:lang/>
               </w:rPr>
               <w:t>c</w:t>
             </w:r>
@@ -3260,7 +3025,6 @@
                 <w:color w:val="CCCCCC"/>
                 <w:sz w:val="21"/>
                 <w:szCs w:val="21"/>
-                <w:lang/>
               </w:rPr>
               <w:t xml:space="preserve"> </w:t>
             </w:r>
@@ -3270,7 +3034,6 @@
                 <w:color w:val="D4D4D4"/>
                 <w:sz w:val="21"/>
                 <w:szCs w:val="21"/>
-                <w:lang/>
               </w:rPr>
               <w:t>=</w:t>
             </w:r>
@@ -3280,7 +3043,6 @@
                 <w:color w:val="CCCCCC"/>
                 <w:sz w:val="21"/>
                 <w:szCs w:val="21"/>
-                <w:lang/>
               </w:rPr>
               <w:t xml:space="preserve"> </w:t>
             </w:r>
@@ -3290,7 +3052,6 @@
                 <w:color w:val="D4D4D4"/>
                 <w:sz w:val="21"/>
                 <w:szCs w:val="21"/>
-                <w:lang/>
               </w:rPr>
               <w:t>-</w:t>
             </w:r>
@@ -3300,7 +3061,6 @@
                 <w:color w:val="B5CEA8"/>
                 <w:sz w:val="21"/>
                 <w:szCs w:val="21"/>
-                <w:lang/>
               </w:rPr>
               <w:t>5</w:t>
             </w:r>
@@ -3316,7 +3076,6 @@
                 <w:color w:val="CCCCCC"/>
                 <w:sz w:val="21"/>
                 <w:szCs w:val="21"/>
-                <w:lang/>
               </w:rPr>
             </w:pPr>
           </w:p>
@@ -3331,7 +3090,6 @@
                 <w:color w:val="CCCCCC"/>
                 <w:sz w:val="21"/>
                 <w:szCs w:val="21"/>
-                <w:lang/>
               </w:rPr>
             </w:pPr>
             <w:r>
@@ -3340,7 +3098,6 @@
                 <w:color w:val="4FC1FF"/>
                 <w:sz w:val="21"/>
                 <w:szCs w:val="21"/>
-                <w:lang/>
               </w:rPr>
               <w:t>D</w:t>
             </w:r>
@@ -3350,7 +3107,6 @@
                 <w:color w:val="CCCCCC"/>
                 <w:sz w:val="21"/>
                 <w:szCs w:val="21"/>
-                <w:lang/>
               </w:rPr>
               <w:t xml:space="preserve"> </w:t>
             </w:r>
@@ -3360,7 +3116,6 @@
                 <w:color w:val="D4D4D4"/>
                 <w:sz w:val="21"/>
                 <w:szCs w:val="21"/>
-                <w:lang/>
               </w:rPr>
               <w:t>=</w:t>
             </w:r>
@@ -3370,7 +3125,6 @@
                 <w:color w:val="CCCCCC"/>
                 <w:sz w:val="21"/>
                 <w:szCs w:val="21"/>
-                <w:lang/>
               </w:rPr>
               <w:t xml:space="preserve"> </w:t>
             </w:r>
@@ -3380,7 +3134,6 @@
                 <w:color w:val="DCDCAA"/>
                 <w:sz w:val="21"/>
                 <w:szCs w:val="21"/>
-                <w:lang/>
               </w:rPr>
               <w:t>discriminant</w:t>
             </w:r>
@@ -3390,7 +3143,6 @@
                 <w:color w:val="CCCCCC"/>
                 <w:sz w:val="21"/>
                 <w:szCs w:val="21"/>
-                <w:lang/>
               </w:rPr>
               <w:t>(</w:t>
             </w:r>
@@ -3400,7 +3152,6 @@
                 <w:color w:val="9CDCFE"/>
                 <w:sz w:val="21"/>
                 <w:szCs w:val="21"/>
-                <w:lang/>
               </w:rPr>
               <w:t>a</w:t>
             </w:r>
@@ -3410,7 +3161,6 @@
                 <w:color w:val="CCCCCC"/>
                 <w:sz w:val="21"/>
                 <w:szCs w:val="21"/>
-                <w:lang/>
               </w:rPr>
               <w:t xml:space="preserve">, </w:t>
             </w:r>
@@ -3420,7 +3170,6 @@
                 <w:color w:val="9CDCFE"/>
                 <w:sz w:val="21"/>
                 <w:szCs w:val="21"/>
-                <w:lang/>
               </w:rPr>
               <w:t>b</w:t>
             </w:r>
@@ -3430,7 +3179,6 @@
                 <w:color w:val="CCCCCC"/>
                 <w:sz w:val="21"/>
                 <w:szCs w:val="21"/>
-                <w:lang/>
               </w:rPr>
               <w:t xml:space="preserve">, </w:t>
             </w:r>
@@ -3440,7 +3188,6 @@
                 <w:color w:val="9CDCFE"/>
                 <w:sz w:val="21"/>
                 <w:szCs w:val="21"/>
-                <w:lang/>
               </w:rPr>
               <w:t>c</w:t>
             </w:r>
@@ -3450,7 +3197,6 @@
                 <w:color w:val="CCCCCC"/>
                 <w:sz w:val="21"/>
                 <w:szCs w:val="21"/>
-                <w:lang/>
               </w:rPr>
               <w:t>)</w:t>
             </w:r>
@@ -3466,7 +3212,6 @@
                 <w:color w:val="CCCCCC"/>
                 <w:sz w:val="21"/>
                 <w:szCs w:val="21"/>
-                <w:lang/>
               </w:rPr>
             </w:pPr>
             <w:r>
@@ -3475,7 +3220,6 @@
                 <w:color w:val="DCDCAA"/>
                 <w:sz w:val="21"/>
                 <w:szCs w:val="21"/>
-                <w:lang/>
               </w:rPr>
               <w:t>print</w:t>
             </w:r>
@@ -3485,7 +3229,6 @@
                 <w:color w:val="CCCCCC"/>
                 <w:sz w:val="21"/>
                 <w:szCs w:val="21"/>
-                <w:lang/>
               </w:rPr>
               <w:t>(</w:t>
             </w:r>
@@ -3495,7 +3238,6 @@
                 <w:color w:val="569CD6"/>
                 <w:sz w:val="21"/>
                 <w:szCs w:val="21"/>
-                <w:lang/>
               </w:rPr>
               <w:t>f</w:t>
             </w:r>
@@ -3505,7 +3247,6 @@
                 <w:color w:val="CE9178"/>
                 <w:sz w:val="21"/>
                 <w:szCs w:val="21"/>
-                <w:lang/>
               </w:rPr>
               <w:t xml:space="preserve">"Дискримінант: </w:t>
             </w:r>
@@ -3515,7 +3256,6 @@
                 <w:color w:val="569CD6"/>
                 <w:sz w:val="21"/>
                 <w:szCs w:val="21"/>
-                <w:lang/>
               </w:rPr>
               <w:t>{</w:t>
             </w:r>
@@ -3525,7 +3265,6 @@
                 <w:color w:val="4FC1FF"/>
                 <w:sz w:val="21"/>
                 <w:szCs w:val="21"/>
-                <w:lang/>
               </w:rPr>
               <w:t>D</w:t>
             </w:r>
@@ -3535,7 +3274,6 @@
                 <w:color w:val="569CD6"/>
                 <w:sz w:val="21"/>
                 <w:szCs w:val="21"/>
-                <w:lang/>
               </w:rPr>
               <w:t>}</w:t>
             </w:r>
@@ -3545,7 +3283,6 @@
                 <w:color w:val="CE9178"/>
                 <w:sz w:val="21"/>
                 <w:szCs w:val="21"/>
-                <w:lang/>
               </w:rPr>
               <w:t>"</w:t>
             </w:r>
@@ -3555,7 +3292,6 @@
                 <w:color w:val="CCCCCC"/>
                 <w:sz w:val="21"/>
                 <w:szCs w:val="21"/>
-                <w:lang/>
               </w:rPr>
               <w:t>)</w:t>
             </w:r>
@@ -3571,7 +3307,6 @@
                 <w:color w:val="CCCCCC"/>
                 <w:sz w:val="21"/>
                 <w:szCs w:val="21"/>
-                <w:lang/>
               </w:rPr>
             </w:pPr>
           </w:p>
@@ -3587,42 +3322,390 @@
     </w:p>
     <w:p>
       <w:pPr>
-        <w:rPr>
-          <w:lang w:val="uk-UA"/>
-        </w:rPr>
-      </w:pPr>
+        <w:jc w:val="right"/>
+      </w:pPr>
+      <w:r>
+        <w:rPr>
+          <w:lang w:val="uk-UA"/>
+        </w:rPr>
+        <w:t>Звіт до Теми №</w:t>
+      </w:r>
+      <w:r>
+        <w:t>2</w:t>
+      </w:r>
     </w:p>
     <w:p>
       <w:pPr>
-        <w:rPr>
-          <w:lang w:val="ru-RU"/>
-        </w:rPr>
-      </w:pPr>
-      <w:r>
-        <w:rPr>
-          <w:lang w:val="uk-UA"/>
-        </w:rPr>
-        <w:t xml:space="preserve">Посилання на </w:t>
-      </w:r>
-      <w:proofErr w:type="spellStart"/>
-      <w:r>
-        <w:t>github</w:t>
-      </w:r>
-      <w:proofErr w:type="spellEnd"/>
-      <w:r>
-        <w:rPr>
-          <w:lang w:val="ru-RU"/>
-        </w:rPr>
-        <w:t>:</w:t>
+        <w:jc w:val="right"/>
+        <w:rPr>
+          <w:lang w:val="uk-UA"/>
+        </w:rPr>
+      </w:pPr>
+      <w:r>
+        <w:rPr>
+          <w:lang w:val="uk-UA"/>
+        </w:rPr>
+        <w:t>Умовний перехід</w:t>
       </w:r>
     </w:p>
     <w:p>
       <w:pPr>
         <w:rPr>
-          <w:lang w:val="ru-RU"/>
-        </w:rPr>
-      </w:pPr>
-      <w:hyperlink r:id="rId5" w:history="1">
+          <w:lang w:val="uk-UA"/>
+        </w:rPr>
+      </w:pPr>
+      <w:r>
+        <w:rPr>
+          <w:lang w:val="uk-UA"/>
+        </w:rPr>
+        <w:t>Під час виконання практичного завдання до Теми №</w:t>
+      </w:r>
+      <w:r>
+        <w:rPr>
+          <w:lang w:val="ru-RU"/>
+        </w:rPr>
+        <w:t>2</w:t>
+      </w:r>
+      <w:r>
+        <w:rPr>
+          <w:lang w:val="uk-UA"/>
+        </w:rPr>
+        <w:t xml:space="preserve"> було надано варіанти рішення до наступних задач:</w:t>
+      </w:r>
+    </w:p>
+    <w:p>
+      <w:pPr>
+        <w:spacing w:line="259" w:lineRule="auto"/>
+        <w:ind w:firstLine="0"/>
+        <w:jc w:val="left"/>
+        <w:rPr>
+          <w:lang w:val="uk-UA"/>
+        </w:rPr>
+      </w:pPr>
+      <w:r>
+        <w:rPr>
+          <w:lang w:val="uk-UA"/>
+        </w:rPr>
+        <w:br w:type="page"/>
+      </w:r>
+    </w:p>
+    <w:p>
+      <w:pPr>
+        <w:rPr>
+          <w:lang w:val="uk-UA"/>
+        </w:rPr>
+      </w:pPr>
+    </w:p>
+    <w:p>
+      <w:pPr>
+        <w:pStyle w:val="a6"/>
+        <w:numPr>
+          <w:ilvl w:val="0"/>
+          <w:numId w:val="4"/>
+        </w:numPr>
+        <w:rPr>
+          <w:lang w:val="ru-RU"/>
+        </w:rPr>
+      </w:pPr>
+      <w:r>
+        <w:rPr>
+          <w:lang w:val="uk-UA"/>
+        </w:rPr>
+        <w:t>Написати функцію пошуку коренів квадратного рівняння використовуючи функцію розрахунку дискримінанту з попередньої теми та умовні переходи.</w:t>
+      </w:r>
+      <w:r>
+        <w:rPr>
+          <w:noProof/>
+          <w:lang w:val="ru-RU"/>
+        </w:rPr>
+        <w:t xml:space="preserve"> </w:t>
+      </w:r>
+      <w:r>
+        <w:rPr>
+          <w:lang w:val="uk-UA"/>
+        </w:rPr>
+        <w:drawing>
+          <wp:inline distT="0" distB="0" distL="0" distR="0" wp14:anchorId="1C919CFB" wp14:editId="2D0C9D61">
+            <wp:extent cx="5943600" cy="6228715"/>
+            <wp:effectExtent l="0" t="0" r="0" b="635"/>
+            <wp:docPr id="2" name="Рисунок 2"/>
+            <wp:cNvGraphicFramePr>
+              <a:graphicFrameLocks xmlns:a="http://schemas.openxmlformats.org/drawingml/2006/main" noChangeAspect="1"/>
+            </wp:cNvGraphicFramePr>
+            <a:graphic xmlns:a="http://schemas.openxmlformats.org/drawingml/2006/main">
+              <a:graphicData uri="http://schemas.openxmlformats.org/drawingml/2006/picture">
+                <pic:pic xmlns:pic="http://schemas.openxmlformats.org/drawingml/2006/picture">
+                  <pic:nvPicPr>
+                    <pic:cNvPr id="1" name=""/>
+                    <pic:cNvPicPr/>
+                  </pic:nvPicPr>
+                  <pic:blipFill>
+                    <a:blip r:embed="rId5"/>
+                    <a:stretch>
+                      <a:fillRect/>
+                    </a:stretch>
+                  </pic:blipFill>
+                  <pic:spPr>
+                    <a:xfrm>
+                      <a:off x="0" y="0"/>
+                      <a:ext cx="5943600" cy="6228715"/>
+                    </a:xfrm>
+                    <a:prstGeom prst="rect">
+                      <a:avLst/>
+                    </a:prstGeom>
+                  </pic:spPr>
+                </pic:pic>
+              </a:graphicData>
+            </a:graphic>
+          </wp:inline>
+        </w:drawing>
+      </w:r>
+    </w:p>
+    <w:p>
+      <w:pPr>
+        <w:pStyle w:val="a6"/>
+        <w:numPr>
+          <w:ilvl w:val="0"/>
+          <w:numId w:val="4"/>
+        </w:numPr>
+        <w:rPr>
+          <w:lang w:val="ru-RU"/>
+        </w:rPr>
+      </w:pPr>
+      <w:r>
+        <w:rPr>
+          <w:lang w:val="uk-UA"/>
+        </w:rPr>
+        <w:lastRenderedPageBreak/>
+        <w:t xml:space="preserve">Написати програму калькулятор використовуючи </w:t>
+      </w:r>
+      <w:r>
+        <w:rPr>
+          <w:b/>
+          <w:bCs/>
+        </w:rPr>
+        <w:t>if</w:t>
+      </w:r>
+      <w:r>
+        <w:rPr>
+          <w:b/>
+          <w:bCs/>
+          <w:lang w:val="ru-RU"/>
+        </w:rPr>
+        <w:t xml:space="preserve"> </w:t>
+      </w:r>
+      <w:r>
+        <w:rPr>
+          <w:b/>
+          <w:bCs/>
+        </w:rPr>
+        <w:t>else</w:t>
+      </w:r>
+      <w:r>
+        <w:rPr>
+          <w:lang w:val="uk-UA"/>
+        </w:rPr>
+        <w:t xml:space="preserve"> конструкцію.</w:t>
+      </w:r>
+      <w:r>
+        <w:rPr>
+          <w:lang w:val="ru-RU"/>
+        </w:rPr>
+        <w:t xml:space="preserve"> </w:t>
+      </w:r>
+      <w:r>
+        <w:rPr>
+          <w:lang w:val="uk-UA"/>
+        </w:rPr>
+        <w:t>Кожна операція має бути виконана в окремій функції.</w:t>
+      </w:r>
+      <w:r>
+        <w:rPr>
+          <w:noProof/>
+        </w:rPr>
+        <w:t xml:space="preserve"> </w:t>
+      </w:r>
+      <w:r>
+        <w:rPr>
+          <w:lang w:val="uk-UA"/>
+        </w:rPr>
+        <w:lastRenderedPageBreak/>
+        <w:drawing>
+          <wp:inline distT="0" distB="0" distL="0" distR="0" wp14:anchorId="2F2FD961" wp14:editId="2778D049">
+            <wp:extent cx="5943600" cy="8140065"/>
+            <wp:effectExtent l="0" t="0" r="0" b="0"/>
+            <wp:docPr id="3" name="Рисунок 3"/>
+            <wp:cNvGraphicFramePr>
+              <a:graphicFrameLocks xmlns:a="http://schemas.openxmlformats.org/drawingml/2006/main" noChangeAspect="1"/>
+            </wp:cNvGraphicFramePr>
+            <a:graphic xmlns:a="http://schemas.openxmlformats.org/drawingml/2006/main">
+              <a:graphicData uri="http://schemas.openxmlformats.org/drawingml/2006/picture">
+                <pic:pic xmlns:pic="http://schemas.openxmlformats.org/drawingml/2006/picture">
+                  <pic:nvPicPr>
+                    <pic:cNvPr id="1" name=""/>
+                    <pic:cNvPicPr/>
+                  </pic:nvPicPr>
+                  <pic:blipFill>
+                    <a:blip r:embed="rId6"/>
+                    <a:stretch>
+                      <a:fillRect/>
+                    </a:stretch>
+                  </pic:blipFill>
+                  <pic:spPr>
+                    <a:xfrm>
+                      <a:off x="0" y="0"/>
+                      <a:ext cx="5943600" cy="8140065"/>
+                    </a:xfrm>
+                    <a:prstGeom prst="rect">
+                      <a:avLst/>
+                    </a:prstGeom>
+                  </pic:spPr>
+                </pic:pic>
+              </a:graphicData>
+            </a:graphic>
+          </wp:inline>
+        </w:drawing>
+      </w:r>
+    </w:p>
+    <w:p>
+      <w:pPr>
+        <w:pStyle w:val="a6"/>
+        <w:numPr>
+          <w:ilvl w:val="0"/>
+          <w:numId w:val="4"/>
+        </w:numPr>
+        <w:rPr>
+          <w:lang w:val="ru-RU"/>
+        </w:rPr>
+      </w:pPr>
+      <w:r>
+        <w:rPr>
+          <w:lang w:val="uk-UA"/>
+        </w:rPr>
+        <w:lastRenderedPageBreak/>
+        <w:t xml:space="preserve">Написати програму калькулятор використовуючи </w:t>
+      </w:r>
+      <w:r>
+        <w:rPr>
+          <w:b/>
+          <w:bCs/>
+        </w:rPr>
+        <w:t>match</w:t>
+      </w:r>
+      <w:r>
+        <w:rPr>
+          <w:lang w:val="ru-RU"/>
+        </w:rPr>
+        <w:t xml:space="preserve"> </w:t>
+      </w:r>
+      <w:r>
+        <w:rPr>
+          <w:lang w:val="uk-UA"/>
+        </w:rPr>
+        <w:t>конструкцію. Кожна операція має бути виконана в окремій функції.</w:t>
+      </w:r>
+      <w:r>
+        <w:rPr>
+          <w:noProof/>
+          <w:lang w:val="ru-RU"/>
+        </w:rPr>
+        <w:t xml:space="preserve"> </w:t>
+      </w:r>
+      <w:r>
+        <w:rPr>
+          <w:lang w:val="uk-UA"/>
+        </w:rPr>
+        <w:drawing>
+          <wp:inline distT="0" distB="0" distL="0" distR="0" wp14:anchorId="4EF193D1" wp14:editId="745FC79E">
+            <wp:extent cx="5943600" cy="7433310"/>
+            <wp:effectExtent l="0" t="0" r="0" b="0"/>
+            <wp:docPr id="4" name="Рисунок 4"/>
+            <wp:cNvGraphicFramePr>
+              <a:graphicFrameLocks xmlns:a="http://schemas.openxmlformats.org/drawingml/2006/main" noChangeAspect="1"/>
+            </wp:cNvGraphicFramePr>
+            <a:graphic xmlns:a="http://schemas.openxmlformats.org/drawingml/2006/main">
+              <a:graphicData uri="http://schemas.openxmlformats.org/drawingml/2006/picture">
+                <pic:pic xmlns:pic="http://schemas.openxmlformats.org/drawingml/2006/picture">
+                  <pic:nvPicPr>
+                    <pic:cNvPr id="1" name=""/>
+                    <pic:cNvPicPr/>
+                  </pic:nvPicPr>
+                  <pic:blipFill>
+                    <a:blip r:embed="rId7"/>
+                    <a:stretch>
+                      <a:fillRect/>
+                    </a:stretch>
+                  </pic:blipFill>
+                  <pic:spPr>
+                    <a:xfrm>
+                      <a:off x="0" y="0"/>
+                      <a:ext cx="5943600" cy="7433310"/>
+                    </a:xfrm>
+                    <a:prstGeom prst="rect">
+                      <a:avLst/>
+                    </a:prstGeom>
+                  </pic:spPr>
+                </pic:pic>
+              </a:graphicData>
+            </a:graphic>
+          </wp:inline>
+        </w:drawing>
+      </w:r>
+      <w:bookmarkStart w:id="0" w:name="_GoBack"/>
+      <w:bookmarkEnd w:id="0"/>
+    </w:p>
+    <w:p>
+      <w:pPr>
+        <w:rPr>
+          <w:lang w:val="ru-RU"/>
+        </w:rPr>
+      </w:pPr>
+    </w:p>
+    <w:p>
+      <w:pPr>
+        <w:rPr>
+          <w:lang w:val="uk-UA"/>
+        </w:rPr>
+      </w:pPr>
+    </w:p>
+    <w:p>
+      <w:pPr>
+        <w:rPr>
+          <w:lang w:val="uk-UA"/>
+        </w:rPr>
+      </w:pPr>
+    </w:p>
+    <w:p>
+      <w:pPr>
+        <w:rPr>
+          <w:lang w:val="ru-RU"/>
+        </w:rPr>
+      </w:pPr>
+      <w:r>
+        <w:rPr>
+          <w:lang w:val="uk-UA"/>
+        </w:rPr>
+        <w:t xml:space="preserve">Посилання на </w:t>
+      </w:r>
+      <w:proofErr w:type="spellStart"/>
+      <w:r>
+        <w:t>github</w:t>
+      </w:r>
+      <w:proofErr w:type="spellEnd"/>
+      <w:r>
+        <w:rPr>
+          <w:lang w:val="ru-RU"/>
+        </w:rPr>
+        <w:t>:</w:t>
+      </w:r>
+    </w:p>
+    <w:p>
+      <w:pPr>
+        <w:rPr>
+          <w:lang w:val="ru-RU"/>
+        </w:rPr>
+      </w:pPr>
+      <w:hyperlink r:id="rId8" w:history="1">
         <w:r>
           <w:rPr>
             <w:rStyle w:val="a4"/>
@@ -3687,6 +3770,7 @@
       </w:pPr>
       <w:r>
         <w:rPr>
+          <w:noProof/>
           <w:lang w:val="ru-RU"/>
         </w:rPr>
         <w:drawing>
@@ -3705,7 +3789,7 @@
                     <pic:cNvPicPr/>
                   </pic:nvPicPr>
                   <pic:blipFill>
-                    <a:blip r:embed="rId6"/>
+                    <a:blip r:embed="rId9"/>
                     <a:stretch>
                       <a:fillRect/>
                     </a:stretch>
@@ -3917,6 +4001,92 @@
     </w:lvl>
   </w:abstractNum>
   <w:abstractNum w:abstractNumId="2" w15:restartNumberingAfterBreak="0">
+    <w:nsid w:val="61597136"/>
+    <w:multiLevelType w:val="hybridMultilevel"/>
+    <w:tmpl w:val="CBC02F5A"/>
+    <w:lvl w:ilvl="0" w:tplc="04090011">
+      <w:start w:val="1"/>
+      <w:numFmt w:val="decimal"/>
+      <w:lvlText w:val="%1)"/>
+      <w:lvlJc w:val="left"/>
+      <w:pPr>
+        <w:ind w:left="720" w:hanging="360"/>
+      </w:pPr>
+    </w:lvl>
+    <w:lvl w:ilvl="1" w:tplc="04090019">
+      <w:start w:val="1"/>
+      <w:numFmt w:val="lowerLetter"/>
+      <w:lvlText w:val="%2."/>
+      <w:lvlJc w:val="left"/>
+      <w:pPr>
+        <w:ind w:left="1440" w:hanging="360"/>
+      </w:pPr>
+    </w:lvl>
+    <w:lvl w:ilvl="2" w:tplc="0409001B">
+      <w:start w:val="1"/>
+      <w:numFmt w:val="lowerRoman"/>
+      <w:lvlText w:val="%3."/>
+      <w:lvlJc w:val="right"/>
+      <w:pPr>
+        <w:ind w:left="2160" w:hanging="180"/>
+      </w:pPr>
+    </w:lvl>
+    <w:lvl w:ilvl="3" w:tplc="0409000F">
+      <w:start w:val="1"/>
+      <w:numFmt w:val="decimal"/>
+      <w:lvlText w:val="%4."/>
+      <w:lvlJc w:val="left"/>
+      <w:pPr>
+        <w:ind w:left="2880" w:hanging="360"/>
+      </w:pPr>
+    </w:lvl>
+    <w:lvl w:ilvl="4" w:tplc="04090019">
+      <w:start w:val="1"/>
+      <w:numFmt w:val="lowerLetter"/>
+      <w:lvlText w:val="%5."/>
+      <w:lvlJc w:val="left"/>
+      <w:pPr>
+        <w:ind w:left="3600" w:hanging="360"/>
+      </w:pPr>
+    </w:lvl>
+    <w:lvl w:ilvl="5" w:tplc="0409001B">
+      <w:start w:val="1"/>
+      <w:numFmt w:val="lowerRoman"/>
+      <w:lvlText w:val="%6."/>
+      <w:lvlJc w:val="right"/>
+      <w:pPr>
+        <w:ind w:left="4320" w:hanging="180"/>
+      </w:pPr>
+    </w:lvl>
+    <w:lvl w:ilvl="6" w:tplc="0409000F">
+      <w:start w:val="1"/>
+      <w:numFmt w:val="decimal"/>
+      <w:lvlText w:val="%7."/>
+      <w:lvlJc w:val="left"/>
+      <w:pPr>
+        <w:ind w:left="5040" w:hanging="360"/>
+      </w:pPr>
+    </w:lvl>
+    <w:lvl w:ilvl="7" w:tplc="04090019">
+      <w:start w:val="1"/>
+      <w:numFmt w:val="lowerLetter"/>
+      <w:lvlText w:val="%8."/>
+      <w:lvlJc w:val="left"/>
+      <w:pPr>
+        <w:ind w:left="5760" w:hanging="360"/>
+      </w:pPr>
+    </w:lvl>
+    <w:lvl w:ilvl="8" w:tplc="0409001B">
+      <w:start w:val="1"/>
+      <w:numFmt w:val="lowerRoman"/>
+      <w:lvlText w:val="%9."/>
+      <w:lvlJc w:val="right"/>
+      <w:pPr>
+        <w:ind w:left="6480" w:hanging="180"/>
+      </w:pPr>
+    </w:lvl>
+  </w:abstractNum>
+  <w:abstractNum w:abstractNumId="3" w15:restartNumberingAfterBreak="0">
     <w:nsid w:val="6CE54FE5"/>
     <w:multiLevelType w:val="hybridMultilevel"/>
     <w:tmpl w:val="E6D05908"/>
@@ -4006,7 +4176,7 @@
     <w:abstractNumId w:val="0"/>
   </w:num>
   <w:num w:numId="2">
-    <w:abstractNumId w:val="2"/>
+    <w:abstractNumId w:val="3"/>
     <w:lvlOverride w:ilvl="0">
       <w:startOverride w:val="1"/>
     </w:lvlOverride>
@@ -4037,6 +4207,36 @@
   </w:num>
   <w:num w:numId="3">
     <w:abstractNumId w:val="1"/>
+  </w:num>
+  <w:num w:numId="4">
+    <w:abstractNumId w:val="2"/>
+    <w:lvlOverride w:ilvl="0">
+      <w:startOverride w:val="1"/>
+    </w:lvlOverride>
+    <w:lvlOverride w:ilvl="1">
+      <w:startOverride w:val="1"/>
+    </w:lvlOverride>
+    <w:lvlOverride w:ilvl="2">
+      <w:startOverride w:val="1"/>
+    </w:lvlOverride>
+    <w:lvlOverride w:ilvl="3">
+      <w:startOverride w:val="1"/>
+    </w:lvlOverride>
+    <w:lvlOverride w:ilvl="4">
+      <w:startOverride w:val="1"/>
+    </w:lvlOverride>
+    <w:lvlOverride w:ilvl="5">
+      <w:startOverride w:val="1"/>
+    </w:lvlOverride>
+    <w:lvlOverride w:ilvl="6">
+      <w:startOverride w:val="1"/>
+    </w:lvlOverride>
+    <w:lvlOverride w:ilvl="7">
+      <w:startOverride w:val="1"/>
+    </w:lvlOverride>
+    <w:lvlOverride w:ilvl="8">
+      <w:startOverride w:val="1"/>
+    </w:lvlOverride>
   </w:num>
 </w:numbering>
 </file>

--- a/TP-KB-231-Viacheslav-saievskyi-lpr.docx
+++ b/TP-KB-231-Viacheslav-saievskyi-lpr.docx
@@ -3422,6 +3422,7 @@
       </w:r>
       <w:r>
         <w:rPr>
+          <w:noProof/>
           <w:lang w:val="uk-UA"/>
         </w:rPr>
         <w:drawing>
@@ -3527,6 +3528,7 @@
       </w:r>
       <w:r>
         <w:rPr>
+          <w:noProof/>
           <w:lang w:val="uk-UA"/>
         </w:rPr>
         <w:lastRenderedPageBreak/>
@@ -3613,6 +3615,7 @@
       </w:r>
       <w:r>
         <w:rPr>
+          <w:noProof/>
           <w:lang w:val="uk-UA"/>
         </w:rPr>
         <w:drawing>
@@ -3651,133 +3654,158 @@
           </wp:inline>
         </w:drawing>
       </w:r>
-      <w:bookmarkStart w:id="0" w:name="_GoBack"/>
-      <w:bookmarkEnd w:id="0"/>
-    </w:p>
-    <w:p>
-      <w:pPr>
-        <w:rPr>
-          <w:lang w:val="ru-RU"/>
-        </w:rPr>
-      </w:pPr>
-    </w:p>
-    <w:p>
-      <w:pPr>
-        <w:rPr>
-          <w:lang w:val="uk-UA"/>
-        </w:rPr>
-      </w:pPr>
-    </w:p>
-    <w:p>
-      <w:pPr>
-        <w:rPr>
-          <w:lang w:val="uk-UA"/>
-        </w:rPr>
-      </w:pPr>
-    </w:p>
-    <w:p>
-      <w:pPr>
-        <w:rPr>
-          <w:lang w:val="ru-RU"/>
-        </w:rPr>
-      </w:pPr>
-      <w:r>
-        <w:rPr>
-          <w:lang w:val="uk-UA"/>
-        </w:rPr>
-        <w:t xml:space="preserve">Посилання на </w:t>
-      </w:r>
-      <w:proofErr w:type="spellStart"/>
-      <w:r>
-        <w:t>github</w:t>
-      </w:r>
-      <w:proofErr w:type="spellEnd"/>
-      <w:r>
-        <w:rPr>
-          <w:lang w:val="ru-RU"/>
-        </w:rPr>
-        <w:t>:</w:t>
-      </w:r>
-    </w:p>
-    <w:p>
-      <w:pPr>
-        <w:rPr>
-          <w:lang w:val="ru-RU"/>
-        </w:rPr>
-      </w:pPr>
-      <w:hyperlink r:id="rId8" w:history="1">
-        <w:r>
-          <w:rPr>
-            <w:rStyle w:val="a4"/>
-            <w:lang w:val="ru-RU"/>
-          </w:rPr>
-          <w:t>https://github.com/RickWazowski98/TP-KB-231-Viacheslav-Saievskyi</w:t>
-        </w:r>
-      </w:hyperlink>
-    </w:p>
-    <w:p>
-      <w:pPr>
-        <w:spacing w:line="259" w:lineRule="auto"/>
+    </w:p>
+    <w:p>
+      <w:pPr>
+        <w:pStyle w:val="a6"/>
         <w:ind w:firstLine="0"/>
-        <w:jc w:val="left"/>
-        <w:rPr>
-          <w:lang w:val="ru-RU"/>
-        </w:rPr>
-      </w:pPr>
-      <w:r>
-        <w:rPr>
-          <w:lang w:val="ru-RU"/>
-        </w:rPr>
-        <w:br w:type="page"/>
-      </w:r>
-    </w:p>
-    <w:p>
-      <w:pPr>
-        <w:rPr>
-          <w:lang w:val="ru-RU"/>
-        </w:rPr>
-      </w:pPr>
-    </w:p>
-    <w:p>
-      <w:pPr>
-        <w:rPr>
-          <w:lang w:val="ru-RU"/>
-        </w:rPr>
-      </w:pPr>
-      <w:r>
-        <w:rPr>
-          <w:lang w:val="uk-UA"/>
-        </w:rPr>
-        <w:t xml:space="preserve">Знімок екрану з посилання на </w:t>
-      </w:r>
-      <w:proofErr w:type="spellStart"/>
-      <w:r>
-        <w:t>github</w:t>
-      </w:r>
-      <w:proofErr w:type="spellEnd"/>
-      <w:r>
-        <w:rPr>
-          <w:lang w:val="ru-RU"/>
-        </w:rPr>
-        <w:t>:</w:t>
-      </w:r>
-    </w:p>
-    <w:p>
-      <w:pPr>
-        <w:rPr>
-          <w:lang w:val="ru-RU"/>
-        </w:rPr>
-      </w:pPr>
-      <w:r>
-        <w:rPr>
-          <w:noProof/>
+        <w:jc w:val="right"/>
+        <w:rPr>
+          <w:lang w:val="ru-RU"/>
+        </w:rPr>
+      </w:pPr>
+      <w:r>
+        <w:rPr>
+          <w:lang w:val="uk-UA"/>
+        </w:rPr>
+        <w:lastRenderedPageBreak/>
+        <w:t>Звіт до Теми №</w:t>
+      </w:r>
+      <w:r>
+        <w:rPr>
+          <w:lang w:val="ru-RU"/>
+        </w:rPr>
+        <w:t>3</w:t>
+      </w:r>
+    </w:p>
+    <w:p>
+      <w:pPr>
+        <w:pStyle w:val="a6"/>
+        <w:ind w:firstLine="0"/>
+        <w:jc w:val="right"/>
+        <w:rPr>
+          <w:lang w:val="uk-UA"/>
+        </w:rPr>
+      </w:pPr>
+      <w:r>
+        <w:rPr>
+          <w:lang w:val="uk-UA"/>
+        </w:rPr>
+        <w:t>Цикли</w:t>
+      </w:r>
+    </w:p>
+    <w:p>
+      <w:pPr>
+        <w:pStyle w:val="a6"/>
+        <w:ind w:firstLine="0"/>
+        <w:rPr>
+          <w:lang w:val="uk-UA"/>
+        </w:rPr>
+      </w:pPr>
+      <w:r>
+        <w:rPr>
+          <w:lang w:val="uk-UA"/>
+        </w:rPr>
+        <w:t>Під час виконання практичного завдання до Теми №</w:t>
+      </w:r>
+      <w:r>
+        <w:rPr>
+          <w:lang w:val="ru-RU"/>
+        </w:rPr>
+        <w:t>3</w:t>
+      </w:r>
+      <w:r>
+        <w:rPr>
+          <w:lang w:val="uk-UA"/>
+        </w:rPr>
+        <w:t xml:space="preserve"> було надано варіанти рішення до наступних задач:</w:t>
+      </w:r>
+    </w:p>
+    <w:p>
+      <w:pPr>
+        <w:pStyle w:val="a6"/>
+        <w:numPr>
+          <w:ilvl w:val="0"/>
+          <w:numId w:val="2"/>
+        </w:numPr>
+        <w:rPr>
+          <w:lang w:val="ru-RU"/>
+        </w:rPr>
+      </w:pPr>
+      <w:r>
+        <w:rPr>
+          <w:lang w:val="uk-UA"/>
+        </w:rPr>
+        <w:t>Написати програму калькулятор з постійними запитами на введення нових даних та операцій. За основу взяти програму калькулятор з попередньої теми. Реалізувати механізм завершення програми після отримання відповідної команди.</w:t>
+      </w:r>
+    </w:p>
+    <w:p>
+      <w:pPr>
+        <w:pStyle w:val="a6"/>
+        <w:ind w:firstLine="0"/>
+        <w:rPr>
+          <w:lang w:val="ru-RU"/>
+        </w:rPr>
+      </w:pPr>
+      <w:r>
+        <w:rPr>
           <w:lang w:val="ru-RU"/>
         </w:rPr>
         <w:drawing>
-          <wp:inline distT="0" distB="0" distL="0" distR="0" wp14:anchorId="55A18EDF" wp14:editId="0438E7BE">
-            <wp:extent cx="5943600" cy="4532630"/>
-            <wp:effectExtent l="0" t="0" r="0" b="1270"/>
-            <wp:docPr id="1" name="Рисунок 1"/>
+          <wp:inline distT="0" distB="0" distL="0" distR="0" wp14:anchorId="3169A839" wp14:editId="3D6765F4">
+            <wp:extent cx="3743847" cy="3429479"/>
+            <wp:effectExtent l="0" t="0" r="0" b="0"/>
+            <wp:docPr id="5" name="Рисунок 5"/>
+            <wp:cNvGraphicFramePr>
+              <a:graphicFrameLocks xmlns:a="http://schemas.openxmlformats.org/drawingml/2006/main" noChangeAspect="1"/>
+            </wp:cNvGraphicFramePr>
+            <a:graphic xmlns:a="http://schemas.openxmlformats.org/drawingml/2006/main">
+              <a:graphicData uri="http://schemas.openxmlformats.org/drawingml/2006/picture">
+                <pic:pic xmlns:pic="http://schemas.openxmlformats.org/drawingml/2006/picture">
+                  <pic:nvPicPr>
+                    <pic:cNvPr id="1" name=""/>
+                    <pic:cNvPicPr/>
+                  </pic:nvPicPr>
+                  <pic:blipFill>
+                    <a:blip r:embed="rId8"/>
+                    <a:stretch>
+                      <a:fillRect/>
+                    </a:stretch>
+                  </pic:blipFill>
+                  <pic:spPr>
+                    <a:xfrm>
+                      <a:off x="0" y="0"/>
+                      <a:ext cx="3743847" cy="3429479"/>
+                    </a:xfrm>
+                    <a:prstGeom prst="rect">
+                      <a:avLst/>
+                    </a:prstGeom>
+                  </pic:spPr>
+                </pic:pic>
+              </a:graphicData>
+            </a:graphic>
+          </wp:inline>
+        </w:drawing>
+      </w:r>
+    </w:p>
+    <w:p>
+      <w:pPr>
+        <w:pStyle w:val="a6"/>
+        <w:ind w:firstLine="0"/>
+        <w:rPr>
+          <w:lang w:val="ru-RU"/>
+        </w:rPr>
+      </w:pPr>
+      <w:r>
+        <w:rPr>
+          <w:lang w:val="ru-RU"/>
+        </w:rPr>
+        <w:lastRenderedPageBreak/>
+        <w:drawing>
+          <wp:inline distT="0" distB="0" distL="0" distR="0" wp14:anchorId="6AD7E886" wp14:editId="5820C3AC">
+            <wp:extent cx="5943600" cy="8156575"/>
+            <wp:effectExtent l="0" t="0" r="0" b="0"/>
+            <wp:docPr id="6" name="Рисунок 6"/>
             <wp:cNvGraphicFramePr>
               <a:graphicFrameLocks xmlns:a="http://schemas.openxmlformats.org/drawingml/2006/main" noChangeAspect="1"/>
             </wp:cNvGraphicFramePr>
@@ -3797,6 +3825,5521 @@
                   <pic:spPr>
                     <a:xfrm>
                       <a:off x="0" y="0"/>
+                      <a:ext cx="5943600" cy="8156575"/>
+                    </a:xfrm>
+                    <a:prstGeom prst="rect">
+                      <a:avLst/>
+                    </a:prstGeom>
+                  </pic:spPr>
+                </pic:pic>
+              </a:graphicData>
+            </a:graphic>
+          </wp:inline>
+        </w:drawing>
+      </w:r>
+    </w:p>
+    <w:p>
+      <w:pPr>
+        <w:pStyle w:val="a6"/>
+        <w:numPr>
+          <w:ilvl w:val="0"/>
+          <w:numId w:val="2"/>
+        </w:numPr>
+      </w:pPr>
+      <w:r>
+        <w:rPr>
+          <w:lang w:val="uk-UA"/>
+        </w:rPr>
+        <w:lastRenderedPageBreak/>
+        <w:t xml:space="preserve">Написати програму тестування функцій списків таких як: </w:t>
+      </w:r>
+      <w:proofErr w:type="spellStart"/>
+      <w:r>
+        <w:rPr>
+          <w:lang w:val="uk-UA"/>
+        </w:rPr>
+        <w:t>extend</w:t>
+      </w:r>
+      <w:proofErr w:type="spellEnd"/>
+      <w:r>
+        <w:rPr>
+          <w:lang w:val="uk-UA"/>
+        </w:rPr>
+        <w:t xml:space="preserve">(), </w:t>
+      </w:r>
+      <w:proofErr w:type="spellStart"/>
+      <w:r>
+        <w:rPr>
+          <w:lang w:val="uk-UA"/>
+        </w:rPr>
+        <w:t>append</w:t>
+      </w:r>
+      <w:proofErr w:type="spellEnd"/>
+      <w:r>
+        <w:rPr>
+          <w:lang w:val="uk-UA"/>
+        </w:rPr>
+        <w:t xml:space="preserve">(), </w:t>
+      </w:r>
+      <w:proofErr w:type="spellStart"/>
+      <w:r>
+        <w:rPr>
+          <w:lang w:val="uk-UA"/>
+        </w:rPr>
+        <w:t>insert</w:t>
+      </w:r>
+      <w:proofErr w:type="spellEnd"/>
+      <w:r>
+        <w:rPr>
+          <w:lang w:val="uk-UA"/>
+        </w:rPr>
+        <w:t>(</w:t>
+      </w:r>
+      <w:proofErr w:type="spellStart"/>
+      <w:r>
+        <w:rPr>
+          <w:lang w:val="uk-UA"/>
+        </w:rPr>
+        <w:t>id</w:t>
+      </w:r>
+      <w:proofErr w:type="spellEnd"/>
+      <w:r>
+        <w:rPr>
+          <w:lang w:val="uk-UA"/>
+        </w:rPr>
+        <w:t xml:space="preserve">, </w:t>
+      </w:r>
+      <w:proofErr w:type="spellStart"/>
+      <w:r>
+        <w:rPr>
+          <w:lang w:val="uk-UA"/>
+        </w:rPr>
+        <w:t>val</w:t>
+      </w:r>
+      <w:proofErr w:type="spellEnd"/>
+      <w:r>
+        <w:rPr>
+          <w:lang w:val="uk-UA"/>
+        </w:rPr>
+        <w:t xml:space="preserve">), </w:t>
+      </w:r>
+      <w:proofErr w:type="spellStart"/>
+      <w:r>
+        <w:rPr>
+          <w:lang w:val="uk-UA"/>
+        </w:rPr>
+        <w:t>remove</w:t>
+      </w:r>
+      <w:proofErr w:type="spellEnd"/>
+      <w:r>
+        <w:rPr>
+          <w:lang w:val="uk-UA"/>
+        </w:rPr>
+        <w:t>(</w:t>
+      </w:r>
+      <w:proofErr w:type="spellStart"/>
+      <w:r>
+        <w:rPr>
+          <w:lang w:val="uk-UA"/>
+        </w:rPr>
+        <w:t>val</w:t>
+      </w:r>
+      <w:proofErr w:type="spellEnd"/>
+      <w:r>
+        <w:rPr>
+          <w:lang w:val="uk-UA"/>
+        </w:rPr>
+        <w:t xml:space="preserve">), </w:t>
+      </w:r>
+      <w:proofErr w:type="spellStart"/>
+      <w:r>
+        <w:rPr>
+          <w:lang w:val="uk-UA"/>
+        </w:rPr>
+        <w:t>clear</w:t>
+      </w:r>
+      <w:proofErr w:type="spellEnd"/>
+      <w:r>
+        <w:rPr>
+          <w:lang w:val="uk-UA"/>
+        </w:rPr>
+        <w:t xml:space="preserve">(), </w:t>
+      </w:r>
+      <w:proofErr w:type="spellStart"/>
+      <w:r>
+        <w:rPr>
+          <w:lang w:val="uk-UA"/>
+        </w:rPr>
+        <w:t>sort</w:t>
+      </w:r>
+      <w:proofErr w:type="spellEnd"/>
+      <w:r>
+        <w:rPr>
+          <w:lang w:val="uk-UA"/>
+        </w:rPr>
+        <w:t xml:space="preserve">(), </w:t>
+      </w:r>
+      <w:proofErr w:type="spellStart"/>
+      <w:r>
+        <w:rPr>
+          <w:lang w:val="uk-UA"/>
+        </w:rPr>
+        <w:t>reverse</w:t>
+      </w:r>
+      <w:proofErr w:type="spellEnd"/>
+      <w:r>
+        <w:rPr>
+          <w:lang w:val="uk-UA"/>
+        </w:rPr>
+        <w:t xml:space="preserve">(), </w:t>
+      </w:r>
+      <w:proofErr w:type="spellStart"/>
+      <w:r>
+        <w:rPr>
+          <w:lang w:val="uk-UA"/>
+        </w:rPr>
+        <w:t>copy</w:t>
+      </w:r>
+      <w:proofErr w:type="spellEnd"/>
+      <w:r>
+        <w:rPr>
+          <w:lang w:val="uk-UA"/>
+        </w:rPr>
+        <w:t>()</w:t>
+      </w:r>
+    </w:p>
+    <w:p>
+      <w:pPr>
+        <w:pStyle w:val="a6"/>
+        <w:ind w:firstLine="0"/>
+      </w:pPr>
+      <w:r>
+        <w:lastRenderedPageBreak/>
+        <w:drawing>
+          <wp:inline distT="0" distB="0" distL="0" distR="0" wp14:anchorId="4375FD80" wp14:editId="208AF35D">
+            <wp:extent cx="5757545" cy="8229600"/>
+            <wp:effectExtent l="0" t="0" r="0" b="0"/>
+            <wp:docPr id="7" name="Рисунок 7"/>
+            <wp:cNvGraphicFramePr>
+              <a:graphicFrameLocks xmlns:a="http://schemas.openxmlformats.org/drawingml/2006/main" noChangeAspect="1"/>
+            </wp:cNvGraphicFramePr>
+            <a:graphic xmlns:a="http://schemas.openxmlformats.org/drawingml/2006/main">
+              <a:graphicData uri="http://schemas.openxmlformats.org/drawingml/2006/picture">
+                <pic:pic xmlns:pic="http://schemas.openxmlformats.org/drawingml/2006/picture">
+                  <pic:nvPicPr>
+                    <pic:cNvPr id="1" name=""/>
+                    <pic:cNvPicPr/>
+                  </pic:nvPicPr>
+                  <pic:blipFill>
+                    <a:blip r:embed="rId10"/>
+                    <a:stretch>
+                      <a:fillRect/>
+                    </a:stretch>
+                  </pic:blipFill>
+                  <pic:spPr>
+                    <a:xfrm>
+                      <a:off x="0" y="0"/>
+                      <a:ext cx="5757545" cy="8229600"/>
+                    </a:xfrm>
+                    <a:prstGeom prst="rect">
+                      <a:avLst/>
+                    </a:prstGeom>
+                  </pic:spPr>
+                </pic:pic>
+              </a:graphicData>
+            </a:graphic>
+          </wp:inline>
+        </w:drawing>
+      </w:r>
+    </w:p>
+    <w:p>
+      <w:pPr>
+        <w:pStyle w:val="a6"/>
+        <w:numPr>
+          <w:ilvl w:val="0"/>
+          <w:numId w:val="2"/>
+        </w:numPr>
+      </w:pPr>
+      <w:r>
+        <w:rPr>
+          <w:lang w:val="uk-UA"/>
+        </w:rPr>
+        <w:lastRenderedPageBreak/>
+        <w:t xml:space="preserve">Написати програму тестування функцій словників таких як: </w:t>
+      </w:r>
+      <w:proofErr w:type="spellStart"/>
+      <w:r>
+        <w:rPr>
+          <w:lang w:val="uk-UA"/>
+        </w:rPr>
+        <w:t>update</w:t>
+      </w:r>
+      <w:proofErr w:type="spellEnd"/>
+      <w:r>
+        <w:rPr>
+          <w:lang w:val="uk-UA"/>
+        </w:rPr>
+        <w:t xml:space="preserve">(), </w:t>
+      </w:r>
+      <w:proofErr w:type="spellStart"/>
+      <w:r>
+        <w:rPr>
+          <w:lang w:val="uk-UA"/>
+        </w:rPr>
+        <w:t>del</w:t>
+      </w:r>
+      <w:proofErr w:type="spellEnd"/>
+      <w:r>
+        <w:rPr>
+          <w:lang w:val="uk-UA"/>
+        </w:rPr>
+        <w:t xml:space="preserve">(), </w:t>
+      </w:r>
+      <w:proofErr w:type="spellStart"/>
+      <w:r>
+        <w:rPr>
+          <w:lang w:val="uk-UA"/>
+        </w:rPr>
+        <w:t>clear</w:t>
+      </w:r>
+      <w:proofErr w:type="spellEnd"/>
+      <w:r>
+        <w:rPr>
+          <w:lang w:val="uk-UA"/>
+        </w:rPr>
+        <w:t xml:space="preserve">(), </w:t>
+      </w:r>
+      <w:proofErr w:type="spellStart"/>
+      <w:r>
+        <w:rPr>
+          <w:lang w:val="uk-UA"/>
+        </w:rPr>
+        <w:t>keys</w:t>
+      </w:r>
+      <w:proofErr w:type="spellEnd"/>
+      <w:r>
+        <w:rPr>
+          <w:lang w:val="uk-UA"/>
+        </w:rPr>
+        <w:t xml:space="preserve">(), </w:t>
+      </w:r>
+      <w:proofErr w:type="spellStart"/>
+      <w:r>
+        <w:rPr>
+          <w:lang w:val="uk-UA"/>
+        </w:rPr>
+        <w:t>values</w:t>
+      </w:r>
+      <w:proofErr w:type="spellEnd"/>
+      <w:r>
+        <w:rPr>
+          <w:lang w:val="uk-UA"/>
+        </w:rPr>
+        <w:t xml:space="preserve">(), </w:t>
+      </w:r>
+      <w:proofErr w:type="spellStart"/>
+      <w:r>
+        <w:rPr>
+          <w:lang w:val="uk-UA"/>
+        </w:rPr>
+        <w:t>items</w:t>
+      </w:r>
+      <w:proofErr w:type="spellEnd"/>
+      <w:r>
+        <w:rPr>
+          <w:lang w:val="uk-UA"/>
+        </w:rPr>
+        <w:t>()</w:t>
+      </w:r>
+    </w:p>
+    <w:p>
+      <w:pPr>
+        <w:pStyle w:val="a6"/>
+        <w:ind w:firstLine="0"/>
+      </w:pPr>
+      <w:r>
+        <w:drawing>
+          <wp:inline distT="0" distB="0" distL="0" distR="0" wp14:anchorId="3B38910E" wp14:editId="465D5DF5">
+            <wp:extent cx="5943600" cy="6654800"/>
+            <wp:effectExtent l="0" t="0" r="0" b="0"/>
+            <wp:docPr id="8" name="Рисунок 8"/>
+            <wp:cNvGraphicFramePr>
+              <a:graphicFrameLocks xmlns:a="http://schemas.openxmlformats.org/drawingml/2006/main" noChangeAspect="1"/>
+            </wp:cNvGraphicFramePr>
+            <a:graphic xmlns:a="http://schemas.openxmlformats.org/drawingml/2006/main">
+              <a:graphicData uri="http://schemas.openxmlformats.org/drawingml/2006/picture">
+                <pic:pic xmlns:pic="http://schemas.openxmlformats.org/drawingml/2006/picture">
+                  <pic:nvPicPr>
+                    <pic:cNvPr id="1" name=""/>
+                    <pic:cNvPicPr/>
+                  </pic:nvPicPr>
+                  <pic:blipFill>
+                    <a:blip r:embed="rId11"/>
+                    <a:stretch>
+                      <a:fillRect/>
+                    </a:stretch>
+                  </pic:blipFill>
+                  <pic:spPr>
+                    <a:xfrm>
+                      <a:off x="0" y="0"/>
+                      <a:ext cx="5943600" cy="6654800"/>
+                    </a:xfrm>
+                    <a:prstGeom prst="rect">
+                      <a:avLst/>
+                    </a:prstGeom>
+                  </pic:spPr>
+                </pic:pic>
+              </a:graphicData>
+            </a:graphic>
+          </wp:inline>
+        </w:drawing>
+      </w:r>
+    </w:p>
+    <w:p>
+      <w:pPr>
+        <w:spacing w:line="259" w:lineRule="auto"/>
+        <w:ind w:firstLine="0"/>
+        <w:jc w:val="left"/>
+      </w:pPr>
+      <w:r>
+        <w:br w:type="page"/>
+      </w:r>
+    </w:p>
+    <w:p>
+      <w:pPr>
+        <w:pStyle w:val="a6"/>
+        <w:ind w:firstLine="0"/>
+      </w:pPr>
+    </w:p>
+    <w:p>
+      <w:pPr>
+        <w:pStyle w:val="a6"/>
+        <w:numPr>
+          <w:ilvl w:val="0"/>
+          <w:numId w:val="2"/>
+        </w:numPr>
+        <w:rPr>
+          <w:lang w:val="ru-RU"/>
+        </w:rPr>
+      </w:pPr>
+      <w:r>
+        <w:rPr>
+          <w:lang w:val="uk-UA"/>
+        </w:rPr>
+        <w:t>Маючи відсортований список, написати функцію пошуку позиції для вставки нового елементу в список.</w:t>
+      </w:r>
+    </w:p>
+    <w:p>
+      <w:pPr>
+        <w:pStyle w:val="a6"/>
+        <w:ind w:firstLine="0"/>
+        <w:rPr>
+          <w:lang w:val="ru-RU"/>
+        </w:rPr>
+      </w:pPr>
+      <w:r>
+        <w:rPr>
+          <w:lang w:val="ru-RU"/>
+        </w:rPr>
+        <w:drawing>
+          <wp:inline distT="0" distB="0" distL="0" distR="0" wp14:anchorId="5CE58B33" wp14:editId="32A267FC">
+            <wp:extent cx="5943600" cy="3383915"/>
+            <wp:effectExtent l="0" t="0" r="0" b="6985"/>
+            <wp:docPr id="9" name="Рисунок 9"/>
+            <wp:cNvGraphicFramePr>
+              <a:graphicFrameLocks xmlns:a="http://schemas.openxmlformats.org/drawingml/2006/main" noChangeAspect="1"/>
+            </wp:cNvGraphicFramePr>
+            <a:graphic xmlns:a="http://schemas.openxmlformats.org/drawingml/2006/main">
+              <a:graphicData uri="http://schemas.openxmlformats.org/drawingml/2006/picture">
+                <pic:pic xmlns:pic="http://schemas.openxmlformats.org/drawingml/2006/picture">
+                  <pic:nvPicPr>
+                    <pic:cNvPr id="1" name=""/>
+                    <pic:cNvPicPr/>
+                  </pic:nvPicPr>
+                  <pic:blipFill>
+                    <a:blip r:embed="rId12"/>
+                    <a:stretch>
+                      <a:fillRect/>
+                    </a:stretch>
+                  </pic:blipFill>
+                  <pic:spPr>
+                    <a:xfrm>
+                      <a:off x="0" y="0"/>
+                      <a:ext cx="5943600" cy="3383915"/>
+                    </a:xfrm>
+                    <a:prstGeom prst="rect">
+                      <a:avLst/>
+                    </a:prstGeom>
+                  </pic:spPr>
+                </pic:pic>
+              </a:graphicData>
+            </a:graphic>
+          </wp:inline>
+        </w:drawing>
+      </w:r>
+    </w:p>
+    <w:p>
+      <w:pPr>
+        <w:spacing w:line="259" w:lineRule="auto"/>
+        <w:ind w:firstLine="0"/>
+        <w:jc w:val="left"/>
+        <w:rPr>
+          <w:lang w:val="ru-RU"/>
+        </w:rPr>
+      </w:pPr>
+      <w:r>
+        <w:rPr>
+          <w:lang w:val="ru-RU"/>
+        </w:rPr>
+        <w:br w:type="page"/>
+      </w:r>
+    </w:p>
+    <w:p>
+      <w:pPr>
+        <w:pStyle w:val="a6"/>
+        <w:ind w:firstLine="0"/>
+        <w:rPr>
+          <w:lang w:val="ru-RU"/>
+        </w:rPr>
+      </w:pPr>
+    </w:p>
+    <w:p>
+      <w:pPr>
+        <w:pStyle w:val="a6"/>
+        <w:ind w:firstLine="0"/>
+        <w:rPr>
+          <w:lang w:val="uk-UA"/>
+        </w:rPr>
+      </w:pPr>
+    </w:p>
+    <w:p>
+      <w:pPr>
+        <w:jc w:val="right"/>
+        <w:rPr>
+          <w:lang w:val="ru-RU"/>
+        </w:rPr>
+      </w:pPr>
+      <w:r>
+        <w:rPr>
+          <w:lang w:val="uk-UA"/>
+        </w:rPr>
+        <w:t>Звіт до Теми №</w:t>
+      </w:r>
+      <w:r>
+        <w:rPr>
+          <w:lang w:val="ru-RU"/>
+        </w:rPr>
+        <w:t>4</w:t>
+      </w:r>
+    </w:p>
+    <w:p>
+      <w:pPr>
+        <w:jc w:val="right"/>
+        <w:rPr>
+          <w:lang w:val="uk-UA"/>
+        </w:rPr>
+      </w:pPr>
+      <w:r>
+        <w:rPr>
+          <w:lang w:val="uk-UA"/>
+        </w:rPr>
+        <w:t>Виняткові ситуації</w:t>
+      </w:r>
+    </w:p>
+    <w:p>
+      <w:pPr>
+        <w:rPr>
+          <w:lang w:val="uk-UA"/>
+        </w:rPr>
+      </w:pPr>
+      <w:r>
+        <w:rPr>
+          <w:lang w:val="uk-UA"/>
+        </w:rPr>
+        <w:t>Під час виконання практичного завдання до Теми №</w:t>
+      </w:r>
+      <w:r>
+        <w:rPr>
+          <w:lang w:val="ru-RU"/>
+        </w:rPr>
+        <w:t>4</w:t>
+      </w:r>
+      <w:r>
+        <w:rPr>
+          <w:lang w:val="uk-UA"/>
+        </w:rPr>
+        <w:t xml:space="preserve"> було надано варіанти рішення до наступних задач:</w:t>
+      </w:r>
+    </w:p>
+    <w:p>
+      <w:pPr>
+        <w:pStyle w:val="a6"/>
+        <w:numPr>
+          <w:ilvl w:val="0"/>
+          <w:numId w:val="6"/>
+        </w:numPr>
+        <w:rPr>
+          <w:lang w:val="uk-UA"/>
+        </w:rPr>
+      </w:pPr>
+      <w:r>
+        <w:rPr>
+          <w:lang w:val="uk-UA"/>
+        </w:rPr>
+        <w:t xml:space="preserve">Розширити програму калькулятор функцією запитів даних для виконання операцій від користувача, що обробляє виняткові ситуації. </w:t>
+      </w:r>
+    </w:p>
+    <w:p>
+      <w:pPr>
+        <w:pStyle w:val="a6"/>
+        <w:ind w:firstLine="0"/>
+        <w:rPr>
+          <w:lang w:val="uk-UA"/>
+        </w:rPr>
+      </w:pPr>
+      <w:r>
+        <w:rPr>
+          <w:lang w:val="uk-UA"/>
+        </w:rPr>
+        <w:drawing>
+          <wp:inline distT="0" distB="0" distL="0" distR="0" wp14:anchorId="3D79CABB" wp14:editId="7B7F6473">
+            <wp:extent cx="5943600" cy="4057015"/>
+            <wp:effectExtent l="0" t="0" r="0" b="635"/>
+            <wp:docPr id="12" name="Рисунок 12"/>
+            <wp:cNvGraphicFramePr>
+              <a:graphicFrameLocks xmlns:a="http://schemas.openxmlformats.org/drawingml/2006/main" noChangeAspect="1"/>
+            </wp:cNvGraphicFramePr>
+            <a:graphic xmlns:a="http://schemas.openxmlformats.org/drawingml/2006/main">
+              <a:graphicData uri="http://schemas.openxmlformats.org/drawingml/2006/picture">
+                <pic:pic xmlns:pic="http://schemas.openxmlformats.org/drawingml/2006/picture">
+                  <pic:nvPicPr>
+                    <pic:cNvPr id="1" name=""/>
+                    <pic:cNvPicPr/>
+                  </pic:nvPicPr>
+                  <pic:blipFill>
+                    <a:blip r:embed="rId13"/>
+                    <a:stretch>
+                      <a:fillRect/>
+                    </a:stretch>
+                  </pic:blipFill>
+                  <pic:spPr>
+                    <a:xfrm>
+                      <a:off x="0" y="0"/>
+                      <a:ext cx="5943600" cy="4057015"/>
+                    </a:xfrm>
+                    <a:prstGeom prst="rect">
+                      <a:avLst/>
+                    </a:prstGeom>
+                  </pic:spPr>
+                </pic:pic>
+              </a:graphicData>
+            </a:graphic>
+          </wp:inline>
+        </w:drawing>
+      </w:r>
+    </w:p>
+    <w:p>
+      <w:pPr>
+        <w:pStyle w:val="a6"/>
+        <w:ind w:firstLine="0"/>
+        <w:rPr>
+          <w:lang w:val="uk-UA"/>
+        </w:rPr>
+      </w:pPr>
+      <w:r>
+        <w:rPr>
+          <w:lang w:val="uk-UA"/>
+        </w:rPr>
+        <w:lastRenderedPageBreak/>
+        <w:drawing>
+          <wp:inline distT="0" distB="0" distL="0" distR="0" wp14:anchorId="1A58EA51" wp14:editId="14838D47">
+            <wp:extent cx="5943600" cy="4610100"/>
+            <wp:effectExtent l="0" t="0" r="0" b="0"/>
+            <wp:docPr id="11" name="Рисунок 11"/>
+            <wp:cNvGraphicFramePr>
+              <a:graphicFrameLocks xmlns:a="http://schemas.openxmlformats.org/drawingml/2006/main" noChangeAspect="1"/>
+            </wp:cNvGraphicFramePr>
+            <a:graphic xmlns:a="http://schemas.openxmlformats.org/drawingml/2006/main">
+              <a:graphicData uri="http://schemas.openxmlformats.org/drawingml/2006/picture">
+                <pic:pic xmlns:pic="http://schemas.openxmlformats.org/drawingml/2006/picture">
+                  <pic:nvPicPr>
+                    <pic:cNvPr id="1" name=""/>
+                    <pic:cNvPicPr/>
+                  </pic:nvPicPr>
+                  <pic:blipFill>
+                    <a:blip r:embed="rId14"/>
+                    <a:stretch>
+                      <a:fillRect/>
+                    </a:stretch>
+                  </pic:blipFill>
+                  <pic:spPr>
+                    <a:xfrm>
+                      <a:off x="0" y="0"/>
+                      <a:ext cx="5943600" cy="4610100"/>
+                    </a:xfrm>
+                    <a:prstGeom prst="rect">
+                      <a:avLst/>
+                    </a:prstGeom>
+                  </pic:spPr>
+                </pic:pic>
+              </a:graphicData>
+            </a:graphic>
+          </wp:inline>
+        </w:drawing>
+      </w:r>
+    </w:p>
+    <w:p>
+      <w:pPr>
+        <w:pStyle w:val="a6"/>
+        <w:numPr>
+          <w:ilvl w:val="0"/>
+          <w:numId w:val="6"/>
+        </w:numPr>
+        <w:rPr>
+          <w:lang w:val="uk-UA"/>
+        </w:rPr>
+      </w:pPr>
+      <w:r>
+        <w:rPr>
+          <w:lang w:val="uk-UA"/>
+        </w:rPr>
+        <w:t>Розширити функцію ділення обробкою виняткової ситуації ділення но нуль</w:t>
+      </w:r>
+      <w:r>
+        <w:rPr>
+          <w:lang w:val="uk-UA"/>
+        </w:rPr>
+        <w:br/>
+      </w:r>
+      <w:r>
+        <w:rPr>
+          <w:lang w:val="uk-UA"/>
+        </w:rPr>
+        <w:drawing>
+          <wp:inline distT="0" distB="0" distL="0" distR="0" wp14:anchorId="08032FBE" wp14:editId="7D4B4471">
+            <wp:extent cx="5163271" cy="1362265"/>
+            <wp:effectExtent l="0" t="0" r="0" b="9525"/>
+            <wp:docPr id="13" name="Рисунок 13"/>
+            <wp:cNvGraphicFramePr>
+              <a:graphicFrameLocks xmlns:a="http://schemas.openxmlformats.org/drawingml/2006/main" noChangeAspect="1"/>
+            </wp:cNvGraphicFramePr>
+            <a:graphic xmlns:a="http://schemas.openxmlformats.org/drawingml/2006/main">
+              <a:graphicData uri="http://schemas.openxmlformats.org/drawingml/2006/picture">
+                <pic:pic xmlns:pic="http://schemas.openxmlformats.org/drawingml/2006/picture">
+                  <pic:nvPicPr>
+                    <pic:cNvPr id="1" name=""/>
+                    <pic:cNvPicPr/>
+                  </pic:nvPicPr>
+                  <pic:blipFill>
+                    <a:blip r:embed="rId15"/>
+                    <a:stretch>
+                      <a:fillRect/>
+                    </a:stretch>
+                  </pic:blipFill>
+                  <pic:spPr>
+                    <a:xfrm>
+                      <a:off x="0" y="0"/>
+                      <a:ext cx="5163271" cy="1362265"/>
+                    </a:xfrm>
+                    <a:prstGeom prst="rect">
+                      <a:avLst/>
+                    </a:prstGeom>
+                  </pic:spPr>
+                </pic:pic>
+              </a:graphicData>
+            </a:graphic>
+          </wp:inline>
+        </w:drawing>
+      </w:r>
+    </w:p>
+    <w:p>
+      <w:pPr>
+        <w:pStyle w:val="a6"/>
+        <w:ind w:firstLine="0"/>
+        <w:rPr>
+          <w:lang w:val="uk-UA"/>
+        </w:rPr>
+      </w:pPr>
+    </w:p>
+    <w:p>
+      <w:pPr>
+        <w:jc w:val="right"/>
+        <w:rPr>
+          <w:lang w:val="ru-RU"/>
+        </w:rPr>
+      </w:pPr>
+      <w:r>
+        <w:rPr>
+          <w:lang w:val="uk-UA"/>
+        </w:rPr>
+        <w:t>Звіт до Теми №</w:t>
+      </w:r>
+      <w:r>
+        <w:rPr>
+          <w:lang w:val="ru-RU"/>
+        </w:rPr>
+        <w:t>5</w:t>
+      </w:r>
+    </w:p>
+    <w:p>
+      <w:pPr>
+        <w:jc w:val="right"/>
+        <w:rPr>
+          <w:lang w:val="uk-UA"/>
+        </w:rPr>
+      </w:pPr>
+      <w:r>
+        <w:rPr>
+          <w:lang w:val="uk-UA"/>
+        </w:rPr>
+        <w:t>Бібліотеки</w:t>
+      </w:r>
+    </w:p>
+    <w:p>
+      <w:pPr>
+        <w:rPr>
+          <w:lang w:val="uk-UA"/>
+        </w:rPr>
+      </w:pPr>
+      <w:r>
+        <w:rPr>
+          <w:lang w:val="uk-UA"/>
+        </w:rPr>
+        <w:lastRenderedPageBreak/>
+        <w:t>Під час виконання практичного завдання до Теми №</w:t>
+      </w:r>
+      <w:r>
+        <w:rPr>
+          <w:lang w:val="ru-RU"/>
+        </w:rPr>
+        <w:t>5</w:t>
+      </w:r>
+      <w:r>
+        <w:rPr>
+          <w:lang w:val="uk-UA"/>
+        </w:rPr>
+        <w:t xml:space="preserve"> було надано варіанти рішення до наступних задач:</w:t>
+      </w:r>
+    </w:p>
+    <w:p>
+      <w:pPr>
+        <w:pStyle w:val="a6"/>
+        <w:numPr>
+          <w:ilvl w:val="0"/>
+          <w:numId w:val="7"/>
+        </w:numPr>
+        <w:rPr>
+          <w:lang w:val="uk-UA"/>
+        </w:rPr>
+      </w:pPr>
+      <w:r>
+        <w:rPr>
+          <w:lang w:val="uk-UA"/>
+        </w:rPr>
+        <w:t>Гра з комп’ютером: камінь, ножиці, папір. Програма виконує запит від користувача на введення одного із значень ["</w:t>
+      </w:r>
+      <w:proofErr w:type="spellStart"/>
+      <w:r>
+        <w:rPr>
+          <w:lang w:val="uk-UA"/>
+        </w:rPr>
+        <w:t>stone</w:t>
+      </w:r>
+      <w:proofErr w:type="spellEnd"/>
+      <w:r>
+        <w:rPr>
+          <w:lang w:val="uk-UA"/>
+        </w:rPr>
+        <w:t>", "</w:t>
+      </w:r>
+      <w:proofErr w:type="spellStart"/>
+      <w:r>
+        <w:rPr>
+          <w:lang w:val="uk-UA"/>
+        </w:rPr>
+        <w:t>scissor</w:t>
+      </w:r>
+      <w:proofErr w:type="spellEnd"/>
+      <w:r>
+        <w:rPr>
+          <w:lang w:val="uk-UA"/>
+        </w:rPr>
+        <w:t>", "</w:t>
+      </w:r>
+      <w:proofErr w:type="spellStart"/>
+      <w:r>
+        <w:rPr>
+          <w:lang w:val="uk-UA"/>
+        </w:rPr>
+        <w:t>paper</w:t>
+      </w:r>
+      <w:proofErr w:type="spellEnd"/>
+      <w:r>
+        <w:rPr>
+          <w:lang w:val="uk-UA"/>
+        </w:rPr>
+        <w:t xml:space="preserve">"]. Наступним кроком, використовуючи модуль </w:t>
+      </w:r>
+      <w:r>
+        <w:t>random</w:t>
+      </w:r>
+      <w:r>
+        <w:rPr>
+          <w:lang w:val="uk-UA"/>
+        </w:rPr>
+        <w:t>,</w:t>
+      </w:r>
+      <w:r>
+        <w:rPr>
+          <w:lang w:val="ru-RU"/>
+        </w:rPr>
+        <w:t xml:space="preserve"> </w:t>
+      </w:r>
+      <w:r>
+        <w:rPr>
+          <w:lang w:val="uk-UA"/>
+        </w:rPr>
+        <w:t>програма у випадковому порядку вибирає одне із значень ["</w:t>
+      </w:r>
+      <w:proofErr w:type="spellStart"/>
+      <w:r>
+        <w:rPr>
+          <w:lang w:val="uk-UA"/>
+        </w:rPr>
+        <w:t>stone</w:t>
+      </w:r>
+      <w:proofErr w:type="spellEnd"/>
+      <w:r>
+        <w:rPr>
+          <w:lang w:val="uk-UA"/>
+        </w:rPr>
+        <w:t>", "</w:t>
+      </w:r>
+      <w:proofErr w:type="spellStart"/>
+      <w:r>
+        <w:rPr>
+          <w:lang w:val="uk-UA"/>
+        </w:rPr>
+        <w:t>scissor</w:t>
+      </w:r>
+      <w:proofErr w:type="spellEnd"/>
+      <w:r>
+        <w:rPr>
+          <w:lang w:val="uk-UA"/>
+        </w:rPr>
+        <w:t>", "</w:t>
+      </w:r>
+      <w:proofErr w:type="spellStart"/>
+      <w:r>
+        <w:rPr>
+          <w:lang w:val="uk-UA"/>
+        </w:rPr>
+        <w:t>paper</w:t>
+      </w:r>
+      <w:proofErr w:type="spellEnd"/>
+      <w:r>
+        <w:rPr>
+          <w:lang w:val="uk-UA"/>
+        </w:rPr>
+        <w:t>"]. В залежності від умови, що камінь перемагає ножиці, ножиці перемагають папір, а папір перемагає камінь визначити переможця.</w:t>
+      </w:r>
+    </w:p>
+    <w:p>
+      <w:pPr>
+        <w:pStyle w:val="a6"/>
+        <w:ind w:firstLine="0"/>
+        <w:rPr>
+          <w:lang w:val="uk-UA"/>
+        </w:rPr>
+      </w:pPr>
+      <w:r>
+        <w:rPr>
+          <w:lang w:val="uk-UA"/>
+        </w:rPr>
+        <w:drawing>
+          <wp:inline distT="0" distB="0" distL="0" distR="0" wp14:anchorId="75D3BA55" wp14:editId="0B09635E">
+            <wp:extent cx="5943600" cy="4532243"/>
+            <wp:effectExtent l="0" t="0" r="5715" b="1905"/>
+            <wp:docPr id="14" name="Рисунок 14"/>
+            <wp:cNvGraphicFramePr>
+              <a:graphicFrameLocks xmlns:a="http://schemas.openxmlformats.org/drawingml/2006/main" noChangeAspect="1"/>
+            </wp:cNvGraphicFramePr>
+            <a:graphic xmlns:a="http://schemas.openxmlformats.org/drawingml/2006/main">
+              <a:graphicData uri="http://schemas.openxmlformats.org/drawingml/2006/picture">
+                <pic:pic xmlns:pic="http://schemas.openxmlformats.org/drawingml/2006/picture">
+                  <pic:nvPicPr>
+                    <pic:cNvPr id="1" name=""/>
+                    <pic:cNvPicPr/>
+                  </pic:nvPicPr>
+                  <pic:blipFill>
+                    <a:blip r:embed="rId16"/>
+                    <a:stretch>
+                      <a:fillRect/>
+                    </a:stretch>
+                  </pic:blipFill>
+                  <pic:spPr>
+                    <a:xfrm>
+                      <a:off x="0" y="0"/>
+                      <a:ext cx="5943600" cy="4532243"/>
+                    </a:xfrm>
+                    <a:prstGeom prst="rect">
+                      <a:avLst/>
+                    </a:prstGeom>
+                  </pic:spPr>
+                </pic:pic>
+              </a:graphicData>
+            </a:graphic>
+          </wp:inline>
+        </w:drawing>
+      </w:r>
+    </w:p>
+    <w:p>
+      <w:pPr>
+        <w:pStyle w:val="a6"/>
+        <w:numPr>
+          <w:ilvl w:val="0"/>
+          <w:numId w:val="7"/>
+        </w:numPr>
+        <w:rPr>
+          <w:lang w:val="uk-UA"/>
+        </w:rPr>
+      </w:pPr>
+      <w:r>
+        <w:rPr>
+          <w:lang w:val="uk-UA"/>
+        </w:rPr>
+        <w:t xml:space="preserve">Програма конвертування іноземної валюти в українську гривню. Для отримання актуальних курсів валют необхідно використовувати </w:t>
+      </w:r>
+      <w:r>
+        <w:t>API</w:t>
+      </w:r>
+      <w:r>
+        <w:rPr>
+          <w:lang w:val="ru-RU"/>
+        </w:rPr>
+        <w:t xml:space="preserve"> </w:t>
+      </w:r>
+      <w:r>
+        <w:rPr>
+          <w:lang w:val="uk-UA"/>
+        </w:rPr>
+        <w:t xml:space="preserve">НБУ та модуль, що надає можливість виконувати запити до сторонніх </w:t>
+      </w:r>
+      <w:r>
+        <w:rPr>
+          <w:lang w:val="uk-UA"/>
+        </w:rPr>
+        <w:lastRenderedPageBreak/>
+        <w:t xml:space="preserve">сервісів </w:t>
+      </w:r>
+      <w:proofErr w:type="spellStart"/>
+      <w:r>
+        <w:rPr>
+          <w:lang w:val="uk-UA"/>
+        </w:rPr>
+        <w:t>requests</w:t>
+      </w:r>
+      <w:proofErr w:type="spellEnd"/>
+      <w:r>
+        <w:rPr>
+          <w:lang w:val="uk-UA"/>
+        </w:rPr>
+        <w:t xml:space="preserve">. Достатня умова роботи – можливість конвертації для трьох іноземних валют </w:t>
+      </w:r>
+      <w:r>
+        <w:t>EUR</w:t>
+      </w:r>
+      <w:r>
+        <w:rPr>
+          <w:lang w:val="uk-UA"/>
+        </w:rPr>
+        <w:t xml:space="preserve">, </w:t>
+      </w:r>
+      <w:r>
+        <w:t>USD</w:t>
+      </w:r>
+      <w:r>
+        <w:rPr>
+          <w:lang w:val="uk-UA"/>
+        </w:rPr>
+        <w:t xml:space="preserve">, </w:t>
+      </w:r>
+      <w:r>
+        <w:t>PLN</w:t>
+      </w:r>
+      <w:r>
+        <w:rPr>
+          <w:lang w:val="uk-UA"/>
+        </w:rPr>
+        <w:t>. Користувачу надається можливість введення кількості та типу валюти, результат роботи програми – конвертоване значення в українських гривнях.</w:t>
+      </w:r>
+    </w:p>
+    <w:p>
+      <w:pPr>
+        <w:pStyle w:val="a6"/>
+        <w:ind w:firstLine="0"/>
+        <w:rPr>
+          <w:lang w:val="uk-UA"/>
+        </w:rPr>
+      </w:pPr>
+      <w:r>
+        <w:rPr>
+          <w:lang w:val="uk-UA"/>
+        </w:rPr>
+        <w:drawing>
+          <wp:inline distT="0" distB="0" distL="0" distR="0" wp14:anchorId="3F85DC3A" wp14:editId="4F950ECC">
+            <wp:extent cx="5943600" cy="4169410"/>
+            <wp:effectExtent l="0" t="0" r="0" b="2540"/>
+            <wp:docPr id="16" name="Рисунок 16"/>
+            <wp:cNvGraphicFramePr>
+              <a:graphicFrameLocks xmlns:a="http://schemas.openxmlformats.org/drawingml/2006/main" noChangeAspect="1"/>
+            </wp:cNvGraphicFramePr>
+            <a:graphic xmlns:a="http://schemas.openxmlformats.org/drawingml/2006/main">
+              <a:graphicData uri="http://schemas.openxmlformats.org/drawingml/2006/picture">
+                <pic:pic xmlns:pic="http://schemas.openxmlformats.org/drawingml/2006/picture">
+                  <pic:nvPicPr>
+                    <pic:cNvPr id="1" name=""/>
+                    <pic:cNvPicPr/>
+                  </pic:nvPicPr>
+                  <pic:blipFill>
+                    <a:blip r:embed="rId17"/>
+                    <a:stretch>
+                      <a:fillRect/>
+                    </a:stretch>
+                  </pic:blipFill>
+                  <pic:spPr>
+                    <a:xfrm>
+                      <a:off x="0" y="0"/>
+                      <a:ext cx="5943600" cy="4169410"/>
+                    </a:xfrm>
+                    <a:prstGeom prst="rect">
+                      <a:avLst/>
+                    </a:prstGeom>
+                  </pic:spPr>
+                </pic:pic>
+              </a:graphicData>
+            </a:graphic>
+          </wp:inline>
+        </w:drawing>
+      </w:r>
+    </w:p>
+    <w:p>
+      <w:pPr>
+        <w:pStyle w:val="a6"/>
+        <w:ind w:firstLine="0"/>
+        <w:rPr>
+          <w:lang w:val="uk-UA"/>
+        </w:rPr>
+      </w:pPr>
+      <w:r>
+        <w:rPr>
+          <w:lang w:val="uk-UA"/>
+        </w:rPr>
+        <w:lastRenderedPageBreak/>
+        <w:drawing>
+          <wp:inline distT="0" distB="0" distL="0" distR="0" wp14:anchorId="38AB4DF9" wp14:editId="53B094F8">
+            <wp:extent cx="5943600" cy="5078730"/>
+            <wp:effectExtent l="0" t="0" r="0" b="7620"/>
+            <wp:docPr id="17" name="Рисунок 17"/>
+            <wp:cNvGraphicFramePr>
+              <a:graphicFrameLocks xmlns:a="http://schemas.openxmlformats.org/drawingml/2006/main" noChangeAspect="1"/>
+            </wp:cNvGraphicFramePr>
+            <a:graphic xmlns:a="http://schemas.openxmlformats.org/drawingml/2006/main">
+              <a:graphicData uri="http://schemas.openxmlformats.org/drawingml/2006/picture">
+                <pic:pic xmlns:pic="http://schemas.openxmlformats.org/drawingml/2006/picture">
+                  <pic:nvPicPr>
+                    <pic:cNvPr id="1" name=""/>
+                    <pic:cNvPicPr/>
+                  </pic:nvPicPr>
+                  <pic:blipFill>
+                    <a:blip r:embed="rId18"/>
+                    <a:stretch>
+                      <a:fillRect/>
+                    </a:stretch>
+                  </pic:blipFill>
+                  <pic:spPr>
+                    <a:xfrm>
+                      <a:off x="0" y="0"/>
+                      <a:ext cx="5943600" cy="5078730"/>
+                    </a:xfrm>
+                    <a:prstGeom prst="rect">
+                      <a:avLst/>
+                    </a:prstGeom>
+                  </pic:spPr>
+                </pic:pic>
+              </a:graphicData>
+            </a:graphic>
+          </wp:inline>
+        </w:drawing>
+      </w:r>
+    </w:p>
+    <w:p>
+      <w:pPr>
+        <w:pStyle w:val="a6"/>
+        <w:numPr>
+          <w:ilvl w:val="0"/>
+          <w:numId w:val="7"/>
+        </w:numPr>
+        <w:rPr>
+          <w:lang w:val="uk-UA"/>
+        </w:rPr>
+      </w:pPr>
+      <w:r>
+        <w:rPr>
+          <w:lang w:val="uk-UA"/>
+        </w:rPr>
+        <w:drawing>
+          <wp:anchor distT="0" distB="0" distL="114300" distR="114300" simplePos="0" relativeHeight="251659264" behindDoc="1" locked="0" layoutInCell="1" allowOverlap="1" wp14:anchorId="666A7662" wp14:editId="450B97F0">
+            <wp:simplePos x="0" y="0"/>
+            <wp:positionH relativeFrom="column">
+              <wp:posOffset>596182</wp:posOffset>
+            </wp:positionH>
+            <wp:positionV relativeFrom="paragraph">
+              <wp:posOffset>217860</wp:posOffset>
+            </wp:positionV>
+            <wp:extent cx="1409700" cy="1266825"/>
+            <wp:effectExtent l="0" t="0" r="0" b="9525"/>
+            <wp:wrapTight wrapText="bothSides">
+              <wp:wrapPolygon edited="0">
+                <wp:start x="0" y="0"/>
+                <wp:lineTo x="0" y="21438"/>
+                <wp:lineTo x="21308" y="21438"/>
+                <wp:lineTo x="21308" y="0"/>
+                <wp:lineTo x="0" y="0"/>
+              </wp:wrapPolygon>
+            </wp:wrapTight>
+            <wp:docPr id="21" name="Рисунок 21"/>
+            <wp:cNvGraphicFramePr>
+              <a:graphicFrameLocks xmlns:a="http://schemas.openxmlformats.org/drawingml/2006/main" noChangeAspect="1"/>
+            </wp:cNvGraphicFramePr>
+            <a:graphic xmlns:a="http://schemas.openxmlformats.org/drawingml/2006/main">
+              <a:graphicData uri="http://schemas.openxmlformats.org/drawingml/2006/picture">
+                <pic:pic xmlns:pic="http://schemas.openxmlformats.org/drawingml/2006/picture">
+                  <pic:nvPicPr>
+                    <pic:cNvPr id="1" name=""/>
+                    <pic:cNvPicPr/>
+                  </pic:nvPicPr>
+                  <pic:blipFill>
+                    <a:blip r:embed="rId19">
+                      <a:extLst>
+                        <a:ext uri="{28A0092B-C50C-407E-A947-70E740481C1C}">
+                          <a14:useLocalDpi xmlns:a14="http://schemas.microsoft.com/office/drawing/2010/main" val="0"/>
+                        </a:ext>
+                      </a:extLst>
+                    </a:blip>
+                    <a:stretch>
+                      <a:fillRect/>
+                    </a:stretch>
+                  </pic:blipFill>
+                  <pic:spPr>
+                    <a:xfrm>
+                      <a:off x="0" y="0"/>
+                      <a:ext cx="1409700" cy="1266825"/>
+                    </a:xfrm>
+                    <a:prstGeom prst="rect">
+                      <a:avLst/>
+                    </a:prstGeom>
+                  </pic:spPr>
+                </pic:pic>
+              </a:graphicData>
+            </a:graphic>
+          </wp:anchor>
+        </w:drawing>
+      </w:r>
+      <w:r>
+        <w:rPr>
+          <w:lang w:val="uk-UA"/>
+        </w:rPr>
+        <w:t>Використання модулів для програми калькулятор. Функції додавання, віднімання, множення та ділення перенести в файл functions.py. Функції запиту на введення даних для операцій та самих операцій перемістити в файл operations.py. Програму калькулятор реалізувати в файлі calc.py, до якого підключають файл functions.py та operations.py.</w:t>
+      </w:r>
+    </w:p>
+    <w:p>
+      <w:pPr>
+        <w:pStyle w:val="a6"/>
+        <w:ind w:firstLine="0"/>
+        <w:rPr>
+          <w:lang w:val="uk-UA"/>
+        </w:rPr>
+      </w:pPr>
+      <w:r>
+        <w:rPr>
+          <w:lang w:val="uk-UA"/>
+        </w:rPr>
+        <w:lastRenderedPageBreak/>
+        <w:drawing>
+          <wp:inline distT="0" distB="0" distL="0" distR="0" wp14:anchorId="0C1EFDAB" wp14:editId="5B826A7A">
+            <wp:extent cx="5943600" cy="4829175"/>
+            <wp:effectExtent l="0" t="0" r="0" b="9525"/>
+            <wp:docPr id="22" name="Рисунок 22"/>
+            <wp:cNvGraphicFramePr>
+              <a:graphicFrameLocks xmlns:a="http://schemas.openxmlformats.org/drawingml/2006/main" noChangeAspect="1"/>
+            </wp:cNvGraphicFramePr>
+            <a:graphic xmlns:a="http://schemas.openxmlformats.org/drawingml/2006/main">
+              <a:graphicData uri="http://schemas.openxmlformats.org/drawingml/2006/picture">
+                <pic:pic xmlns:pic="http://schemas.openxmlformats.org/drawingml/2006/picture">
+                  <pic:nvPicPr>
+                    <pic:cNvPr id="1" name=""/>
+                    <pic:cNvPicPr/>
+                  </pic:nvPicPr>
+                  <pic:blipFill>
+                    <a:blip r:embed="rId20"/>
+                    <a:stretch>
+                      <a:fillRect/>
+                    </a:stretch>
+                  </pic:blipFill>
+                  <pic:spPr>
+                    <a:xfrm>
+                      <a:off x="0" y="0"/>
+                      <a:ext cx="5943600" cy="4829175"/>
+                    </a:xfrm>
+                    <a:prstGeom prst="rect">
+                      <a:avLst/>
+                    </a:prstGeom>
+                  </pic:spPr>
+                </pic:pic>
+              </a:graphicData>
+            </a:graphic>
+          </wp:inline>
+        </w:drawing>
+      </w:r>
+    </w:p>
+    <w:p>
+      <w:pPr>
+        <w:pStyle w:val="a6"/>
+        <w:ind w:firstLine="0"/>
+        <w:rPr>
+          <w:lang w:val="uk-UA"/>
+        </w:rPr>
+      </w:pPr>
+      <w:r>
+        <w:rPr>
+          <w:lang w:val="uk-UA"/>
+        </w:rPr>
+        <w:lastRenderedPageBreak/>
+        <w:drawing>
+          <wp:inline distT="0" distB="0" distL="0" distR="0" wp14:anchorId="460EBB47" wp14:editId="3D43E108">
+            <wp:extent cx="5943600" cy="3635375"/>
+            <wp:effectExtent l="0" t="0" r="0" b="3175"/>
+            <wp:docPr id="23" name="Рисунок 23"/>
+            <wp:cNvGraphicFramePr>
+              <a:graphicFrameLocks xmlns:a="http://schemas.openxmlformats.org/drawingml/2006/main" noChangeAspect="1"/>
+            </wp:cNvGraphicFramePr>
+            <a:graphic xmlns:a="http://schemas.openxmlformats.org/drawingml/2006/main">
+              <a:graphicData uri="http://schemas.openxmlformats.org/drawingml/2006/picture">
+                <pic:pic xmlns:pic="http://schemas.openxmlformats.org/drawingml/2006/picture">
+                  <pic:nvPicPr>
+                    <pic:cNvPr id="1" name=""/>
+                    <pic:cNvPicPr/>
+                  </pic:nvPicPr>
+                  <pic:blipFill>
+                    <a:blip r:embed="rId21"/>
+                    <a:stretch>
+                      <a:fillRect/>
+                    </a:stretch>
+                  </pic:blipFill>
+                  <pic:spPr>
+                    <a:xfrm>
+                      <a:off x="0" y="0"/>
+                      <a:ext cx="5943600" cy="3635375"/>
+                    </a:xfrm>
+                    <a:prstGeom prst="rect">
+                      <a:avLst/>
+                    </a:prstGeom>
+                  </pic:spPr>
+                </pic:pic>
+              </a:graphicData>
+            </a:graphic>
+          </wp:inline>
+        </w:drawing>
+      </w:r>
+    </w:p>
+    <w:p>
+      <w:pPr>
+        <w:pStyle w:val="a6"/>
+        <w:ind w:firstLine="0"/>
+        <w:rPr>
+          <w:lang w:val="uk-UA"/>
+        </w:rPr>
+      </w:pPr>
+      <w:r>
+        <w:rPr>
+          <w:lang w:val="uk-UA"/>
+        </w:rPr>
+        <w:lastRenderedPageBreak/>
+        <w:drawing>
+          <wp:inline distT="0" distB="0" distL="0" distR="0" wp14:anchorId="7B956DCB" wp14:editId="3854830A">
+            <wp:extent cx="5943600" cy="5053965"/>
+            <wp:effectExtent l="0" t="0" r="0" b="0"/>
+            <wp:docPr id="24" name="Рисунок 24"/>
+            <wp:cNvGraphicFramePr>
+              <a:graphicFrameLocks xmlns:a="http://schemas.openxmlformats.org/drawingml/2006/main" noChangeAspect="1"/>
+            </wp:cNvGraphicFramePr>
+            <a:graphic xmlns:a="http://schemas.openxmlformats.org/drawingml/2006/main">
+              <a:graphicData uri="http://schemas.openxmlformats.org/drawingml/2006/picture">
+                <pic:pic xmlns:pic="http://schemas.openxmlformats.org/drawingml/2006/picture">
+                  <pic:nvPicPr>
+                    <pic:cNvPr id="1" name=""/>
+                    <pic:cNvPicPr/>
+                  </pic:nvPicPr>
+                  <pic:blipFill>
+                    <a:blip r:embed="rId22"/>
+                    <a:stretch>
+                      <a:fillRect/>
+                    </a:stretch>
+                  </pic:blipFill>
+                  <pic:spPr>
+                    <a:xfrm>
+                      <a:off x="0" y="0"/>
+                      <a:ext cx="5943600" cy="5053965"/>
+                    </a:xfrm>
+                    <a:prstGeom prst="rect">
+                      <a:avLst/>
+                    </a:prstGeom>
+                  </pic:spPr>
+                </pic:pic>
+              </a:graphicData>
+            </a:graphic>
+          </wp:inline>
+        </w:drawing>
+      </w:r>
+    </w:p>
+    <w:p>
+      <w:pPr>
+        <w:jc w:val="right"/>
+        <w:rPr>
+          <w:lang w:val="ru-RU"/>
+        </w:rPr>
+      </w:pPr>
+      <w:r>
+        <w:rPr>
+          <w:lang w:val="uk-UA"/>
+        </w:rPr>
+        <w:t>Звіт до Теми №</w:t>
+      </w:r>
+      <w:r>
+        <w:rPr>
+          <w:lang w:val="ru-RU"/>
+        </w:rPr>
+        <w:t>6</w:t>
+      </w:r>
+    </w:p>
+    <w:p>
+      <w:pPr>
+        <w:jc w:val="right"/>
+        <w:rPr>
+          <w:lang w:val="uk-UA"/>
+        </w:rPr>
+      </w:pPr>
+      <w:r>
+        <w:rPr>
+          <w:lang w:val="uk-UA"/>
+        </w:rPr>
+        <w:t>Робота з файлами</w:t>
+      </w:r>
+    </w:p>
+    <w:p>
+      <w:pPr>
+        <w:rPr>
+          <w:lang w:val="uk-UA"/>
+        </w:rPr>
+      </w:pPr>
+      <w:r>
+        <w:rPr>
+          <w:lang w:val="uk-UA"/>
+        </w:rPr>
+        <w:t>Під час виконання практичного завдання до Теми №</w:t>
+      </w:r>
+      <w:r>
+        <w:rPr>
+          <w:lang w:val="ru-RU"/>
+        </w:rPr>
+        <w:t>6</w:t>
+      </w:r>
+      <w:r>
+        <w:rPr>
+          <w:lang w:val="uk-UA"/>
+        </w:rPr>
+        <w:t xml:space="preserve"> було надано варіанти рішення до наступних задач:</w:t>
+      </w:r>
+    </w:p>
+    <w:p>
+      <w:pPr>
+        <w:spacing w:line="259" w:lineRule="auto"/>
+        <w:ind w:firstLine="0"/>
+        <w:jc w:val="left"/>
+        <w:rPr>
+          <w:lang w:val="uk-UA"/>
+        </w:rPr>
+      </w:pPr>
+      <w:r>
+        <w:rPr>
+          <w:lang w:val="uk-UA"/>
+        </w:rPr>
+        <w:br w:type="page"/>
+      </w:r>
+    </w:p>
+    <w:p>
+      <w:pPr>
+        <w:rPr>
+          <w:lang w:val="uk-UA"/>
+        </w:rPr>
+      </w:pPr>
+    </w:p>
+    <w:p>
+      <w:pPr>
+        <w:pStyle w:val="a6"/>
+        <w:numPr>
+          <w:ilvl w:val="0"/>
+          <w:numId w:val="8"/>
+        </w:numPr>
+        <w:rPr>
+          <w:lang w:val="uk-UA"/>
+        </w:rPr>
+      </w:pPr>
+      <w:r>
+        <w:rPr>
+          <w:lang w:val="uk-UA"/>
+        </w:rPr>
+        <w:t xml:space="preserve">Розробити механізм </w:t>
+      </w:r>
+      <w:proofErr w:type="spellStart"/>
+      <w:r>
+        <w:rPr>
+          <w:lang w:val="uk-UA"/>
+        </w:rPr>
+        <w:t>логування</w:t>
+      </w:r>
+      <w:proofErr w:type="spellEnd"/>
+      <w:r>
+        <w:rPr>
+          <w:lang w:val="uk-UA"/>
+        </w:rPr>
+        <w:t xml:space="preserve"> всіх дій, що виконує програма. Забезпечити зберігання інформації про введені данні, виконану операцію та результат виконання операції над даними.</w:t>
+      </w:r>
+    </w:p>
+    <w:p>
+      <w:pPr>
+        <w:pStyle w:val="a6"/>
+        <w:ind w:firstLine="0"/>
+        <w:rPr>
+          <w:lang w:val="uk-UA"/>
+        </w:rPr>
+      </w:pPr>
+      <w:r>
+        <w:rPr>
+          <w:lang w:val="uk-UA"/>
+        </w:rPr>
+        <w:drawing>
+          <wp:inline distT="0" distB="0" distL="0" distR="0" wp14:anchorId="5B00118E" wp14:editId="3E53DD2B">
+            <wp:extent cx="5943600" cy="2094230"/>
+            <wp:effectExtent l="0" t="0" r="0" b="1270"/>
+            <wp:docPr id="25" name="Рисунок 25"/>
+            <wp:cNvGraphicFramePr>
+              <a:graphicFrameLocks xmlns:a="http://schemas.openxmlformats.org/drawingml/2006/main" noChangeAspect="1"/>
+            </wp:cNvGraphicFramePr>
+            <a:graphic xmlns:a="http://schemas.openxmlformats.org/drawingml/2006/main">
+              <a:graphicData uri="http://schemas.openxmlformats.org/drawingml/2006/picture">
+                <pic:pic xmlns:pic="http://schemas.openxmlformats.org/drawingml/2006/picture">
+                  <pic:nvPicPr>
+                    <pic:cNvPr id="1" name=""/>
+                    <pic:cNvPicPr/>
+                  </pic:nvPicPr>
+                  <pic:blipFill>
+                    <a:blip r:embed="rId23"/>
+                    <a:stretch>
+                      <a:fillRect/>
+                    </a:stretch>
+                  </pic:blipFill>
+                  <pic:spPr>
+                    <a:xfrm>
+                      <a:off x="0" y="0"/>
+                      <a:ext cx="5943600" cy="2094230"/>
+                    </a:xfrm>
+                    <a:prstGeom prst="rect">
+                      <a:avLst/>
+                    </a:prstGeom>
+                  </pic:spPr>
+                </pic:pic>
+              </a:graphicData>
+            </a:graphic>
+          </wp:inline>
+        </w:drawing>
+      </w:r>
+    </w:p>
+    <w:p>
+      <w:pPr>
+        <w:pStyle w:val="a6"/>
+        <w:ind w:firstLine="0"/>
+        <w:rPr>
+          <w:lang w:val="uk-UA"/>
+        </w:rPr>
+      </w:pPr>
+      <w:r>
+        <w:rPr>
+          <w:lang w:val="uk-UA"/>
+        </w:rPr>
+        <w:lastRenderedPageBreak/>
+        <w:drawing>
+          <wp:inline distT="0" distB="0" distL="0" distR="0" wp14:anchorId="1CD54A09" wp14:editId="45CB5212">
+            <wp:extent cx="5943600" cy="7664450"/>
+            <wp:effectExtent l="0" t="0" r="0" b="0"/>
+            <wp:docPr id="26" name="Рисунок 26"/>
+            <wp:cNvGraphicFramePr>
+              <a:graphicFrameLocks xmlns:a="http://schemas.openxmlformats.org/drawingml/2006/main" noChangeAspect="1"/>
+            </wp:cNvGraphicFramePr>
+            <a:graphic xmlns:a="http://schemas.openxmlformats.org/drawingml/2006/main">
+              <a:graphicData uri="http://schemas.openxmlformats.org/drawingml/2006/picture">
+                <pic:pic xmlns:pic="http://schemas.openxmlformats.org/drawingml/2006/picture">
+                  <pic:nvPicPr>
+                    <pic:cNvPr id="1" name=""/>
+                    <pic:cNvPicPr/>
+                  </pic:nvPicPr>
+                  <pic:blipFill>
+                    <a:blip r:embed="rId24"/>
+                    <a:stretch>
+                      <a:fillRect/>
+                    </a:stretch>
+                  </pic:blipFill>
+                  <pic:spPr>
+                    <a:xfrm>
+                      <a:off x="0" y="0"/>
+                      <a:ext cx="5943600" cy="7664450"/>
+                    </a:xfrm>
+                    <a:prstGeom prst="rect">
+                      <a:avLst/>
+                    </a:prstGeom>
+                  </pic:spPr>
+                </pic:pic>
+              </a:graphicData>
+            </a:graphic>
+          </wp:inline>
+        </w:drawing>
+      </w:r>
+    </w:p>
+    <w:p>
+      <w:pPr>
+        <w:pStyle w:val="a6"/>
+        <w:numPr>
+          <w:ilvl w:val="0"/>
+          <w:numId w:val="8"/>
+        </w:numPr>
+        <w:rPr>
+          <w:lang w:val="uk-UA"/>
+        </w:rPr>
+      </w:pPr>
+      <w:r>
+        <w:rPr>
+          <w:lang w:val="uk-UA"/>
+        </w:rPr>
+        <w:lastRenderedPageBreak/>
+        <w:t xml:space="preserve">Маючи не відсортований список, елементами якого є словники з двома параметрами (ім’я та оцінка) виконати сортування списку, використовуючи стандартну функцію </w:t>
+      </w:r>
+      <w:r>
+        <w:t>sorted</w:t>
+      </w:r>
+      <w:r>
+        <w:rPr>
+          <w:lang w:val="ru-RU"/>
+        </w:rPr>
+        <w:t xml:space="preserve">(). Другим параметром для </w:t>
+      </w:r>
+      <w:r>
+        <w:rPr>
+          <w:lang w:val="uk-UA"/>
+        </w:rPr>
+        <w:t xml:space="preserve">функції </w:t>
+      </w:r>
+      <w:r>
+        <w:t>sorted</w:t>
+      </w:r>
+      <w:r>
+        <w:rPr>
+          <w:lang w:val="ru-RU"/>
+        </w:rPr>
+        <w:t xml:space="preserve">() </w:t>
+      </w:r>
+      <w:r>
+        <w:rPr>
+          <w:lang w:val="uk-UA"/>
+        </w:rPr>
+        <w:t xml:space="preserve">має бути </w:t>
+      </w:r>
+      <w:r>
+        <w:t>lambda</w:t>
+      </w:r>
+      <w:r>
+        <w:rPr>
+          <w:lang w:val="ru-RU"/>
+        </w:rPr>
+        <w:t xml:space="preserve"> </w:t>
+      </w:r>
+      <w:r>
+        <w:rPr>
+          <w:lang w:val="uk-UA"/>
+        </w:rPr>
+        <w:t>функція, що повертає ім’я або оцінку із елемента словника.</w:t>
+      </w:r>
+    </w:p>
+    <w:p>
+      <w:pPr>
+        <w:pStyle w:val="a6"/>
+        <w:ind w:firstLine="0"/>
+        <w:rPr>
+          <w:lang w:val="uk-UA"/>
+        </w:rPr>
+      </w:pPr>
+      <w:r>
+        <w:rPr>
+          <w:lang w:val="uk-UA"/>
+        </w:rPr>
+        <w:drawing>
+          <wp:inline distT="0" distB="0" distL="0" distR="0" wp14:anchorId="2C3EC1A3" wp14:editId="21B05670">
+            <wp:extent cx="5943600" cy="4152265"/>
+            <wp:effectExtent l="0" t="0" r="0" b="635"/>
+            <wp:docPr id="27" name="Рисунок 27"/>
+            <wp:cNvGraphicFramePr>
+              <a:graphicFrameLocks xmlns:a="http://schemas.openxmlformats.org/drawingml/2006/main" noChangeAspect="1"/>
+            </wp:cNvGraphicFramePr>
+            <a:graphic xmlns:a="http://schemas.openxmlformats.org/drawingml/2006/main">
+              <a:graphicData uri="http://schemas.openxmlformats.org/drawingml/2006/picture">
+                <pic:pic xmlns:pic="http://schemas.openxmlformats.org/drawingml/2006/picture">
+                  <pic:nvPicPr>
+                    <pic:cNvPr id="1" name=""/>
+                    <pic:cNvPicPr/>
+                  </pic:nvPicPr>
+                  <pic:blipFill>
+                    <a:blip r:embed="rId25"/>
+                    <a:stretch>
+                      <a:fillRect/>
+                    </a:stretch>
+                  </pic:blipFill>
+                  <pic:spPr>
+                    <a:xfrm>
+                      <a:off x="0" y="0"/>
+                      <a:ext cx="5943600" cy="4152265"/>
+                    </a:xfrm>
+                    <a:prstGeom prst="rect">
+                      <a:avLst/>
+                    </a:prstGeom>
+                  </pic:spPr>
+                </pic:pic>
+              </a:graphicData>
+            </a:graphic>
+          </wp:inline>
+        </w:drawing>
+      </w:r>
+    </w:p>
+    <w:p>
+      <w:pPr>
+        <w:rPr>
+          <w:lang w:val="uk-UA"/>
+        </w:rPr>
+      </w:pPr>
+    </w:p>
+    <w:p>
+      <w:pPr>
+        <w:rPr>
+          <w:lang w:val="uk-UA"/>
+        </w:rPr>
+      </w:pPr>
+    </w:p>
+    <w:p>
+      <w:pPr>
+        <w:jc w:val="right"/>
+        <w:rPr>
+          <w:lang w:val="ru-RU"/>
+        </w:rPr>
+      </w:pPr>
+      <w:r>
+        <w:rPr>
+          <w:lang w:val="uk-UA"/>
+        </w:rPr>
+        <w:t>Звіт до Теми №</w:t>
+      </w:r>
+      <w:r>
+        <w:rPr>
+          <w:lang w:val="ru-RU"/>
+        </w:rPr>
+        <w:t>7</w:t>
+      </w:r>
+    </w:p>
+    <w:p>
+      <w:pPr>
+        <w:jc w:val="right"/>
+        <w:rPr>
+          <w:lang w:val="uk-UA"/>
+        </w:rPr>
+      </w:pPr>
+      <w:r>
+        <w:rPr>
+          <w:lang w:val="uk-UA"/>
+        </w:rPr>
+        <w:t>Об'єктно-орієнтоване програмування</w:t>
+      </w:r>
+    </w:p>
+    <w:p>
+      <w:pPr>
+        <w:rPr>
+          <w:lang w:val="uk-UA"/>
+        </w:rPr>
+      </w:pPr>
+      <w:r>
+        <w:rPr>
+          <w:lang w:val="uk-UA"/>
+        </w:rPr>
+        <w:t>Під час виконання практичного завдання до Теми №</w:t>
+      </w:r>
+      <w:r>
+        <w:rPr>
+          <w:lang w:val="ru-RU"/>
+        </w:rPr>
+        <w:t>7</w:t>
+      </w:r>
+      <w:r>
+        <w:rPr>
+          <w:lang w:val="uk-UA"/>
+        </w:rPr>
+        <w:t xml:space="preserve"> було надано варіанти рішення до наступних задач:</w:t>
+      </w:r>
+    </w:p>
+    <w:p>
+      <w:pPr>
+        <w:ind w:left="360" w:firstLine="0"/>
+        <w:rPr>
+          <w:lang w:val="uk-UA"/>
+        </w:rPr>
+      </w:pPr>
+      <w:r>
+        <w:rPr>
+          <w:lang w:val="ru-RU"/>
+        </w:rPr>
+        <w:lastRenderedPageBreak/>
+        <w:t>2)</w:t>
+      </w:r>
+      <w:r>
+        <w:rPr>
+          <w:lang w:val="uk-UA"/>
+        </w:rPr>
+        <w:t xml:space="preserve"> </w:t>
+      </w:r>
+      <w:r>
+        <w:rPr>
+          <w:lang w:val="uk-UA"/>
+        </w:rPr>
+        <w:t>Ознайомитись з існуючими за замовченням методами класу по типу __</w:t>
+      </w:r>
+      <w:proofErr w:type="spellStart"/>
+      <w:r>
+        <w:t>init</w:t>
+      </w:r>
+      <w:proofErr w:type="spellEnd"/>
+      <w:r>
+        <w:rPr>
+          <w:lang w:val="ru-RU"/>
+        </w:rPr>
+        <w:t>__(</w:t>
+      </w:r>
+      <w:r>
+        <w:t>self</w:t>
+      </w:r>
+      <w:r>
+        <w:rPr>
+          <w:lang w:val="ru-RU"/>
+        </w:rPr>
+        <w:t>) __</w:t>
+      </w:r>
+      <w:r>
+        <w:t>str</w:t>
+      </w:r>
+      <w:r>
+        <w:rPr>
+          <w:lang w:val="ru-RU"/>
+        </w:rPr>
+        <w:t>__(</w:t>
+      </w:r>
+      <w:r>
+        <w:t>self</w:t>
+      </w:r>
+      <w:r>
+        <w:rPr>
+          <w:lang w:val="ru-RU"/>
+        </w:rPr>
+        <w:t xml:space="preserve">)__ </w:t>
+      </w:r>
+      <w:r>
+        <w:rPr>
+          <w:lang w:val="uk-UA"/>
+        </w:rPr>
+        <w:t>та надати приклади використання.</w:t>
+      </w:r>
+    </w:p>
+    <w:p>
+      <w:pPr>
+        <w:ind w:left="360" w:firstLine="0"/>
+        <w:rPr>
+          <w:lang w:val="uk-UA"/>
+        </w:rPr>
+      </w:pPr>
+      <w:r>
+        <w:rPr>
+          <w:lang w:val="uk-UA"/>
+        </w:rPr>
+        <w:drawing>
+          <wp:inline distT="0" distB="0" distL="0" distR="0" wp14:anchorId="58EC92F3" wp14:editId="06CE5CBB">
+            <wp:extent cx="5430008" cy="3496163"/>
+            <wp:effectExtent l="0" t="0" r="0" b="9525"/>
+            <wp:docPr id="28" name="Рисунок 28"/>
+            <wp:cNvGraphicFramePr>
+              <a:graphicFrameLocks xmlns:a="http://schemas.openxmlformats.org/drawingml/2006/main" noChangeAspect="1"/>
+            </wp:cNvGraphicFramePr>
+            <a:graphic xmlns:a="http://schemas.openxmlformats.org/drawingml/2006/main">
+              <a:graphicData uri="http://schemas.openxmlformats.org/drawingml/2006/picture">
+                <pic:pic xmlns:pic="http://schemas.openxmlformats.org/drawingml/2006/picture">
+                  <pic:nvPicPr>
+                    <pic:cNvPr id="1" name=""/>
+                    <pic:cNvPicPr/>
+                  </pic:nvPicPr>
+                  <pic:blipFill>
+                    <a:blip r:embed="rId26"/>
+                    <a:stretch>
+                      <a:fillRect/>
+                    </a:stretch>
+                  </pic:blipFill>
+                  <pic:spPr>
+                    <a:xfrm>
+                      <a:off x="0" y="0"/>
+                      <a:ext cx="5430008" cy="3496163"/>
+                    </a:xfrm>
+                    <a:prstGeom prst="rect">
+                      <a:avLst/>
+                    </a:prstGeom>
+                  </pic:spPr>
+                </pic:pic>
+              </a:graphicData>
+            </a:graphic>
+          </wp:inline>
+        </w:drawing>
+      </w:r>
+    </w:p>
+    <w:p>
+      <w:pPr>
+        <w:pStyle w:val="a6"/>
+        <w:numPr>
+          <w:ilvl w:val="0"/>
+          <w:numId w:val="8"/>
+        </w:numPr>
+        <w:rPr>
+          <w:lang w:val="uk-UA"/>
+        </w:rPr>
+      </w:pPr>
+      <w:r>
+        <w:rPr>
+          <w:lang w:val="uk-UA"/>
+        </w:rPr>
+        <w:t xml:space="preserve">Розробити клас </w:t>
+      </w:r>
+      <w:r>
+        <w:rPr>
+          <w:b/>
+          <w:bCs/>
+        </w:rPr>
+        <w:t>Student</w:t>
+      </w:r>
+      <w:r>
+        <w:rPr>
+          <w:lang w:val="ru-RU"/>
+        </w:rPr>
+        <w:t xml:space="preserve"> </w:t>
+      </w:r>
+      <w:r>
+        <w:rPr>
+          <w:lang w:val="uk-UA"/>
+        </w:rPr>
+        <w:t xml:space="preserve">атрибутами якого э два параметра </w:t>
+      </w:r>
+      <w:r>
+        <w:rPr>
+          <w:b/>
+          <w:bCs/>
+        </w:rPr>
+        <w:t>name</w:t>
+      </w:r>
+      <w:r>
+        <w:rPr>
+          <w:lang w:val="ru-RU"/>
+        </w:rPr>
+        <w:t xml:space="preserve"> </w:t>
+      </w:r>
+      <w:r>
+        <w:rPr>
+          <w:lang w:val="uk-UA"/>
+        </w:rPr>
+        <w:t xml:space="preserve">та </w:t>
+      </w:r>
+      <w:r>
+        <w:rPr>
+          <w:b/>
+          <w:bCs/>
+        </w:rPr>
+        <w:t>age</w:t>
+      </w:r>
+      <w:r>
+        <w:rPr>
+          <w:lang w:val="ru-RU"/>
+        </w:rPr>
+        <w:t xml:space="preserve">. </w:t>
+      </w:r>
+      <w:r>
+        <w:rPr>
+          <w:lang w:val="uk-UA"/>
+        </w:rPr>
+        <w:t xml:space="preserve">Створити список елементами якого є об'єкти класу </w:t>
+      </w:r>
+      <w:r>
+        <w:rPr>
+          <w:b/>
+          <w:bCs/>
+        </w:rPr>
+        <w:t>Student</w:t>
+      </w:r>
+      <w:r>
+        <w:rPr>
+          <w:lang w:val="uk-UA"/>
+        </w:rPr>
+        <w:t xml:space="preserve">. Написати цикл який виводить на екран елементи списку у відсортованому порядку. Для сортування використати стандартну функцію </w:t>
+      </w:r>
+      <w:r>
+        <w:rPr>
+          <w:b/>
+          <w:bCs/>
+        </w:rPr>
+        <w:t>sorted</w:t>
+      </w:r>
+      <w:r>
+        <w:rPr>
+          <w:lang w:val="uk-UA"/>
+        </w:rPr>
+        <w:t xml:space="preserve">. </w:t>
+      </w:r>
+      <w:r>
+        <w:rPr>
+          <w:lang w:val="uk-UA"/>
+        </w:rPr>
+        <w:t xml:space="preserve">Функція </w:t>
+      </w:r>
+      <w:r>
+        <w:rPr>
+          <w:b/>
+          <w:bCs/>
+        </w:rPr>
+        <w:t>sorted</w:t>
+      </w:r>
+      <w:r>
+        <w:rPr>
+          <w:lang w:val="uk-UA"/>
+        </w:rPr>
+        <w:t xml:space="preserve"> має використовувати </w:t>
+      </w:r>
+      <w:r>
+        <w:rPr>
+          <w:b/>
+          <w:bCs/>
+        </w:rPr>
+        <w:t>lambda</w:t>
+      </w:r>
+      <w:r>
+        <w:rPr>
+          <w:lang w:val="uk-UA"/>
+        </w:rPr>
+        <w:t xml:space="preserve"> </w:t>
+      </w:r>
+      <w:r>
+        <w:rPr>
+          <w:lang w:val="uk-UA"/>
+        </w:rPr>
+        <w:t>функцію для визначення ключа сортування.</w:t>
+      </w:r>
+    </w:p>
+    <w:p>
+      <w:pPr>
+        <w:pStyle w:val="a6"/>
+        <w:ind w:firstLine="0"/>
+        <w:rPr>
+          <w:lang w:val="uk-UA"/>
+        </w:rPr>
+      </w:pPr>
+      <w:r>
+        <w:rPr>
+          <w:lang w:val="uk-UA"/>
+        </w:rPr>
+        <w:lastRenderedPageBreak/>
+        <w:drawing>
+          <wp:inline distT="0" distB="0" distL="0" distR="0" wp14:anchorId="00BDBBC0" wp14:editId="7890C586">
+            <wp:extent cx="5943600" cy="5573395"/>
+            <wp:effectExtent l="0" t="0" r="0" b="8255"/>
+            <wp:docPr id="29" name="Рисунок 29"/>
+            <wp:cNvGraphicFramePr>
+              <a:graphicFrameLocks xmlns:a="http://schemas.openxmlformats.org/drawingml/2006/main" noChangeAspect="1"/>
+            </wp:cNvGraphicFramePr>
+            <a:graphic xmlns:a="http://schemas.openxmlformats.org/drawingml/2006/main">
+              <a:graphicData uri="http://schemas.openxmlformats.org/drawingml/2006/picture">
+                <pic:pic xmlns:pic="http://schemas.openxmlformats.org/drawingml/2006/picture">
+                  <pic:nvPicPr>
+                    <pic:cNvPr id="1" name=""/>
+                    <pic:cNvPicPr/>
+                  </pic:nvPicPr>
+                  <pic:blipFill>
+                    <a:blip r:embed="rId27"/>
+                    <a:stretch>
+                      <a:fillRect/>
+                    </a:stretch>
+                  </pic:blipFill>
+                  <pic:spPr>
+                    <a:xfrm>
+                      <a:off x="0" y="0"/>
+                      <a:ext cx="5943600" cy="5573395"/>
+                    </a:xfrm>
+                    <a:prstGeom prst="rect">
+                      <a:avLst/>
+                    </a:prstGeom>
+                  </pic:spPr>
+                </pic:pic>
+              </a:graphicData>
+            </a:graphic>
+          </wp:inline>
+        </w:drawing>
+      </w:r>
+    </w:p>
+    <w:p>
+      <w:pPr>
+        <w:pStyle w:val="a6"/>
+        <w:numPr>
+          <w:ilvl w:val="0"/>
+          <w:numId w:val="8"/>
+        </w:numPr>
+        <w:rPr>
+          <w:lang w:val="uk-UA"/>
+        </w:rPr>
+      </w:pPr>
+      <w:r>
+        <w:rPr>
+          <w:lang w:val="uk-UA"/>
+        </w:rPr>
+        <w:t xml:space="preserve">Використовуючи принципи ООП переписати програму Калькулятор. Завдання має бути виконано використовуючи модульний підхід. </w:t>
+      </w:r>
+    </w:p>
+    <w:p>
+      <w:pPr>
+        <w:pStyle w:val="a6"/>
+        <w:ind w:firstLine="0"/>
+        <w:rPr>
+          <w:lang w:val="uk-UA"/>
+        </w:rPr>
+      </w:pPr>
+      <w:r>
+        <w:rPr>
+          <w:lang w:val="uk-UA"/>
+        </w:rPr>
+        <w:lastRenderedPageBreak/>
+        <w:drawing>
+          <wp:inline distT="0" distB="0" distL="0" distR="0" wp14:anchorId="27AB9E84" wp14:editId="7DECFA87">
+            <wp:extent cx="5572903" cy="3391373"/>
+            <wp:effectExtent l="0" t="0" r="8890" b="0"/>
+            <wp:docPr id="30" name="Рисунок 30"/>
+            <wp:cNvGraphicFramePr>
+              <a:graphicFrameLocks xmlns:a="http://schemas.openxmlformats.org/drawingml/2006/main" noChangeAspect="1"/>
+            </wp:cNvGraphicFramePr>
+            <a:graphic xmlns:a="http://schemas.openxmlformats.org/drawingml/2006/main">
+              <a:graphicData uri="http://schemas.openxmlformats.org/drawingml/2006/picture">
+                <pic:pic xmlns:pic="http://schemas.openxmlformats.org/drawingml/2006/picture">
+                  <pic:nvPicPr>
+                    <pic:cNvPr id="1" name=""/>
+                    <pic:cNvPicPr/>
+                  </pic:nvPicPr>
+                  <pic:blipFill>
+                    <a:blip r:embed="rId28"/>
+                    <a:stretch>
+                      <a:fillRect/>
+                    </a:stretch>
+                  </pic:blipFill>
+                  <pic:spPr>
+                    <a:xfrm>
+                      <a:off x="0" y="0"/>
+                      <a:ext cx="5572903" cy="3391373"/>
+                    </a:xfrm>
+                    <a:prstGeom prst="rect">
+                      <a:avLst/>
+                    </a:prstGeom>
+                  </pic:spPr>
+                </pic:pic>
+              </a:graphicData>
+            </a:graphic>
+          </wp:inline>
+        </w:drawing>
+      </w:r>
+    </w:p>
+    <w:p>
+      <w:pPr>
+        <w:pStyle w:val="a6"/>
+        <w:ind w:firstLine="0"/>
+        <w:rPr>
+          <w:lang w:val="uk-UA"/>
+        </w:rPr>
+      </w:pPr>
+      <w:r>
+        <w:rPr>
+          <w:lang w:val="uk-UA"/>
+        </w:rPr>
+        <w:lastRenderedPageBreak/>
+        <w:drawing>
+          <wp:inline distT="0" distB="0" distL="0" distR="0" wp14:anchorId="7F4AD77D" wp14:editId="6457A93C">
+            <wp:extent cx="5943600" cy="5447030"/>
+            <wp:effectExtent l="0" t="0" r="0" b="1270"/>
+            <wp:docPr id="31" name="Рисунок 31"/>
+            <wp:cNvGraphicFramePr>
+              <a:graphicFrameLocks xmlns:a="http://schemas.openxmlformats.org/drawingml/2006/main" noChangeAspect="1"/>
+            </wp:cNvGraphicFramePr>
+            <a:graphic xmlns:a="http://schemas.openxmlformats.org/drawingml/2006/main">
+              <a:graphicData uri="http://schemas.openxmlformats.org/drawingml/2006/picture">
+                <pic:pic xmlns:pic="http://schemas.openxmlformats.org/drawingml/2006/picture">
+                  <pic:nvPicPr>
+                    <pic:cNvPr id="1" name=""/>
+                    <pic:cNvPicPr/>
+                  </pic:nvPicPr>
+                  <pic:blipFill>
+                    <a:blip r:embed="rId29"/>
+                    <a:stretch>
+                      <a:fillRect/>
+                    </a:stretch>
+                  </pic:blipFill>
+                  <pic:spPr>
+                    <a:xfrm>
+                      <a:off x="0" y="0"/>
+                      <a:ext cx="5943600" cy="5447030"/>
+                    </a:xfrm>
+                    <a:prstGeom prst="rect">
+                      <a:avLst/>
+                    </a:prstGeom>
+                  </pic:spPr>
+                </pic:pic>
+              </a:graphicData>
+            </a:graphic>
+          </wp:inline>
+        </w:drawing>
+      </w:r>
+    </w:p>
+    <w:p>
+      <w:pPr>
+        <w:rPr>
+          <w:lang w:val="uk-UA"/>
+        </w:rPr>
+      </w:pPr>
+      <w:r>
+        <w:rPr>
+          <w:lang w:val="uk-UA"/>
+        </w:rPr>
+        <w:lastRenderedPageBreak/>
+        <w:drawing>
+          <wp:inline distT="0" distB="0" distL="0" distR="0" wp14:anchorId="00A3BCBA" wp14:editId="4580EAEE">
+            <wp:extent cx="5943600" cy="4331335"/>
+            <wp:effectExtent l="0" t="0" r="0" b="0"/>
+            <wp:docPr id="32" name="Рисунок 32"/>
+            <wp:cNvGraphicFramePr>
+              <a:graphicFrameLocks xmlns:a="http://schemas.openxmlformats.org/drawingml/2006/main" noChangeAspect="1"/>
+            </wp:cNvGraphicFramePr>
+            <a:graphic xmlns:a="http://schemas.openxmlformats.org/drawingml/2006/main">
+              <a:graphicData uri="http://schemas.openxmlformats.org/drawingml/2006/picture">
+                <pic:pic xmlns:pic="http://schemas.openxmlformats.org/drawingml/2006/picture">
+                  <pic:nvPicPr>
+                    <pic:cNvPr id="1" name=""/>
+                    <pic:cNvPicPr/>
+                  </pic:nvPicPr>
+                  <pic:blipFill>
+                    <a:blip r:embed="rId30"/>
+                    <a:stretch>
+                      <a:fillRect/>
+                    </a:stretch>
+                  </pic:blipFill>
+                  <pic:spPr>
+                    <a:xfrm>
+                      <a:off x="0" y="0"/>
+                      <a:ext cx="5943600" cy="4331335"/>
+                    </a:xfrm>
+                    <a:prstGeom prst="rect">
+                      <a:avLst/>
+                    </a:prstGeom>
+                  </pic:spPr>
+                </pic:pic>
+              </a:graphicData>
+            </a:graphic>
+          </wp:inline>
+        </w:drawing>
+      </w:r>
+    </w:p>
+    <w:p>
+      <w:pPr>
+        <w:rPr>
+          <w:lang w:val="uk-UA"/>
+        </w:rPr>
+      </w:pPr>
+      <w:r>
+        <w:rPr>
+          <w:lang w:val="uk-UA"/>
+        </w:rPr>
+        <w:lastRenderedPageBreak/>
+        <w:drawing>
+          <wp:inline distT="0" distB="0" distL="0" distR="0" wp14:anchorId="3E3922B6" wp14:editId="4432B92F">
+            <wp:extent cx="5943600" cy="5314315"/>
+            <wp:effectExtent l="0" t="0" r="0" b="635"/>
+            <wp:docPr id="33" name="Рисунок 33"/>
+            <wp:cNvGraphicFramePr>
+              <a:graphicFrameLocks xmlns:a="http://schemas.openxmlformats.org/drawingml/2006/main" noChangeAspect="1"/>
+            </wp:cNvGraphicFramePr>
+            <a:graphic xmlns:a="http://schemas.openxmlformats.org/drawingml/2006/main">
+              <a:graphicData uri="http://schemas.openxmlformats.org/drawingml/2006/picture">
+                <pic:pic xmlns:pic="http://schemas.openxmlformats.org/drawingml/2006/picture">
+                  <pic:nvPicPr>
+                    <pic:cNvPr id="1" name=""/>
+                    <pic:cNvPicPr/>
+                  </pic:nvPicPr>
+                  <pic:blipFill>
+                    <a:blip r:embed="rId31"/>
+                    <a:stretch>
+                      <a:fillRect/>
+                    </a:stretch>
+                  </pic:blipFill>
+                  <pic:spPr>
+                    <a:xfrm>
+                      <a:off x="0" y="0"/>
+                      <a:ext cx="5943600" cy="5314315"/>
+                    </a:xfrm>
+                    <a:prstGeom prst="rect">
+                      <a:avLst/>
+                    </a:prstGeom>
+                  </pic:spPr>
+                </pic:pic>
+              </a:graphicData>
+            </a:graphic>
+          </wp:inline>
+        </w:drawing>
+      </w:r>
+    </w:p>
+    <w:p>
+      <w:pPr>
+        <w:pStyle w:val="a6"/>
+        <w:ind w:firstLine="0"/>
+        <w:rPr>
+          <w:lang w:val="uk-UA"/>
+        </w:rPr>
+      </w:pPr>
+    </w:p>
+    <w:p>
+      <w:pPr>
+        <w:jc w:val="right"/>
+        <w:rPr>
+          <w:lang w:val="ru-RU"/>
+        </w:rPr>
+      </w:pPr>
+      <w:r>
+        <w:rPr>
+          <w:lang w:val="uk-UA"/>
+        </w:rPr>
+        <w:t xml:space="preserve">Звіт до </w:t>
+      </w:r>
+      <w:r>
+        <w:rPr>
+          <w:lang w:val="uk-UA"/>
+        </w:rPr>
+        <w:t>Лабораторної роботи</w:t>
+      </w:r>
+      <w:r>
+        <w:rPr>
+          <w:lang w:val="uk-UA"/>
+        </w:rPr>
+        <w:t xml:space="preserve"> №</w:t>
+      </w:r>
+      <w:r>
+        <w:rPr>
+          <w:lang w:val="ru-RU"/>
+        </w:rPr>
+        <w:t>1</w:t>
+      </w:r>
+    </w:p>
+    <w:p>
+      <w:pPr>
+        <w:rPr>
+          <w:lang w:val="uk-UA"/>
+        </w:rPr>
+      </w:pPr>
+      <w:r>
+        <w:rPr>
+          <w:lang w:val="uk-UA"/>
+        </w:rPr>
+        <w:t xml:space="preserve">Під час виконання </w:t>
+      </w:r>
+      <w:r>
+        <w:rPr>
+          <w:lang w:val="uk-UA"/>
+        </w:rPr>
+        <w:t>Лабораторної</w:t>
+      </w:r>
+      <w:r>
+        <w:rPr>
+          <w:lang w:val="uk-UA"/>
+        </w:rPr>
+        <w:t xml:space="preserve"> </w:t>
+      </w:r>
+      <w:r>
+        <w:rPr>
+          <w:lang w:val="uk-UA"/>
+        </w:rPr>
+        <w:t>роботи</w:t>
+      </w:r>
+      <w:r>
+        <w:rPr>
+          <w:lang w:val="uk-UA"/>
+        </w:rPr>
+        <w:t xml:space="preserve"> №</w:t>
+      </w:r>
+      <w:r>
+        <w:rPr>
+          <w:lang w:val="ru-RU"/>
+        </w:rPr>
+        <w:t>1</w:t>
+      </w:r>
+      <w:r>
+        <w:rPr>
+          <w:lang w:val="uk-UA"/>
+        </w:rPr>
+        <w:t xml:space="preserve"> було надано варіанти рішення до наступних задач:</w:t>
+      </w:r>
+    </w:p>
+    <w:p>
+      <w:pPr>
+        <w:pStyle w:val="a6"/>
+        <w:numPr>
+          <w:ilvl w:val="0"/>
+          <w:numId w:val="9"/>
+        </w:numPr>
+        <w:rPr>
+          <w:lang w:val="ru-RU"/>
+        </w:rPr>
+      </w:pPr>
+      <w:proofErr w:type="spellStart"/>
+      <w:r>
+        <w:rPr>
+          <w:lang w:val="ru-RU"/>
+        </w:rPr>
+        <w:t>Необхідно</w:t>
+      </w:r>
+      <w:proofErr w:type="spellEnd"/>
+      <w:r>
+        <w:rPr>
+          <w:lang w:val="ru-RU"/>
+        </w:rPr>
+        <w:t xml:space="preserve"> </w:t>
+      </w:r>
+      <w:proofErr w:type="spellStart"/>
+      <w:r>
+        <w:rPr>
+          <w:lang w:val="ru-RU"/>
+        </w:rPr>
+        <w:t>розширити</w:t>
+      </w:r>
+      <w:proofErr w:type="spellEnd"/>
+      <w:r>
+        <w:rPr>
+          <w:lang w:val="ru-RU"/>
+        </w:rPr>
+        <w:t xml:space="preserve"> </w:t>
+      </w:r>
+      <w:proofErr w:type="spellStart"/>
+      <w:r>
+        <w:rPr>
+          <w:lang w:val="ru-RU"/>
+        </w:rPr>
+        <w:t>відомості</w:t>
+      </w:r>
+      <w:proofErr w:type="spellEnd"/>
+      <w:r>
+        <w:rPr>
+          <w:lang w:val="ru-RU"/>
+        </w:rPr>
+        <w:t xml:space="preserve"> про студента до 4х </w:t>
+      </w:r>
+      <w:proofErr w:type="spellStart"/>
+      <w:r>
+        <w:rPr>
+          <w:lang w:val="ru-RU"/>
+        </w:rPr>
+        <w:t>полів</w:t>
+      </w:r>
+      <w:proofErr w:type="spellEnd"/>
+      <w:r>
+        <w:rPr>
+          <w:lang w:val="ru-RU"/>
+        </w:rPr>
+        <w:t xml:space="preserve">. На даний час </w:t>
+      </w:r>
+      <w:proofErr w:type="spellStart"/>
+      <w:r>
+        <w:rPr>
+          <w:lang w:val="ru-RU"/>
+        </w:rPr>
+        <w:t>використовується</w:t>
+      </w:r>
+      <w:proofErr w:type="spellEnd"/>
+      <w:r>
+        <w:rPr>
+          <w:lang w:val="ru-RU"/>
+        </w:rPr>
+        <w:t xml:space="preserve"> </w:t>
+      </w:r>
+      <w:proofErr w:type="spellStart"/>
+      <w:r>
+        <w:rPr>
+          <w:lang w:val="ru-RU"/>
+        </w:rPr>
+        <w:t>лише</w:t>
+      </w:r>
+      <w:proofErr w:type="spellEnd"/>
+      <w:r>
+        <w:rPr>
+          <w:lang w:val="ru-RU"/>
+        </w:rPr>
+        <w:t xml:space="preserve"> два поля (</w:t>
+      </w:r>
+      <w:r>
+        <w:t>name</w:t>
+      </w:r>
+      <w:r>
+        <w:rPr>
+          <w:lang w:val="ru-RU"/>
+        </w:rPr>
+        <w:t xml:space="preserve"> та </w:t>
+      </w:r>
+      <w:r>
+        <w:t>phone</w:t>
+      </w:r>
+      <w:r>
+        <w:rPr>
+          <w:lang w:val="ru-RU"/>
+        </w:rPr>
+        <w:t>).</w:t>
+      </w:r>
+    </w:p>
+    <w:p>
+      <w:pPr>
+        <w:pStyle w:val="a6"/>
+        <w:ind w:left="1080" w:firstLine="0"/>
+        <w:rPr>
+          <w:lang w:val="ru-RU"/>
+        </w:rPr>
+      </w:pPr>
+      <w:proofErr w:type="spellStart"/>
+      <w:r>
+        <w:rPr>
+          <w:lang w:val="ru-RU"/>
+        </w:rPr>
+        <w:t>Необхідно</w:t>
+      </w:r>
+      <w:proofErr w:type="spellEnd"/>
+      <w:r>
+        <w:rPr>
+          <w:lang w:val="ru-RU"/>
+        </w:rPr>
+        <w:t xml:space="preserve"> </w:t>
+      </w:r>
+      <w:proofErr w:type="spellStart"/>
+      <w:r>
+        <w:rPr>
+          <w:lang w:val="ru-RU"/>
+        </w:rPr>
+        <w:t>переробити</w:t>
+      </w:r>
+      <w:proofErr w:type="spellEnd"/>
+      <w:r>
+        <w:rPr>
+          <w:lang w:val="ru-RU"/>
+        </w:rPr>
+        <w:t xml:space="preserve"> </w:t>
+      </w:r>
+      <w:proofErr w:type="spellStart"/>
+      <w:r>
+        <w:rPr>
+          <w:lang w:val="ru-RU"/>
+        </w:rPr>
+        <w:t>існуючий</w:t>
+      </w:r>
+      <w:proofErr w:type="spellEnd"/>
+      <w:r>
+        <w:rPr>
+          <w:lang w:val="ru-RU"/>
+        </w:rPr>
+        <w:t xml:space="preserve"> </w:t>
+      </w:r>
+      <w:proofErr w:type="spellStart"/>
+      <w:r>
+        <w:rPr>
+          <w:lang w:val="ru-RU"/>
+        </w:rPr>
+        <w:t>функціонал</w:t>
+      </w:r>
+      <w:proofErr w:type="spellEnd"/>
+      <w:r>
+        <w:rPr>
+          <w:lang w:val="ru-RU"/>
+        </w:rPr>
+        <w:t xml:space="preserve"> </w:t>
+      </w:r>
+      <w:proofErr w:type="spellStart"/>
+      <w:r>
+        <w:rPr>
+          <w:lang w:val="ru-RU"/>
+        </w:rPr>
+        <w:t>враховуючи</w:t>
+      </w:r>
+      <w:proofErr w:type="spellEnd"/>
+      <w:r>
+        <w:rPr>
+          <w:lang w:val="ru-RU"/>
+        </w:rPr>
+        <w:t xml:space="preserve"> </w:t>
+      </w:r>
+      <w:proofErr w:type="spellStart"/>
+      <w:r>
+        <w:rPr>
+          <w:lang w:val="ru-RU"/>
+        </w:rPr>
+        <w:t>розширення</w:t>
+      </w:r>
+      <w:proofErr w:type="spellEnd"/>
+      <w:r>
+        <w:rPr>
+          <w:lang w:val="ru-RU"/>
+        </w:rPr>
+        <w:t xml:space="preserve"> </w:t>
+      </w:r>
+      <w:proofErr w:type="spellStart"/>
+      <w:r>
+        <w:rPr>
+          <w:lang w:val="ru-RU"/>
+        </w:rPr>
+        <w:t>відомості</w:t>
+      </w:r>
+      <w:proofErr w:type="spellEnd"/>
+      <w:r>
+        <w:rPr>
+          <w:lang w:val="ru-RU"/>
+        </w:rPr>
+        <w:t xml:space="preserve"> про студента до 4х </w:t>
+      </w:r>
+      <w:proofErr w:type="spellStart"/>
+      <w:r>
+        <w:rPr>
+          <w:lang w:val="ru-RU"/>
+        </w:rPr>
+        <w:t>полів</w:t>
+      </w:r>
+      <w:proofErr w:type="spellEnd"/>
+      <w:r>
+        <w:rPr>
+          <w:lang w:val="ru-RU"/>
+        </w:rPr>
+        <w:t>.</w:t>
+      </w:r>
+    </w:p>
+    <w:p>
+      <w:pPr>
+        <w:ind w:left="720" w:firstLine="0"/>
+        <w:rPr>
+          <w:lang w:val="uk-UA"/>
+        </w:rPr>
+      </w:pPr>
+      <w:proofErr w:type="spellStart"/>
+      <w:r>
+        <w:rPr>
+          <w:lang w:val="ru-RU"/>
+        </w:rPr>
+        <w:lastRenderedPageBreak/>
+        <w:t>Необхідно</w:t>
+      </w:r>
+      <w:proofErr w:type="spellEnd"/>
+      <w:r>
+        <w:rPr>
+          <w:lang w:val="ru-RU"/>
+        </w:rPr>
+        <w:t xml:space="preserve"> </w:t>
+      </w:r>
+      <w:proofErr w:type="spellStart"/>
+      <w:r>
+        <w:rPr>
+          <w:lang w:val="ru-RU"/>
+        </w:rPr>
+        <w:t>реалізувати</w:t>
+      </w:r>
+      <w:proofErr w:type="spellEnd"/>
+      <w:r>
+        <w:rPr>
+          <w:lang w:val="ru-RU"/>
+        </w:rPr>
+        <w:t xml:space="preserve"> з нуля </w:t>
+      </w:r>
+      <w:proofErr w:type="spellStart"/>
+      <w:r>
+        <w:rPr>
+          <w:lang w:val="ru-RU"/>
+        </w:rPr>
+        <w:t>функціонал</w:t>
+      </w:r>
+      <w:proofErr w:type="spellEnd"/>
+      <w:r>
+        <w:rPr>
+          <w:lang w:val="ru-RU"/>
+        </w:rPr>
+        <w:t xml:space="preserve"> </w:t>
+      </w:r>
+      <w:proofErr w:type="spellStart"/>
+      <w:r>
+        <w:rPr>
+          <w:lang w:val="ru-RU"/>
+        </w:rPr>
+        <w:t>зміни</w:t>
+      </w:r>
+      <w:proofErr w:type="spellEnd"/>
+      <w:r>
+        <w:rPr>
+          <w:lang w:val="ru-RU"/>
+        </w:rPr>
+        <w:t xml:space="preserve"> </w:t>
+      </w:r>
+      <w:proofErr w:type="spellStart"/>
+      <w:r>
+        <w:rPr>
+          <w:lang w:val="ru-RU"/>
+        </w:rPr>
+        <w:t>інформації</w:t>
+      </w:r>
+      <w:proofErr w:type="spellEnd"/>
+      <w:r>
+        <w:rPr>
+          <w:lang w:val="ru-RU"/>
+        </w:rPr>
+        <w:t xml:space="preserve"> про студента </w:t>
+      </w:r>
+      <w:proofErr w:type="spellStart"/>
+      <w:r>
+        <w:rPr>
+          <w:lang w:val="ru-RU"/>
+        </w:rPr>
+        <w:t>враховуючи</w:t>
+      </w:r>
+      <w:proofErr w:type="spellEnd"/>
+      <w:r>
+        <w:rPr>
+          <w:lang w:val="ru-RU"/>
+        </w:rPr>
+        <w:t xml:space="preserve"> той факт, </w:t>
+      </w:r>
+      <w:proofErr w:type="spellStart"/>
+      <w:r>
+        <w:rPr>
+          <w:lang w:val="ru-RU"/>
+        </w:rPr>
+        <w:t>що</w:t>
+      </w:r>
+      <w:proofErr w:type="spellEnd"/>
+      <w:r>
+        <w:rPr>
+          <w:lang w:val="ru-RU"/>
+        </w:rPr>
+        <w:t xml:space="preserve"> </w:t>
+      </w:r>
+      <w:proofErr w:type="spellStart"/>
+      <w:r>
+        <w:rPr>
+          <w:lang w:val="ru-RU"/>
+        </w:rPr>
+        <w:t>вже</w:t>
+      </w:r>
+      <w:proofErr w:type="spellEnd"/>
+      <w:r>
+        <w:rPr>
+          <w:lang w:val="ru-RU"/>
+        </w:rPr>
+        <w:t xml:space="preserve"> </w:t>
+      </w:r>
+      <w:proofErr w:type="spellStart"/>
+      <w:r>
+        <w:rPr>
+          <w:lang w:val="ru-RU"/>
+        </w:rPr>
+        <w:t>існує</w:t>
+      </w:r>
+      <w:proofErr w:type="spellEnd"/>
+      <w:r>
+        <w:rPr>
+          <w:lang w:val="ru-RU"/>
+        </w:rPr>
+        <w:t xml:space="preserve"> </w:t>
+      </w:r>
+      <w:proofErr w:type="spellStart"/>
+      <w:r>
+        <w:rPr>
+          <w:lang w:val="ru-RU"/>
+        </w:rPr>
+        <w:t>реалізація</w:t>
+      </w:r>
+      <w:proofErr w:type="spellEnd"/>
+      <w:r>
+        <w:rPr>
+          <w:lang w:val="ru-RU"/>
+        </w:rPr>
+        <w:t xml:space="preserve"> </w:t>
+      </w:r>
+      <w:proofErr w:type="spellStart"/>
+      <w:r>
+        <w:rPr>
+          <w:lang w:val="ru-RU"/>
+        </w:rPr>
+        <w:t>додавання</w:t>
+      </w:r>
+      <w:proofErr w:type="spellEnd"/>
+      <w:r>
+        <w:rPr>
+          <w:lang w:val="ru-RU"/>
+        </w:rPr>
+        <w:t xml:space="preserve"> нового </w:t>
+      </w:r>
+      <w:proofErr w:type="spellStart"/>
+      <w:r>
+        <w:rPr>
+          <w:lang w:val="ru-RU"/>
+        </w:rPr>
+        <w:t>запису</w:t>
+      </w:r>
+      <w:proofErr w:type="spellEnd"/>
+      <w:r>
+        <w:rPr>
+          <w:lang w:val="ru-RU"/>
+        </w:rPr>
+        <w:t xml:space="preserve"> та </w:t>
+      </w:r>
+      <w:proofErr w:type="spellStart"/>
+      <w:r>
+        <w:rPr>
+          <w:lang w:val="ru-RU"/>
+        </w:rPr>
+        <w:t>видалення</w:t>
+      </w:r>
+      <w:proofErr w:type="spellEnd"/>
+      <w:r>
+        <w:rPr>
+          <w:lang w:val="ru-RU"/>
+        </w:rPr>
+        <w:t xml:space="preserve"> </w:t>
+      </w:r>
+      <w:proofErr w:type="spellStart"/>
+      <w:r>
+        <w:rPr>
+          <w:lang w:val="ru-RU"/>
+        </w:rPr>
+        <w:t>існуючого</w:t>
+      </w:r>
+      <w:proofErr w:type="spellEnd"/>
+      <w:r>
+        <w:rPr>
+          <w:lang w:val="ru-RU"/>
+        </w:rPr>
+        <w:t xml:space="preserve">. </w:t>
+      </w:r>
+      <w:r>
+        <w:rPr>
+          <w:b/>
+          <w:bCs/>
+          <w:lang w:val="ru-RU"/>
+        </w:rPr>
+        <w:t xml:space="preserve">При </w:t>
+      </w:r>
+      <w:proofErr w:type="spellStart"/>
+      <w:r>
+        <w:rPr>
+          <w:b/>
+          <w:bCs/>
+          <w:lang w:val="ru-RU"/>
+        </w:rPr>
+        <w:t>зміні</w:t>
+      </w:r>
+      <w:proofErr w:type="spellEnd"/>
+      <w:r>
+        <w:rPr>
+          <w:b/>
+          <w:bCs/>
+          <w:lang w:val="ru-RU"/>
+        </w:rPr>
+        <w:t xml:space="preserve"> </w:t>
+      </w:r>
+      <w:proofErr w:type="spellStart"/>
+      <w:r>
+        <w:rPr>
+          <w:b/>
+          <w:bCs/>
+          <w:lang w:val="ru-RU"/>
+        </w:rPr>
+        <w:t>інформації</w:t>
+      </w:r>
+      <w:proofErr w:type="spellEnd"/>
+      <w:r>
+        <w:rPr>
+          <w:b/>
+          <w:bCs/>
+          <w:lang w:val="ru-RU"/>
+        </w:rPr>
+        <w:t xml:space="preserve"> про студента список </w:t>
+      </w:r>
+      <w:proofErr w:type="spellStart"/>
+      <w:r>
+        <w:rPr>
+          <w:b/>
+          <w:bCs/>
+          <w:lang w:val="ru-RU"/>
+        </w:rPr>
+        <w:t>має</w:t>
+      </w:r>
+      <w:proofErr w:type="spellEnd"/>
+      <w:r>
+        <w:rPr>
+          <w:b/>
+          <w:bCs/>
+          <w:lang w:val="ru-RU"/>
+        </w:rPr>
+        <w:t xml:space="preserve"> </w:t>
+      </w:r>
+      <w:proofErr w:type="spellStart"/>
+      <w:r>
+        <w:rPr>
+          <w:b/>
+          <w:bCs/>
+          <w:lang w:val="ru-RU"/>
+        </w:rPr>
+        <w:t>залишатись</w:t>
+      </w:r>
+      <w:proofErr w:type="spellEnd"/>
+      <w:r>
+        <w:rPr>
+          <w:b/>
+          <w:bCs/>
+          <w:lang w:val="ru-RU"/>
+        </w:rPr>
+        <w:t xml:space="preserve"> </w:t>
+      </w:r>
+      <w:proofErr w:type="spellStart"/>
+      <w:r>
+        <w:rPr>
+          <w:b/>
+          <w:bCs/>
+          <w:lang w:val="ru-RU"/>
+        </w:rPr>
+        <w:t>відсортованим</w:t>
+      </w:r>
+      <w:proofErr w:type="spellEnd"/>
+      <w:r>
+        <w:rPr>
+          <w:lang w:val="ru-RU"/>
+        </w:rPr>
+        <w:t>.</w:t>
+      </w:r>
+    </w:p>
+    <w:p>
+      <w:pPr>
+        <w:pStyle w:val="a6"/>
+        <w:ind w:left="1080" w:firstLine="0"/>
+        <w:rPr>
+          <w:lang w:val="uk-UA"/>
+        </w:rPr>
+      </w:pPr>
+      <w:r>
+        <w:rPr>
+          <w:lang w:val="uk-UA"/>
+        </w:rPr>
+        <w:drawing>
+          <wp:inline distT="0" distB="0" distL="0" distR="0" wp14:anchorId="1EB9FFAA" wp14:editId="63B079BB">
+            <wp:extent cx="5943600" cy="3740785"/>
+            <wp:effectExtent l="0" t="0" r="0" b="0"/>
+            <wp:docPr id="34" name="Рисунок 34"/>
+            <wp:cNvGraphicFramePr>
+              <a:graphicFrameLocks xmlns:a="http://schemas.openxmlformats.org/drawingml/2006/main" noChangeAspect="1"/>
+            </wp:cNvGraphicFramePr>
+            <a:graphic xmlns:a="http://schemas.openxmlformats.org/drawingml/2006/main">
+              <a:graphicData uri="http://schemas.openxmlformats.org/drawingml/2006/picture">
+                <pic:pic xmlns:pic="http://schemas.openxmlformats.org/drawingml/2006/picture">
+                  <pic:nvPicPr>
+                    <pic:cNvPr id="1" name=""/>
+                    <pic:cNvPicPr/>
+                  </pic:nvPicPr>
+                  <pic:blipFill>
+                    <a:blip r:embed="rId32"/>
+                    <a:stretch>
+                      <a:fillRect/>
+                    </a:stretch>
+                  </pic:blipFill>
+                  <pic:spPr>
+                    <a:xfrm>
+                      <a:off x="0" y="0"/>
+                      <a:ext cx="5943600" cy="3740785"/>
+                    </a:xfrm>
+                    <a:prstGeom prst="rect">
+                      <a:avLst/>
+                    </a:prstGeom>
+                  </pic:spPr>
+                </pic:pic>
+              </a:graphicData>
+            </a:graphic>
+          </wp:inline>
+        </w:drawing>
+      </w:r>
+    </w:p>
+    <w:p>
+      <w:pPr>
+        <w:pStyle w:val="a6"/>
+        <w:ind w:left="1080" w:firstLine="0"/>
+        <w:rPr>
+          <w:lang w:val="uk-UA"/>
+        </w:rPr>
+      </w:pPr>
+      <w:r>
+        <w:rPr>
+          <w:lang w:val="uk-UA"/>
+        </w:rPr>
+        <w:drawing>
+          <wp:inline distT="0" distB="0" distL="0" distR="0" wp14:anchorId="57245557" wp14:editId="27EAC725">
+            <wp:extent cx="5277587" cy="2695951"/>
+            <wp:effectExtent l="0" t="0" r="0" b="9525"/>
+            <wp:docPr id="35" name="Рисунок 35"/>
+            <wp:cNvGraphicFramePr>
+              <a:graphicFrameLocks xmlns:a="http://schemas.openxmlformats.org/drawingml/2006/main" noChangeAspect="1"/>
+            </wp:cNvGraphicFramePr>
+            <a:graphic xmlns:a="http://schemas.openxmlformats.org/drawingml/2006/main">
+              <a:graphicData uri="http://schemas.openxmlformats.org/drawingml/2006/picture">
+                <pic:pic xmlns:pic="http://schemas.openxmlformats.org/drawingml/2006/picture">
+                  <pic:nvPicPr>
+                    <pic:cNvPr id="1" name=""/>
+                    <pic:cNvPicPr/>
+                  </pic:nvPicPr>
+                  <pic:blipFill>
+                    <a:blip r:embed="rId33"/>
+                    <a:stretch>
+                      <a:fillRect/>
+                    </a:stretch>
+                  </pic:blipFill>
+                  <pic:spPr>
+                    <a:xfrm>
+                      <a:off x="0" y="0"/>
+                      <a:ext cx="5277587" cy="2695951"/>
+                    </a:xfrm>
+                    <a:prstGeom prst="rect">
+                      <a:avLst/>
+                    </a:prstGeom>
+                  </pic:spPr>
+                </pic:pic>
+              </a:graphicData>
+            </a:graphic>
+          </wp:inline>
+        </w:drawing>
+      </w:r>
+    </w:p>
+    <w:p>
+      <w:pPr>
+        <w:pStyle w:val="a6"/>
+        <w:ind w:left="1080" w:firstLine="0"/>
+        <w:rPr>
+          <w:lang w:val="uk-UA"/>
+        </w:rPr>
+      </w:pPr>
+      <w:r>
+        <w:rPr>
+          <w:lang w:val="uk-UA"/>
+        </w:rPr>
+        <w:lastRenderedPageBreak/>
+        <w:drawing>
+          <wp:inline distT="0" distB="0" distL="0" distR="0" wp14:anchorId="54D0F4A6" wp14:editId="1F95469A">
+            <wp:extent cx="5943600" cy="4086860"/>
+            <wp:effectExtent l="0" t="0" r="0" b="8890"/>
+            <wp:docPr id="36" name="Рисунок 36"/>
+            <wp:cNvGraphicFramePr>
+              <a:graphicFrameLocks xmlns:a="http://schemas.openxmlformats.org/drawingml/2006/main" noChangeAspect="1"/>
+            </wp:cNvGraphicFramePr>
+            <a:graphic xmlns:a="http://schemas.openxmlformats.org/drawingml/2006/main">
+              <a:graphicData uri="http://schemas.openxmlformats.org/drawingml/2006/picture">
+                <pic:pic xmlns:pic="http://schemas.openxmlformats.org/drawingml/2006/picture">
+                  <pic:nvPicPr>
+                    <pic:cNvPr id="1" name=""/>
+                    <pic:cNvPicPr/>
+                  </pic:nvPicPr>
+                  <pic:blipFill>
+                    <a:blip r:embed="rId34"/>
+                    <a:stretch>
+                      <a:fillRect/>
+                    </a:stretch>
+                  </pic:blipFill>
+                  <pic:spPr>
+                    <a:xfrm>
+                      <a:off x="0" y="0"/>
+                      <a:ext cx="5943600" cy="4086860"/>
+                    </a:xfrm>
+                    <a:prstGeom prst="rect">
+                      <a:avLst/>
+                    </a:prstGeom>
+                  </pic:spPr>
+                </pic:pic>
+              </a:graphicData>
+            </a:graphic>
+          </wp:inline>
+        </w:drawing>
+      </w:r>
+    </w:p>
+    <w:p>
+      <w:pPr>
+        <w:rPr>
+          <w:lang w:val="uk-UA"/>
+        </w:rPr>
+      </w:pPr>
+      <w:r>
+        <w:rPr>
+          <w:lang w:val="uk-UA"/>
+        </w:rPr>
+        <w:drawing>
+          <wp:inline distT="0" distB="0" distL="0" distR="0" wp14:anchorId="4B93439F" wp14:editId="6BBBDE25">
+            <wp:extent cx="5943600" cy="3145790"/>
+            <wp:effectExtent l="0" t="0" r="0" b="0"/>
+            <wp:docPr id="37" name="Рисунок 37"/>
+            <wp:cNvGraphicFramePr>
+              <a:graphicFrameLocks xmlns:a="http://schemas.openxmlformats.org/drawingml/2006/main" noChangeAspect="1"/>
+            </wp:cNvGraphicFramePr>
+            <a:graphic xmlns:a="http://schemas.openxmlformats.org/drawingml/2006/main">
+              <a:graphicData uri="http://schemas.openxmlformats.org/drawingml/2006/picture">
+                <pic:pic xmlns:pic="http://schemas.openxmlformats.org/drawingml/2006/picture">
+                  <pic:nvPicPr>
+                    <pic:cNvPr id="1" name=""/>
+                    <pic:cNvPicPr/>
+                  </pic:nvPicPr>
+                  <pic:blipFill>
+                    <a:blip r:embed="rId35"/>
+                    <a:stretch>
+                      <a:fillRect/>
+                    </a:stretch>
+                  </pic:blipFill>
+                  <pic:spPr>
+                    <a:xfrm>
+                      <a:off x="0" y="0"/>
+                      <a:ext cx="5943600" cy="3145790"/>
+                    </a:xfrm>
+                    <a:prstGeom prst="rect">
+                      <a:avLst/>
+                    </a:prstGeom>
+                  </pic:spPr>
+                </pic:pic>
+              </a:graphicData>
+            </a:graphic>
+          </wp:inline>
+        </w:drawing>
+      </w:r>
+    </w:p>
+    <w:p>
+      <w:pPr>
+        <w:spacing w:line="259" w:lineRule="auto"/>
+        <w:ind w:firstLine="0"/>
+        <w:jc w:val="left"/>
+        <w:rPr>
+          <w:lang w:val="uk-UA"/>
+        </w:rPr>
+      </w:pPr>
+      <w:r>
+        <w:rPr>
+          <w:lang w:val="uk-UA"/>
+        </w:rPr>
+        <w:br w:type="page"/>
+      </w:r>
+    </w:p>
+    <w:p>
+      <w:pPr>
+        <w:rPr>
+          <w:lang w:val="uk-UA"/>
+        </w:rPr>
+      </w:pPr>
+    </w:p>
+    <w:p>
+      <w:pPr>
+        <w:jc w:val="right"/>
+        <w:rPr>
+          <w:lang w:val="ru-RU"/>
+        </w:rPr>
+      </w:pPr>
+      <w:r>
+        <w:rPr>
+          <w:lang w:val="uk-UA"/>
+        </w:rPr>
+        <w:t>Звіт до Лабораторної роботи №</w:t>
+      </w:r>
+      <w:r>
+        <w:rPr>
+          <w:lang w:val="ru-RU"/>
+        </w:rPr>
+        <w:t>2</w:t>
+      </w:r>
+    </w:p>
+    <w:p>
+      <w:pPr>
+        <w:rPr>
+          <w:lang w:val="uk-UA"/>
+        </w:rPr>
+      </w:pPr>
+      <w:r>
+        <w:rPr>
+          <w:lang w:val="uk-UA"/>
+        </w:rPr>
+        <w:t>Під час виконання Лабораторної роботи №</w:t>
+      </w:r>
+      <w:r>
+        <w:rPr>
+          <w:lang w:val="ru-RU"/>
+        </w:rPr>
+        <w:t>2</w:t>
+      </w:r>
+      <w:r>
+        <w:rPr>
+          <w:lang w:val="uk-UA"/>
+        </w:rPr>
+        <w:t xml:space="preserve"> було надано варіанти рішення до наступних задач:</w:t>
+      </w:r>
+    </w:p>
+    <w:p>
+      <w:pPr>
+        <w:pStyle w:val="a6"/>
+        <w:numPr>
+          <w:ilvl w:val="0"/>
+          <w:numId w:val="10"/>
+        </w:numPr>
+        <w:rPr>
+          <w:lang w:val="ru-RU"/>
+        </w:rPr>
+      </w:pPr>
+      <w:proofErr w:type="spellStart"/>
+      <w:r>
+        <w:rPr>
+          <w:b/>
+          <w:bCs/>
+          <w:lang w:val="ru-RU"/>
+        </w:rPr>
+        <w:t>завантаження</w:t>
+      </w:r>
+      <w:proofErr w:type="spellEnd"/>
+      <w:r>
+        <w:rPr>
+          <w:lang w:val="ru-RU"/>
+        </w:rPr>
+        <w:t xml:space="preserve"> </w:t>
+      </w:r>
+      <w:proofErr w:type="spellStart"/>
+      <w:r>
+        <w:rPr>
+          <w:lang w:val="ru-RU"/>
+        </w:rPr>
+        <w:t>початкових</w:t>
+      </w:r>
+      <w:proofErr w:type="spellEnd"/>
+      <w:r>
+        <w:rPr>
+          <w:lang w:val="ru-RU"/>
+        </w:rPr>
+        <w:t xml:space="preserve"> </w:t>
+      </w:r>
+      <w:proofErr w:type="spellStart"/>
+      <w:r>
+        <w:rPr>
+          <w:lang w:val="ru-RU"/>
+        </w:rPr>
+        <w:t>данні</w:t>
+      </w:r>
+      <w:proofErr w:type="spellEnd"/>
+      <w:r>
+        <w:rPr>
+          <w:lang w:val="ru-RU"/>
+        </w:rPr>
+        <w:t xml:space="preserve"> для </w:t>
+      </w:r>
+      <w:proofErr w:type="spellStart"/>
+      <w:r>
+        <w:rPr>
+          <w:lang w:val="ru-RU"/>
+        </w:rPr>
+        <w:t>довідника</w:t>
+      </w:r>
+      <w:proofErr w:type="spellEnd"/>
+      <w:r>
+        <w:rPr>
+          <w:lang w:val="ru-RU"/>
+        </w:rPr>
+        <w:t xml:space="preserve"> з </w:t>
+      </w:r>
+      <w:r>
+        <w:t>csv</w:t>
+      </w:r>
+      <w:r>
+        <w:rPr>
+          <w:lang w:val="ru-RU"/>
+        </w:rPr>
+        <w:t xml:space="preserve"> файлу. Приклад </w:t>
+      </w:r>
+      <w:r>
+        <w:t>csv</w:t>
+      </w:r>
+      <w:r>
+        <w:rPr>
+          <w:lang w:val="ru-RU"/>
+        </w:rPr>
+        <w:t xml:space="preserve"> файлу (</w:t>
+      </w:r>
+      <w:r>
+        <w:t>lab</w:t>
+      </w:r>
+      <w:r>
+        <w:rPr>
+          <w:lang w:val="ru-RU"/>
+        </w:rPr>
+        <w:t>2.</w:t>
+      </w:r>
+      <w:r>
+        <w:t>csv</w:t>
+      </w:r>
+      <w:r>
+        <w:rPr>
+          <w:lang w:val="ru-RU"/>
+        </w:rPr>
+        <w:t xml:space="preserve">), та </w:t>
+      </w:r>
+      <w:proofErr w:type="spellStart"/>
+      <w:r>
+        <w:rPr>
+          <w:lang w:val="ru-RU"/>
+        </w:rPr>
+        <w:t>оригінальній</w:t>
+      </w:r>
+      <w:proofErr w:type="spellEnd"/>
+      <w:r>
+        <w:rPr>
+          <w:lang w:val="ru-RU"/>
+        </w:rPr>
+        <w:t xml:space="preserve"> файл формату </w:t>
+      </w:r>
+      <w:r>
+        <w:t>xlsx</w:t>
+      </w:r>
+      <w:r>
+        <w:rPr>
+          <w:lang w:val="ru-RU"/>
+        </w:rPr>
+        <w:t xml:space="preserve"> </w:t>
+      </w:r>
+      <w:proofErr w:type="spellStart"/>
+      <w:r>
+        <w:rPr>
+          <w:lang w:val="ru-RU"/>
+        </w:rPr>
+        <w:t>розміщені</w:t>
+      </w:r>
+      <w:proofErr w:type="spellEnd"/>
+      <w:r>
+        <w:rPr>
+          <w:lang w:val="ru-RU"/>
+        </w:rPr>
+        <w:t xml:space="preserve"> </w:t>
+      </w:r>
+      <w:proofErr w:type="spellStart"/>
+      <w:r>
+        <w:rPr>
+          <w:lang w:val="ru-RU"/>
+        </w:rPr>
+        <w:t>поряд</w:t>
+      </w:r>
+      <w:proofErr w:type="spellEnd"/>
+      <w:r>
+        <w:rPr>
+          <w:lang w:val="ru-RU"/>
+        </w:rPr>
+        <w:t xml:space="preserve"> з </w:t>
+      </w:r>
+      <w:proofErr w:type="spellStart"/>
+      <w:r>
+        <w:rPr>
+          <w:lang w:val="ru-RU"/>
+        </w:rPr>
+        <w:t>вказівками</w:t>
+      </w:r>
+      <w:proofErr w:type="spellEnd"/>
+      <w:r>
+        <w:rPr>
+          <w:lang w:val="ru-RU"/>
+        </w:rPr>
+        <w:t xml:space="preserve">. </w:t>
+      </w:r>
+      <w:proofErr w:type="spellStart"/>
+      <w:r>
+        <w:rPr>
+          <w:lang w:val="ru-RU"/>
+        </w:rPr>
+        <w:t>Ім’я</w:t>
+      </w:r>
+      <w:proofErr w:type="spellEnd"/>
+      <w:r>
+        <w:rPr>
+          <w:lang w:val="ru-RU"/>
+        </w:rPr>
+        <w:t xml:space="preserve"> файлу для </w:t>
+      </w:r>
+      <w:proofErr w:type="spellStart"/>
+      <w:r>
+        <w:rPr>
+          <w:lang w:val="ru-RU"/>
+        </w:rPr>
+        <w:t>завантаження</w:t>
+      </w:r>
+      <w:proofErr w:type="spellEnd"/>
+      <w:r>
+        <w:rPr>
+          <w:lang w:val="ru-RU"/>
+        </w:rPr>
+        <w:t xml:space="preserve"> </w:t>
+      </w:r>
+      <w:proofErr w:type="spellStart"/>
+      <w:r>
+        <w:rPr>
+          <w:lang w:val="ru-RU"/>
+        </w:rPr>
+        <w:t>даних</w:t>
+      </w:r>
+      <w:proofErr w:type="spellEnd"/>
+      <w:r>
+        <w:rPr>
+          <w:lang w:val="ru-RU"/>
+        </w:rPr>
+        <w:t xml:space="preserve"> повинно </w:t>
+      </w:r>
+      <w:proofErr w:type="spellStart"/>
+      <w:r>
+        <w:rPr>
+          <w:lang w:val="ru-RU"/>
+        </w:rPr>
+        <w:t>передаватись</w:t>
+      </w:r>
+      <w:proofErr w:type="spellEnd"/>
+      <w:r>
+        <w:rPr>
+          <w:lang w:val="ru-RU"/>
+        </w:rPr>
+        <w:t xml:space="preserve"> в </w:t>
+      </w:r>
+      <w:proofErr w:type="spellStart"/>
+      <w:r>
+        <w:rPr>
+          <w:lang w:val="ru-RU"/>
+        </w:rPr>
+        <w:t>якості</w:t>
+      </w:r>
+      <w:proofErr w:type="spellEnd"/>
+      <w:r>
+        <w:rPr>
+          <w:lang w:val="ru-RU"/>
+        </w:rPr>
+        <w:t xml:space="preserve"> </w:t>
+      </w:r>
+      <w:proofErr w:type="spellStart"/>
+      <w:r>
+        <w:rPr>
+          <w:lang w:val="ru-RU"/>
+        </w:rPr>
+        <w:t>параметрів</w:t>
+      </w:r>
+      <w:proofErr w:type="spellEnd"/>
+      <w:r>
+        <w:rPr>
+          <w:lang w:val="ru-RU"/>
+        </w:rPr>
+        <w:t xml:space="preserve"> командного рядку.</w:t>
+      </w:r>
+    </w:p>
+    <w:p>
+      <w:pPr>
+        <w:pStyle w:val="a6"/>
+        <w:ind w:left="1080" w:firstLine="0"/>
+        <w:rPr>
+          <w:lang w:val="ru-RU"/>
+        </w:rPr>
+      </w:pPr>
+      <w:r>
+        <w:rPr>
+          <w:lang w:val="ru-RU"/>
+        </w:rPr>
+        <w:drawing>
+          <wp:inline distT="0" distB="0" distL="0" distR="0" wp14:anchorId="2F1048C5" wp14:editId="300DFD05">
+            <wp:extent cx="5943600" cy="3121660"/>
+            <wp:effectExtent l="0" t="0" r="0" b="2540"/>
+            <wp:docPr id="38" name="Рисунок 38"/>
+            <wp:cNvGraphicFramePr>
+              <a:graphicFrameLocks xmlns:a="http://schemas.openxmlformats.org/drawingml/2006/main" noChangeAspect="1"/>
+            </wp:cNvGraphicFramePr>
+            <a:graphic xmlns:a="http://schemas.openxmlformats.org/drawingml/2006/main">
+              <a:graphicData uri="http://schemas.openxmlformats.org/drawingml/2006/picture">
+                <pic:pic xmlns:pic="http://schemas.openxmlformats.org/drawingml/2006/picture">
+                  <pic:nvPicPr>
+                    <pic:cNvPr id="1" name=""/>
+                    <pic:cNvPicPr/>
+                  </pic:nvPicPr>
+                  <pic:blipFill>
+                    <a:blip r:embed="rId36"/>
+                    <a:stretch>
+                      <a:fillRect/>
+                    </a:stretch>
+                  </pic:blipFill>
+                  <pic:spPr>
+                    <a:xfrm>
+                      <a:off x="0" y="0"/>
+                      <a:ext cx="5943600" cy="3121660"/>
+                    </a:xfrm>
+                    <a:prstGeom prst="rect">
+                      <a:avLst/>
+                    </a:prstGeom>
+                  </pic:spPr>
+                </pic:pic>
+              </a:graphicData>
+            </a:graphic>
+          </wp:inline>
+        </w:drawing>
+      </w:r>
+      <w:r>
+        <w:rPr>
+          <w:lang w:val="ru-RU"/>
+        </w:rPr>
+        <w:br/>
+      </w:r>
+      <w:r>
+        <w:rPr>
+          <w:lang w:val="ru-RU"/>
+        </w:rPr>
+        <w:drawing>
+          <wp:inline distT="0" distB="0" distL="0" distR="0" wp14:anchorId="4282DF3D" wp14:editId="31BB03FF">
+            <wp:extent cx="5839640" cy="1267002"/>
+            <wp:effectExtent l="0" t="0" r="0" b="9525"/>
+            <wp:docPr id="39" name="Рисунок 39"/>
+            <wp:cNvGraphicFramePr>
+              <a:graphicFrameLocks xmlns:a="http://schemas.openxmlformats.org/drawingml/2006/main" noChangeAspect="1"/>
+            </wp:cNvGraphicFramePr>
+            <a:graphic xmlns:a="http://schemas.openxmlformats.org/drawingml/2006/main">
+              <a:graphicData uri="http://schemas.openxmlformats.org/drawingml/2006/picture">
+                <pic:pic xmlns:pic="http://schemas.openxmlformats.org/drawingml/2006/picture">
+                  <pic:nvPicPr>
+                    <pic:cNvPr id="1" name=""/>
+                    <pic:cNvPicPr/>
+                  </pic:nvPicPr>
+                  <pic:blipFill>
+                    <a:blip r:embed="rId37"/>
+                    <a:stretch>
+                      <a:fillRect/>
+                    </a:stretch>
+                  </pic:blipFill>
+                  <pic:spPr>
+                    <a:xfrm>
+                      <a:off x="0" y="0"/>
+                      <a:ext cx="5839640" cy="1267002"/>
+                    </a:xfrm>
+                    <a:prstGeom prst="rect">
+                      <a:avLst/>
+                    </a:prstGeom>
+                  </pic:spPr>
+                </pic:pic>
+              </a:graphicData>
+            </a:graphic>
+          </wp:inline>
+        </w:drawing>
+      </w:r>
+    </w:p>
+    <w:p>
+      <w:pPr>
+        <w:pStyle w:val="a6"/>
+        <w:ind w:left="1080" w:firstLine="0"/>
+        <w:rPr>
+          <w:lang w:val="ru-RU"/>
+        </w:rPr>
+      </w:pPr>
+    </w:p>
+    <w:p>
+      <w:pPr>
+        <w:pStyle w:val="a6"/>
+        <w:numPr>
+          <w:ilvl w:val="0"/>
+          <w:numId w:val="10"/>
+        </w:numPr>
+        <w:rPr>
+          <w:lang w:val="ru-RU"/>
+        </w:rPr>
+      </w:pPr>
+      <w:proofErr w:type="spellStart"/>
+      <w:r>
+        <w:rPr>
+          <w:b/>
+          <w:bCs/>
+          <w:lang w:val="ru-RU"/>
+        </w:rPr>
+        <w:t>зберігання</w:t>
+      </w:r>
+      <w:proofErr w:type="spellEnd"/>
+      <w:r>
+        <w:rPr>
+          <w:lang w:val="ru-RU"/>
+        </w:rPr>
+        <w:t xml:space="preserve"> </w:t>
+      </w:r>
+      <w:proofErr w:type="spellStart"/>
+      <w:r>
+        <w:rPr>
+          <w:lang w:val="ru-RU"/>
+        </w:rPr>
+        <w:t>довідника</w:t>
+      </w:r>
+      <w:proofErr w:type="spellEnd"/>
+      <w:r>
+        <w:rPr>
+          <w:lang w:val="ru-RU"/>
+        </w:rPr>
+        <w:t xml:space="preserve"> </w:t>
+      </w:r>
+      <w:proofErr w:type="spellStart"/>
+      <w:r>
+        <w:rPr>
+          <w:lang w:val="ru-RU"/>
+        </w:rPr>
+        <w:t>студентів</w:t>
+      </w:r>
+      <w:proofErr w:type="spellEnd"/>
+      <w:r>
+        <w:rPr>
+          <w:lang w:val="ru-RU"/>
+        </w:rPr>
+        <w:t xml:space="preserve"> у </w:t>
+      </w:r>
+      <w:proofErr w:type="spellStart"/>
+      <w:r>
+        <w:rPr>
+          <w:lang w:val="ru-RU"/>
+        </w:rPr>
+        <w:t>форматі</w:t>
+      </w:r>
+      <w:proofErr w:type="spellEnd"/>
+      <w:r>
+        <w:rPr>
+          <w:lang w:val="ru-RU"/>
+        </w:rPr>
+        <w:t xml:space="preserve"> </w:t>
+      </w:r>
+      <w:r>
+        <w:t>CSV</w:t>
+      </w:r>
+      <w:r>
+        <w:rPr>
+          <w:lang w:val="ru-RU"/>
+        </w:rPr>
+        <w:t xml:space="preserve"> перед </w:t>
+      </w:r>
+      <w:proofErr w:type="spellStart"/>
+      <w:r>
+        <w:rPr>
+          <w:lang w:val="ru-RU"/>
+        </w:rPr>
+        <w:t>виходом</w:t>
+      </w:r>
+      <w:proofErr w:type="spellEnd"/>
+      <w:r>
+        <w:rPr>
+          <w:lang w:val="ru-RU"/>
+        </w:rPr>
+        <w:t xml:space="preserve"> </w:t>
+      </w:r>
+      <w:proofErr w:type="spellStart"/>
+      <w:r>
+        <w:rPr>
+          <w:lang w:val="ru-RU"/>
+        </w:rPr>
+        <w:t>із</w:t>
+      </w:r>
+      <w:proofErr w:type="spellEnd"/>
+      <w:r>
+        <w:rPr>
+          <w:lang w:val="ru-RU"/>
+        </w:rPr>
+        <w:t xml:space="preserve"> </w:t>
+      </w:r>
+      <w:proofErr w:type="spellStart"/>
+      <w:r>
+        <w:rPr>
+          <w:lang w:val="ru-RU"/>
+        </w:rPr>
+        <w:t>програми</w:t>
+      </w:r>
+      <w:proofErr w:type="spellEnd"/>
+      <w:r>
+        <w:rPr>
+          <w:lang w:val="ru-RU"/>
+        </w:rPr>
+        <w:t>.</w:t>
+      </w:r>
+    </w:p>
+    <w:p>
+      <w:pPr>
+        <w:pStyle w:val="a6"/>
+        <w:ind w:left="1080" w:firstLine="0"/>
+        <w:rPr>
+          <w:lang w:val="ru-RU"/>
+        </w:rPr>
+      </w:pPr>
+      <w:r>
+        <w:rPr>
+          <w:lang w:val="ru-RU"/>
+        </w:rPr>
+        <w:lastRenderedPageBreak/>
+        <w:drawing>
+          <wp:inline distT="0" distB="0" distL="0" distR="0" wp14:anchorId="42740929" wp14:editId="78903FC2">
+            <wp:extent cx="3524742" cy="914528"/>
+            <wp:effectExtent l="0" t="0" r="0" b="0"/>
+            <wp:docPr id="40" name="Рисунок 40"/>
+            <wp:cNvGraphicFramePr>
+              <a:graphicFrameLocks xmlns:a="http://schemas.openxmlformats.org/drawingml/2006/main" noChangeAspect="1"/>
+            </wp:cNvGraphicFramePr>
+            <a:graphic xmlns:a="http://schemas.openxmlformats.org/drawingml/2006/main">
+              <a:graphicData uri="http://schemas.openxmlformats.org/drawingml/2006/picture">
+                <pic:pic xmlns:pic="http://schemas.openxmlformats.org/drawingml/2006/picture">
+                  <pic:nvPicPr>
+                    <pic:cNvPr id="1" name=""/>
+                    <pic:cNvPicPr/>
+                  </pic:nvPicPr>
+                  <pic:blipFill>
+                    <a:blip r:embed="rId38"/>
+                    <a:stretch>
+                      <a:fillRect/>
+                    </a:stretch>
+                  </pic:blipFill>
+                  <pic:spPr>
+                    <a:xfrm>
+                      <a:off x="0" y="0"/>
+                      <a:ext cx="3524742" cy="914528"/>
+                    </a:xfrm>
+                    <a:prstGeom prst="rect">
+                      <a:avLst/>
+                    </a:prstGeom>
+                  </pic:spPr>
+                </pic:pic>
+              </a:graphicData>
+            </a:graphic>
+          </wp:inline>
+        </w:drawing>
+      </w:r>
+    </w:p>
+    <w:p>
+      <w:pPr>
+        <w:pStyle w:val="a6"/>
+        <w:ind w:left="1080" w:firstLine="0"/>
+        <w:rPr>
+          <w:lang w:val="ru-RU"/>
+        </w:rPr>
+      </w:pPr>
+      <w:r>
+        <w:rPr>
+          <w:lang w:val="ru-RU"/>
+        </w:rPr>
+        <w:drawing>
+          <wp:inline distT="0" distB="0" distL="0" distR="0" wp14:anchorId="7808A1C0" wp14:editId="4B9D2E7D">
+            <wp:extent cx="5943600" cy="3070225"/>
+            <wp:effectExtent l="0" t="0" r="0" b="0"/>
+            <wp:docPr id="41" name="Рисунок 41"/>
+            <wp:cNvGraphicFramePr>
+              <a:graphicFrameLocks xmlns:a="http://schemas.openxmlformats.org/drawingml/2006/main" noChangeAspect="1"/>
+            </wp:cNvGraphicFramePr>
+            <a:graphic xmlns:a="http://schemas.openxmlformats.org/drawingml/2006/main">
+              <a:graphicData uri="http://schemas.openxmlformats.org/drawingml/2006/picture">
+                <pic:pic xmlns:pic="http://schemas.openxmlformats.org/drawingml/2006/picture">
+                  <pic:nvPicPr>
+                    <pic:cNvPr id="1" name=""/>
+                    <pic:cNvPicPr/>
+                  </pic:nvPicPr>
+                  <pic:blipFill>
+                    <a:blip r:embed="rId39"/>
+                    <a:stretch>
+                      <a:fillRect/>
+                    </a:stretch>
+                  </pic:blipFill>
+                  <pic:spPr>
+                    <a:xfrm>
+                      <a:off x="0" y="0"/>
+                      <a:ext cx="5943600" cy="3070225"/>
+                    </a:xfrm>
+                    <a:prstGeom prst="rect">
+                      <a:avLst/>
+                    </a:prstGeom>
+                  </pic:spPr>
+                </pic:pic>
+              </a:graphicData>
+            </a:graphic>
+          </wp:inline>
+        </w:drawing>
+      </w:r>
+    </w:p>
+    <w:p>
+      <w:pPr>
+        <w:spacing w:line="259" w:lineRule="auto"/>
+        <w:ind w:firstLine="0"/>
+        <w:jc w:val="left"/>
+        <w:rPr>
+          <w:lang w:val="ru-RU"/>
+        </w:rPr>
+      </w:pPr>
+      <w:r>
+        <w:rPr>
+          <w:lang w:val="ru-RU"/>
+        </w:rPr>
+        <w:br w:type="page"/>
+      </w:r>
+    </w:p>
+    <w:p>
+      <w:pPr>
+        <w:pStyle w:val="a6"/>
+        <w:ind w:left="1080" w:firstLine="0"/>
+        <w:rPr>
+          <w:lang w:val="ru-RU"/>
+        </w:rPr>
+      </w:pPr>
+    </w:p>
+    <w:p>
+      <w:pPr>
+        <w:pStyle w:val="a6"/>
+        <w:numPr>
+          <w:ilvl w:val="0"/>
+          <w:numId w:val="10"/>
+        </w:numPr>
+        <w:rPr>
+          <w:lang w:val="ru-RU"/>
+        </w:rPr>
+      </w:pPr>
+      <w:proofErr w:type="spellStart"/>
+      <w:r>
+        <w:rPr>
+          <w:lang w:val="ru-RU"/>
+        </w:rPr>
+        <w:t>покриття</w:t>
+      </w:r>
+      <w:proofErr w:type="spellEnd"/>
+      <w:r>
+        <w:rPr>
+          <w:lang w:val="ru-RU"/>
+        </w:rPr>
+        <w:t xml:space="preserve"> основного </w:t>
+      </w:r>
+      <w:proofErr w:type="spellStart"/>
+      <w:r>
+        <w:rPr>
+          <w:lang w:val="ru-RU"/>
+        </w:rPr>
+        <w:t>функціоналу</w:t>
+      </w:r>
+      <w:proofErr w:type="spellEnd"/>
+      <w:r>
+        <w:rPr>
+          <w:lang w:val="ru-RU"/>
+        </w:rPr>
+        <w:t xml:space="preserve"> </w:t>
+      </w:r>
+      <w:proofErr w:type="spellStart"/>
+      <w:r>
+        <w:rPr>
+          <w:lang w:val="ru-RU"/>
+        </w:rPr>
+        <w:t>програми</w:t>
+      </w:r>
+      <w:proofErr w:type="spellEnd"/>
+      <w:r>
+        <w:rPr>
+          <w:lang w:val="ru-RU"/>
+        </w:rPr>
+        <w:t xml:space="preserve"> </w:t>
+      </w:r>
+      <w:proofErr w:type="spellStart"/>
+      <w:r>
+        <w:rPr>
+          <w:b/>
+          <w:bCs/>
+          <w:lang w:val="ru-RU"/>
+        </w:rPr>
+        <w:t>Юніт</w:t>
+      </w:r>
+      <w:proofErr w:type="spellEnd"/>
+      <w:r>
+        <w:rPr>
+          <w:b/>
+          <w:bCs/>
+          <w:lang w:val="ru-RU"/>
+        </w:rPr>
+        <w:t xml:space="preserve"> тестами</w:t>
+      </w:r>
+      <w:r>
+        <w:rPr>
+          <w:lang w:val="ru-RU"/>
+        </w:rPr>
+        <w:t>.</w:t>
+      </w:r>
+    </w:p>
+    <w:p>
+      <w:pPr>
+        <w:rPr>
+          <w:lang w:val="ru-RU"/>
+        </w:rPr>
+      </w:pPr>
+      <w:r>
+        <w:rPr>
+          <w:lang w:val="ru-RU"/>
+        </w:rPr>
+        <w:drawing>
+          <wp:inline distT="0" distB="0" distL="0" distR="0" wp14:anchorId="39E321F1" wp14:editId="172C12FF">
+            <wp:extent cx="5943600" cy="6814185"/>
+            <wp:effectExtent l="0" t="0" r="0" b="5715"/>
+            <wp:docPr id="42" name="Рисунок 42"/>
+            <wp:cNvGraphicFramePr>
+              <a:graphicFrameLocks xmlns:a="http://schemas.openxmlformats.org/drawingml/2006/main" noChangeAspect="1"/>
+            </wp:cNvGraphicFramePr>
+            <a:graphic xmlns:a="http://schemas.openxmlformats.org/drawingml/2006/main">
+              <a:graphicData uri="http://schemas.openxmlformats.org/drawingml/2006/picture">
+                <pic:pic xmlns:pic="http://schemas.openxmlformats.org/drawingml/2006/picture">
+                  <pic:nvPicPr>
+                    <pic:cNvPr id="1" name=""/>
+                    <pic:cNvPicPr/>
+                  </pic:nvPicPr>
+                  <pic:blipFill>
+                    <a:blip r:embed="rId40"/>
+                    <a:stretch>
+                      <a:fillRect/>
+                    </a:stretch>
+                  </pic:blipFill>
+                  <pic:spPr>
+                    <a:xfrm>
+                      <a:off x="0" y="0"/>
+                      <a:ext cx="5943600" cy="6814185"/>
+                    </a:xfrm>
+                    <a:prstGeom prst="rect">
+                      <a:avLst/>
+                    </a:prstGeom>
+                  </pic:spPr>
+                </pic:pic>
+              </a:graphicData>
+            </a:graphic>
+          </wp:inline>
+        </w:drawing>
+      </w:r>
+    </w:p>
+    <w:p>
+      <w:pPr>
+        <w:spacing w:line="259" w:lineRule="auto"/>
+        <w:ind w:firstLine="0"/>
+        <w:jc w:val="left"/>
+        <w:rPr>
+          <w:lang w:val="ru-RU"/>
+        </w:rPr>
+      </w:pPr>
+      <w:r>
+        <w:rPr>
+          <w:lang w:val="ru-RU"/>
+        </w:rPr>
+        <w:br w:type="page"/>
+      </w:r>
+    </w:p>
+    <w:p>
+      <w:pPr>
+        <w:rPr>
+          <w:lang w:val="ru-RU"/>
+        </w:rPr>
+      </w:pPr>
+    </w:p>
+    <w:p>
+      <w:pPr>
+        <w:jc w:val="right"/>
+        <w:rPr>
+          <w:lang w:val="ru-RU"/>
+        </w:rPr>
+      </w:pPr>
+      <w:r>
+        <w:rPr>
+          <w:lang w:val="uk-UA"/>
+        </w:rPr>
+        <w:t>Звіт до Лабораторної роботи №</w:t>
+      </w:r>
+      <w:r>
+        <w:rPr>
+          <w:lang w:val="ru-RU"/>
+        </w:rPr>
+        <w:t>3</w:t>
+      </w:r>
+    </w:p>
+    <w:p>
+      <w:pPr>
+        <w:rPr>
+          <w:lang w:val="uk-UA"/>
+        </w:rPr>
+      </w:pPr>
+      <w:r>
+        <w:rPr>
+          <w:lang w:val="uk-UA"/>
+        </w:rPr>
+        <w:t>Під час виконання Лабораторної роботи №</w:t>
+      </w:r>
+      <w:r>
+        <w:rPr>
+          <w:lang w:val="ru-RU"/>
+        </w:rPr>
+        <w:t>2</w:t>
+      </w:r>
+      <w:r>
+        <w:rPr>
+          <w:lang w:val="uk-UA"/>
+        </w:rPr>
+        <w:t xml:space="preserve"> було надано варіанти рішення до наступних задач:</w:t>
+      </w:r>
+    </w:p>
+    <w:p>
+      <w:pPr>
+        <w:pStyle w:val="a6"/>
+        <w:numPr>
+          <w:ilvl w:val="0"/>
+          <w:numId w:val="11"/>
+        </w:numPr>
+        <w:rPr>
+          <w:lang w:val="ru-RU"/>
+        </w:rPr>
+      </w:pPr>
+      <w:proofErr w:type="spellStart"/>
+      <w:r>
+        <w:rPr>
+          <w:lang w:val="ru-RU"/>
+        </w:rPr>
+        <w:t>розробити</w:t>
+      </w:r>
+      <w:proofErr w:type="spellEnd"/>
+      <w:r>
+        <w:rPr>
+          <w:lang w:val="ru-RU"/>
+        </w:rPr>
+        <w:t xml:space="preserve"> </w:t>
+      </w:r>
+      <w:proofErr w:type="spellStart"/>
+      <w:r>
+        <w:rPr>
+          <w:lang w:val="ru-RU"/>
+        </w:rPr>
+        <w:t>клас</w:t>
+      </w:r>
+      <w:proofErr w:type="spellEnd"/>
+      <w:r>
+        <w:rPr>
+          <w:lang w:val="ru-RU"/>
+        </w:rPr>
+        <w:t xml:space="preserve"> Студент </w:t>
+      </w:r>
+      <w:proofErr w:type="spellStart"/>
+      <w:r>
+        <w:rPr>
+          <w:lang w:val="ru-RU"/>
+        </w:rPr>
+        <w:t>групи</w:t>
+      </w:r>
+      <w:proofErr w:type="spellEnd"/>
+      <w:r>
+        <w:rPr>
+          <w:lang w:val="ru-RU"/>
+        </w:rPr>
+        <w:t xml:space="preserve"> з </w:t>
+      </w:r>
+      <w:proofErr w:type="spellStart"/>
+      <w:r>
+        <w:rPr>
+          <w:lang w:val="ru-RU"/>
+        </w:rPr>
+        <w:t>відповідними</w:t>
+      </w:r>
+      <w:proofErr w:type="spellEnd"/>
+      <w:r>
+        <w:rPr>
+          <w:lang w:val="ru-RU"/>
+        </w:rPr>
+        <w:t xml:space="preserve"> атрибутами;</w:t>
+      </w:r>
+    </w:p>
+    <w:p>
+      <w:pPr>
+        <w:pStyle w:val="a6"/>
+        <w:ind w:left="1080" w:firstLine="0"/>
+        <w:rPr>
+          <w:lang w:val="ru-RU"/>
+        </w:rPr>
+      </w:pPr>
+      <w:r>
+        <w:rPr>
+          <w:lang w:val="ru-RU"/>
+        </w:rPr>
+        <w:drawing>
+          <wp:inline distT="0" distB="0" distL="0" distR="0" wp14:anchorId="5ED01FE5" wp14:editId="4140AC8F">
+            <wp:extent cx="5943600" cy="3144520"/>
+            <wp:effectExtent l="0" t="0" r="0" b="0"/>
+            <wp:docPr id="43" name="Рисунок 43"/>
+            <wp:cNvGraphicFramePr>
+              <a:graphicFrameLocks xmlns:a="http://schemas.openxmlformats.org/drawingml/2006/main" noChangeAspect="1"/>
+            </wp:cNvGraphicFramePr>
+            <a:graphic xmlns:a="http://schemas.openxmlformats.org/drawingml/2006/main">
+              <a:graphicData uri="http://schemas.openxmlformats.org/drawingml/2006/picture">
+                <pic:pic xmlns:pic="http://schemas.openxmlformats.org/drawingml/2006/picture">
+                  <pic:nvPicPr>
+                    <pic:cNvPr id="1" name=""/>
+                    <pic:cNvPicPr/>
+                  </pic:nvPicPr>
+                  <pic:blipFill>
+                    <a:blip r:embed="rId41"/>
+                    <a:stretch>
+                      <a:fillRect/>
+                    </a:stretch>
+                  </pic:blipFill>
+                  <pic:spPr>
+                    <a:xfrm>
+                      <a:off x="0" y="0"/>
+                      <a:ext cx="5943600" cy="3144520"/>
+                    </a:xfrm>
+                    <a:prstGeom prst="rect">
+                      <a:avLst/>
+                    </a:prstGeom>
+                  </pic:spPr>
+                </pic:pic>
+              </a:graphicData>
+            </a:graphic>
+          </wp:inline>
+        </w:drawing>
+      </w:r>
+    </w:p>
+    <w:p>
+      <w:pPr>
+        <w:pStyle w:val="a6"/>
+        <w:numPr>
+          <w:ilvl w:val="0"/>
+          <w:numId w:val="11"/>
+        </w:numPr>
+        <w:rPr>
+          <w:lang w:val="ru-RU"/>
+        </w:rPr>
+      </w:pPr>
+      <w:proofErr w:type="spellStart"/>
+      <w:r>
+        <w:rPr>
+          <w:lang w:val="ru-RU"/>
+        </w:rPr>
+        <w:t>розробити</w:t>
+      </w:r>
+      <w:proofErr w:type="spellEnd"/>
+      <w:r>
+        <w:rPr>
+          <w:lang w:val="ru-RU"/>
+        </w:rPr>
+        <w:t xml:space="preserve"> </w:t>
+      </w:r>
+      <w:proofErr w:type="spellStart"/>
+      <w:r>
+        <w:rPr>
+          <w:lang w:val="ru-RU"/>
+        </w:rPr>
+        <w:t>клас</w:t>
+      </w:r>
+      <w:proofErr w:type="spellEnd"/>
+      <w:r>
+        <w:rPr>
+          <w:lang w:val="ru-RU"/>
+        </w:rPr>
+        <w:t xml:space="preserve"> Список </w:t>
+      </w:r>
+      <w:proofErr w:type="spellStart"/>
+      <w:r>
+        <w:rPr>
+          <w:lang w:val="ru-RU"/>
+        </w:rPr>
+        <w:t>групи</w:t>
+      </w:r>
+      <w:proofErr w:type="spellEnd"/>
+      <w:r>
+        <w:rPr>
+          <w:lang w:val="ru-RU"/>
+        </w:rPr>
+        <w:t xml:space="preserve">, </w:t>
+      </w:r>
+      <w:proofErr w:type="spellStart"/>
+      <w:r>
+        <w:rPr>
+          <w:lang w:val="ru-RU"/>
+        </w:rPr>
+        <w:t>має</w:t>
+      </w:r>
+      <w:proofErr w:type="spellEnd"/>
+      <w:r>
+        <w:rPr>
+          <w:lang w:val="ru-RU"/>
+        </w:rPr>
+        <w:t xml:space="preserve"> </w:t>
+      </w:r>
+      <w:proofErr w:type="spellStart"/>
+      <w:r>
+        <w:rPr>
+          <w:lang w:val="ru-RU"/>
+        </w:rPr>
+        <w:t>містити</w:t>
+      </w:r>
+      <w:proofErr w:type="spellEnd"/>
+      <w:r>
+        <w:rPr>
+          <w:lang w:val="ru-RU"/>
+        </w:rPr>
+        <w:t xml:space="preserve"> не словники, як </w:t>
+      </w:r>
+      <w:proofErr w:type="spellStart"/>
+      <w:r>
+        <w:rPr>
+          <w:lang w:val="ru-RU"/>
+        </w:rPr>
+        <w:t>виконано</w:t>
+      </w:r>
+      <w:proofErr w:type="spellEnd"/>
+      <w:r>
+        <w:rPr>
+          <w:lang w:val="ru-RU"/>
+        </w:rPr>
+        <w:t xml:space="preserve"> в </w:t>
+      </w:r>
+      <w:proofErr w:type="spellStart"/>
+      <w:r>
+        <w:rPr>
+          <w:lang w:val="ru-RU"/>
+        </w:rPr>
+        <w:t>лабораторній</w:t>
+      </w:r>
+      <w:proofErr w:type="spellEnd"/>
+      <w:r>
+        <w:rPr>
+          <w:lang w:val="ru-RU"/>
+        </w:rPr>
+        <w:t xml:space="preserve"> </w:t>
+      </w:r>
+      <w:proofErr w:type="spellStart"/>
+      <w:r>
+        <w:rPr>
+          <w:lang w:val="ru-RU"/>
+        </w:rPr>
+        <w:t>роботі</w:t>
+      </w:r>
+      <w:proofErr w:type="spellEnd"/>
+      <w:r>
+        <w:rPr>
+          <w:lang w:val="ru-RU"/>
+        </w:rPr>
+        <w:t xml:space="preserve"> №2, а </w:t>
+      </w:r>
+      <w:proofErr w:type="spellStart"/>
+      <w:r>
+        <w:rPr>
+          <w:lang w:val="ru-RU"/>
+        </w:rPr>
+        <w:t>об’єкти</w:t>
+      </w:r>
+      <w:proofErr w:type="spellEnd"/>
+      <w:r>
+        <w:rPr>
+          <w:lang w:val="ru-RU"/>
+        </w:rPr>
+        <w:t xml:space="preserve"> </w:t>
+      </w:r>
+      <w:proofErr w:type="spellStart"/>
+      <w:r>
+        <w:rPr>
+          <w:lang w:val="ru-RU"/>
+        </w:rPr>
+        <w:t>класу</w:t>
+      </w:r>
+      <w:proofErr w:type="spellEnd"/>
+      <w:r>
+        <w:rPr>
+          <w:lang w:val="ru-RU"/>
+        </w:rPr>
+        <w:t xml:space="preserve"> Студент </w:t>
+      </w:r>
+      <w:proofErr w:type="spellStart"/>
+      <w:r>
+        <w:rPr>
+          <w:lang w:val="ru-RU"/>
+        </w:rPr>
+        <w:t>групи</w:t>
+      </w:r>
+      <w:proofErr w:type="spellEnd"/>
+      <w:r>
+        <w:rPr>
+          <w:lang w:val="ru-RU"/>
+        </w:rPr>
+        <w:t xml:space="preserve">; </w:t>
+      </w:r>
+      <w:proofErr w:type="spellStart"/>
+      <w:r>
+        <w:rPr>
+          <w:lang w:val="ru-RU"/>
+        </w:rPr>
+        <w:t>додавання</w:t>
+      </w:r>
+      <w:proofErr w:type="spellEnd"/>
+      <w:r>
+        <w:rPr>
+          <w:lang w:val="ru-RU"/>
+        </w:rPr>
+        <w:t xml:space="preserve"> нового </w:t>
+      </w:r>
+      <w:proofErr w:type="spellStart"/>
+      <w:r>
+        <w:rPr>
+          <w:lang w:val="ru-RU"/>
+        </w:rPr>
+        <w:t>запису</w:t>
+      </w:r>
+      <w:proofErr w:type="spellEnd"/>
+      <w:r>
+        <w:rPr>
+          <w:lang w:val="ru-RU"/>
+        </w:rPr>
+        <w:t xml:space="preserve">, </w:t>
+      </w:r>
+      <w:proofErr w:type="spellStart"/>
+      <w:r>
+        <w:rPr>
+          <w:lang w:val="ru-RU"/>
+        </w:rPr>
+        <w:t>видаленні</w:t>
+      </w:r>
+      <w:proofErr w:type="spellEnd"/>
+      <w:r>
+        <w:rPr>
+          <w:lang w:val="ru-RU"/>
+        </w:rPr>
+        <w:t xml:space="preserve"> </w:t>
+      </w:r>
+      <w:proofErr w:type="spellStart"/>
+      <w:r>
+        <w:rPr>
+          <w:lang w:val="ru-RU"/>
+        </w:rPr>
+        <w:t>існуючого</w:t>
+      </w:r>
+      <w:proofErr w:type="spellEnd"/>
+      <w:r>
+        <w:rPr>
+          <w:lang w:val="ru-RU"/>
+        </w:rPr>
+        <w:t xml:space="preserve"> </w:t>
+      </w:r>
+      <w:proofErr w:type="spellStart"/>
+      <w:r>
+        <w:rPr>
+          <w:lang w:val="ru-RU"/>
+        </w:rPr>
+        <w:t>чи</w:t>
+      </w:r>
+      <w:proofErr w:type="spellEnd"/>
+      <w:r>
+        <w:rPr>
+          <w:lang w:val="ru-RU"/>
+        </w:rPr>
+        <w:t xml:space="preserve"> </w:t>
+      </w:r>
+      <w:proofErr w:type="spellStart"/>
+      <w:r>
+        <w:rPr>
+          <w:lang w:val="ru-RU"/>
+        </w:rPr>
+        <w:t>зміна</w:t>
+      </w:r>
+      <w:proofErr w:type="spellEnd"/>
+      <w:r>
+        <w:rPr>
+          <w:lang w:val="ru-RU"/>
+        </w:rPr>
+        <w:t xml:space="preserve"> </w:t>
+      </w:r>
+      <w:proofErr w:type="spellStart"/>
+      <w:r>
+        <w:rPr>
+          <w:lang w:val="ru-RU"/>
+        </w:rPr>
+        <w:t>даних</w:t>
+      </w:r>
+      <w:proofErr w:type="spellEnd"/>
+      <w:r>
+        <w:rPr>
+          <w:lang w:val="ru-RU"/>
+        </w:rPr>
+        <w:t xml:space="preserve"> </w:t>
+      </w:r>
+      <w:proofErr w:type="spellStart"/>
+      <w:r>
+        <w:rPr>
+          <w:lang w:val="ru-RU"/>
+        </w:rPr>
+        <w:t>має</w:t>
+      </w:r>
+      <w:proofErr w:type="spellEnd"/>
+      <w:r>
+        <w:rPr>
+          <w:lang w:val="ru-RU"/>
+        </w:rPr>
+        <w:t xml:space="preserve"> бути </w:t>
+      </w:r>
+      <w:proofErr w:type="spellStart"/>
+      <w:r>
+        <w:rPr>
+          <w:lang w:val="ru-RU"/>
+        </w:rPr>
+        <w:t>виконана</w:t>
+      </w:r>
+      <w:proofErr w:type="spellEnd"/>
+      <w:r>
+        <w:rPr>
+          <w:lang w:val="ru-RU"/>
+        </w:rPr>
+        <w:t xml:space="preserve"> через </w:t>
+      </w:r>
+      <w:proofErr w:type="spellStart"/>
+      <w:r>
+        <w:rPr>
+          <w:lang w:val="ru-RU"/>
+        </w:rPr>
+        <w:t>методи</w:t>
+      </w:r>
+      <w:proofErr w:type="spellEnd"/>
+      <w:r>
+        <w:rPr>
+          <w:lang w:val="ru-RU"/>
+        </w:rPr>
+        <w:t xml:space="preserve"> </w:t>
+      </w:r>
+      <w:proofErr w:type="spellStart"/>
+      <w:r>
+        <w:rPr>
+          <w:lang w:val="ru-RU"/>
+        </w:rPr>
+        <w:t>класу</w:t>
+      </w:r>
+      <w:proofErr w:type="spellEnd"/>
+      <w:r>
+        <w:rPr>
+          <w:lang w:val="ru-RU"/>
+        </w:rPr>
+        <w:t xml:space="preserve"> Список </w:t>
+      </w:r>
+      <w:proofErr w:type="spellStart"/>
+      <w:r>
+        <w:rPr>
+          <w:lang w:val="ru-RU"/>
+        </w:rPr>
+        <w:t>групи</w:t>
+      </w:r>
+      <w:proofErr w:type="spellEnd"/>
+      <w:r>
+        <w:rPr>
+          <w:lang w:val="ru-RU"/>
+        </w:rPr>
+        <w:t>.</w:t>
+      </w:r>
+    </w:p>
+    <w:p>
+      <w:pPr>
+        <w:pStyle w:val="a6"/>
+        <w:ind w:left="1080" w:firstLine="0"/>
+        <w:rPr>
+          <w:lang w:val="ru-RU"/>
+        </w:rPr>
+      </w:pPr>
+      <w:r>
+        <w:rPr>
+          <w:lang w:val="ru-RU"/>
+        </w:rPr>
+        <w:lastRenderedPageBreak/>
+        <w:drawing>
+          <wp:inline distT="0" distB="0" distL="0" distR="0" wp14:anchorId="580557AE" wp14:editId="51EAE5D3">
+            <wp:extent cx="5943600" cy="5797550"/>
+            <wp:effectExtent l="0" t="0" r="0" b="0"/>
+            <wp:docPr id="44" name="Рисунок 44"/>
+            <wp:cNvGraphicFramePr>
+              <a:graphicFrameLocks xmlns:a="http://schemas.openxmlformats.org/drawingml/2006/main" noChangeAspect="1"/>
+            </wp:cNvGraphicFramePr>
+            <a:graphic xmlns:a="http://schemas.openxmlformats.org/drawingml/2006/main">
+              <a:graphicData uri="http://schemas.openxmlformats.org/drawingml/2006/picture">
+                <pic:pic xmlns:pic="http://schemas.openxmlformats.org/drawingml/2006/picture">
+                  <pic:nvPicPr>
+                    <pic:cNvPr id="1" name=""/>
+                    <pic:cNvPicPr/>
+                  </pic:nvPicPr>
+                  <pic:blipFill>
+                    <a:blip r:embed="rId42"/>
+                    <a:stretch>
+                      <a:fillRect/>
+                    </a:stretch>
+                  </pic:blipFill>
+                  <pic:spPr>
+                    <a:xfrm>
+                      <a:off x="0" y="0"/>
+                      <a:ext cx="5943600" cy="5797550"/>
+                    </a:xfrm>
+                    <a:prstGeom prst="rect">
+                      <a:avLst/>
+                    </a:prstGeom>
+                  </pic:spPr>
+                </pic:pic>
+              </a:graphicData>
+            </a:graphic>
+          </wp:inline>
+        </w:drawing>
+      </w:r>
+    </w:p>
+    <w:p>
+      <w:pPr>
+        <w:pStyle w:val="a6"/>
+        <w:ind w:left="1080" w:firstLine="0"/>
+        <w:rPr>
+          <w:lang w:val="ru-RU"/>
+        </w:rPr>
+      </w:pPr>
+      <w:r>
+        <w:rPr>
+          <w:lang w:val="ru-RU"/>
+        </w:rPr>
+        <w:drawing>
+          <wp:inline distT="0" distB="0" distL="0" distR="0" wp14:anchorId="45B52EC3" wp14:editId="62F33F83">
+            <wp:extent cx="5943600" cy="2102485"/>
+            <wp:effectExtent l="0" t="0" r="0" b="0"/>
+            <wp:docPr id="45" name="Рисунок 45"/>
+            <wp:cNvGraphicFramePr>
+              <a:graphicFrameLocks xmlns:a="http://schemas.openxmlformats.org/drawingml/2006/main" noChangeAspect="1"/>
+            </wp:cNvGraphicFramePr>
+            <a:graphic xmlns:a="http://schemas.openxmlformats.org/drawingml/2006/main">
+              <a:graphicData uri="http://schemas.openxmlformats.org/drawingml/2006/picture">
+                <pic:pic xmlns:pic="http://schemas.openxmlformats.org/drawingml/2006/picture">
+                  <pic:nvPicPr>
+                    <pic:cNvPr id="1" name=""/>
+                    <pic:cNvPicPr/>
+                  </pic:nvPicPr>
+                  <pic:blipFill>
+                    <a:blip r:embed="rId43"/>
+                    <a:stretch>
+                      <a:fillRect/>
+                    </a:stretch>
+                  </pic:blipFill>
+                  <pic:spPr>
+                    <a:xfrm>
+                      <a:off x="0" y="0"/>
+                      <a:ext cx="5943600" cy="2102485"/>
+                    </a:xfrm>
+                    <a:prstGeom prst="rect">
+                      <a:avLst/>
+                    </a:prstGeom>
+                  </pic:spPr>
+                </pic:pic>
+              </a:graphicData>
+            </a:graphic>
+          </wp:inline>
+        </w:drawing>
+      </w:r>
+    </w:p>
+    <w:p>
+      <w:pPr>
+        <w:pStyle w:val="a6"/>
+        <w:numPr>
+          <w:ilvl w:val="0"/>
+          <w:numId w:val="11"/>
+        </w:numPr>
+        <w:rPr>
+          <w:lang w:val="ru-RU"/>
+        </w:rPr>
+      </w:pPr>
+      <w:proofErr w:type="spellStart"/>
+      <w:r>
+        <w:rPr>
+          <w:lang w:val="ru-RU"/>
+        </w:rPr>
+        <w:lastRenderedPageBreak/>
+        <w:t>розробити</w:t>
+      </w:r>
+      <w:proofErr w:type="spellEnd"/>
+      <w:r>
+        <w:rPr>
+          <w:lang w:val="ru-RU"/>
+        </w:rPr>
+        <w:t xml:space="preserve"> </w:t>
+      </w:r>
+      <w:proofErr w:type="spellStart"/>
+      <w:r>
+        <w:rPr>
+          <w:lang w:val="ru-RU"/>
+        </w:rPr>
+        <w:t>клас</w:t>
+      </w:r>
+      <w:proofErr w:type="spellEnd"/>
+      <w:r>
+        <w:rPr>
+          <w:lang w:val="ru-RU"/>
+        </w:rPr>
+        <w:t xml:space="preserve"> для </w:t>
+      </w:r>
+      <w:proofErr w:type="spellStart"/>
+      <w:r>
+        <w:rPr>
+          <w:lang w:val="ru-RU"/>
+        </w:rPr>
+        <w:t>роботи</w:t>
+      </w:r>
+      <w:proofErr w:type="spellEnd"/>
+      <w:r>
+        <w:rPr>
+          <w:lang w:val="ru-RU"/>
+        </w:rPr>
+        <w:t xml:space="preserve"> з файлами для </w:t>
+      </w:r>
+      <w:proofErr w:type="spellStart"/>
+      <w:r>
+        <w:rPr>
+          <w:lang w:val="ru-RU"/>
+        </w:rPr>
+        <w:t>зчитування</w:t>
+      </w:r>
+      <w:proofErr w:type="spellEnd"/>
+      <w:r>
+        <w:rPr>
+          <w:lang w:val="ru-RU"/>
+        </w:rPr>
+        <w:t xml:space="preserve"> </w:t>
+      </w:r>
+      <w:proofErr w:type="spellStart"/>
+      <w:r>
+        <w:rPr>
+          <w:lang w:val="ru-RU"/>
+        </w:rPr>
+        <w:t>початкової</w:t>
+      </w:r>
+      <w:proofErr w:type="spellEnd"/>
+      <w:r>
+        <w:rPr>
+          <w:lang w:val="ru-RU"/>
+        </w:rPr>
+        <w:t xml:space="preserve"> </w:t>
+      </w:r>
+      <w:proofErr w:type="spellStart"/>
+      <w:r>
+        <w:rPr>
+          <w:lang w:val="ru-RU"/>
+        </w:rPr>
+        <w:t>інформації</w:t>
+      </w:r>
+      <w:proofErr w:type="spellEnd"/>
+      <w:r>
+        <w:rPr>
+          <w:lang w:val="ru-RU"/>
+        </w:rPr>
+        <w:t xml:space="preserve"> про список </w:t>
+      </w:r>
+      <w:proofErr w:type="spellStart"/>
+      <w:r>
+        <w:rPr>
+          <w:lang w:val="ru-RU"/>
+        </w:rPr>
+        <w:t>групи</w:t>
+      </w:r>
+      <w:proofErr w:type="spellEnd"/>
+      <w:r>
+        <w:rPr>
+          <w:lang w:val="ru-RU"/>
+        </w:rPr>
+        <w:t xml:space="preserve"> та </w:t>
+      </w:r>
+      <w:proofErr w:type="spellStart"/>
+      <w:r>
+        <w:rPr>
+          <w:lang w:val="ru-RU"/>
+        </w:rPr>
+        <w:t>збереження</w:t>
+      </w:r>
+      <w:proofErr w:type="spellEnd"/>
+      <w:r>
+        <w:rPr>
+          <w:lang w:val="ru-RU"/>
+        </w:rPr>
+        <w:t xml:space="preserve"> </w:t>
+      </w:r>
+      <w:proofErr w:type="spellStart"/>
+      <w:r>
+        <w:rPr>
+          <w:lang w:val="ru-RU"/>
+        </w:rPr>
+        <w:t>інформації</w:t>
+      </w:r>
+      <w:proofErr w:type="spellEnd"/>
+      <w:r>
+        <w:rPr>
+          <w:lang w:val="ru-RU"/>
+        </w:rPr>
+        <w:t xml:space="preserve"> по </w:t>
+      </w:r>
+      <w:proofErr w:type="spellStart"/>
+      <w:r>
+        <w:rPr>
+          <w:lang w:val="ru-RU"/>
+        </w:rPr>
+        <w:t>завершенню</w:t>
+      </w:r>
+      <w:proofErr w:type="spellEnd"/>
+      <w:r>
+        <w:rPr>
+          <w:lang w:val="ru-RU"/>
+        </w:rPr>
+        <w:t xml:space="preserve"> </w:t>
+      </w:r>
+      <w:proofErr w:type="spellStart"/>
+      <w:r>
+        <w:rPr>
+          <w:lang w:val="ru-RU"/>
+        </w:rPr>
+        <w:t>програми</w:t>
+      </w:r>
+      <w:proofErr w:type="spellEnd"/>
+      <w:r>
+        <w:rPr>
+          <w:lang w:val="ru-RU"/>
+        </w:rPr>
+        <w:t>.</w:t>
+      </w:r>
+    </w:p>
+    <w:p>
+      <w:pPr>
+        <w:pStyle w:val="a6"/>
+        <w:ind w:left="1080" w:firstLine="0"/>
+        <w:rPr>
+          <w:lang w:val="ru-RU"/>
+        </w:rPr>
+      </w:pPr>
+      <w:r>
+        <w:rPr>
+          <w:lang w:val="ru-RU"/>
+        </w:rPr>
+        <w:drawing>
+          <wp:inline distT="0" distB="0" distL="0" distR="0" wp14:anchorId="728F8268" wp14:editId="068AD23C">
+            <wp:extent cx="4734586" cy="2105319"/>
+            <wp:effectExtent l="0" t="0" r="8890" b="9525"/>
+            <wp:docPr id="46" name="Рисунок 46"/>
+            <wp:cNvGraphicFramePr>
+              <a:graphicFrameLocks xmlns:a="http://schemas.openxmlformats.org/drawingml/2006/main" noChangeAspect="1"/>
+            </wp:cNvGraphicFramePr>
+            <a:graphic xmlns:a="http://schemas.openxmlformats.org/drawingml/2006/main">
+              <a:graphicData uri="http://schemas.openxmlformats.org/drawingml/2006/picture">
+                <pic:pic xmlns:pic="http://schemas.openxmlformats.org/drawingml/2006/picture">
+                  <pic:nvPicPr>
+                    <pic:cNvPr id="1" name=""/>
+                    <pic:cNvPicPr/>
+                  </pic:nvPicPr>
+                  <pic:blipFill>
+                    <a:blip r:embed="rId44"/>
+                    <a:stretch>
+                      <a:fillRect/>
+                    </a:stretch>
+                  </pic:blipFill>
+                  <pic:spPr>
+                    <a:xfrm>
+                      <a:off x="0" y="0"/>
+                      <a:ext cx="4734586" cy="2105319"/>
+                    </a:xfrm>
+                    <a:prstGeom prst="rect">
+                      <a:avLst/>
+                    </a:prstGeom>
+                  </pic:spPr>
+                </pic:pic>
+              </a:graphicData>
+            </a:graphic>
+          </wp:inline>
+        </w:drawing>
+      </w:r>
+    </w:p>
+    <w:p>
+      <w:pPr>
+        <w:pStyle w:val="a6"/>
+        <w:ind w:left="1080" w:firstLine="0"/>
+        <w:rPr>
+          <w:lang w:val="ru-RU"/>
+        </w:rPr>
+      </w:pPr>
+      <w:r>
+        <w:rPr>
+          <w:lang w:val="ru-RU"/>
+        </w:rPr>
+        <w:drawing>
+          <wp:inline distT="0" distB="0" distL="0" distR="0" wp14:anchorId="685CED92" wp14:editId="5012EDCD">
+            <wp:extent cx="4115374" cy="781159"/>
+            <wp:effectExtent l="0" t="0" r="0" b="0"/>
+            <wp:docPr id="47" name="Рисунок 47"/>
+            <wp:cNvGraphicFramePr>
+              <a:graphicFrameLocks xmlns:a="http://schemas.openxmlformats.org/drawingml/2006/main" noChangeAspect="1"/>
+            </wp:cNvGraphicFramePr>
+            <a:graphic xmlns:a="http://schemas.openxmlformats.org/drawingml/2006/main">
+              <a:graphicData uri="http://schemas.openxmlformats.org/drawingml/2006/picture">
+                <pic:pic xmlns:pic="http://schemas.openxmlformats.org/drawingml/2006/picture">
+                  <pic:nvPicPr>
+                    <pic:cNvPr id="1" name=""/>
+                    <pic:cNvPicPr/>
+                  </pic:nvPicPr>
+                  <pic:blipFill>
+                    <a:blip r:embed="rId45"/>
+                    <a:stretch>
+                      <a:fillRect/>
+                    </a:stretch>
+                  </pic:blipFill>
+                  <pic:spPr>
+                    <a:xfrm>
+                      <a:off x="0" y="0"/>
+                      <a:ext cx="4115374" cy="781159"/>
+                    </a:xfrm>
+                    <a:prstGeom prst="rect">
+                      <a:avLst/>
+                    </a:prstGeom>
+                  </pic:spPr>
+                </pic:pic>
+              </a:graphicData>
+            </a:graphic>
+          </wp:inline>
+        </w:drawing>
+      </w:r>
+    </w:p>
+    <w:p>
+      <w:pPr>
+        <w:pStyle w:val="a6"/>
+        <w:numPr>
+          <w:ilvl w:val="0"/>
+          <w:numId w:val="11"/>
+        </w:numPr>
+        <w:rPr>
+          <w:lang w:val="ru-RU"/>
+        </w:rPr>
+      </w:pPr>
+      <w:r>
+        <w:rPr>
+          <w:lang w:val="ru-RU"/>
+        </w:rPr>
+        <w:t xml:space="preserve">список </w:t>
+      </w:r>
+      <w:proofErr w:type="spellStart"/>
+      <w:r>
+        <w:rPr>
+          <w:lang w:val="ru-RU"/>
+        </w:rPr>
+        <w:t>студентів</w:t>
+      </w:r>
+      <w:proofErr w:type="spellEnd"/>
+      <w:r>
+        <w:rPr>
+          <w:lang w:val="ru-RU"/>
+        </w:rPr>
+        <w:t xml:space="preserve"> </w:t>
+      </w:r>
+      <w:proofErr w:type="spellStart"/>
+      <w:r>
+        <w:rPr>
+          <w:lang w:val="ru-RU"/>
+        </w:rPr>
+        <w:t>має</w:t>
+      </w:r>
+      <w:proofErr w:type="spellEnd"/>
+      <w:r>
+        <w:rPr>
+          <w:lang w:val="ru-RU"/>
+        </w:rPr>
+        <w:t xml:space="preserve"> </w:t>
+      </w:r>
+      <w:proofErr w:type="spellStart"/>
+      <w:r>
+        <w:rPr>
+          <w:lang w:val="ru-RU"/>
+        </w:rPr>
+        <w:t>містити</w:t>
+      </w:r>
+      <w:proofErr w:type="spellEnd"/>
+      <w:r>
+        <w:rPr>
+          <w:lang w:val="ru-RU"/>
+        </w:rPr>
+        <w:t xml:space="preserve"> не словники, як </w:t>
+      </w:r>
+      <w:proofErr w:type="spellStart"/>
+      <w:r>
+        <w:rPr>
+          <w:lang w:val="ru-RU"/>
+        </w:rPr>
+        <w:t>виконано</w:t>
+      </w:r>
+      <w:proofErr w:type="spellEnd"/>
+      <w:r>
+        <w:rPr>
+          <w:lang w:val="ru-RU"/>
+        </w:rPr>
+        <w:t xml:space="preserve"> в </w:t>
+      </w:r>
+      <w:proofErr w:type="spellStart"/>
+      <w:r>
+        <w:rPr>
+          <w:lang w:val="ru-RU"/>
+        </w:rPr>
+        <w:t>лабораторній</w:t>
+      </w:r>
+      <w:proofErr w:type="spellEnd"/>
+      <w:r>
+        <w:rPr>
+          <w:lang w:val="ru-RU"/>
+        </w:rPr>
+        <w:t xml:space="preserve"> </w:t>
+      </w:r>
+      <w:proofErr w:type="spellStart"/>
+      <w:r>
+        <w:rPr>
+          <w:lang w:val="ru-RU"/>
+        </w:rPr>
+        <w:t>роботі</w:t>
+      </w:r>
+      <w:proofErr w:type="spellEnd"/>
+      <w:r>
+        <w:rPr>
+          <w:lang w:val="ru-RU"/>
+        </w:rPr>
+        <w:t xml:space="preserve"> №2, а </w:t>
+      </w:r>
+      <w:proofErr w:type="spellStart"/>
+      <w:r>
+        <w:rPr>
+          <w:lang w:val="ru-RU"/>
+        </w:rPr>
+        <w:t>об’єкти</w:t>
+      </w:r>
+      <w:proofErr w:type="spellEnd"/>
+      <w:r>
+        <w:rPr>
+          <w:lang w:val="ru-RU"/>
+        </w:rPr>
+        <w:t xml:space="preserve"> </w:t>
+      </w:r>
+      <w:proofErr w:type="spellStart"/>
+      <w:r>
+        <w:rPr>
+          <w:lang w:val="ru-RU"/>
+        </w:rPr>
+        <w:t>класу</w:t>
+      </w:r>
+      <w:proofErr w:type="spellEnd"/>
+      <w:r>
+        <w:rPr>
+          <w:lang w:val="ru-RU"/>
+        </w:rPr>
+        <w:t xml:space="preserve"> Студент </w:t>
+      </w:r>
+      <w:proofErr w:type="spellStart"/>
+      <w:r>
+        <w:rPr>
+          <w:lang w:val="ru-RU"/>
+        </w:rPr>
+        <w:t>групи</w:t>
+      </w:r>
+      <w:proofErr w:type="spellEnd"/>
+      <w:r>
+        <w:rPr>
+          <w:lang w:val="ru-RU"/>
+        </w:rPr>
+        <w:t>;</w:t>
+      </w:r>
+    </w:p>
+    <w:p>
+      <w:pPr>
+        <w:pStyle w:val="a6"/>
+        <w:ind w:left="1080" w:firstLine="0"/>
+        <w:rPr>
+          <w:lang w:val="ru-RU"/>
+        </w:rPr>
+      </w:pPr>
+      <w:r>
+        <w:rPr>
+          <w:lang w:val="ru-RU"/>
+        </w:rPr>
+        <w:drawing>
+          <wp:inline distT="0" distB="0" distL="0" distR="0" wp14:anchorId="0C207FC7" wp14:editId="55D2A266">
+            <wp:extent cx="4001058" cy="1190791"/>
+            <wp:effectExtent l="0" t="0" r="0" b="9525"/>
+            <wp:docPr id="48" name="Рисунок 48"/>
+            <wp:cNvGraphicFramePr>
+              <a:graphicFrameLocks xmlns:a="http://schemas.openxmlformats.org/drawingml/2006/main" noChangeAspect="1"/>
+            </wp:cNvGraphicFramePr>
+            <a:graphic xmlns:a="http://schemas.openxmlformats.org/drawingml/2006/main">
+              <a:graphicData uri="http://schemas.openxmlformats.org/drawingml/2006/picture">
+                <pic:pic xmlns:pic="http://schemas.openxmlformats.org/drawingml/2006/picture">
+                  <pic:nvPicPr>
+                    <pic:cNvPr id="1" name=""/>
+                    <pic:cNvPicPr/>
+                  </pic:nvPicPr>
+                  <pic:blipFill>
+                    <a:blip r:embed="rId46"/>
+                    <a:stretch>
+                      <a:fillRect/>
+                    </a:stretch>
+                  </pic:blipFill>
+                  <pic:spPr>
+                    <a:xfrm>
+                      <a:off x="0" y="0"/>
+                      <a:ext cx="4001058" cy="1190791"/>
+                    </a:xfrm>
+                    <a:prstGeom prst="rect">
+                      <a:avLst/>
+                    </a:prstGeom>
+                  </pic:spPr>
+                </pic:pic>
+              </a:graphicData>
+            </a:graphic>
+          </wp:inline>
+        </w:drawing>
+      </w:r>
+    </w:p>
+    <w:p>
+      <w:pPr>
+        <w:pStyle w:val="a6"/>
+        <w:numPr>
+          <w:ilvl w:val="0"/>
+          <w:numId w:val="11"/>
+        </w:numPr>
+        <w:rPr>
+          <w:lang w:val="ru-RU"/>
+        </w:rPr>
+      </w:pPr>
+      <w:proofErr w:type="spellStart"/>
+      <w:r>
+        <w:rPr>
+          <w:lang w:val="ru-RU"/>
+        </w:rPr>
+        <w:t>описання</w:t>
+      </w:r>
+      <w:proofErr w:type="spellEnd"/>
+      <w:r>
+        <w:rPr>
+          <w:lang w:val="ru-RU"/>
+        </w:rPr>
+        <w:t xml:space="preserve"> </w:t>
+      </w:r>
+      <w:proofErr w:type="spellStart"/>
+      <w:r>
+        <w:rPr>
+          <w:lang w:val="ru-RU"/>
+        </w:rPr>
+        <w:t>всіх</w:t>
+      </w:r>
+      <w:proofErr w:type="spellEnd"/>
+      <w:r>
+        <w:rPr>
+          <w:lang w:val="ru-RU"/>
+        </w:rPr>
+        <w:t xml:space="preserve"> </w:t>
+      </w:r>
+      <w:proofErr w:type="spellStart"/>
+      <w:r>
+        <w:rPr>
+          <w:lang w:val="ru-RU"/>
+        </w:rPr>
+        <w:t>класів</w:t>
+      </w:r>
+      <w:proofErr w:type="spellEnd"/>
+      <w:r>
+        <w:rPr>
+          <w:lang w:val="ru-RU"/>
+        </w:rPr>
+        <w:t xml:space="preserve"> </w:t>
+      </w:r>
+      <w:proofErr w:type="spellStart"/>
+      <w:r>
+        <w:rPr>
+          <w:lang w:val="ru-RU"/>
+        </w:rPr>
+        <w:t>мають</w:t>
+      </w:r>
+      <w:proofErr w:type="spellEnd"/>
+      <w:r>
+        <w:rPr>
+          <w:lang w:val="ru-RU"/>
+        </w:rPr>
+        <w:t xml:space="preserve"> </w:t>
+      </w:r>
+      <w:proofErr w:type="spellStart"/>
+      <w:r>
+        <w:rPr>
+          <w:lang w:val="ru-RU"/>
+        </w:rPr>
+        <w:t>міститися</w:t>
+      </w:r>
+      <w:proofErr w:type="spellEnd"/>
+      <w:r>
+        <w:rPr>
+          <w:lang w:val="ru-RU"/>
+        </w:rPr>
+        <w:t xml:space="preserve"> в </w:t>
+      </w:r>
+      <w:proofErr w:type="spellStart"/>
+      <w:r>
+        <w:rPr>
+          <w:lang w:val="ru-RU"/>
+        </w:rPr>
+        <w:t>окремих</w:t>
+      </w:r>
+      <w:proofErr w:type="spellEnd"/>
+      <w:r>
+        <w:rPr>
+          <w:lang w:val="ru-RU"/>
+        </w:rPr>
+        <w:t xml:space="preserve"> файлах, </w:t>
+      </w:r>
+      <w:proofErr w:type="spellStart"/>
+      <w:r>
+        <w:rPr>
+          <w:lang w:val="ru-RU"/>
+        </w:rPr>
+        <w:t>що</w:t>
+      </w:r>
+      <w:proofErr w:type="spellEnd"/>
+      <w:r>
+        <w:rPr>
+          <w:lang w:val="ru-RU"/>
+        </w:rPr>
+        <w:t xml:space="preserve"> </w:t>
+      </w:r>
+      <w:proofErr w:type="spellStart"/>
+      <w:r>
+        <w:rPr>
+          <w:lang w:val="ru-RU"/>
+        </w:rPr>
+        <w:t>мають</w:t>
+      </w:r>
+      <w:proofErr w:type="spellEnd"/>
+      <w:r>
+        <w:rPr>
+          <w:lang w:val="ru-RU"/>
+        </w:rPr>
+        <w:t xml:space="preserve"> </w:t>
+      </w:r>
+      <w:proofErr w:type="spellStart"/>
+      <w:r>
+        <w:rPr>
+          <w:lang w:val="ru-RU"/>
+        </w:rPr>
+        <w:t>відповідні</w:t>
+      </w:r>
+      <w:proofErr w:type="spellEnd"/>
+      <w:r>
+        <w:rPr>
+          <w:lang w:val="ru-RU"/>
+        </w:rPr>
+        <w:t xml:space="preserve"> </w:t>
+      </w:r>
+      <w:proofErr w:type="spellStart"/>
+      <w:r>
+        <w:rPr>
+          <w:lang w:val="ru-RU"/>
+        </w:rPr>
+        <w:t>імена</w:t>
+      </w:r>
+      <w:proofErr w:type="spellEnd"/>
+      <w:r>
+        <w:rPr>
+          <w:lang w:val="ru-RU"/>
+        </w:rPr>
+        <w:t>(</w:t>
+      </w:r>
+      <w:proofErr w:type="spellStart"/>
+      <w:r>
+        <w:rPr>
+          <w:lang w:val="ru-RU"/>
+        </w:rPr>
+        <w:t>наприклад</w:t>
+      </w:r>
+      <w:proofErr w:type="spellEnd"/>
+      <w:r>
+        <w:rPr>
+          <w:lang w:val="ru-RU"/>
+        </w:rPr>
+        <w:t xml:space="preserve"> </w:t>
+      </w:r>
+      <w:proofErr w:type="spellStart"/>
+      <w:r>
+        <w:t>Studen</w:t>
+      </w:r>
+      <w:proofErr w:type="spellEnd"/>
+      <w:r>
+        <w:rPr>
+          <w:lang w:val="ru-RU"/>
+        </w:rPr>
+        <w:t xml:space="preserve">, </w:t>
+      </w:r>
+      <w:proofErr w:type="spellStart"/>
+      <w:r>
+        <w:t>StudentList</w:t>
+      </w:r>
+      <w:proofErr w:type="spellEnd"/>
+      <w:r>
+        <w:rPr>
+          <w:lang w:val="ru-RU"/>
+        </w:rPr>
+        <w:t xml:space="preserve">, </w:t>
+      </w:r>
+      <w:proofErr w:type="spellStart"/>
+      <w:r>
+        <w:t>Utils</w:t>
+      </w:r>
+      <w:proofErr w:type="spellEnd"/>
+      <w:r>
+        <w:rPr>
+          <w:lang w:val="ru-RU"/>
+        </w:rPr>
+        <w:t>)</w:t>
+      </w:r>
+    </w:p>
+    <w:p>
+      <w:pPr>
+        <w:pStyle w:val="a6"/>
+        <w:ind w:left="1080" w:firstLine="0"/>
+        <w:rPr>
+          <w:lang w:val="ru-RU"/>
+        </w:rPr>
+      </w:pPr>
+      <w:r>
+        <w:rPr>
+          <w:lang w:val="ru-RU"/>
+        </w:rPr>
+        <w:drawing>
+          <wp:inline distT="0" distB="0" distL="0" distR="0" wp14:anchorId="1EC1435E" wp14:editId="7742280A">
+            <wp:extent cx="2314898" cy="1657581"/>
+            <wp:effectExtent l="0" t="0" r="9525" b="0"/>
+            <wp:docPr id="49" name="Рисунок 49"/>
+            <wp:cNvGraphicFramePr>
+              <a:graphicFrameLocks xmlns:a="http://schemas.openxmlformats.org/drawingml/2006/main" noChangeAspect="1"/>
+            </wp:cNvGraphicFramePr>
+            <a:graphic xmlns:a="http://schemas.openxmlformats.org/drawingml/2006/main">
+              <a:graphicData uri="http://schemas.openxmlformats.org/drawingml/2006/picture">
+                <pic:pic xmlns:pic="http://schemas.openxmlformats.org/drawingml/2006/picture">
+                  <pic:nvPicPr>
+                    <pic:cNvPr id="1" name=""/>
+                    <pic:cNvPicPr/>
+                  </pic:nvPicPr>
+                  <pic:blipFill>
+                    <a:blip r:embed="rId47"/>
+                    <a:stretch>
+                      <a:fillRect/>
+                    </a:stretch>
+                  </pic:blipFill>
+                  <pic:spPr>
+                    <a:xfrm>
+                      <a:off x="0" y="0"/>
+                      <a:ext cx="2314898" cy="1657581"/>
+                    </a:xfrm>
+                    <a:prstGeom prst="rect">
+                      <a:avLst/>
+                    </a:prstGeom>
+                  </pic:spPr>
+                </pic:pic>
+              </a:graphicData>
+            </a:graphic>
+          </wp:inline>
+        </w:drawing>
+      </w:r>
+    </w:p>
+    <w:p>
+      <w:pPr>
+        <w:pStyle w:val="a6"/>
+        <w:numPr>
+          <w:ilvl w:val="0"/>
+          <w:numId w:val="11"/>
+        </w:numPr>
+        <w:rPr>
+          <w:lang w:val="ru-RU"/>
+        </w:rPr>
+      </w:pPr>
+      <w:proofErr w:type="spellStart"/>
+      <w:r>
+        <w:rPr>
+          <w:lang w:val="ru-RU"/>
+        </w:rPr>
+        <w:lastRenderedPageBreak/>
+        <w:t>основний</w:t>
+      </w:r>
+      <w:proofErr w:type="spellEnd"/>
+      <w:r>
+        <w:rPr>
+          <w:lang w:val="ru-RU"/>
+        </w:rPr>
+        <w:t xml:space="preserve"> </w:t>
+      </w:r>
+      <w:proofErr w:type="spellStart"/>
+      <w:r>
+        <w:rPr>
+          <w:lang w:val="ru-RU"/>
+        </w:rPr>
+        <w:t>функціонал</w:t>
+      </w:r>
+      <w:proofErr w:type="spellEnd"/>
+      <w:r>
+        <w:rPr>
+          <w:lang w:val="ru-RU"/>
+        </w:rPr>
+        <w:t xml:space="preserve"> </w:t>
+      </w:r>
+      <w:proofErr w:type="spellStart"/>
+      <w:r>
+        <w:rPr>
+          <w:lang w:val="ru-RU"/>
+        </w:rPr>
+        <w:t>програми</w:t>
+      </w:r>
+      <w:proofErr w:type="spellEnd"/>
+      <w:r>
+        <w:rPr>
+          <w:lang w:val="ru-RU"/>
+        </w:rPr>
+        <w:t xml:space="preserve"> </w:t>
+      </w:r>
+      <w:proofErr w:type="spellStart"/>
+      <w:r>
+        <w:rPr>
+          <w:lang w:val="ru-RU"/>
+        </w:rPr>
+        <w:t>має</w:t>
+      </w:r>
+      <w:proofErr w:type="spellEnd"/>
+      <w:r>
+        <w:rPr>
+          <w:lang w:val="ru-RU"/>
+        </w:rPr>
+        <w:t xml:space="preserve"> бути </w:t>
+      </w:r>
+      <w:proofErr w:type="spellStart"/>
+      <w:r>
+        <w:rPr>
+          <w:lang w:val="ru-RU"/>
+        </w:rPr>
+        <w:t>покритий</w:t>
+      </w:r>
+      <w:proofErr w:type="spellEnd"/>
+      <w:r>
+        <w:rPr>
+          <w:lang w:val="ru-RU"/>
+        </w:rPr>
+        <w:t xml:space="preserve"> </w:t>
+      </w:r>
+      <w:proofErr w:type="spellStart"/>
+      <w:r>
+        <w:rPr>
+          <w:lang w:val="ru-RU"/>
+        </w:rPr>
+        <w:t>Юніт</w:t>
+      </w:r>
+      <w:proofErr w:type="spellEnd"/>
+      <w:r>
+        <w:rPr>
+          <w:lang w:val="ru-RU"/>
+        </w:rPr>
+        <w:t xml:space="preserve"> тестами.</w:t>
+      </w:r>
+    </w:p>
+    <w:p>
+      <w:pPr>
+        <w:pStyle w:val="a6"/>
+        <w:ind w:left="1080" w:firstLine="0"/>
+      </w:pPr>
+      <w:r>
+        <w:rPr>
+          <w:lang w:val="ru-RU"/>
+        </w:rPr>
+        <w:drawing>
+          <wp:inline distT="0" distB="0" distL="0" distR="0" wp14:anchorId="2B9941EE" wp14:editId="40BD02B6">
+            <wp:extent cx="5943600" cy="4545330"/>
+            <wp:effectExtent l="0" t="0" r="0" b="7620"/>
+            <wp:docPr id="50" name="Рисунок 50"/>
+            <wp:cNvGraphicFramePr>
+              <a:graphicFrameLocks xmlns:a="http://schemas.openxmlformats.org/drawingml/2006/main" noChangeAspect="1"/>
+            </wp:cNvGraphicFramePr>
+            <a:graphic xmlns:a="http://schemas.openxmlformats.org/drawingml/2006/main">
+              <a:graphicData uri="http://schemas.openxmlformats.org/drawingml/2006/picture">
+                <pic:pic xmlns:pic="http://schemas.openxmlformats.org/drawingml/2006/picture">
+                  <pic:nvPicPr>
+                    <pic:cNvPr id="1" name=""/>
+                    <pic:cNvPicPr/>
+                  </pic:nvPicPr>
+                  <pic:blipFill>
+                    <a:blip r:embed="rId48"/>
+                    <a:stretch>
+                      <a:fillRect/>
+                    </a:stretch>
+                  </pic:blipFill>
+                  <pic:spPr>
+                    <a:xfrm>
+                      <a:off x="0" y="0"/>
+                      <a:ext cx="5943600" cy="4545330"/>
+                    </a:xfrm>
+                    <a:prstGeom prst="rect">
+                      <a:avLst/>
+                    </a:prstGeom>
+                  </pic:spPr>
+                </pic:pic>
+              </a:graphicData>
+            </a:graphic>
+          </wp:inline>
+        </w:drawing>
+      </w:r>
+    </w:p>
+    <w:p>
+      <w:pPr>
+        <w:spacing w:line="259" w:lineRule="auto"/>
+        <w:ind w:firstLine="0"/>
+        <w:jc w:val="left"/>
+        <w:rPr>
+          <w:lang w:val="ru-RU"/>
+        </w:rPr>
+      </w:pPr>
+      <w:r>
+        <w:rPr>
+          <w:lang w:val="ru-RU"/>
+        </w:rPr>
+        <w:br w:type="page"/>
+      </w:r>
+    </w:p>
+    <w:p>
+      <w:pPr>
+        <w:rPr>
+          <w:lang w:val="ru-RU"/>
+        </w:rPr>
+      </w:pPr>
+    </w:p>
+    <w:p>
+      <w:pPr>
+        <w:rPr>
+          <w:lang w:val="uk-UA"/>
+        </w:rPr>
+      </w:pPr>
+    </w:p>
+    <w:p>
+      <w:pPr>
+        <w:rPr>
+          <w:lang w:val="ru-RU"/>
+        </w:rPr>
+      </w:pPr>
+      <w:r>
+        <w:rPr>
+          <w:lang w:val="uk-UA"/>
+        </w:rPr>
+        <w:t xml:space="preserve">Посилання на </w:t>
+      </w:r>
+      <w:proofErr w:type="spellStart"/>
+      <w:r>
+        <w:t>github</w:t>
+      </w:r>
+      <w:proofErr w:type="spellEnd"/>
+      <w:r>
+        <w:rPr>
+          <w:lang w:val="ru-RU"/>
+        </w:rPr>
+        <w:t>:</w:t>
+      </w:r>
+    </w:p>
+    <w:p>
+      <w:pPr>
+        <w:rPr>
+          <w:lang w:val="ru-RU"/>
+        </w:rPr>
+      </w:pPr>
+      <w:hyperlink r:id="rId49" w:history="1">
+        <w:r>
+          <w:rPr>
+            <w:rStyle w:val="a4"/>
+            <w:lang w:val="ru-RU"/>
+          </w:rPr>
+          <w:t>https://github.com/RickWazowski98/TP-KB-231-Viacheslav-Saievskyi</w:t>
+        </w:r>
+      </w:hyperlink>
+      <w:bookmarkStart w:id="0" w:name="_GoBack"/>
+      <w:bookmarkEnd w:id="0"/>
+    </w:p>
+    <w:p>
+      <w:pPr>
+        <w:rPr>
+          <w:lang w:val="ru-RU"/>
+        </w:rPr>
+      </w:pPr>
+      <w:r>
+        <w:rPr>
+          <w:lang w:val="uk-UA"/>
+        </w:rPr>
+        <w:t xml:space="preserve">Знімок екрану з посилання на </w:t>
+      </w:r>
+      <w:proofErr w:type="spellStart"/>
+      <w:r>
+        <w:t>github</w:t>
+      </w:r>
+      <w:proofErr w:type="spellEnd"/>
+      <w:r>
+        <w:rPr>
+          <w:lang w:val="ru-RU"/>
+        </w:rPr>
+        <w:t>:</w:t>
+      </w:r>
+    </w:p>
+    <w:p>
+      <w:pPr>
+        <w:rPr>
+          <w:lang w:val="ru-RU"/>
+        </w:rPr>
+      </w:pPr>
+      <w:r>
+        <w:rPr>
+          <w:noProof/>
+          <w:lang w:val="ru-RU"/>
+        </w:rPr>
+        <w:drawing>
+          <wp:inline distT="0" distB="0" distL="0" distR="0" wp14:anchorId="55A18EDF" wp14:editId="0438E7BE">
+            <wp:extent cx="5943600" cy="4532630"/>
+            <wp:effectExtent l="0" t="0" r="0" b="1270"/>
+            <wp:docPr id="1" name="Рисунок 1"/>
+            <wp:cNvGraphicFramePr>
+              <a:graphicFrameLocks xmlns:a="http://schemas.openxmlformats.org/drawingml/2006/main" noChangeAspect="1"/>
+            </wp:cNvGraphicFramePr>
+            <a:graphic xmlns:a="http://schemas.openxmlformats.org/drawingml/2006/main">
+              <a:graphicData uri="http://schemas.openxmlformats.org/drawingml/2006/picture">
+                <pic:pic xmlns:pic="http://schemas.openxmlformats.org/drawingml/2006/picture">
+                  <pic:nvPicPr>
+                    <pic:cNvPr id="1" name=""/>
+                    <pic:cNvPicPr/>
+                  </pic:nvPicPr>
+                  <pic:blipFill>
+                    <a:blip r:embed="rId50"/>
+                    <a:stretch>
+                      <a:fillRect/>
+                    </a:stretch>
+                  </pic:blipFill>
+                  <pic:spPr>
+                    <a:xfrm>
+                      <a:off x="0" y="0"/>
                       <a:ext cx="5943600" cy="4532630"/>
                     </a:xfrm>
                     <a:prstGeom prst="rect">
@@ -3823,16 +9366,16 @@
 <file path=word/numbering.xml><?xml version="1.0" encoding="utf-8"?>
 <w:numbering xmlns:wpc="http://schemas.microsoft.com/office/word/2010/wordprocessingCanvas" xmlns:cx="http://schemas.microsoft.com/office/drawing/2014/chartex" xmlns:cx1="http://schemas.microsoft.com/office/drawing/2015/9/8/chartex" xmlns:cx2="http://schemas.microsoft.com/office/drawing/2015/10/21/chartex" xmlns:cx3="http://schemas.microsoft.com/office/drawing/2016/5/9/chartex" xmlns:cx4="http://schemas.microsoft.com/office/drawing/2016/5/10/chartex" xmlns:cx5="http://schemas.microsoft.com/office/drawing/2016/5/11/chartex" xmlns:cx6="http://schemas.microsoft.com/office/drawing/2016/5/12/chartex" xmlns:cx7="http://schemas.microsoft.com/office/drawing/2016/5/13/chartex" xmlns:cx8="http://schemas.microsoft.com/office/drawing/2016/5/14/chartex" xmlns:mc="http://schemas.openxmlformats.org/markup-compatibility/2006" xmlns:aink="http://schemas.microsoft.com/office/drawing/2016/ink" xmlns:am3d="http://schemas.microsoft.com/office/drawing/2017/model3d" xmlns:o="urn:schemas-microsoft-com:office:office" xmlns:r="http://schemas.openxmlformats.org/officeDocument/2006/relationships" xmlns:m="http://schemas.openxmlformats.org/officeDocument/2006/math" xmlns:v="urn:schemas-microsoft-com:vml" xmlns:wp14="http://schemas.microsoft.com/office/word/2010/wordprocessingDrawing" xmlns:wp="http://schemas.openxmlformats.org/drawingml/2006/wordprocessingDrawing" xmlns:w10="urn:schemas-microsoft-com:office:word" xmlns:w="http://schemas.openxmlformats.org/wordprocessingml/2006/main" xmlns:w14="http://schemas.microsoft.com/office/word/2010/wordml" xmlns:w15="http://schemas.microsoft.com/office/word/2012/wordml" xmlns:w16cex="http://schemas.microsoft.com/office/word/2018/wordml/cex" xmlns:w16cid="http://schemas.microsoft.com/office/word/2016/wordml/cid" xmlns:w16="http://schemas.microsoft.com/office/word/2018/wordml" xmlns:w16se="http://schemas.microsoft.com/office/word/2015/wordml/symex" xmlns:wpg="http://schemas.microsoft.com/office/word/2010/wordprocessingGroup" xmlns:wpi="http://schemas.microsoft.com/office/word/2010/wordprocessingInk" xmlns:wne="http://schemas.microsoft.com/office/word/2006/wordml" xmlns:wps="http://schemas.microsoft.com/office/word/2010/wordprocessingShape" mc:Ignorable="w14 w15 w16se w16cid w16 w16cex wp14">
   <w:abstractNum w:abstractNumId="0" w15:restartNumberingAfterBreak="0">
-    <w:nsid w:val="268F7008"/>
+    <w:nsid w:val="064407EE"/>
     <w:multiLevelType w:val="hybridMultilevel"/>
-    <w:tmpl w:val="3B2A1E9E"/>
-    <w:lvl w:ilvl="0" w:tplc="03563CDC">
+    <w:tmpl w:val="731EB590"/>
+    <w:lvl w:ilvl="0" w:tplc="10000011">
       <w:start w:val="1"/>
       <w:numFmt w:val="decimal"/>
-      <w:lvlText w:val="%1."/>
+      <w:lvlText w:val="%1)"/>
       <w:lvlJc w:val="left"/>
       <w:pPr>
-        <w:ind w:left="1080" w:hanging="360"/>
+        <w:ind w:left="720" w:hanging="360"/>
       </w:pPr>
       <w:rPr>
         <w:rFonts w:hint="default"/>
@@ -3844,7 +9387,7 @@
       <w:lvlText w:val="%2."/>
       <w:lvlJc w:val="left"/>
       <w:pPr>
-        <w:ind w:left="1800" w:hanging="360"/>
+        <w:ind w:left="1440" w:hanging="360"/>
       </w:pPr>
     </w:lvl>
     <w:lvl w:ilvl="2" w:tplc="1000001B" w:tentative="1">
@@ -3853,7 +9396,7 @@
       <w:lvlText w:val="%3."/>
       <w:lvlJc w:val="right"/>
       <w:pPr>
-        <w:ind w:left="2520" w:hanging="180"/>
+        <w:ind w:left="2160" w:hanging="180"/>
       </w:pPr>
     </w:lvl>
     <w:lvl w:ilvl="3" w:tplc="1000000F" w:tentative="1">
@@ -3862,7 +9405,7 @@
       <w:lvlText w:val="%4."/>
       <w:lvlJc w:val="left"/>
       <w:pPr>
-        <w:ind w:left="3240" w:hanging="360"/>
+        <w:ind w:left="2880" w:hanging="360"/>
       </w:pPr>
     </w:lvl>
     <w:lvl w:ilvl="4" w:tplc="10000019" w:tentative="1">
@@ -3871,7 +9414,7 @@
       <w:lvlText w:val="%5."/>
       <w:lvlJc w:val="left"/>
       <w:pPr>
-        <w:ind w:left="3960" w:hanging="360"/>
+        <w:ind w:left="3600" w:hanging="360"/>
       </w:pPr>
     </w:lvl>
     <w:lvl w:ilvl="5" w:tplc="1000001B" w:tentative="1">
@@ -3880,7 +9423,7 @@
       <w:lvlText w:val="%6."/>
       <w:lvlJc w:val="right"/>
       <w:pPr>
-        <w:ind w:left="4680" w:hanging="180"/>
+        <w:ind w:left="4320" w:hanging="180"/>
       </w:pPr>
     </w:lvl>
     <w:lvl w:ilvl="6" w:tplc="1000000F" w:tentative="1">
@@ -3889,7 +9432,7 @@
       <w:lvlText w:val="%7."/>
       <w:lvlJc w:val="left"/>
       <w:pPr>
-        <w:ind w:left="5400" w:hanging="360"/>
+        <w:ind w:left="5040" w:hanging="360"/>
       </w:pPr>
     </w:lvl>
     <w:lvl w:ilvl="7" w:tplc="10000019" w:tentative="1">
@@ -3898,7 +9441,7 @@
       <w:lvlText w:val="%8."/>
       <w:lvlJc w:val="left"/>
       <w:pPr>
-        <w:ind w:left="6120" w:hanging="360"/>
+        <w:ind w:left="5760" w:hanging="360"/>
       </w:pPr>
     </w:lvl>
     <w:lvl w:ilvl="8" w:tplc="1000001B" w:tentative="1">
@@ -3907,18 +9450,190 @@
       <w:lvlText w:val="%9."/>
       <w:lvlJc w:val="right"/>
       <w:pPr>
-        <w:ind w:left="6840" w:hanging="180"/>
+        <w:ind w:left="6480" w:hanging="180"/>
       </w:pPr>
     </w:lvl>
   </w:abstractNum>
   <w:abstractNum w:abstractNumId="1" w15:restartNumberingAfterBreak="0">
-    <w:nsid w:val="5D5D7308"/>
+    <w:nsid w:val="117A15B7"/>
     <w:multiLevelType w:val="hybridMultilevel"/>
-    <w:tmpl w:val="3B2A1E9E"/>
-    <w:lvl w:ilvl="0" w:tplc="03563CDC">
+    <w:tmpl w:val="6BEA8B16"/>
+    <w:lvl w:ilvl="0" w:tplc="04090011">
       <w:start w:val="1"/>
       <w:numFmt w:val="decimal"/>
-      <w:lvlText w:val="%1."/>
+      <w:lvlText w:val="%1)"/>
+      <w:lvlJc w:val="left"/>
+      <w:pPr>
+        <w:ind w:left="720" w:hanging="360"/>
+      </w:pPr>
+    </w:lvl>
+    <w:lvl w:ilvl="1" w:tplc="04090019">
+      <w:start w:val="1"/>
+      <w:numFmt w:val="lowerLetter"/>
+      <w:lvlText w:val="%2."/>
+      <w:lvlJc w:val="left"/>
+      <w:pPr>
+        <w:ind w:left="1440" w:hanging="360"/>
+      </w:pPr>
+    </w:lvl>
+    <w:lvl w:ilvl="2" w:tplc="0409001B">
+      <w:start w:val="1"/>
+      <w:numFmt w:val="lowerRoman"/>
+      <w:lvlText w:val="%3."/>
+      <w:lvlJc w:val="right"/>
+      <w:pPr>
+        <w:ind w:left="2160" w:hanging="180"/>
+      </w:pPr>
+    </w:lvl>
+    <w:lvl w:ilvl="3" w:tplc="0409000F">
+      <w:start w:val="1"/>
+      <w:numFmt w:val="decimal"/>
+      <w:lvlText w:val="%4."/>
+      <w:lvlJc w:val="left"/>
+      <w:pPr>
+        <w:ind w:left="2880" w:hanging="360"/>
+      </w:pPr>
+    </w:lvl>
+    <w:lvl w:ilvl="4" w:tplc="04090019">
+      <w:start w:val="1"/>
+      <w:numFmt w:val="lowerLetter"/>
+      <w:lvlText w:val="%5."/>
+      <w:lvlJc w:val="left"/>
+      <w:pPr>
+        <w:ind w:left="3600" w:hanging="360"/>
+      </w:pPr>
+    </w:lvl>
+    <w:lvl w:ilvl="5" w:tplc="0409001B">
+      <w:start w:val="1"/>
+      <w:numFmt w:val="lowerRoman"/>
+      <w:lvlText w:val="%6."/>
+      <w:lvlJc w:val="right"/>
+      <w:pPr>
+        <w:ind w:left="4320" w:hanging="180"/>
+      </w:pPr>
+    </w:lvl>
+    <w:lvl w:ilvl="6" w:tplc="0409000F">
+      <w:start w:val="1"/>
+      <w:numFmt w:val="decimal"/>
+      <w:lvlText w:val="%7."/>
+      <w:lvlJc w:val="left"/>
+      <w:pPr>
+        <w:ind w:left="5040" w:hanging="360"/>
+      </w:pPr>
+    </w:lvl>
+    <w:lvl w:ilvl="7" w:tplc="04090019">
+      <w:start w:val="1"/>
+      <w:numFmt w:val="lowerLetter"/>
+      <w:lvlText w:val="%8."/>
+      <w:lvlJc w:val="left"/>
+      <w:pPr>
+        <w:ind w:left="5760" w:hanging="360"/>
+      </w:pPr>
+    </w:lvl>
+    <w:lvl w:ilvl="8" w:tplc="0409001B">
+      <w:start w:val="1"/>
+      <w:numFmt w:val="lowerRoman"/>
+      <w:lvlText w:val="%9."/>
+      <w:lvlJc w:val="right"/>
+      <w:pPr>
+        <w:ind w:left="6480" w:hanging="180"/>
+      </w:pPr>
+    </w:lvl>
+  </w:abstractNum>
+  <w:abstractNum w:abstractNumId="2" w15:restartNumberingAfterBreak="0">
+    <w:nsid w:val="18B75029"/>
+    <w:multiLevelType w:val="hybridMultilevel"/>
+    <w:tmpl w:val="CA6C2C0C"/>
+    <w:lvl w:ilvl="0" w:tplc="04090011">
+      <w:start w:val="1"/>
+      <w:numFmt w:val="decimal"/>
+      <w:lvlText w:val="%1)"/>
+      <w:lvlJc w:val="left"/>
+      <w:pPr>
+        <w:ind w:left="720" w:hanging="360"/>
+      </w:pPr>
+    </w:lvl>
+    <w:lvl w:ilvl="1" w:tplc="04090019">
+      <w:start w:val="1"/>
+      <w:numFmt w:val="lowerLetter"/>
+      <w:lvlText w:val="%2."/>
+      <w:lvlJc w:val="left"/>
+      <w:pPr>
+        <w:ind w:left="1440" w:hanging="360"/>
+      </w:pPr>
+    </w:lvl>
+    <w:lvl w:ilvl="2" w:tplc="0409001B">
+      <w:start w:val="1"/>
+      <w:numFmt w:val="lowerRoman"/>
+      <w:lvlText w:val="%3."/>
+      <w:lvlJc w:val="right"/>
+      <w:pPr>
+        <w:ind w:left="2160" w:hanging="180"/>
+      </w:pPr>
+    </w:lvl>
+    <w:lvl w:ilvl="3" w:tplc="0409000F">
+      <w:start w:val="1"/>
+      <w:numFmt w:val="decimal"/>
+      <w:lvlText w:val="%4."/>
+      <w:lvlJc w:val="left"/>
+      <w:pPr>
+        <w:ind w:left="2880" w:hanging="360"/>
+      </w:pPr>
+    </w:lvl>
+    <w:lvl w:ilvl="4" w:tplc="04090019">
+      <w:start w:val="1"/>
+      <w:numFmt w:val="lowerLetter"/>
+      <w:lvlText w:val="%5."/>
+      <w:lvlJc w:val="left"/>
+      <w:pPr>
+        <w:ind w:left="3600" w:hanging="360"/>
+      </w:pPr>
+    </w:lvl>
+    <w:lvl w:ilvl="5" w:tplc="0409001B">
+      <w:start w:val="1"/>
+      <w:numFmt w:val="lowerRoman"/>
+      <w:lvlText w:val="%6."/>
+      <w:lvlJc w:val="right"/>
+      <w:pPr>
+        <w:ind w:left="4320" w:hanging="180"/>
+      </w:pPr>
+    </w:lvl>
+    <w:lvl w:ilvl="6" w:tplc="0409000F">
+      <w:start w:val="1"/>
+      <w:numFmt w:val="decimal"/>
+      <w:lvlText w:val="%7."/>
+      <w:lvlJc w:val="left"/>
+      <w:pPr>
+        <w:ind w:left="5040" w:hanging="360"/>
+      </w:pPr>
+    </w:lvl>
+    <w:lvl w:ilvl="7" w:tplc="04090019">
+      <w:start w:val="1"/>
+      <w:numFmt w:val="lowerLetter"/>
+      <w:lvlText w:val="%8."/>
+      <w:lvlJc w:val="left"/>
+      <w:pPr>
+        <w:ind w:left="5760" w:hanging="360"/>
+      </w:pPr>
+    </w:lvl>
+    <w:lvl w:ilvl="8" w:tplc="0409001B">
+      <w:start w:val="1"/>
+      <w:numFmt w:val="lowerRoman"/>
+      <w:lvlText w:val="%9."/>
+      <w:lvlJc w:val="right"/>
+      <w:pPr>
+        <w:ind w:left="6480" w:hanging="180"/>
+      </w:pPr>
+    </w:lvl>
+  </w:abstractNum>
+  <w:abstractNum w:abstractNumId="3" w15:restartNumberingAfterBreak="0">
+    <w:nsid w:val="24395D21"/>
+    <w:multiLevelType w:val="hybridMultilevel"/>
+    <w:tmpl w:val="976C8F04"/>
+    <w:lvl w:ilvl="0" w:tplc="7B60B252">
+      <w:start w:val="1"/>
+      <w:numFmt w:val="decimal"/>
+      <w:lvlText w:val="%1)"/>
       <w:lvlJc w:val="left"/>
       <w:pPr>
         <w:ind w:left="1080" w:hanging="360"/>
@@ -4000,7 +9715,449 @@
       </w:pPr>
     </w:lvl>
   </w:abstractNum>
-  <w:abstractNum w:abstractNumId="2" w15:restartNumberingAfterBreak="0">
+  <w:abstractNum w:abstractNumId="4" w15:restartNumberingAfterBreak="0">
+    <w:nsid w:val="268F7008"/>
+    <w:multiLevelType w:val="hybridMultilevel"/>
+    <w:tmpl w:val="3B2A1E9E"/>
+    <w:lvl w:ilvl="0" w:tplc="03563CDC">
+      <w:start w:val="1"/>
+      <w:numFmt w:val="decimal"/>
+      <w:lvlText w:val="%1."/>
+      <w:lvlJc w:val="left"/>
+      <w:pPr>
+        <w:ind w:left="1080" w:hanging="360"/>
+      </w:pPr>
+      <w:rPr>
+        <w:rFonts w:hint="default"/>
+      </w:rPr>
+    </w:lvl>
+    <w:lvl w:ilvl="1" w:tplc="10000019" w:tentative="1">
+      <w:start w:val="1"/>
+      <w:numFmt w:val="lowerLetter"/>
+      <w:lvlText w:val="%2."/>
+      <w:lvlJc w:val="left"/>
+      <w:pPr>
+        <w:ind w:left="1800" w:hanging="360"/>
+      </w:pPr>
+    </w:lvl>
+    <w:lvl w:ilvl="2" w:tplc="1000001B" w:tentative="1">
+      <w:start w:val="1"/>
+      <w:numFmt w:val="lowerRoman"/>
+      <w:lvlText w:val="%3."/>
+      <w:lvlJc w:val="right"/>
+      <w:pPr>
+        <w:ind w:left="2520" w:hanging="180"/>
+      </w:pPr>
+    </w:lvl>
+    <w:lvl w:ilvl="3" w:tplc="1000000F" w:tentative="1">
+      <w:start w:val="1"/>
+      <w:numFmt w:val="decimal"/>
+      <w:lvlText w:val="%4."/>
+      <w:lvlJc w:val="left"/>
+      <w:pPr>
+        <w:ind w:left="3240" w:hanging="360"/>
+      </w:pPr>
+    </w:lvl>
+    <w:lvl w:ilvl="4" w:tplc="10000019" w:tentative="1">
+      <w:start w:val="1"/>
+      <w:numFmt w:val="lowerLetter"/>
+      <w:lvlText w:val="%5."/>
+      <w:lvlJc w:val="left"/>
+      <w:pPr>
+        <w:ind w:left="3960" w:hanging="360"/>
+      </w:pPr>
+    </w:lvl>
+    <w:lvl w:ilvl="5" w:tplc="1000001B" w:tentative="1">
+      <w:start w:val="1"/>
+      <w:numFmt w:val="lowerRoman"/>
+      <w:lvlText w:val="%6."/>
+      <w:lvlJc w:val="right"/>
+      <w:pPr>
+        <w:ind w:left="4680" w:hanging="180"/>
+      </w:pPr>
+    </w:lvl>
+    <w:lvl w:ilvl="6" w:tplc="1000000F" w:tentative="1">
+      <w:start w:val="1"/>
+      <w:numFmt w:val="decimal"/>
+      <w:lvlText w:val="%7."/>
+      <w:lvlJc w:val="left"/>
+      <w:pPr>
+        <w:ind w:left="5400" w:hanging="360"/>
+      </w:pPr>
+    </w:lvl>
+    <w:lvl w:ilvl="7" w:tplc="10000019" w:tentative="1">
+      <w:start w:val="1"/>
+      <w:numFmt w:val="lowerLetter"/>
+      <w:lvlText w:val="%8."/>
+      <w:lvlJc w:val="left"/>
+      <w:pPr>
+        <w:ind w:left="6120" w:hanging="360"/>
+      </w:pPr>
+    </w:lvl>
+    <w:lvl w:ilvl="8" w:tplc="1000001B" w:tentative="1">
+      <w:start w:val="1"/>
+      <w:numFmt w:val="lowerRoman"/>
+      <w:lvlText w:val="%9."/>
+      <w:lvlJc w:val="right"/>
+      <w:pPr>
+        <w:ind w:left="6840" w:hanging="180"/>
+      </w:pPr>
+    </w:lvl>
+  </w:abstractNum>
+  <w:abstractNum w:abstractNumId="5" w15:restartNumberingAfterBreak="0">
+    <w:nsid w:val="30197192"/>
+    <w:multiLevelType w:val="hybridMultilevel"/>
+    <w:tmpl w:val="93F0E5A2"/>
+    <w:lvl w:ilvl="0" w:tplc="5CD01734">
+      <w:start w:val="1"/>
+      <w:numFmt w:val="decimal"/>
+      <w:lvlText w:val="%1."/>
+      <w:lvlJc w:val="left"/>
+      <w:pPr>
+        <w:ind w:left="1080" w:hanging="360"/>
+      </w:pPr>
+      <w:rPr>
+        <w:rFonts w:hint="default"/>
+      </w:rPr>
+    </w:lvl>
+    <w:lvl w:ilvl="1" w:tplc="10000019" w:tentative="1">
+      <w:start w:val="1"/>
+      <w:numFmt w:val="lowerLetter"/>
+      <w:lvlText w:val="%2."/>
+      <w:lvlJc w:val="left"/>
+      <w:pPr>
+        <w:ind w:left="1800" w:hanging="360"/>
+      </w:pPr>
+    </w:lvl>
+    <w:lvl w:ilvl="2" w:tplc="1000001B" w:tentative="1">
+      <w:start w:val="1"/>
+      <w:numFmt w:val="lowerRoman"/>
+      <w:lvlText w:val="%3."/>
+      <w:lvlJc w:val="right"/>
+      <w:pPr>
+        <w:ind w:left="2520" w:hanging="180"/>
+      </w:pPr>
+    </w:lvl>
+    <w:lvl w:ilvl="3" w:tplc="1000000F" w:tentative="1">
+      <w:start w:val="1"/>
+      <w:numFmt w:val="decimal"/>
+      <w:lvlText w:val="%4."/>
+      <w:lvlJc w:val="left"/>
+      <w:pPr>
+        <w:ind w:left="3240" w:hanging="360"/>
+      </w:pPr>
+    </w:lvl>
+    <w:lvl w:ilvl="4" w:tplc="10000019" w:tentative="1">
+      <w:start w:val="1"/>
+      <w:numFmt w:val="lowerLetter"/>
+      <w:lvlText w:val="%5."/>
+      <w:lvlJc w:val="left"/>
+      <w:pPr>
+        <w:ind w:left="3960" w:hanging="360"/>
+      </w:pPr>
+    </w:lvl>
+    <w:lvl w:ilvl="5" w:tplc="1000001B" w:tentative="1">
+      <w:start w:val="1"/>
+      <w:numFmt w:val="lowerRoman"/>
+      <w:lvlText w:val="%6."/>
+      <w:lvlJc w:val="right"/>
+      <w:pPr>
+        <w:ind w:left="4680" w:hanging="180"/>
+      </w:pPr>
+    </w:lvl>
+    <w:lvl w:ilvl="6" w:tplc="1000000F" w:tentative="1">
+      <w:start w:val="1"/>
+      <w:numFmt w:val="decimal"/>
+      <w:lvlText w:val="%7."/>
+      <w:lvlJc w:val="left"/>
+      <w:pPr>
+        <w:ind w:left="5400" w:hanging="360"/>
+      </w:pPr>
+    </w:lvl>
+    <w:lvl w:ilvl="7" w:tplc="10000019" w:tentative="1">
+      <w:start w:val="1"/>
+      <w:numFmt w:val="lowerLetter"/>
+      <w:lvlText w:val="%8."/>
+      <w:lvlJc w:val="left"/>
+      <w:pPr>
+        <w:ind w:left="6120" w:hanging="360"/>
+      </w:pPr>
+    </w:lvl>
+    <w:lvl w:ilvl="8" w:tplc="1000001B" w:tentative="1">
+      <w:start w:val="1"/>
+      <w:numFmt w:val="lowerRoman"/>
+      <w:lvlText w:val="%9."/>
+      <w:lvlJc w:val="right"/>
+      <w:pPr>
+        <w:ind w:left="6840" w:hanging="180"/>
+      </w:pPr>
+    </w:lvl>
+  </w:abstractNum>
+  <w:abstractNum w:abstractNumId="6" w15:restartNumberingAfterBreak="0">
+    <w:nsid w:val="324119F3"/>
+    <w:multiLevelType w:val="hybridMultilevel"/>
+    <w:tmpl w:val="829625DC"/>
+    <w:lvl w:ilvl="0" w:tplc="F8D49D50">
+      <w:start w:val="1"/>
+      <w:numFmt w:val="decimal"/>
+      <w:lvlText w:val="%1)"/>
+      <w:lvlJc w:val="left"/>
+      <w:pPr>
+        <w:ind w:left="1080" w:hanging="360"/>
+      </w:pPr>
+    </w:lvl>
+    <w:lvl w:ilvl="1" w:tplc="04090019">
+      <w:start w:val="1"/>
+      <w:numFmt w:val="lowerLetter"/>
+      <w:lvlText w:val="%2."/>
+      <w:lvlJc w:val="left"/>
+      <w:pPr>
+        <w:ind w:left="1800" w:hanging="360"/>
+      </w:pPr>
+    </w:lvl>
+    <w:lvl w:ilvl="2" w:tplc="0409001B">
+      <w:start w:val="1"/>
+      <w:numFmt w:val="lowerRoman"/>
+      <w:lvlText w:val="%3."/>
+      <w:lvlJc w:val="right"/>
+      <w:pPr>
+        <w:ind w:left="2520" w:hanging="180"/>
+      </w:pPr>
+    </w:lvl>
+    <w:lvl w:ilvl="3" w:tplc="0409000F">
+      <w:start w:val="1"/>
+      <w:numFmt w:val="decimal"/>
+      <w:lvlText w:val="%4."/>
+      <w:lvlJc w:val="left"/>
+      <w:pPr>
+        <w:ind w:left="3240" w:hanging="360"/>
+      </w:pPr>
+    </w:lvl>
+    <w:lvl w:ilvl="4" w:tplc="04090019">
+      <w:start w:val="1"/>
+      <w:numFmt w:val="lowerLetter"/>
+      <w:lvlText w:val="%5."/>
+      <w:lvlJc w:val="left"/>
+      <w:pPr>
+        <w:ind w:left="3960" w:hanging="360"/>
+      </w:pPr>
+    </w:lvl>
+    <w:lvl w:ilvl="5" w:tplc="0409001B">
+      <w:start w:val="1"/>
+      <w:numFmt w:val="lowerRoman"/>
+      <w:lvlText w:val="%6."/>
+      <w:lvlJc w:val="right"/>
+      <w:pPr>
+        <w:ind w:left="4680" w:hanging="180"/>
+      </w:pPr>
+    </w:lvl>
+    <w:lvl w:ilvl="6" w:tplc="0409000F">
+      <w:start w:val="1"/>
+      <w:numFmt w:val="decimal"/>
+      <w:lvlText w:val="%7."/>
+      <w:lvlJc w:val="left"/>
+      <w:pPr>
+        <w:ind w:left="5400" w:hanging="360"/>
+      </w:pPr>
+    </w:lvl>
+    <w:lvl w:ilvl="7" w:tplc="04090019">
+      <w:start w:val="1"/>
+      <w:numFmt w:val="lowerLetter"/>
+      <w:lvlText w:val="%8."/>
+      <w:lvlJc w:val="left"/>
+      <w:pPr>
+        <w:ind w:left="6120" w:hanging="360"/>
+      </w:pPr>
+    </w:lvl>
+    <w:lvl w:ilvl="8" w:tplc="0409001B">
+      <w:start w:val="1"/>
+      <w:numFmt w:val="lowerRoman"/>
+      <w:lvlText w:val="%9."/>
+      <w:lvlJc w:val="right"/>
+      <w:pPr>
+        <w:ind w:left="6840" w:hanging="180"/>
+      </w:pPr>
+    </w:lvl>
+  </w:abstractNum>
+  <w:abstractNum w:abstractNumId="7" w15:restartNumberingAfterBreak="0">
+    <w:nsid w:val="45B45E08"/>
+    <w:multiLevelType w:val="hybridMultilevel"/>
+    <w:tmpl w:val="F9B40F66"/>
+    <w:lvl w:ilvl="0" w:tplc="7D56DA16">
+      <w:start w:val="1"/>
+      <w:numFmt w:val="decimal"/>
+      <w:lvlText w:val="%1)"/>
+      <w:lvlJc w:val="left"/>
+      <w:pPr>
+        <w:ind w:left="1080" w:hanging="360"/>
+      </w:pPr>
+      <w:rPr>
+        <w:rFonts w:hint="default"/>
+      </w:rPr>
+    </w:lvl>
+    <w:lvl w:ilvl="1" w:tplc="10000019" w:tentative="1">
+      <w:start w:val="1"/>
+      <w:numFmt w:val="lowerLetter"/>
+      <w:lvlText w:val="%2."/>
+      <w:lvlJc w:val="left"/>
+      <w:pPr>
+        <w:ind w:left="1800" w:hanging="360"/>
+      </w:pPr>
+    </w:lvl>
+    <w:lvl w:ilvl="2" w:tplc="1000001B" w:tentative="1">
+      <w:start w:val="1"/>
+      <w:numFmt w:val="lowerRoman"/>
+      <w:lvlText w:val="%3."/>
+      <w:lvlJc w:val="right"/>
+      <w:pPr>
+        <w:ind w:left="2520" w:hanging="180"/>
+      </w:pPr>
+    </w:lvl>
+    <w:lvl w:ilvl="3" w:tplc="1000000F" w:tentative="1">
+      <w:start w:val="1"/>
+      <w:numFmt w:val="decimal"/>
+      <w:lvlText w:val="%4."/>
+      <w:lvlJc w:val="left"/>
+      <w:pPr>
+        <w:ind w:left="3240" w:hanging="360"/>
+      </w:pPr>
+    </w:lvl>
+    <w:lvl w:ilvl="4" w:tplc="10000019" w:tentative="1">
+      <w:start w:val="1"/>
+      <w:numFmt w:val="lowerLetter"/>
+      <w:lvlText w:val="%5."/>
+      <w:lvlJc w:val="left"/>
+      <w:pPr>
+        <w:ind w:left="3960" w:hanging="360"/>
+      </w:pPr>
+    </w:lvl>
+    <w:lvl w:ilvl="5" w:tplc="1000001B" w:tentative="1">
+      <w:start w:val="1"/>
+      <w:numFmt w:val="lowerRoman"/>
+      <w:lvlText w:val="%6."/>
+      <w:lvlJc w:val="right"/>
+      <w:pPr>
+        <w:ind w:left="4680" w:hanging="180"/>
+      </w:pPr>
+    </w:lvl>
+    <w:lvl w:ilvl="6" w:tplc="1000000F" w:tentative="1">
+      <w:start w:val="1"/>
+      <w:numFmt w:val="decimal"/>
+      <w:lvlText w:val="%7."/>
+      <w:lvlJc w:val="left"/>
+      <w:pPr>
+        <w:ind w:left="5400" w:hanging="360"/>
+      </w:pPr>
+    </w:lvl>
+    <w:lvl w:ilvl="7" w:tplc="10000019" w:tentative="1">
+      <w:start w:val="1"/>
+      <w:numFmt w:val="lowerLetter"/>
+      <w:lvlText w:val="%8."/>
+      <w:lvlJc w:val="left"/>
+      <w:pPr>
+        <w:ind w:left="6120" w:hanging="360"/>
+      </w:pPr>
+    </w:lvl>
+    <w:lvl w:ilvl="8" w:tplc="1000001B" w:tentative="1">
+      <w:start w:val="1"/>
+      <w:numFmt w:val="lowerRoman"/>
+      <w:lvlText w:val="%9."/>
+      <w:lvlJc w:val="right"/>
+      <w:pPr>
+        <w:ind w:left="6840" w:hanging="180"/>
+      </w:pPr>
+    </w:lvl>
+  </w:abstractNum>
+  <w:abstractNum w:abstractNumId="8" w15:restartNumberingAfterBreak="0">
+    <w:nsid w:val="5D5D7308"/>
+    <w:multiLevelType w:val="hybridMultilevel"/>
+    <w:tmpl w:val="3B2A1E9E"/>
+    <w:lvl w:ilvl="0" w:tplc="03563CDC">
+      <w:start w:val="1"/>
+      <w:numFmt w:val="decimal"/>
+      <w:lvlText w:val="%1."/>
+      <w:lvlJc w:val="left"/>
+      <w:pPr>
+        <w:ind w:left="1080" w:hanging="360"/>
+      </w:pPr>
+      <w:rPr>
+        <w:rFonts w:hint="default"/>
+      </w:rPr>
+    </w:lvl>
+    <w:lvl w:ilvl="1" w:tplc="10000019" w:tentative="1">
+      <w:start w:val="1"/>
+      <w:numFmt w:val="lowerLetter"/>
+      <w:lvlText w:val="%2."/>
+      <w:lvlJc w:val="left"/>
+      <w:pPr>
+        <w:ind w:left="1800" w:hanging="360"/>
+      </w:pPr>
+    </w:lvl>
+    <w:lvl w:ilvl="2" w:tplc="1000001B" w:tentative="1">
+      <w:start w:val="1"/>
+      <w:numFmt w:val="lowerRoman"/>
+      <w:lvlText w:val="%3."/>
+      <w:lvlJc w:val="right"/>
+      <w:pPr>
+        <w:ind w:left="2520" w:hanging="180"/>
+      </w:pPr>
+    </w:lvl>
+    <w:lvl w:ilvl="3" w:tplc="1000000F" w:tentative="1">
+      <w:start w:val="1"/>
+      <w:numFmt w:val="decimal"/>
+      <w:lvlText w:val="%4."/>
+      <w:lvlJc w:val="left"/>
+      <w:pPr>
+        <w:ind w:left="3240" w:hanging="360"/>
+      </w:pPr>
+    </w:lvl>
+    <w:lvl w:ilvl="4" w:tplc="10000019" w:tentative="1">
+      <w:start w:val="1"/>
+      <w:numFmt w:val="lowerLetter"/>
+      <w:lvlText w:val="%5."/>
+      <w:lvlJc w:val="left"/>
+      <w:pPr>
+        <w:ind w:left="3960" w:hanging="360"/>
+      </w:pPr>
+    </w:lvl>
+    <w:lvl w:ilvl="5" w:tplc="1000001B" w:tentative="1">
+      <w:start w:val="1"/>
+      <w:numFmt w:val="lowerRoman"/>
+      <w:lvlText w:val="%6."/>
+      <w:lvlJc w:val="right"/>
+      <w:pPr>
+        <w:ind w:left="4680" w:hanging="180"/>
+      </w:pPr>
+    </w:lvl>
+    <w:lvl w:ilvl="6" w:tplc="1000000F" w:tentative="1">
+      <w:start w:val="1"/>
+      <w:numFmt w:val="decimal"/>
+      <w:lvlText w:val="%7."/>
+      <w:lvlJc w:val="left"/>
+      <w:pPr>
+        <w:ind w:left="5400" w:hanging="360"/>
+      </w:pPr>
+    </w:lvl>
+    <w:lvl w:ilvl="7" w:tplc="10000019" w:tentative="1">
+      <w:start w:val="1"/>
+      <w:numFmt w:val="lowerLetter"/>
+      <w:lvlText w:val="%8."/>
+      <w:lvlJc w:val="left"/>
+      <w:pPr>
+        <w:ind w:left="6120" w:hanging="360"/>
+      </w:pPr>
+    </w:lvl>
+    <w:lvl w:ilvl="8" w:tplc="1000001B" w:tentative="1">
+      <w:start w:val="1"/>
+      <w:numFmt w:val="lowerRoman"/>
+      <w:lvlText w:val="%9."/>
+      <w:lvlJc w:val="right"/>
+      <w:pPr>
+        <w:ind w:left="6840" w:hanging="180"/>
+      </w:pPr>
+    </w:lvl>
+  </w:abstractNum>
+  <w:abstractNum w:abstractNumId="9" w15:restartNumberingAfterBreak="0">
     <w:nsid w:val="61597136"/>
     <w:multiLevelType w:val="hybridMultilevel"/>
     <w:tmpl w:val="CBC02F5A"/>
@@ -4086,7 +10243,7 @@
       </w:pPr>
     </w:lvl>
   </w:abstractNum>
-  <w:abstractNum w:abstractNumId="3" w15:restartNumberingAfterBreak="0">
+  <w:abstractNum w:abstractNumId="10" w15:restartNumberingAfterBreak="0">
     <w:nsid w:val="6CE54FE5"/>
     <w:multiLevelType w:val="hybridMultilevel"/>
     <w:tmpl w:val="E6D05908"/>
@@ -4173,10 +10330,10 @@
     </w:lvl>
   </w:abstractNum>
   <w:num w:numId="1">
-    <w:abstractNumId w:val="0"/>
+    <w:abstractNumId w:val="4"/>
   </w:num>
   <w:num w:numId="2">
-    <w:abstractNumId w:val="3"/>
+    <w:abstractNumId w:val="10"/>
     <w:lvlOverride w:ilvl="0">
       <w:startOverride w:val="1"/>
     </w:lvlOverride>
@@ -4206,9 +10363,75 @@
     </w:lvlOverride>
   </w:num>
   <w:num w:numId="3">
-    <w:abstractNumId w:val="1"/>
+    <w:abstractNumId w:val="8"/>
   </w:num>
   <w:num w:numId="4">
+    <w:abstractNumId w:val="9"/>
+    <w:lvlOverride w:ilvl="0">
+      <w:startOverride w:val="1"/>
+    </w:lvlOverride>
+    <w:lvlOverride w:ilvl="1">
+      <w:startOverride w:val="1"/>
+    </w:lvlOverride>
+    <w:lvlOverride w:ilvl="2">
+      <w:startOverride w:val="1"/>
+    </w:lvlOverride>
+    <w:lvlOverride w:ilvl="3">
+      <w:startOverride w:val="1"/>
+    </w:lvlOverride>
+    <w:lvlOverride w:ilvl="4">
+      <w:startOverride w:val="1"/>
+    </w:lvlOverride>
+    <w:lvlOverride w:ilvl="5">
+      <w:startOverride w:val="1"/>
+    </w:lvlOverride>
+    <w:lvlOverride w:ilvl="6">
+      <w:startOverride w:val="1"/>
+    </w:lvlOverride>
+    <w:lvlOverride w:ilvl="7">
+      <w:startOverride w:val="1"/>
+    </w:lvlOverride>
+    <w:lvlOverride w:ilvl="8">
+      <w:startOverride w:val="1"/>
+    </w:lvlOverride>
+  </w:num>
+  <w:num w:numId="5">
+    <w:abstractNumId w:val="5"/>
+  </w:num>
+  <w:num w:numId="6">
+    <w:abstractNumId w:val="0"/>
+  </w:num>
+  <w:num w:numId="7">
+    <w:abstractNumId w:val="1"/>
+    <w:lvlOverride w:ilvl="0">
+      <w:startOverride w:val="1"/>
+    </w:lvlOverride>
+    <w:lvlOverride w:ilvl="1">
+      <w:startOverride w:val="1"/>
+    </w:lvlOverride>
+    <w:lvlOverride w:ilvl="2">
+      <w:startOverride w:val="1"/>
+    </w:lvlOverride>
+    <w:lvlOverride w:ilvl="3">
+      <w:startOverride w:val="1"/>
+    </w:lvlOverride>
+    <w:lvlOverride w:ilvl="4">
+      <w:startOverride w:val="1"/>
+    </w:lvlOverride>
+    <w:lvlOverride w:ilvl="5">
+      <w:startOverride w:val="1"/>
+    </w:lvlOverride>
+    <w:lvlOverride w:ilvl="6">
+      <w:startOverride w:val="1"/>
+    </w:lvlOverride>
+    <w:lvlOverride w:ilvl="7">
+      <w:startOverride w:val="1"/>
+    </w:lvlOverride>
+    <w:lvlOverride w:ilvl="8">
+      <w:startOverride w:val="1"/>
+    </w:lvlOverride>
+  </w:num>
+  <w:num w:numId="8">
     <w:abstractNumId w:val="2"/>
     <w:lvlOverride w:ilvl="0">
       <w:startOverride w:val="1"/>
@@ -4237,6 +10460,42 @@
     <w:lvlOverride w:ilvl="8">
       <w:startOverride w:val="1"/>
     </w:lvlOverride>
+  </w:num>
+  <w:num w:numId="9">
+    <w:abstractNumId w:val="7"/>
+  </w:num>
+  <w:num w:numId="10">
+    <w:abstractNumId w:val="6"/>
+    <w:lvlOverride w:ilvl="0">
+      <w:startOverride w:val="1"/>
+    </w:lvlOverride>
+    <w:lvlOverride w:ilvl="1">
+      <w:startOverride w:val="1"/>
+    </w:lvlOverride>
+    <w:lvlOverride w:ilvl="2">
+      <w:startOverride w:val="1"/>
+    </w:lvlOverride>
+    <w:lvlOverride w:ilvl="3">
+      <w:startOverride w:val="1"/>
+    </w:lvlOverride>
+    <w:lvlOverride w:ilvl="4">
+      <w:startOverride w:val="1"/>
+    </w:lvlOverride>
+    <w:lvlOverride w:ilvl="5">
+      <w:startOverride w:val="1"/>
+    </w:lvlOverride>
+    <w:lvlOverride w:ilvl="6">
+      <w:startOverride w:val="1"/>
+    </w:lvlOverride>
+    <w:lvlOverride w:ilvl="7">
+      <w:startOverride w:val="1"/>
+    </w:lvlOverride>
+    <w:lvlOverride w:ilvl="8">
+      <w:startOverride w:val="1"/>
+    </w:lvlOverride>
+  </w:num>
+  <w:num w:numId="11">
+    <w:abstractNumId w:val="3"/>
   </w:num>
 </w:numbering>
 </file>
@@ -4639,7 +10898,7 @@
   <w:style w:type="paragraph" w:default="1" w:styleId="a">
     <w:name w:val="Normal"/>
     <w:qFormat/>
-    <w:rsid w:val="000F0733"/>
+    <w:rsid w:val="00CA17C4"/>
     <w:pPr>
       <w:spacing w:line="360" w:lineRule="auto"/>
       <w:ind w:firstLine="720"/>

--- a/TP-KB-231-Viacheslav-saievskyi-lpr.docx
+++ b/TP-KB-231-Viacheslav-saievskyi-lpr.docx
@@ -381,97 +381,7 @@
           <w:bCs/>
           <w:lang w:val="uk-UA"/>
         </w:rPr>
-        <w:t xml:space="preserve">Виконати тестування функцій, що працюють з рядками: </w:t>
-      </w:r>
-      <w:proofErr w:type="spellStart"/>
-      <w:r>
-        <w:rPr>
-          <w:b/>
-          <w:bCs/>
-          <w:lang w:val="uk-UA"/>
-        </w:rPr>
-        <w:t>strip</w:t>
-      </w:r>
-      <w:proofErr w:type="spellEnd"/>
-      <w:r>
-        <w:rPr>
-          <w:b/>
-          <w:bCs/>
-          <w:lang w:val="uk-UA"/>
-        </w:rPr>
-        <w:t xml:space="preserve">(), </w:t>
-      </w:r>
-      <w:proofErr w:type="spellStart"/>
-      <w:r>
-        <w:rPr>
-          <w:b/>
-          <w:bCs/>
-          <w:lang w:val="uk-UA"/>
-        </w:rPr>
-        <w:t>capitalize</w:t>
-      </w:r>
-      <w:proofErr w:type="spellEnd"/>
-      <w:r>
-        <w:rPr>
-          <w:b/>
-          <w:bCs/>
-          <w:lang w:val="uk-UA"/>
-        </w:rPr>
-        <w:t xml:space="preserve">(), </w:t>
-      </w:r>
-      <w:proofErr w:type="spellStart"/>
-      <w:r>
-        <w:rPr>
-          <w:b/>
-          <w:bCs/>
-          <w:lang w:val="uk-UA"/>
-        </w:rPr>
-        <w:t>title</w:t>
-      </w:r>
-      <w:proofErr w:type="spellEnd"/>
-      <w:r>
-        <w:rPr>
-          <w:b/>
-          <w:bCs/>
-          <w:lang w:val="uk-UA"/>
-        </w:rPr>
-        <w:t xml:space="preserve">(), </w:t>
-      </w:r>
-      <w:proofErr w:type="spellStart"/>
-      <w:r>
-        <w:rPr>
-          <w:b/>
-          <w:bCs/>
-          <w:lang w:val="uk-UA"/>
-        </w:rPr>
-        <w:t>upper</w:t>
-      </w:r>
-      <w:proofErr w:type="spellEnd"/>
-      <w:r>
-        <w:rPr>
-          <w:b/>
-          <w:bCs/>
-          <w:lang w:val="uk-UA"/>
-        </w:rPr>
-        <w:t xml:space="preserve">(), </w:t>
-      </w:r>
-      <w:proofErr w:type="spellStart"/>
-      <w:r>
-        <w:rPr>
-          <w:b/>
-          <w:bCs/>
-          <w:lang w:val="uk-UA"/>
-        </w:rPr>
-        <w:t>lower</w:t>
-      </w:r>
-      <w:proofErr w:type="spellEnd"/>
-      <w:r>
-        <w:rPr>
-          <w:b/>
-          <w:bCs/>
-          <w:lang w:val="uk-UA"/>
-        </w:rPr>
-        <w:t>().</w:t>
+        <w:t>Виконати тестування функцій, що працюють з рядками: strip(), capitalize(), title(), upper(), lower().</w:t>
       </w:r>
     </w:p>
     <w:p>
@@ -503,77 +413,7 @@
         <w:rPr>
           <w:lang w:val="uk-UA"/>
         </w:rPr>
-        <w:t xml:space="preserve"> з текстом як: </w:t>
-      </w:r>
-      <w:proofErr w:type="spellStart"/>
-      <w:r>
-        <w:rPr>
-          <w:lang w:val="uk-UA"/>
-        </w:rPr>
-        <w:t>strip</w:t>
-      </w:r>
-      <w:proofErr w:type="spellEnd"/>
-      <w:r>
-        <w:rPr>
-          <w:lang w:val="uk-UA"/>
-        </w:rPr>
-        <w:t xml:space="preserve">(), </w:t>
-      </w:r>
-      <w:proofErr w:type="spellStart"/>
-      <w:r>
-        <w:rPr>
-          <w:lang w:val="uk-UA"/>
-        </w:rPr>
-        <w:t>capitalize</w:t>
-      </w:r>
-      <w:proofErr w:type="spellEnd"/>
-      <w:r>
-        <w:rPr>
-          <w:lang w:val="uk-UA"/>
-        </w:rPr>
-        <w:t xml:space="preserve">(), </w:t>
-      </w:r>
-      <w:proofErr w:type="spellStart"/>
-      <w:r>
-        <w:rPr>
-          <w:lang w:val="uk-UA"/>
-        </w:rPr>
-        <w:t>title</w:t>
-      </w:r>
-      <w:proofErr w:type="spellEnd"/>
-      <w:r>
-        <w:rPr>
-          <w:lang w:val="uk-UA"/>
-        </w:rPr>
-        <w:t xml:space="preserve">(), </w:t>
-      </w:r>
-      <w:proofErr w:type="spellStart"/>
-      <w:r>
-        <w:rPr>
-          <w:lang w:val="uk-UA"/>
-        </w:rPr>
-        <w:t>upper</w:t>
-      </w:r>
-      <w:proofErr w:type="spellEnd"/>
-      <w:r>
-        <w:rPr>
-          <w:lang w:val="uk-UA"/>
-        </w:rPr>
-        <w:t xml:space="preserve">(), </w:t>
-      </w:r>
-      <w:proofErr w:type="spellStart"/>
-      <w:r>
-        <w:rPr>
-          <w:lang w:val="uk-UA"/>
-        </w:rPr>
-        <w:t>lower</w:t>
-      </w:r>
-      <w:proofErr w:type="spellEnd"/>
-      <w:r>
-        <w:rPr>
-          <w:lang w:val="uk-UA"/>
-        </w:rPr>
-        <w:t>().</w:t>
+        <w:t xml:space="preserve"> з текстом як: strip(), capitalize(), title(), upper(), lower().</w:t>
       </w:r>
     </w:p>
     <w:p>
@@ -2327,66 +2167,126 @@
           <w:lang w:val="ru-RU"/>
         </w:rPr>
       </w:pPr>
-      <w:proofErr w:type="spellStart"/>
       <w:r>
         <w:rPr>
           <w:lang w:val="ru-RU"/>
         </w:rPr>
         <w:lastRenderedPageBreak/>
-        <w:t>Обчислює</w:t>
-      </w:r>
-      <w:proofErr w:type="spellEnd"/>
+        <w:t xml:space="preserve">Обчислює дискримінант квадратного рівняння </w:t>
+      </w:r>
+      <w:r>
+        <w:t>ax</w:t>
+      </w:r>
+      <w:r>
+        <w:rPr>
+          <w:lang w:val="ru-RU"/>
+        </w:rPr>
+        <w:t xml:space="preserve">^2 + </w:t>
+      </w:r>
+      <w:r>
+        <w:t>bx</w:t>
+      </w:r>
+      <w:r>
+        <w:rPr>
+          <w:lang w:val="ru-RU"/>
+        </w:rPr>
+        <w:t xml:space="preserve"> + </w:t>
+      </w:r>
+      <w:r>
+        <w:t>c</w:t>
+      </w:r>
+      <w:r>
+        <w:rPr>
+          <w:lang w:val="ru-RU"/>
+        </w:rPr>
+        <w:t xml:space="preserve"> = 0. </w:t>
+      </w:r>
+      <w:r>
+        <w:rPr>
+          <w:lang w:val="ru-RU"/>
+        </w:rPr>
+        <w:tab/>
+      </w:r>
+      <w:r>
+        <w:rPr>
+          <w:lang w:val="ru-RU"/>
+        </w:rPr>
+        <w:t xml:space="preserve">Параметри: </w:t>
+      </w:r>
+    </w:p>
+    <w:p>
+      <w:pPr>
+        <w:rPr>
+          <w:lang w:val="ru-RU"/>
+        </w:rPr>
+      </w:pPr>
+      <w:r>
+        <w:rPr>
+          <w:lang w:val="ru-RU"/>
+        </w:rPr>
+        <w:tab/>
+      </w:r>
+      <w:r>
+        <w:t>a</w:t>
+      </w:r>
+      <w:r>
+        <w:rPr>
+          <w:lang w:val="ru-RU"/>
+        </w:rPr>
+        <w:t xml:space="preserve">: Коефіцієнт при </w:t>
+      </w:r>
+      <w:r>
+        <w:t>x</w:t>
+      </w:r>
+      <w:r>
+        <w:rPr>
+          <w:lang w:val="ru-RU"/>
+        </w:rPr>
+        <w:t xml:space="preserve">^2 </w:t>
+      </w:r>
+    </w:p>
+    <w:p>
+      <w:pPr>
+        <w:rPr>
+          <w:lang w:val="ru-RU"/>
+        </w:rPr>
+      </w:pPr>
+      <w:r>
+        <w:rPr>
+          <w:lang w:val="ru-RU"/>
+        </w:rPr>
+        <w:tab/>
+      </w:r>
+      <w:r>
+        <w:t>b</w:t>
+      </w:r>
+      <w:r>
+        <w:rPr>
+          <w:lang w:val="ru-RU"/>
+        </w:rPr>
+        <w:t xml:space="preserve">: Коефіцієнт при </w:t>
+      </w:r>
+      <w:r>
+        <w:t>x</w:t>
+      </w:r>
       <w:r>
         <w:rPr>
           <w:lang w:val="ru-RU"/>
         </w:rPr>
         <w:t xml:space="preserve"> </w:t>
       </w:r>
-      <w:proofErr w:type="spellStart"/>
-      <w:r>
-        <w:rPr>
-          <w:lang w:val="ru-RU"/>
-        </w:rPr>
-        <w:t>дискримінант</w:t>
-      </w:r>
-      <w:proofErr w:type="spellEnd"/>
-      <w:r>
-        <w:rPr>
-          <w:lang w:val="ru-RU"/>
-        </w:rPr>
-        <w:t xml:space="preserve"> квадратного </w:t>
-      </w:r>
-      <w:proofErr w:type="spellStart"/>
-      <w:r>
-        <w:rPr>
-          <w:lang w:val="ru-RU"/>
-        </w:rPr>
-        <w:t>рівняння</w:t>
-      </w:r>
-      <w:proofErr w:type="spellEnd"/>
-      <w:r>
-        <w:rPr>
-          <w:lang w:val="ru-RU"/>
-        </w:rPr>
-        <w:t xml:space="preserve"> </w:t>
-      </w:r>
-      <w:r>
-        <w:t>ax</w:t>
-      </w:r>
-      <w:r>
-        <w:rPr>
-          <w:lang w:val="ru-RU"/>
-        </w:rPr>
-        <w:t xml:space="preserve">^2 + </w:t>
-      </w:r>
-      <w:r>
-        <w:t>bx</w:t>
-      </w:r>
-      <w:r>
-        <w:rPr>
-          <w:lang w:val="ru-RU"/>
-        </w:rPr>
-        <w:t xml:space="preserve"> + </w:t>
+    </w:p>
+    <w:p>
+      <w:pPr>
+        <w:rPr>
+          <w:lang w:val="ru-RU"/>
+        </w:rPr>
+      </w:pPr>
+      <w:r>
+        <w:rPr>
+          <w:lang w:val="ru-RU"/>
+        </w:rPr>
+        <w:tab/>
       </w:r>
       <w:r>
         <w:t>c</w:t>
@@ -2395,162 +2295,15 @@
         <w:rPr>
           <w:lang w:val="ru-RU"/>
         </w:rPr>
-        <w:t xml:space="preserve"> = 0. </w:t>
-      </w:r>
-      <w:r>
-        <w:rPr>
-          <w:lang w:val="ru-RU"/>
-        </w:rPr>
-        <w:tab/>
-      </w:r>
-      <w:proofErr w:type="spellStart"/>
-      <w:r>
-        <w:rPr>
-          <w:lang w:val="ru-RU"/>
-        </w:rPr>
-        <w:t>Параметри</w:t>
-      </w:r>
-      <w:proofErr w:type="spellEnd"/>
-      <w:r>
-        <w:rPr>
-          <w:lang w:val="ru-RU"/>
-        </w:rPr>
-        <w:t xml:space="preserve">: </w:t>
-      </w:r>
-    </w:p>
-    <w:p>
-      <w:pPr>
-        <w:rPr>
-          <w:lang w:val="ru-RU"/>
-        </w:rPr>
-      </w:pPr>
-      <w:r>
-        <w:rPr>
-          <w:lang w:val="ru-RU"/>
-        </w:rPr>
-        <w:tab/>
-      </w:r>
-      <w:r>
-        <w:t>a</w:t>
-      </w:r>
-      <w:r>
-        <w:rPr>
-          <w:lang w:val="ru-RU"/>
-        </w:rPr>
-        <w:t xml:space="preserve">: </w:t>
-      </w:r>
-      <w:proofErr w:type="spellStart"/>
-      <w:r>
-        <w:rPr>
-          <w:lang w:val="ru-RU"/>
-        </w:rPr>
-        <w:t>Коефіцієнт</w:t>
-      </w:r>
-      <w:proofErr w:type="spellEnd"/>
-      <w:r>
-        <w:rPr>
-          <w:lang w:val="ru-RU"/>
-        </w:rPr>
-        <w:t xml:space="preserve"> при </w:t>
-      </w:r>
-      <w:r>
-        <w:t>x</w:t>
-      </w:r>
-      <w:r>
-        <w:rPr>
-          <w:lang w:val="ru-RU"/>
-        </w:rPr>
-        <w:t xml:space="preserve">^2 </w:t>
-      </w:r>
-    </w:p>
-    <w:p>
-      <w:pPr>
-        <w:rPr>
-          <w:lang w:val="ru-RU"/>
-        </w:rPr>
-      </w:pPr>
-      <w:r>
-        <w:rPr>
-          <w:lang w:val="ru-RU"/>
-        </w:rPr>
-        <w:tab/>
-      </w:r>
-      <w:r>
-        <w:t>b</w:t>
-      </w:r>
-      <w:r>
-        <w:rPr>
-          <w:lang w:val="ru-RU"/>
-        </w:rPr>
-        <w:t xml:space="preserve">: </w:t>
-      </w:r>
-      <w:proofErr w:type="spellStart"/>
-      <w:r>
-        <w:rPr>
-          <w:lang w:val="ru-RU"/>
-        </w:rPr>
-        <w:t>Коефіцієнт</w:t>
-      </w:r>
-      <w:proofErr w:type="spellEnd"/>
-      <w:r>
-        <w:rPr>
-          <w:lang w:val="ru-RU"/>
-        </w:rPr>
-        <w:t xml:space="preserve"> при </w:t>
-      </w:r>
-      <w:r>
-        <w:t>x</w:t>
-      </w:r>
-      <w:r>
-        <w:rPr>
-          <w:lang w:val="ru-RU"/>
-        </w:rPr>
-        <w:t xml:space="preserve"> </w:t>
-      </w:r>
-    </w:p>
-    <w:p>
-      <w:pPr>
-        <w:rPr>
-          <w:lang w:val="ru-RU"/>
-        </w:rPr>
-      </w:pPr>
-      <w:r>
-        <w:rPr>
-          <w:lang w:val="ru-RU"/>
-        </w:rPr>
-        <w:tab/>
-      </w:r>
-      <w:r>
-        <w:t>c</w:t>
-      </w:r>
-      <w:r>
-        <w:rPr>
-          <w:lang w:val="ru-RU"/>
-        </w:rPr>
-        <w:t xml:space="preserve"> : </w:t>
-      </w:r>
-      <w:proofErr w:type="spellStart"/>
-      <w:r>
-        <w:rPr>
-          <w:lang w:val="ru-RU"/>
-        </w:rPr>
-        <w:t>Вільний</w:t>
-      </w:r>
-      <w:proofErr w:type="spellEnd"/>
-      <w:r>
-        <w:rPr>
-          <w:lang w:val="ru-RU"/>
-        </w:rPr>
-        <w:t xml:space="preserve"> член</w:t>
-      </w:r>
-    </w:p>
-    <w:p>
-      <w:pPr>
-        <w:rPr>
-          <w:lang w:val="uk-UA"/>
-        </w:rPr>
-      </w:pPr>
-      <w:proofErr w:type="spellStart"/>
+        <w:t xml:space="preserve"> : Вільний член</w:t>
+      </w:r>
+    </w:p>
+    <w:p>
+      <w:pPr>
+        <w:rPr>
+          <w:lang w:val="uk-UA"/>
+        </w:rPr>
+      </w:pPr>
       <w:r>
         <w:rPr>
           <w:lang w:val="ru-RU"/>
@@ -2563,35 +2316,12 @@
         </w:rPr>
         <w:t>мо</w:t>
       </w:r>
-      <w:proofErr w:type="spellEnd"/>
-      <w:r>
-        <w:rPr>
-          <w:lang w:val="ru-RU"/>
-        </w:rPr>
-        <w:t xml:space="preserve">: </w:t>
-      </w:r>
-      <w:proofErr w:type="spellStart"/>
-      <w:r>
-        <w:rPr>
-          <w:lang w:val="ru-RU"/>
-        </w:rPr>
-        <w:t>Значення</w:t>
-      </w:r>
-      <w:proofErr w:type="spellEnd"/>
-      <w:r>
-        <w:rPr>
-          <w:lang w:val="ru-RU"/>
-        </w:rPr>
-        <w:t xml:space="preserve"> </w:t>
-      </w:r>
-      <w:proofErr w:type="spellStart"/>
-      <w:r>
-        <w:rPr>
-          <w:lang w:val="ru-RU"/>
-        </w:rPr>
-        <w:t>дискримінанту</w:t>
-      </w:r>
-      <w:proofErr w:type="spellEnd"/>
+      <w:r>
+        <w:rPr>
+          <w:lang w:val="ru-RU"/>
+        </w:rPr>
+        <w:t>: Значення дискримінанту</w:t>
+      </w:r>
     </w:p>
     <w:p>
       <w:pPr>
@@ -3749,6 +3479,7 @@
       </w:pPr>
       <w:r>
         <w:rPr>
+          <w:noProof/>
           <w:lang w:val="ru-RU"/>
         </w:rPr>
         <w:drawing>
@@ -3798,6 +3529,7 @@
       </w:pPr>
       <w:r>
         <w:rPr>
+          <w:noProof/>
           <w:lang w:val="ru-RU"/>
         </w:rPr>
         <w:lastRenderedPageBreak/>
@@ -3851,161 +3583,7 @@
           <w:lang w:val="uk-UA"/>
         </w:rPr>
         <w:lastRenderedPageBreak/>
-        <w:t xml:space="preserve">Написати програму тестування функцій списків таких як: </w:t>
-      </w:r>
-      <w:proofErr w:type="spellStart"/>
-      <w:r>
-        <w:rPr>
-          <w:lang w:val="uk-UA"/>
-        </w:rPr>
-        <w:t>extend</w:t>
-      </w:r>
-      <w:proofErr w:type="spellEnd"/>
-      <w:r>
-        <w:rPr>
-          <w:lang w:val="uk-UA"/>
-        </w:rPr>
-        <w:t xml:space="preserve">(), </w:t>
-      </w:r>
-      <w:proofErr w:type="spellStart"/>
-      <w:r>
-        <w:rPr>
-          <w:lang w:val="uk-UA"/>
-        </w:rPr>
-        <w:t>append</w:t>
-      </w:r>
-      <w:proofErr w:type="spellEnd"/>
-      <w:r>
-        <w:rPr>
-          <w:lang w:val="uk-UA"/>
-        </w:rPr>
-        <w:t xml:space="preserve">(), </w:t>
-      </w:r>
-      <w:proofErr w:type="spellStart"/>
-      <w:r>
-        <w:rPr>
-          <w:lang w:val="uk-UA"/>
-        </w:rPr>
-        <w:t>insert</w:t>
-      </w:r>
-      <w:proofErr w:type="spellEnd"/>
-      <w:r>
-        <w:rPr>
-          <w:lang w:val="uk-UA"/>
-        </w:rPr>
-        <w:t>(</w:t>
-      </w:r>
-      <w:proofErr w:type="spellStart"/>
-      <w:r>
-        <w:rPr>
-          <w:lang w:val="uk-UA"/>
-        </w:rPr>
-        <w:t>id</w:t>
-      </w:r>
-      <w:proofErr w:type="spellEnd"/>
-      <w:r>
-        <w:rPr>
-          <w:lang w:val="uk-UA"/>
-        </w:rPr>
-        <w:t xml:space="preserve">, </w:t>
-      </w:r>
-      <w:proofErr w:type="spellStart"/>
-      <w:r>
-        <w:rPr>
-          <w:lang w:val="uk-UA"/>
-        </w:rPr>
-        <w:t>val</w:t>
-      </w:r>
-      <w:proofErr w:type="spellEnd"/>
-      <w:r>
-        <w:rPr>
-          <w:lang w:val="uk-UA"/>
-        </w:rPr>
-        <w:t xml:space="preserve">), </w:t>
-      </w:r>
-      <w:proofErr w:type="spellStart"/>
-      <w:r>
-        <w:rPr>
-          <w:lang w:val="uk-UA"/>
-        </w:rPr>
-        <w:t>remove</w:t>
-      </w:r>
-      <w:proofErr w:type="spellEnd"/>
-      <w:r>
-        <w:rPr>
-          <w:lang w:val="uk-UA"/>
-        </w:rPr>
-        <w:t>(</w:t>
-      </w:r>
-      <w:proofErr w:type="spellStart"/>
-      <w:r>
-        <w:rPr>
-          <w:lang w:val="uk-UA"/>
-        </w:rPr>
-        <w:t>val</w:t>
-      </w:r>
-      <w:proofErr w:type="spellEnd"/>
-      <w:r>
-        <w:rPr>
-          <w:lang w:val="uk-UA"/>
-        </w:rPr>
-        <w:t xml:space="preserve">), </w:t>
-      </w:r>
-      <w:proofErr w:type="spellStart"/>
-      <w:r>
-        <w:rPr>
-          <w:lang w:val="uk-UA"/>
-        </w:rPr>
-        <w:t>clear</w:t>
-      </w:r>
-      <w:proofErr w:type="spellEnd"/>
-      <w:r>
-        <w:rPr>
-          <w:lang w:val="uk-UA"/>
-        </w:rPr>
-        <w:t xml:space="preserve">(), </w:t>
-      </w:r>
-      <w:proofErr w:type="spellStart"/>
-      <w:r>
-        <w:rPr>
-          <w:lang w:val="uk-UA"/>
-        </w:rPr>
-        <w:t>sort</w:t>
-      </w:r>
-      <w:proofErr w:type="spellEnd"/>
-      <w:r>
-        <w:rPr>
-          <w:lang w:val="uk-UA"/>
-        </w:rPr>
-        <w:t xml:space="preserve">(), </w:t>
-      </w:r>
-      <w:proofErr w:type="spellStart"/>
-      <w:r>
-        <w:rPr>
-          <w:lang w:val="uk-UA"/>
-        </w:rPr>
-        <w:t>reverse</w:t>
-      </w:r>
-      <w:proofErr w:type="spellEnd"/>
-      <w:r>
-        <w:rPr>
-          <w:lang w:val="uk-UA"/>
-        </w:rPr>
-        <w:t xml:space="preserve">(), </w:t>
-      </w:r>
-      <w:proofErr w:type="spellStart"/>
-      <w:r>
-        <w:rPr>
-          <w:lang w:val="uk-UA"/>
-        </w:rPr>
-        <w:t>copy</w:t>
-      </w:r>
-      <w:proofErr w:type="spellEnd"/>
-      <w:r>
-        <w:rPr>
-          <w:lang w:val="uk-UA"/>
-        </w:rPr>
-        <w:t>()</w:t>
+        <w:t>Написати програму тестування функцій списків таких як: extend(), append(), insert(id, val), remove(val), clear(), sort(), reverse(), copy()</w:t>
       </w:r>
     </w:p>
     <w:p>
@@ -4014,6 +3592,9 @@
         <w:ind w:firstLine="0"/>
       </w:pPr>
       <w:r>
+        <w:rPr>
+          <w:noProof/>
+        </w:rPr>
         <w:lastRenderedPageBreak/>
         <w:drawing>
           <wp:inline distT="0" distB="0" distL="0" distR="0" wp14:anchorId="4375FD80" wp14:editId="208AF35D">
@@ -4065,91 +3646,7 @@
           <w:lang w:val="uk-UA"/>
         </w:rPr>
         <w:lastRenderedPageBreak/>
-        <w:t xml:space="preserve">Написати програму тестування функцій словників таких як: </w:t>
-      </w:r>
-      <w:proofErr w:type="spellStart"/>
-      <w:r>
-        <w:rPr>
-          <w:lang w:val="uk-UA"/>
-        </w:rPr>
-        <w:t>update</w:t>
-      </w:r>
-      <w:proofErr w:type="spellEnd"/>
-      <w:r>
-        <w:rPr>
-          <w:lang w:val="uk-UA"/>
-        </w:rPr>
-        <w:t xml:space="preserve">(), </w:t>
-      </w:r>
-      <w:proofErr w:type="spellStart"/>
-      <w:r>
-        <w:rPr>
-          <w:lang w:val="uk-UA"/>
-        </w:rPr>
-        <w:t>del</w:t>
-      </w:r>
-      <w:proofErr w:type="spellEnd"/>
-      <w:r>
-        <w:rPr>
-          <w:lang w:val="uk-UA"/>
-        </w:rPr>
-        <w:t xml:space="preserve">(), </w:t>
-      </w:r>
-      <w:proofErr w:type="spellStart"/>
-      <w:r>
-        <w:rPr>
-          <w:lang w:val="uk-UA"/>
-        </w:rPr>
-        <w:t>clear</w:t>
-      </w:r>
-      <w:proofErr w:type="spellEnd"/>
-      <w:r>
-        <w:rPr>
-          <w:lang w:val="uk-UA"/>
-        </w:rPr>
-        <w:t xml:space="preserve">(), </w:t>
-      </w:r>
-      <w:proofErr w:type="spellStart"/>
-      <w:r>
-        <w:rPr>
-          <w:lang w:val="uk-UA"/>
-        </w:rPr>
-        <w:t>keys</w:t>
-      </w:r>
-      <w:proofErr w:type="spellEnd"/>
-      <w:r>
-        <w:rPr>
-          <w:lang w:val="uk-UA"/>
-        </w:rPr>
-        <w:t xml:space="preserve">(), </w:t>
-      </w:r>
-      <w:proofErr w:type="spellStart"/>
-      <w:r>
-        <w:rPr>
-          <w:lang w:val="uk-UA"/>
-        </w:rPr>
-        <w:t>values</w:t>
-      </w:r>
-      <w:proofErr w:type="spellEnd"/>
-      <w:r>
-        <w:rPr>
-          <w:lang w:val="uk-UA"/>
-        </w:rPr>
-        <w:t xml:space="preserve">(), </w:t>
-      </w:r>
-      <w:proofErr w:type="spellStart"/>
-      <w:r>
-        <w:rPr>
-          <w:lang w:val="uk-UA"/>
-        </w:rPr>
-        <w:t>items</w:t>
-      </w:r>
-      <w:proofErr w:type="spellEnd"/>
-      <w:r>
-        <w:rPr>
-          <w:lang w:val="uk-UA"/>
-        </w:rPr>
-        <w:t>()</w:t>
+        <w:t>Написати програму тестування функцій словників таких як: update(), del(), clear(), keys(), values(), items()</w:t>
       </w:r>
     </w:p>
     <w:p>
@@ -4158,6 +3655,9 @@
         <w:ind w:firstLine="0"/>
       </w:pPr>
       <w:r>
+        <w:rPr>
+          <w:noProof/>
+        </w:rPr>
         <w:drawing>
           <wp:inline distT="0" distB="0" distL="0" distR="0" wp14:anchorId="3B38910E" wp14:editId="465D5DF5">
             <wp:extent cx="5943600" cy="6654800"/>
@@ -4239,6 +3739,7 @@
       </w:pPr>
       <w:r>
         <w:rPr>
+          <w:noProof/>
           <w:lang w:val="ru-RU"/>
         </w:rPr>
         <w:drawing>
@@ -4399,6 +3900,7 @@
       </w:pPr>
       <w:r>
         <w:rPr>
+          <w:noProof/>
           <w:lang w:val="uk-UA"/>
         </w:rPr>
         <w:drawing>
@@ -4448,6 +3950,7 @@
       </w:pPr>
       <w:r>
         <w:rPr>
+          <w:noProof/>
           <w:lang w:val="uk-UA"/>
         </w:rPr>
         <w:lastRenderedPageBreak/>
@@ -4513,6 +4016,7 @@
       </w:r>
       <w:r>
         <w:rPr>
+          <w:noProof/>
           <w:lang w:val="uk-UA"/>
         </w:rPr>
         <w:drawing>
@@ -4636,49 +4140,7 @@
         <w:rPr>
           <w:lang w:val="uk-UA"/>
         </w:rPr>
-        <w:t>Гра з комп’ютером: камінь, ножиці, папір. Програма виконує запит від користувача на введення одного із значень ["</w:t>
-      </w:r>
-      <w:proofErr w:type="spellStart"/>
-      <w:r>
-        <w:rPr>
-          <w:lang w:val="uk-UA"/>
-        </w:rPr>
-        <w:t>stone</w:t>
-      </w:r>
-      <w:proofErr w:type="spellEnd"/>
-      <w:r>
-        <w:rPr>
-          <w:lang w:val="uk-UA"/>
-        </w:rPr>
-        <w:t>", "</w:t>
-      </w:r>
-      <w:proofErr w:type="spellStart"/>
-      <w:r>
-        <w:rPr>
-          <w:lang w:val="uk-UA"/>
-        </w:rPr>
-        <w:t>scissor</w:t>
-      </w:r>
-      <w:proofErr w:type="spellEnd"/>
-      <w:r>
-        <w:rPr>
-          <w:lang w:val="uk-UA"/>
-        </w:rPr>
-        <w:t>", "</w:t>
-      </w:r>
-      <w:proofErr w:type="spellStart"/>
-      <w:r>
-        <w:rPr>
-          <w:lang w:val="uk-UA"/>
-        </w:rPr>
-        <w:t>paper</w:t>
-      </w:r>
-      <w:proofErr w:type="spellEnd"/>
-      <w:r>
-        <w:rPr>
-          <w:lang w:val="uk-UA"/>
-        </w:rPr>
-        <w:t xml:space="preserve">"]. Наступним кроком, використовуючи модуль </w:t>
+        <w:t xml:space="preserve">Гра з комп’ютером: камінь, ножиці, папір. Програма виконує запит від користувача на введення одного із значень ["stone", "scissor", "paper"]. Наступним кроком, використовуючи модуль </w:t>
       </w:r>
       <w:r>
         <w:t>random</w:t>
@@ -4699,49 +4161,7 @@
         <w:rPr>
           <w:lang w:val="uk-UA"/>
         </w:rPr>
-        <w:t>програма у випадковому порядку вибирає одне із значень ["</w:t>
-      </w:r>
-      <w:proofErr w:type="spellStart"/>
-      <w:r>
-        <w:rPr>
-          <w:lang w:val="uk-UA"/>
-        </w:rPr>
-        <w:t>stone</w:t>
-      </w:r>
-      <w:proofErr w:type="spellEnd"/>
-      <w:r>
-        <w:rPr>
-          <w:lang w:val="uk-UA"/>
-        </w:rPr>
-        <w:t>", "</w:t>
-      </w:r>
-      <w:proofErr w:type="spellStart"/>
-      <w:r>
-        <w:rPr>
-          <w:lang w:val="uk-UA"/>
-        </w:rPr>
-        <w:t>scissor</w:t>
-      </w:r>
-      <w:proofErr w:type="spellEnd"/>
-      <w:r>
-        <w:rPr>
-          <w:lang w:val="uk-UA"/>
-        </w:rPr>
-        <w:t>", "</w:t>
-      </w:r>
-      <w:proofErr w:type="spellStart"/>
-      <w:r>
-        <w:rPr>
-          <w:lang w:val="uk-UA"/>
-        </w:rPr>
-        <w:t>paper</w:t>
-      </w:r>
-      <w:proofErr w:type="spellEnd"/>
-      <w:r>
-        <w:rPr>
-          <w:lang w:val="uk-UA"/>
-        </w:rPr>
-        <w:t>"]. В залежності від умови, що камінь перемагає ножиці, ножиці перемагають папір, а папір перемагає камінь визначити переможця.</w:t>
+        <w:t>програма у випадковому порядку вибирає одне із значень ["stone", "scissor", "paper"]. В залежності від умови, що камінь перемагає ножиці, ножиці перемагають папір, а папір перемагає камінь визначити переможця.</w:t>
       </w:r>
     </w:p>
     <w:p>
@@ -4754,6 +4174,7 @@
       </w:pPr>
       <w:r>
         <w:rPr>
+          <w:noProof/>
           <w:lang w:val="uk-UA"/>
         </w:rPr>
         <w:drawing>
@@ -4830,21 +4251,7 @@
           <w:lang w:val="uk-UA"/>
         </w:rPr>
         <w:lastRenderedPageBreak/>
-        <w:t xml:space="preserve">сервісів </w:t>
-      </w:r>
-      <w:proofErr w:type="spellStart"/>
-      <w:r>
-        <w:rPr>
-          <w:lang w:val="uk-UA"/>
-        </w:rPr>
-        <w:t>requests</w:t>
-      </w:r>
-      <w:proofErr w:type="spellEnd"/>
-      <w:r>
-        <w:rPr>
-          <w:lang w:val="uk-UA"/>
-        </w:rPr>
-        <w:t xml:space="preserve">. Достатня умова роботи – можливість конвертації для трьох іноземних валют </w:t>
+        <w:t xml:space="preserve">сервісів requests. Достатня умова роботи – можливість конвертації для трьох іноземних валют </w:t>
       </w:r>
       <w:r>
         <w:t>EUR</w:t>
@@ -4884,6 +4291,7 @@
       </w:pPr>
       <w:r>
         <w:rPr>
+          <w:noProof/>
           <w:lang w:val="uk-UA"/>
         </w:rPr>
         <w:drawing>
@@ -4933,6 +4341,7 @@
       </w:pPr>
       <w:r>
         <w:rPr>
+          <w:noProof/>
           <w:lang w:val="uk-UA"/>
         </w:rPr>
         <w:lastRenderedPageBreak/>
@@ -4986,6 +4395,7 @@
       </w:pPr>
       <w:r>
         <w:rPr>
+          <w:noProof/>
           <w:lang w:val="uk-UA"/>
         </w:rPr>
         <w:drawing>
@@ -5063,6 +4473,7 @@
       </w:pPr>
       <w:r>
         <w:rPr>
+          <w:noProof/>
           <w:lang w:val="uk-UA"/>
         </w:rPr>
         <w:lastRenderedPageBreak/>
@@ -5113,6 +4524,7 @@
       </w:pPr>
       <w:r>
         <w:rPr>
+          <w:noProof/>
           <w:lang w:val="uk-UA"/>
         </w:rPr>
         <w:lastRenderedPageBreak/>
@@ -5163,6 +4575,7 @@
       </w:pPr>
       <w:r>
         <w:rPr>
+          <w:noProof/>
           <w:lang w:val="uk-UA"/>
         </w:rPr>
         <w:lastRenderedPageBreak/>
@@ -5300,21 +4713,7 @@
         <w:rPr>
           <w:lang w:val="uk-UA"/>
         </w:rPr>
-        <w:t xml:space="preserve">Розробити механізм </w:t>
-      </w:r>
-      <w:proofErr w:type="spellStart"/>
-      <w:r>
-        <w:rPr>
-          <w:lang w:val="uk-UA"/>
-        </w:rPr>
-        <w:t>логування</w:t>
-      </w:r>
-      <w:proofErr w:type="spellEnd"/>
-      <w:r>
-        <w:rPr>
-          <w:lang w:val="uk-UA"/>
-        </w:rPr>
-        <w:t xml:space="preserve"> всіх дій, що виконує програма. Забезпечити зберігання інформації про введені данні, виконану операцію та результат виконання операції над даними.</w:t>
+        <w:t>Розробити механізм логування всіх дій, що виконує програма. Забезпечити зберігання інформації про введені данні, виконану операцію та результат виконання операції над даними.</w:t>
       </w:r>
     </w:p>
     <w:p>
@@ -5327,6 +4726,7 @@
       </w:pPr>
       <w:r>
         <w:rPr>
+          <w:noProof/>
           <w:lang w:val="uk-UA"/>
         </w:rPr>
         <w:drawing>
@@ -5376,6 +4776,7 @@
       </w:pPr>
       <w:r>
         <w:rPr>
+          <w:noProof/>
           <w:lang w:val="uk-UA"/>
         </w:rPr>
         <w:lastRenderedPageBreak/>
@@ -5490,6 +4891,7 @@
       </w:pPr>
       <w:r>
         <w:rPr>
+          <w:noProof/>
           <w:lang w:val="uk-UA"/>
         </w:rPr>
         <w:drawing>
@@ -5628,11 +5030,9 @@
         </w:rPr>
         <w:t>Ознайомитись з існуючими за замовченням методами класу по типу __</w:t>
       </w:r>
-      <w:proofErr w:type="spellStart"/>
       <w:r>
         <w:t>init</w:t>
       </w:r>
-      <w:proofErr w:type="spellEnd"/>
       <w:r>
         <w:rPr>
           <w:lang w:val="ru-RU"/>
@@ -5682,6 +5082,7 @@
       </w:pPr>
       <w:r>
         <w:rPr>
+          <w:noProof/>
           <w:lang w:val="uk-UA"/>
         </w:rPr>
         <w:drawing>
@@ -5870,6 +5271,7 @@
       </w:pPr>
       <w:r>
         <w:rPr>
+          <w:noProof/>
           <w:lang w:val="uk-UA"/>
         </w:rPr>
         <w:lastRenderedPageBreak/>
@@ -5938,6 +5340,7 @@
       </w:pPr>
       <w:r>
         <w:rPr>
+          <w:noProof/>
           <w:lang w:val="uk-UA"/>
         </w:rPr>
         <w:lastRenderedPageBreak/>
@@ -5988,6 +5391,7 @@
       </w:pPr>
       <w:r>
         <w:rPr>
+          <w:noProof/>
           <w:lang w:val="uk-UA"/>
         </w:rPr>
         <w:lastRenderedPageBreak/>
@@ -6036,6 +5440,7 @@
       </w:pPr>
       <w:r>
         <w:rPr>
+          <w:noProof/>
           <w:lang w:val="uk-UA"/>
         </w:rPr>
         <w:lastRenderedPageBreak/>
@@ -6084,6 +5489,7 @@
       </w:pPr>
       <w:r>
         <w:rPr>
+          <w:noProof/>
           <w:lang w:val="uk-UA"/>
         </w:rPr>
         <w:lastRenderedPageBreak/>
@@ -6144,19 +5550,7 @@
         <w:rPr>
           <w:lang w:val="uk-UA"/>
         </w:rPr>
-        <w:t xml:space="preserve">Звіт до </w:t>
-      </w:r>
-      <w:r>
-        <w:rPr>
-          <w:lang w:val="uk-UA"/>
-        </w:rPr>
-        <w:t>Лабораторної роботи</w:t>
-      </w:r>
-      <w:r>
-        <w:rPr>
-          <w:lang w:val="uk-UA"/>
-        </w:rPr>
-        <w:t xml:space="preserve"> №</w:t>
+        <w:t>Звіт до Лабораторної роботи №</w:t>
       </w:r>
       <w:r>
         <w:rPr>
@@ -6175,31 +5569,7 @@
         <w:rPr>
           <w:lang w:val="uk-UA"/>
         </w:rPr>
-        <w:t xml:space="preserve">Під час виконання </w:t>
-      </w:r>
-      <w:r>
-        <w:rPr>
-          <w:lang w:val="uk-UA"/>
-        </w:rPr>
-        <w:t>Лабораторної</w:t>
-      </w:r>
-      <w:r>
-        <w:rPr>
-          <w:lang w:val="uk-UA"/>
-        </w:rPr>
-        <w:t xml:space="preserve"> </w:t>
-      </w:r>
-      <w:r>
-        <w:rPr>
-          <w:lang w:val="uk-UA"/>
-        </w:rPr>
-        <w:t>роботи</w:t>
-      </w:r>
-      <w:r>
-        <w:rPr>
-          <w:lang w:val="uk-UA"/>
-        </w:rPr>
-        <w:t xml:space="preserve"> №</w:t>
+        <w:t>Під час виконання Лабораторної роботи №</w:t>
       </w:r>
       <w:r>
         <w:rPr>
@@ -6225,89 +5595,11 @@
           <w:lang w:val="ru-RU"/>
         </w:rPr>
       </w:pPr>
-      <w:proofErr w:type="spellStart"/>
-      <w:r>
-        <w:rPr>
-          <w:lang w:val="ru-RU"/>
-        </w:rPr>
-        <w:t>Необхідно</w:t>
-      </w:r>
-      <w:proofErr w:type="spellEnd"/>
-      <w:r>
-        <w:rPr>
-          <w:lang w:val="ru-RU"/>
-        </w:rPr>
-        <w:t xml:space="preserve"> </w:t>
-      </w:r>
-      <w:proofErr w:type="spellStart"/>
-      <w:r>
-        <w:rPr>
-          <w:lang w:val="ru-RU"/>
-        </w:rPr>
-        <w:t>розширити</w:t>
-      </w:r>
-      <w:proofErr w:type="spellEnd"/>
-      <w:r>
-        <w:rPr>
-          <w:lang w:val="ru-RU"/>
-        </w:rPr>
-        <w:t xml:space="preserve"> </w:t>
-      </w:r>
-      <w:proofErr w:type="spellStart"/>
-      <w:r>
-        <w:rPr>
-          <w:lang w:val="ru-RU"/>
-        </w:rPr>
-        <w:t>відомості</w:t>
-      </w:r>
-      <w:proofErr w:type="spellEnd"/>
-      <w:r>
-        <w:rPr>
-          <w:lang w:val="ru-RU"/>
-        </w:rPr>
-        <w:t xml:space="preserve"> про студента до 4х </w:t>
-      </w:r>
-      <w:proofErr w:type="spellStart"/>
-      <w:r>
-        <w:rPr>
-          <w:lang w:val="ru-RU"/>
-        </w:rPr>
-        <w:t>полів</w:t>
-      </w:r>
-      <w:proofErr w:type="spellEnd"/>
-      <w:r>
-        <w:rPr>
-          <w:lang w:val="ru-RU"/>
-        </w:rPr>
-        <w:t xml:space="preserve">. На даний час </w:t>
-      </w:r>
-      <w:proofErr w:type="spellStart"/>
-      <w:r>
-        <w:rPr>
-          <w:lang w:val="ru-RU"/>
-        </w:rPr>
-        <w:t>використовується</w:t>
-      </w:r>
-      <w:proofErr w:type="spellEnd"/>
-      <w:r>
-        <w:rPr>
-          <w:lang w:val="ru-RU"/>
-        </w:rPr>
-        <w:t xml:space="preserve"> </w:t>
-      </w:r>
-      <w:proofErr w:type="spellStart"/>
-      <w:r>
-        <w:rPr>
-          <w:lang w:val="ru-RU"/>
-        </w:rPr>
-        <w:t>лише</w:t>
-      </w:r>
-      <w:proofErr w:type="spellEnd"/>
-      <w:r>
-        <w:rPr>
-          <w:lang w:val="ru-RU"/>
-        </w:rPr>
-        <w:t xml:space="preserve"> два поля (</w:t>
+      <w:r>
+        <w:rPr>
+          <w:lang w:val="ru-RU"/>
+        </w:rPr>
+        <w:t>Необхідно розширити відомості про студента до 4х полів. На даний час використовується лише два поля (</w:t>
       </w:r>
       <w:r>
         <w:t>name</w:t>
@@ -6336,117 +5628,11 @@
           <w:lang w:val="ru-RU"/>
         </w:rPr>
       </w:pPr>
-      <w:proofErr w:type="spellStart"/>
-      <w:r>
-        <w:rPr>
-          <w:lang w:val="ru-RU"/>
-        </w:rPr>
-        <w:t>Необхідно</w:t>
-      </w:r>
-      <w:proofErr w:type="spellEnd"/>
-      <w:r>
-        <w:rPr>
-          <w:lang w:val="ru-RU"/>
-        </w:rPr>
-        <w:t xml:space="preserve"> </w:t>
-      </w:r>
-      <w:proofErr w:type="spellStart"/>
-      <w:r>
-        <w:rPr>
-          <w:lang w:val="ru-RU"/>
-        </w:rPr>
-        <w:t>переробити</w:t>
-      </w:r>
-      <w:proofErr w:type="spellEnd"/>
-      <w:r>
-        <w:rPr>
-          <w:lang w:val="ru-RU"/>
-        </w:rPr>
-        <w:t xml:space="preserve"> </w:t>
-      </w:r>
-      <w:proofErr w:type="spellStart"/>
-      <w:r>
-        <w:rPr>
-          <w:lang w:val="ru-RU"/>
-        </w:rPr>
-        <w:t>існуючий</w:t>
-      </w:r>
-      <w:proofErr w:type="spellEnd"/>
-      <w:r>
-        <w:rPr>
-          <w:lang w:val="ru-RU"/>
-        </w:rPr>
-        <w:t xml:space="preserve"> </w:t>
-      </w:r>
-      <w:proofErr w:type="spellStart"/>
-      <w:r>
-        <w:rPr>
-          <w:lang w:val="ru-RU"/>
-        </w:rPr>
-        <w:t>функціонал</w:t>
-      </w:r>
-      <w:proofErr w:type="spellEnd"/>
-      <w:r>
-        <w:rPr>
-          <w:lang w:val="ru-RU"/>
-        </w:rPr>
-        <w:t xml:space="preserve"> </w:t>
-      </w:r>
-      <w:proofErr w:type="spellStart"/>
-      <w:r>
-        <w:rPr>
-          <w:lang w:val="ru-RU"/>
-        </w:rPr>
-        <w:t>враховуючи</w:t>
-      </w:r>
-      <w:proofErr w:type="spellEnd"/>
-      <w:r>
-        <w:rPr>
-          <w:lang w:val="ru-RU"/>
-        </w:rPr>
-        <w:t xml:space="preserve"> </w:t>
-      </w:r>
-      <w:proofErr w:type="spellStart"/>
-      <w:r>
-        <w:rPr>
-          <w:lang w:val="ru-RU"/>
-        </w:rPr>
-        <w:t>розширення</w:t>
-      </w:r>
-      <w:proofErr w:type="spellEnd"/>
-      <w:r>
-        <w:rPr>
-          <w:lang w:val="ru-RU"/>
-        </w:rPr>
-        <w:t xml:space="preserve"> </w:t>
-      </w:r>
-      <w:proofErr w:type="spellStart"/>
-      <w:r>
-        <w:rPr>
-          <w:lang w:val="ru-RU"/>
-        </w:rPr>
-        <w:t>відомості</w:t>
-      </w:r>
-      <w:proofErr w:type="spellEnd"/>
-      <w:r>
-        <w:rPr>
-          <w:lang w:val="ru-RU"/>
-        </w:rPr>
-        <w:t xml:space="preserve"> про студента до 4х </w:t>
-      </w:r>
-      <w:proofErr w:type="spellStart"/>
-      <w:r>
-        <w:rPr>
-          <w:lang w:val="ru-RU"/>
-        </w:rPr>
-        <w:t>полів</w:t>
-      </w:r>
-      <w:proofErr w:type="spellEnd"/>
-      <w:r>
-        <w:rPr>
-          <w:lang w:val="ru-RU"/>
-        </w:rPr>
-        <w:t>.</w:t>
+      <w:r>
+        <w:rPr>
+          <w:lang w:val="ru-RU"/>
+        </w:rPr>
+        <w:t>Необхідно переробити існуючий функціонал враховуючи розширення відомості про студента до 4х полів.</w:t>
       </w:r>
     </w:p>
     <w:p>
@@ -6456,202 +5642,12 @@
           <w:lang w:val="uk-UA"/>
         </w:rPr>
       </w:pPr>
-      <w:proofErr w:type="spellStart"/>
       <w:r>
         <w:rPr>
           <w:lang w:val="ru-RU"/>
         </w:rPr>
         <w:lastRenderedPageBreak/>
-        <w:t>Необхідно</w:t>
-      </w:r>
-      <w:proofErr w:type="spellEnd"/>
-      <w:r>
-        <w:rPr>
-          <w:lang w:val="ru-RU"/>
-        </w:rPr>
-        <w:t xml:space="preserve"> </w:t>
-      </w:r>
-      <w:proofErr w:type="spellStart"/>
-      <w:r>
-        <w:rPr>
-          <w:lang w:val="ru-RU"/>
-        </w:rPr>
-        <w:t>реалізувати</w:t>
-      </w:r>
-      <w:proofErr w:type="spellEnd"/>
-      <w:r>
-        <w:rPr>
-          <w:lang w:val="ru-RU"/>
-        </w:rPr>
-        <w:t xml:space="preserve"> з нуля </w:t>
-      </w:r>
-      <w:proofErr w:type="spellStart"/>
-      <w:r>
-        <w:rPr>
-          <w:lang w:val="ru-RU"/>
-        </w:rPr>
-        <w:t>функціонал</w:t>
-      </w:r>
-      <w:proofErr w:type="spellEnd"/>
-      <w:r>
-        <w:rPr>
-          <w:lang w:val="ru-RU"/>
-        </w:rPr>
-        <w:t xml:space="preserve"> </w:t>
-      </w:r>
-      <w:proofErr w:type="spellStart"/>
-      <w:r>
-        <w:rPr>
-          <w:lang w:val="ru-RU"/>
-        </w:rPr>
-        <w:t>зміни</w:t>
-      </w:r>
-      <w:proofErr w:type="spellEnd"/>
-      <w:r>
-        <w:rPr>
-          <w:lang w:val="ru-RU"/>
-        </w:rPr>
-        <w:t xml:space="preserve"> </w:t>
-      </w:r>
-      <w:proofErr w:type="spellStart"/>
-      <w:r>
-        <w:rPr>
-          <w:lang w:val="ru-RU"/>
-        </w:rPr>
-        <w:t>інформації</w:t>
-      </w:r>
-      <w:proofErr w:type="spellEnd"/>
-      <w:r>
-        <w:rPr>
-          <w:lang w:val="ru-RU"/>
-        </w:rPr>
-        <w:t xml:space="preserve"> про студента </w:t>
-      </w:r>
-      <w:proofErr w:type="spellStart"/>
-      <w:r>
-        <w:rPr>
-          <w:lang w:val="ru-RU"/>
-        </w:rPr>
-        <w:t>враховуючи</w:t>
-      </w:r>
-      <w:proofErr w:type="spellEnd"/>
-      <w:r>
-        <w:rPr>
-          <w:lang w:val="ru-RU"/>
-        </w:rPr>
-        <w:t xml:space="preserve"> той факт, </w:t>
-      </w:r>
-      <w:proofErr w:type="spellStart"/>
-      <w:r>
-        <w:rPr>
-          <w:lang w:val="ru-RU"/>
-        </w:rPr>
-        <w:t>що</w:t>
-      </w:r>
-      <w:proofErr w:type="spellEnd"/>
-      <w:r>
-        <w:rPr>
-          <w:lang w:val="ru-RU"/>
-        </w:rPr>
-        <w:t xml:space="preserve"> </w:t>
-      </w:r>
-      <w:proofErr w:type="spellStart"/>
-      <w:r>
-        <w:rPr>
-          <w:lang w:val="ru-RU"/>
-        </w:rPr>
-        <w:t>вже</w:t>
-      </w:r>
-      <w:proofErr w:type="spellEnd"/>
-      <w:r>
-        <w:rPr>
-          <w:lang w:val="ru-RU"/>
-        </w:rPr>
-        <w:t xml:space="preserve"> </w:t>
-      </w:r>
-      <w:proofErr w:type="spellStart"/>
-      <w:r>
-        <w:rPr>
-          <w:lang w:val="ru-RU"/>
-        </w:rPr>
-        <w:t>існує</w:t>
-      </w:r>
-      <w:proofErr w:type="spellEnd"/>
-      <w:r>
-        <w:rPr>
-          <w:lang w:val="ru-RU"/>
-        </w:rPr>
-        <w:t xml:space="preserve"> </w:t>
-      </w:r>
-      <w:proofErr w:type="spellStart"/>
-      <w:r>
-        <w:rPr>
-          <w:lang w:val="ru-RU"/>
-        </w:rPr>
-        <w:t>реалізація</w:t>
-      </w:r>
-      <w:proofErr w:type="spellEnd"/>
-      <w:r>
-        <w:rPr>
-          <w:lang w:val="ru-RU"/>
-        </w:rPr>
-        <w:t xml:space="preserve"> </w:t>
-      </w:r>
-      <w:proofErr w:type="spellStart"/>
-      <w:r>
-        <w:rPr>
-          <w:lang w:val="ru-RU"/>
-        </w:rPr>
-        <w:t>додавання</w:t>
-      </w:r>
-      <w:proofErr w:type="spellEnd"/>
-      <w:r>
-        <w:rPr>
-          <w:lang w:val="ru-RU"/>
-        </w:rPr>
-        <w:t xml:space="preserve"> нового </w:t>
-      </w:r>
-      <w:proofErr w:type="spellStart"/>
-      <w:r>
-        <w:rPr>
-          <w:lang w:val="ru-RU"/>
-        </w:rPr>
-        <w:t>запису</w:t>
-      </w:r>
-      <w:proofErr w:type="spellEnd"/>
-      <w:r>
-        <w:rPr>
-          <w:lang w:val="ru-RU"/>
-        </w:rPr>
-        <w:t xml:space="preserve"> та </w:t>
-      </w:r>
-      <w:proofErr w:type="spellStart"/>
-      <w:r>
-        <w:rPr>
-          <w:lang w:val="ru-RU"/>
-        </w:rPr>
-        <w:t>видалення</w:t>
-      </w:r>
-      <w:proofErr w:type="spellEnd"/>
-      <w:r>
-        <w:rPr>
-          <w:lang w:val="ru-RU"/>
-        </w:rPr>
-        <w:t xml:space="preserve"> </w:t>
-      </w:r>
-      <w:proofErr w:type="spellStart"/>
-      <w:r>
-        <w:rPr>
-          <w:lang w:val="ru-RU"/>
-        </w:rPr>
-        <w:t>існуючого</w:t>
-      </w:r>
-      <w:proofErr w:type="spellEnd"/>
-      <w:r>
-        <w:rPr>
-          <w:lang w:val="ru-RU"/>
-        </w:rPr>
-        <w:t xml:space="preserve">. </w:t>
+        <w:t xml:space="preserve">Необхідно реалізувати з нуля функціонал зміни інформації про студента враховуючи той факт, що вже існує реалізація додавання нового запису та видалення існуючого. </w:t>
       </w:r>
       <w:r>
         <w:rPr>
@@ -6659,90 +5655,8 @@
           <w:bCs/>
           <w:lang w:val="ru-RU"/>
         </w:rPr>
-        <w:t xml:space="preserve">При </w:t>
-      </w:r>
-      <w:proofErr w:type="spellStart"/>
-      <w:r>
-        <w:rPr>
-          <w:b/>
-          <w:bCs/>
-          <w:lang w:val="ru-RU"/>
-        </w:rPr>
-        <w:t>зміні</w:t>
-      </w:r>
-      <w:proofErr w:type="spellEnd"/>
-      <w:r>
-        <w:rPr>
-          <w:b/>
-          <w:bCs/>
-          <w:lang w:val="ru-RU"/>
-        </w:rPr>
-        <w:t xml:space="preserve"> </w:t>
-      </w:r>
-      <w:proofErr w:type="spellStart"/>
-      <w:r>
-        <w:rPr>
-          <w:b/>
-          <w:bCs/>
-          <w:lang w:val="ru-RU"/>
-        </w:rPr>
-        <w:t>інформації</w:t>
-      </w:r>
-      <w:proofErr w:type="spellEnd"/>
-      <w:r>
-        <w:rPr>
-          <w:b/>
-          <w:bCs/>
-          <w:lang w:val="ru-RU"/>
-        </w:rPr>
-        <w:t xml:space="preserve"> про студента список </w:t>
-      </w:r>
-      <w:proofErr w:type="spellStart"/>
-      <w:r>
-        <w:rPr>
-          <w:b/>
-          <w:bCs/>
-          <w:lang w:val="ru-RU"/>
-        </w:rPr>
-        <w:t>має</w:t>
-      </w:r>
-      <w:proofErr w:type="spellEnd"/>
-      <w:r>
-        <w:rPr>
-          <w:b/>
-          <w:bCs/>
-          <w:lang w:val="ru-RU"/>
-        </w:rPr>
-        <w:t xml:space="preserve"> </w:t>
-      </w:r>
-      <w:proofErr w:type="spellStart"/>
-      <w:r>
-        <w:rPr>
-          <w:b/>
-          <w:bCs/>
-          <w:lang w:val="ru-RU"/>
-        </w:rPr>
-        <w:t>залишатись</w:t>
-      </w:r>
-      <w:proofErr w:type="spellEnd"/>
-      <w:r>
-        <w:rPr>
-          <w:b/>
-          <w:bCs/>
-          <w:lang w:val="ru-RU"/>
-        </w:rPr>
-        <w:t xml:space="preserve"> </w:t>
-      </w:r>
-      <w:proofErr w:type="spellStart"/>
-      <w:r>
-        <w:rPr>
-          <w:b/>
-          <w:bCs/>
-          <w:lang w:val="ru-RU"/>
-        </w:rPr>
-        <w:t>відсортованим</w:t>
-      </w:r>
-      <w:proofErr w:type="spellEnd"/>
+        <w:t>При зміні інформації про студента список має залишатись відсортованим</w:t>
+      </w:r>
       <w:r>
         <w:rPr>
           <w:lang w:val="ru-RU"/>
@@ -6760,6 +5674,7 @@
       </w:pPr>
       <w:r>
         <w:rPr>
+          <w:noProof/>
           <w:lang w:val="uk-UA"/>
         </w:rPr>
         <w:drawing>
@@ -6809,6 +5724,7 @@
       </w:pPr>
       <w:r>
         <w:rPr>
+          <w:noProof/>
           <w:lang w:val="uk-UA"/>
         </w:rPr>
         <w:drawing>
@@ -6858,6 +5774,7 @@
       </w:pPr>
       <w:r>
         <w:rPr>
+          <w:noProof/>
           <w:lang w:val="uk-UA"/>
         </w:rPr>
         <w:lastRenderedPageBreak/>
@@ -6906,6 +5823,7 @@
       </w:pPr>
       <w:r>
         <w:rPr>
+          <w:noProof/>
           <w:lang w:val="uk-UA"/>
         </w:rPr>
         <w:drawing>
@@ -7024,7 +5942,6 @@
           <w:lang w:val="ru-RU"/>
         </w:rPr>
       </w:pPr>
-      <w:proofErr w:type="spellStart"/>
       <w:r>
         <w:rPr>
           <w:b/>
@@ -7033,54 +5950,11 @@
         </w:rPr>
         <w:t>завантаження</w:t>
       </w:r>
-      <w:proofErr w:type="spellEnd"/>
-      <w:r>
-        <w:rPr>
-          <w:lang w:val="ru-RU"/>
-        </w:rPr>
-        <w:t xml:space="preserve"> </w:t>
-      </w:r>
-      <w:proofErr w:type="spellStart"/>
-      <w:r>
-        <w:rPr>
-          <w:lang w:val="ru-RU"/>
-        </w:rPr>
-        <w:t>початкових</w:t>
-      </w:r>
-      <w:proofErr w:type="spellEnd"/>
-      <w:r>
-        <w:rPr>
-          <w:lang w:val="ru-RU"/>
-        </w:rPr>
-        <w:t xml:space="preserve"> </w:t>
-      </w:r>
-      <w:proofErr w:type="spellStart"/>
-      <w:r>
-        <w:rPr>
-          <w:lang w:val="ru-RU"/>
-        </w:rPr>
-        <w:t>данні</w:t>
-      </w:r>
-      <w:proofErr w:type="spellEnd"/>
-      <w:r>
-        <w:rPr>
-          <w:lang w:val="ru-RU"/>
-        </w:rPr>
-        <w:t xml:space="preserve"> для </w:t>
-      </w:r>
-      <w:proofErr w:type="spellStart"/>
-      <w:r>
-        <w:rPr>
-          <w:lang w:val="ru-RU"/>
-        </w:rPr>
-        <w:t>довідника</w:t>
-      </w:r>
-      <w:proofErr w:type="spellEnd"/>
-      <w:r>
-        <w:rPr>
-          <w:lang w:val="ru-RU"/>
-        </w:rPr>
-        <w:t xml:space="preserve"> з </w:t>
+      <w:r>
+        <w:rPr>
+          <w:lang w:val="ru-RU"/>
+        </w:rPr>
+        <w:t xml:space="preserve"> початкових данні для довідника з </w:t>
       </w:r>
       <w:r>
         <w:t>csv</w:t>
@@ -7116,21 +5990,7 @@
         <w:rPr>
           <w:lang w:val="ru-RU"/>
         </w:rPr>
-        <w:t xml:space="preserve">), та </w:t>
-      </w:r>
-      <w:proofErr w:type="spellStart"/>
-      <w:r>
-        <w:rPr>
-          <w:lang w:val="ru-RU"/>
-        </w:rPr>
-        <w:t>оригінальній</w:t>
-      </w:r>
-      <w:proofErr w:type="spellEnd"/>
-      <w:r>
-        <w:rPr>
-          <w:lang w:val="ru-RU"/>
-        </w:rPr>
-        <w:t xml:space="preserve"> файл формату </w:t>
+        <w:t xml:space="preserve">), та оригінальній файл формату </w:t>
       </w:r>
       <w:r>
         <w:t>xlsx</w:t>
@@ -7139,133 +5999,7 @@
         <w:rPr>
           <w:lang w:val="ru-RU"/>
         </w:rPr>
-        <w:t xml:space="preserve"> </w:t>
-      </w:r>
-      <w:proofErr w:type="spellStart"/>
-      <w:r>
-        <w:rPr>
-          <w:lang w:val="ru-RU"/>
-        </w:rPr>
-        <w:t>розміщені</w:t>
-      </w:r>
-      <w:proofErr w:type="spellEnd"/>
-      <w:r>
-        <w:rPr>
-          <w:lang w:val="ru-RU"/>
-        </w:rPr>
-        <w:t xml:space="preserve"> </w:t>
-      </w:r>
-      <w:proofErr w:type="spellStart"/>
-      <w:r>
-        <w:rPr>
-          <w:lang w:val="ru-RU"/>
-        </w:rPr>
-        <w:t>поряд</w:t>
-      </w:r>
-      <w:proofErr w:type="spellEnd"/>
-      <w:r>
-        <w:rPr>
-          <w:lang w:val="ru-RU"/>
-        </w:rPr>
-        <w:t xml:space="preserve"> з </w:t>
-      </w:r>
-      <w:proofErr w:type="spellStart"/>
-      <w:r>
-        <w:rPr>
-          <w:lang w:val="ru-RU"/>
-        </w:rPr>
-        <w:t>вказівками</w:t>
-      </w:r>
-      <w:proofErr w:type="spellEnd"/>
-      <w:r>
-        <w:rPr>
-          <w:lang w:val="ru-RU"/>
-        </w:rPr>
-        <w:t xml:space="preserve">. </w:t>
-      </w:r>
-      <w:proofErr w:type="spellStart"/>
-      <w:r>
-        <w:rPr>
-          <w:lang w:val="ru-RU"/>
-        </w:rPr>
-        <w:t>Ім’я</w:t>
-      </w:r>
-      <w:proofErr w:type="spellEnd"/>
-      <w:r>
-        <w:rPr>
-          <w:lang w:val="ru-RU"/>
-        </w:rPr>
-        <w:t xml:space="preserve"> файлу для </w:t>
-      </w:r>
-      <w:proofErr w:type="spellStart"/>
-      <w:r>
-        <w:rPr>
-          <w:lang w:val="ru-RU"/>
-        </w:rPr>
-        <w:t>завантаження</w:t>
-      </w:r>
-      <w:proofErr w:type="spellEnd"/>
-      <w:r>
-        <w:rPr>
-          <w:lang w:val="ru-RU"/>
-        </w:rPr>
-        <w:t xml:space="preserve"> </w:t>
-      </w:r>
-      <w:proofErr w:type="spellStart"/>
-      <w:r>
-        <w:rPr>
-          <w:lang w:val="ru-RU"/>
-        </w:rPr>
-        <w:t>даних</w:t>
-      </w:r>
-      <w:proofErr w:type="spellEnd"/>
-      <w:r>
-        <w:rPr>
-          <w:lang w:val="ru-RU"/>
-        </w:rPr>
-        <w:t xml:space="preserve"> повинно </w:t>
-      </w:r>
-      <w:proofErr w:type="spellStart"/>
-      <w:r>
-        <w:rPr>
-          <w:lang w:val="ru-RU"/>
-        </w:rPr>
-        <w:t>передаватись</w:t>
-      </w:r>
-      <w:proofErr w:type="spellEnd"/>
-      <w:r>
-        <w:rPr>
-          <w:lang w:val="ru-RU"/>
-        </w:rPr>
-        <w:t xml:space="preserve"> в </w:t>
-      </w:r>
-      <w:proofErr w:type="spellStart"/>
-      <w:r>
-        <w:rPr>
-          <w:lang w:val="ru-RU"/>
-        </w:rPr>
-        <w:t>якості</w:t>
-      </w:r>
-      <w:proofErr w:type="spellEnd"/>
-      <w:r>
-        <w:rPr>
-          <w:lang w:val="ru-RU"/>
-        </w:rPr>
-        <w:t xml:space="preserve"> </w:t>
-      </w:r>
-      <w:proofErr w:type="spellStart"/>
-      <w:r>
-        <w:rPr>
-          <w:lang w:val="ru-RU"/>
-        </w:rPr>
-        <w:t>параметрів</w:t>
-      </w:r>
-      <w:proofErr w:type="spellEnd"/>
-      <w:r>
-        <w:rPr>
-          <w:lang w:val="ru-RU"/>
-        </w:rPr>
-        <w:t xml:space="preserve"> командного рядку.</w:t>
+        <w:t xml:space="preserve"> розміщені поряд з вказівками. Ім’я файлу для завантаження даних повинно передаватись в якості параметрів командного рядку.</w:t>
       </w:r>
     </w:p>
     <w:p>
@@ -7278,6 +6012,7 @@
       </w:pPr>
       <w:r>
         <w:rPr>
+          <w:noProof/>
           <w:lang w:val="ru-RU"/>
         </w:rPr>
         <w:drawing>
@@ -7324,6 +6059,7 @@
       </w:r>
       <w:r>
         <w:rPr>
+          <w:noProof/>
           <w:lang w:val="ru-RU"/>
         </w:rPr>
         <w:drawing>
@@ -7383,7 +6119,6 @@
           <w:lang w:val="ru-RU"/>
         </w:rPr>
       </w:pPr>
-      <w:proofErr w:type="spellStart"/>
       <w:r>
         <w:rPr>
           <w:b/>
@@ -7392,54 +6127,11 @@
         </w:rPr>
         <w:t>зберігання</w:t>
       </w:r>
-      <w:proofErr w:type="spellEnd"/>
-      <w:r>
-        <w:rPr>
-          <w:lang w:val="ru-RU"/>
-        </w:rPr>
-        <w:t xml:space="preserve"> </w:t>
-      </w:r>
-      <w:proofErr w:type="spellStart"/>
-      <w:r>
-        <w:rPr>
-          <w:lang w:val="ru-RU"/>
-        </w:rPr>
-        <w:t>довідника</w:t>
-      </w:r>
-      <w:proofErr w:type="spellEnd"/>
-      <w:r>
-        <w:rPr>
-          <w:lang w:val="ru-RU"/>
-        </w:rPr>
-        <w:t xml:space="preserve"> </w:t>
-      </w:r>
-      <w:proofErr w:type="spellStart"/>
-      <w:r>
-        <w:rPr>
-          <w:lang w:val="ru-RU"/>
-        </w:rPr>
-        <w:t>студентів</w:t>
-      </w:r>
-      <w:proofErr w:type="spellEnd"/>
-      <w:r>
-        <w:rPr>
-          <w:lang w:val="ru-RU"/>
-        </w:rPr>
-        <w:t xml:space="preserve"> у </w:t>
-      </w:r>
-      <w:proofErr w:type="spellStart"/>
-      <w:r>
-        <w:rPr>
-          <w:lang w:val="ru-RU"/>
-        </w:rPr>
-        <w:t>форматі</w:t>
-      </w:r>
-      <w:proofErr w:type="spellEnd"/>
-      <w:r>
-        <w:rPr>
-          <w:lang w:val="ru-RU"/>
-        </w:rPr>
-        <w:t xml:space="preserve"> </w:t>
+      <w:r>
+        <w:rPr>
+          <w:lang w:val="ru-RU"/>
+        </w:rPr>
+        <w:t xml:space="preserve"> довідника студентів у форматі </w:t>
       </w:r>
       <w:r>
         <w:t>CSV</w:t>
@@ -7448,49 +6140,7 @@
         <w:rPr>
           <w:lang w:val="ru-RU"/>
         </w:rPr>
-        <w:t xml:space="preserve"> перед </w:t>
-      </w:r>
-      <w:proofErr w:type="spellStart"/>
-      <w:r>
-        <w:rPr>
-          <w:lang w:val="ru-RU"/>
-        </w:rPr>
-        <w:t>виходом</w:t>
-      </w:r>
-      <w:proofErr w:type="spellEnd"/>
-      <w:r>
-        <w:rPr>
-          <w:lang w:val="ru-RU"/>
-        </w:rPr>
-        <w:t xml:space="preserve"> </w:t>
-      </w:r>
-      <w:proofErr w:type="spellStart"/>
-      <w:r>
-        <w:rPr>
-          <w:lang w:val="ru-RU"/>
-        </w:rPr>
-        <w:t>із</w:t>
-      </w:r>
-      <w:proofErr w:type="spellEnd"/>
-      <w:r>
-        <w:rPr>
-          <w:lang w:val="ru-RU"/>
-        </w:rPr>
-        <w:t xml:space="preserve"> </w:t>
-      </w:r>
-      <w:proofErr w:type="spellStart"/>
-      <w:r>
-        <w:rPr>
-          <w:lang w:val="ru-RU"/>
-        </w:rPr>
-        <w:t>програми</w:t>
-      </w:r>
-      <w:proofErr w:type="spellEnd"/>
-      <w:r>
-        <w:rPr>
-          <w:lang w:val="ru-RU"/>
-        </w:rPr>
-        <w:t>.</w:t>
+        <w:t xml:space="preserve"> перед виходом із програми.</w:t>
       </w:r>
     </w:p>
     <w:p>
@@ -7503,6 +6153,7 @@
       </w:pPr>
       <w:r>
         <w:rPr>
+          <w:noProof/>
           <w:lang w:val="ru-RU"/>
         </w:rPr>
         <w:lastRenderedPageBreak/>
@@ -7553,6 +6204,7 @@
       </w:pPr>
       <w:r>
         <w:rPr>
+          <w:noProof/>
           <w:lang w:val="ru-RU"/>
         </w:rPr>
         <w:drawing>
@@ -7628,65 +6280,19 @@
           <w:lang w:val="ru-RU"/>
         </w:rPr>
       </w:pPr>
-      <w:proofErr w:type="spellStart"/>
-      <w:r>
-        <w:rPr>
-          <w:lang w:val="ru-RU"/>
-        </w:rPr>
-        <w:t>покриття</w:t>
-      </w:r>
-      <w:proofErr w:type="spellEnd"/>
-      <w:r>
-        <w:rPr>
-          <w:lang w:val="ru-RU"/>
-        </w:rPr>
-        <w:t xml:space="preserve"> основного </w:t>
-      </w:r>
-      <w:proofErr w:type="spellStart"/>
-      <w:r>
-        <w:rPr>
-          <w:lang w:val="ru-RU"/>
-        </w:rPr>
-        <w:t>функціоналу</w:t>
-      </w:r>
-      <w:proofErr w:type="spellEnd"/>
-      <w:r>
-        <w:rPr>
-          <w:lang w:val="ru-RU"/>
-        </w:rPr>
-        <w:t xml:space="preserve"> </w:t>
-      </w:r>
-      <w:proofErr w:type="spellStart"/>
-      <w:r>
-        <w:rPr>
-          <w:lang w:val="ru-RU"/>
-        </w:rPr>
-        <w:t>програми</w:t>
-      </w:r>
-      <w:proofErr w:type="spellEnd"/>
-      <w:r>
-        <w:rPr>
-          <w:lang w:val="ru-RU"/>
-        </w:rPr>
-        <w:t xml:space="preserve"> </w:t>
-      </w:r>
-      <w:proofErr w:type="spellStart"/>
+      <w:r>
+        <w:rPr>
+          <w:lang w:val="ru-RU"/>
+        </w:rPr>
+        <w:t xml:space="preserve">покриття основного функціоналу програми </w:t>
+      </w:r>
       <w:r>
         <w:rPr>
           <w:b/>
           <w:bCs/>
           <w:lang w:val="ru-RU"/>
         </w:rPr>
-        <w:t>Юніт</w:t>
-      </w:r>
-      <w:proofErr w:type="spellEnd"/>
-      <w:r>
-        <w:rPr>
-          <w:b/>
-          <w:bCs/>
-          <w:lang w:val="ru-RU"/>
-        </w:rPr>
-        <w:t xml:space="preserve"> тестами</w:t>
+        <w:t>Юніт тестами</w:t>
       </w:r>
       <w:r>
         <w:rPr>
@@ -7703,6 +6309,7 @@
       </w:pPr>
       <w:r>
         <w:rPr>
+          <w:noProof/>
           <w:lang w:val="ru-RU"/>
         </w:rPr>
         <w:drawing>
@@ -7821,61 +6428,11 @@
           <w:lang w:val="ru-RU"/>
         </w:rPr>
       </w:pPr>
-      <w:proofErr w:type="spellStart"/>
-      <w:r>
-        <w:rPr>
-          <w:lang w:val="ru-RU"/>
-        </w:rPr>
-        <w:t>розробити</w:t>
-      </w:r>
-      <w:proofErr w:type="spellEnd"/>
-      <w:r>
-        <w:rPr>
-          <w:lang w:val="ru-RU"/>
-        </w:rPr>
-        <w:t xml:space="preserve"> </w:t>
-      </w:r>
-      <w:proofErr w:type="spellStart"/>
-      <w:r>
-        <w:rPr>
-          <w:lang w:val="ru-RU"/>
-        </w:rPr>
-        <w:t>клас</w:t>
-      </w:r>
-      <w:proofErr w:type="spellEnd"/>
-      <w:r>
-        <w:rPr>
-          <w:lang w:val="ru-RU"/>
-        </w:rPr>
-        <w:t xml:space="preserve"> Студент </w:t>
-      </w:r>
-      <w:proofErr w:type="spellStart"/>
-      <w:r>
-        <w:rPr>
-          <w:lang w:val="ru-RU"/>
-        </w:rPr>
-        <w:t>групи</w:t>
-      </w:r>
-      <w:proofErr w:type="spellEnd"/>
-      <w:r>
-        <w:rPr>
-          <w:lang w:val="ru-RU"/>
-        </w:rPr>
-        <w:t xml:space="preserve"> з </w:t>
-      </w:r>
-      <w:proofErr w:type="spellStart"/>
-      <w:r>
-        <w:rPr>
-          <w:lang w:val="ru-RU"/>
-        </w:rPr>
-        <w:t>відповідними</w:t>
-      </w:r>
-      <w:proofErr w:type="spellEnd"/>
-      <w:r>
-        <w:rPr>
-          <w:lang w:val="ru-RU"/>
-        </w:rPr>
-        <w:t xml:space="preserve"> атрибутами;</w:t>
+      <w:r>
+        <w:rPr>
+          <w:lang w:val="ru-RU"/>
+        </w:rPr>
+        <w:t>розробити клас Студент групи з відповідними атрибутами;</w:t>
       </w:r>
     </w:p>
     <w:p>
@@ -7888,6 +6445,7 @@
       </w:pPr>
       <w:r>
         <w:rPr>
+          <w:noProof/>
           <w:lang w:val="ru-RU"/>
         </w:rPr>
         <w:drawing>
@@ -7938,327 +6496,11 @@
           <w:lang w:val="ru-RU"/>
         </w:rPr>
       </w:pPr>
-      <w:proofErr w:type="spellStart"/>
-      <w:r>
-        <w:rPr>
-          <w:lang w:val="ru-RU"/>
-        </w:rPr>
-        <w:t>розробити</w:t>
-      </w:r>
-      <w:proofErr w:type="spellEnd"/>
-      <w:r>
-        <w:rPr>
-          <w:lang w:val="ru-RU"/>
-        </w:rPr>
-        <w:t xml:space="preserve"> </w:t>
-      </w:r>
-      <w:proofErr w:type="spellStart"/>
-      <w:r>
-        <w:rPr>
-          <w:lang w:val="ru-RU"/>
-        </w:rPr>
-        <w:t>клас</w:t>
-      </w:r>
-      <w:proofErr w:type="spellEnd"/>
-      <w:r>
-        <w:rPr>
-          <w:lang w:val="ru-RU"/>
-        </w:rPr>
-        <w:t xml:space="preserve"> Список </w:t>
-      </w:r>
-      <w:proofErr w:type="spellStart"/>
-      <w:r>
-        <w:rPr>
-          <w:lang w:val="ru-RU"/>
-        </w:rPr>
-        <w:t>групи</w:t>
-      </w:r>
-      <w:proofErr w:type="spellEnd"/>
-      <w:r>
-        <w:rPr>
-          <w:lang w:val="ru-RU"/>
-        </w:rPr>
-        <w:t xml:space="preserve">, </w:t>
-      </w:r>
-      <w:proofErr w:type="spellStart"/>
-      <w:r>
-        <w:rPr>
-          <w:lang w:val="ru-RU"/>
-        </w:rPr>
-        <w:t>має</w:t>
-      </w:r>
-      <w:proofErr w:type="spellEnd"/>
-      <w:r>
-        <w:rPr>
-          <w:lang w:val="ru-RU"/>
-        </w:rPr>
-        <w:t xml:space="preserve"> </w:t>
-      </w:r>
-      <w:proofErr w:type="spellStart"/>
-      <w:r>
-        <w:rPr>
-          <w:lang w:val="ru-RU"/>
-        </w:rPr>
-        <w:t>містити</w:t>
-      </w:r>
-      <w:proofErr w:type="spellEnd"/>
-      <w:r>
-        <w:rPr>
-          <w:lang w:val="ru-RU"/>
-        </w:rPr>
-        <w:t xml:space="preserve"> не словники, як </w:t>
-      </w:r>
-      <w:proofErr w:type="spellStart"/>
-      <w:r>
-        <w:rPr>
-          <w:lang w:val="ru-RU"/>
-        </w:rPr>
-        <w:t>виконано</w:t>
-      </w:r>
-      <w:proofErr w:type="spellEnd"/>
-      <w:r>
-        <w:rPr>
-          <w:lang w:val="ru-RU"/>
-        </w:rPr>
-        <w:t xml:space="preserve"> в </w:t>
-      </w:r>
-      <w:proofErr w:type="spellStart"/>
-      <w:r>
-        <w:rPr>
-          <w:lang w:val="ru-RU"/>
-        </w:rPr>
-        <w:t>лабораторній</w:t>
-      </w:r>
-      <w:proofErr w:type="spellEnd"/>
-      <w:r>
-        <w:rPr>
-          <w:lang w:val="ru-RU"/>
-        </w:rPr>
-        <w:t xml:space="preserve"> </w:t>
-      </w:r>
-      <w:proofErr w:type="spellStart"/>
-      <w:r>
-        <w:rPr>
-          <w:lang w:val="ru-RU"/>
-        </w:rPr>
-        <w:t>роботі</w:t>
-      </w:r>
-      <w:proofErr w:type="spellEnd"/>
-      <w:r>
-        <w:rPr>
-          <w:lang w:val="ru-RU"/>
-        </w:rPr>
-        <w:t xml:space="preserve"> №2, а </w:t>
-      </w:r>
-      <w:proofErr w:type="spellStart"/>
-      <w:r>
-        <w:rPr>
-          <w:lang w:val="ru-RU"/>
-        </w:rPr>
-        <w:t>об’єкти</w:t>
-      </w:r>
-      <w:proofErr w:type="spellEnd"/>
-      <w:r>
-        <w:rPr>
-          <w:lang w:val="ru-RU"/>
-        </w:rPr>
-        <w:t xml:space="preserve"> </w:t>
-      </w:r>
-      <w:proofErr w:type="spellStart"/>
-      <w:r>
-        <w:rPr>
-          <w:lang w:val="ru-RU"/>
-        </w:rPr>
-        <w:t>класу</w:t>
-      </w:r>
-      <w:proofErr w:type="spellEnd"/>
-      <w:r>
-        <w:rPr>
-          <w:lang w:val="ru-RU"/>
-        </w:rPr>
-        <w:t xml:space="preserve"> Студент </w:t>
-      </w:r>
-      <w:proofErr w:type="spellStart"/>
-      <w:r>
-        <w:rPr>
-          <w:lang w:val="ru-RU"/>
-        </w:rPr>
-        <w:t>групи</w:t>
-      </w:r>
-      <w:proofErr w:type="spellEnd"/>
-      <w:r>
-        <w:rPr>
-          <w:lang w:val="ru-RU"/>
-        </w:rPr>
-        <w:t xml:space="preserve">; </w:t>
-      </w:r>
-      <w:proofErr w:type="spellStart"/>
-      <w:r>
-        <w:rPr>
-          <w:lang w:val="ru-RU"/>
-        </w:rPr>
-        <w:t>додавання</w:t>
-      </w:r>
-      <w:proofErr w:type="spellEnd"/>
-      <w:r>
-        <w:rPr>
-          <w:lang w:val="ru-RU"/>
-        </w:rPr>
-        <w:t xml:space="preserve"> нового </w:t>
-      </w:r>
-      <w:proofErr w:type="spellStart"/>
-      <w:r>
-        <w:rPr>
-          <w:lang w:val="ru-RU"/>
-        </w:rPr>
-        <w:t>запису</w:t>
-      </w:r>
-      <w:proofErr w:type="spellEnd"/>
-      <w:r>
-        <w:rPr>
-          <w:lang w:val="ru-RU"/>
-        </w:rPr>
-        <w:t xml:space="preserve">, </w:t>
-      </w:r>
-      <w:proofErr w:type="spellStart"/>
-      <w:r>
-        <w:rPr>
-          <w:lang w:val="ru-RU"/>
-        </w:rPr>
-        <w:t>видаленні</w:t>
-      </w:r>
-      <w:proofErr w:type="spellEnd"/>
-      <w:r>
-        <w:rPr>
-          <w:lang w:val="ru-RU"/>
-        </w:rPr>
-        <w:t xml:space="preserve"> </w:t>
-      </w:r>
-      <w:proofErr w:type="spellStart"/>
-      <w:r>
-        <w:rPr>
-          <w:lang w:val="ru-RU"/>
-        </w:rPr>
-        <w:t>існуючого</w:t>
-      </w:r>
-      <w:proofErr w:type="spellEnd"/>
-      <w:r>
-        <w:rPr>
-          <w:lang w:val="ru-RU"/>
-        </w:rPr>
-        <w:t xml:space="preserve"> </w:t>
-      </w:r>
-      <w:proofErr w:type="spellStart"/>
-      <w:r>
-        <w:rPr>
-          <w:lang w:val="ru-RU"/>
-        </w:rPr>
-        <w:t>чи</w:t>
-      </w:r>
-      <w:proofErr w:type="spellEnd"/>
-      <w:r>
-        <w:rPr>
-          <w:lang w:val="ru-RU"/>
-        </w:rPr>
-        <w:t xml:space="preserve"> </w:t>
-      </w:r>
-      <w:proofErr w:type="spellStart"/>
-      <w:r>
-        <w:rPr>
-          <w:lang w:val="ru-RU"/>
-        </w:rPr>
-        <w:t>зміна</w:t>
-      </w:r>
-      <w:proofErr w:type="spellEnd"/>
-      <w:r>
-        <w:rPr>
-          <w:lang w:val="ru-RU"/>
-        </w:rPr>
-        <w:t xml:space="preserve"> </w:t>
-      </w:r>
-      <w:proofErr w:type="spellStart"/>
-      <w:r>
-        <w:rPr>
-          <w:lang w:val="ru-RU"/>
-        </w:rPr>
-        <w:t>даних</w:t>
-      </w:r>
-      <w:proofErr w:type="spellEnd"/>
-      <w:r>
-        <w:rPr>
-          <w:lang w:val="ru-RU"/>
-        </w:rPr>
-        <w:t xml:space="preserve"> </w:t>
-      </w:r>
-      <w:proofErr w:type="spellStart"/>
-      <w:r>
-        <w:rPr>
-          <w:lang w:val="ru-RU"/>
-        </w:rPr>
-        <w:t>має</w:t>
-      </w:r>
-      <w:proofErr w:type="spellEnd"/>
-      <w:r>
-        <w:rPr>
-          <w:lang w:val="ru-RU"/>
-        </w:rPr>
-        <w:t xml:space="preserve"> бути </w:t>
-      </w:r>
-      <w:proofErr w:type="spellStart"/>
-      <w:r>
-        <w:rPr>
-          <w:lang w:val="ru-RU"/>
-        </w:rPr>
-        <w:t>виконана</w:t>
-      </w:r>
-      <w:proofErr w:type="spellEnd"/>
-      <w:r>
-        <w:rPr>
-          <w:lang w:val="ru-RU"/>
-        </w:rPr>
-        <w:t xml:space="preserve"> через </w:t>
-      </w:r>
-      <w:proofErr w:type="spellStart"/>
-      <w:r>
-        <w:rPr>
-          <w:lang w:val="ru-RU"/>
-        </w:rPr>
-        <w:t>методи</w:t>
-      </w:r>
-      <w:proofErr w:type="spellEnd"/>
-      <w:r>
-        <w:rPr>
-          <w:lang w:val="ru-RU"/>
-        </w:rPr>
-        <w:t xml:space="preserve"> </w:t>
-      </w:r>
-      <w:proofErr w:type="spellStart"/>
-      <w:r>
-        <w:rPr>
-          <w:lang w:val="ru-RU"/>
-        </w:rPr>
-        <w:t>класу</w:t>
-      </w:r>
-      <w:proofErr w:type="spellEnd"/>
-      <w:r>
-        <w:rPr>
-          <w:lang w:val="ru-RU"/>
-        </w:rPr>
-        <w:t xml:space="preserve"> Список </w:t>
-      </w:r>
-      <w:proofErr w:type="spellStart"/>
-      <w:r>
-        <w:rPr>
-          <w:lang w:val="ru-RU"/>
-        </w:rPr>
-        <w:t>групи</w:t>
-      </w:r>
-      <w:proofErr w:type="spellEnd"/>
-      <w:r>
-        <w:rPr>
-          <w:lang w:val="ru-RU"/>
-        </w:rPr>
-        <w:t>.</w:t>
+      <w:r>
+        <w:rPr>
+          <w:lang w:val="ru-RU"/>
+        </w:rPr>
+        <w:t>розробити клас Список групи, має містити не словники, як виконано в лабораторній роботі №2, а об’єкти класу Студент групи; додавання нового запису, видаленні існуючого чи зміна даних має бути виконана через методи класу Список групи.</w:t>
       </w:r>
     </w:p>
     <w:p>
@@ -8271,6 +6513,7 @@
       </w:pPr>
       <w:r>
         <w:rPr>
+          <w:noProof/>
           <w:lang w:val="ru-RU"/>
         </w:rPr>
         <w:lastRenderedPageBreak/>
@@ -8321,6 +6564,7 @@
       </w:pPr>
       <w:r>
         <w:rPr>
+          <w:noProof/>
           <w:lang w:val="ru-RU"/>
         </w:rPr>
         <w:drawing>
@@ -8371,160 +6615,12 @@
           <w:lang w:val="ru-RU"/>
         </w:rPr>
       </w:pPr>
-      <w:proofErr w:type="spellStart"/>
       <w:r>
         <w:rPr>
           <w:lang w:val="ru-RU"/>
         </w:rPr>
         <w:lastRenderedPageBreak/>
-        <w:t>розробити</w:t>
-      </w:r>
-      <w:proofErr w:type="spellEnd"/>
-      <w:r>
-        <w:rPr>
-          <w:lang w:val="ru-RU"/>
-        </w:rPr>
-        <w:t xml:space="preserve"> </w:t>
-      </w:r>
-      <w:proofErr w:type="spellStart"/>
-      <w:r>
-        <w:rPr>
-          <w:lang w:val="ru-RU"/>
-        </w:rPr>
-        <w:t>клас</w:t>
-      </w:r>
-      <w:proofErr w:type="spellEnd"/>
-      <w:r>
-        <w:rPr>
-          <w:lang w:val="ru-RU"/>
-        </w:rPr>
-        <w:t xml:space="preserve"> для </w:t>
-      </w:r>
-      <w:proofErr w:type="spellStart"/>
-      <w:r>
-        <w:rPr>
-          <w:lang w:val="ru-RU"/>
-        </w:rPr>
-        <w:t>роботи</w:t>
-      </w:r>
-      <w:proofErr w:type="spellEnd"/>
-      <w:r>
-        <w:rPr>
-          <w:lang w:val="ru-RU"/>
-        </w:rPr>
-        <w:t xml:space="preserve"> з файлами для </w:t>
-      </w:r>
-      <w:proofErr w:type="spellStart"/>
-      <w:r>
-        <w:rPr>
-          <w:lang w:val="ru-RU"/>
-        </w:rPr>
-        <w:t>зчитування</w:t>
-      </w:r>
-      <w:proofErr w:type="spellEnd"/>
-      <w:r>
-        <w:rPr>
-          <w:lang w:val="ru-RU"/>
-        </w:rPr>
-        <w:t xml:space="preserve"> </w:t>
-      </w:r>
-      <w:proofErr w:type="spellStart"/>
-      <w:r>
-        <w:rPr>
-          <w:lang w:val="ru-RU"/>
-        </w:rPr>
-        <w:t>початкової</w:t>
-      </w:r>
-      <w:proofErr w:type="spellEnd"/>
-      <w:r>
-        <w:rPr>
-          <w:lang w:val="ru-RU"/>
-        </w:rPr>
-        <w:t xml:space="preserve"> </w:t>
-      </w:r>
-      <w:proofErr w:type="spellStart"/>
-      <w:r>
-        <w:rPr>
-          <w:lang w:val="ru-RU"/>
-        </w:rPr>
-        <w:t>інформації</w:t>
-      </w:r>
-      <w:proofErr w:type="spellEnd"/>
-      <w:r>
-        <w:rPr>
-          <w:lang w:val="ru-RU"/>
-        </w:rPr>
-        <w:t xml:space="preserve"> про список </w:t>
-      </w:r>
-      <w:proofErr w:type="spellStart"/>
-      <w:r>
-        <w:rPr>
-          <w:lang w:val="ru-RU"/>
-        </w:rPr>
-        <w:t>групи</w:t>
-      </w:r>
-      <w:proofErr w:type="spellEnd"/>
-      <w:r>
-        <w:rPr>
-          <w:lang w:val="ru-RU"/>
-        </w:rPr>
-        <w:t xml:space="preserve"> та </w:t>
-      </w:r>
-      <w:proofErr w:type="spellStart"/>
-      <w:r>
-        <w:rPr>
-          <w:lang w:val="ru-RU"/>
-        </w:rPr>
-        <w:t>збереження</w:t>
-      </w:r>
-      <w:proofErr w:type="spellEnd"/>
-      <w:r>
-        <w:rPr>
-          <w:lang w:val="ru-RU"/>
-        </w:rPr>
-        <w:t xml:space="preserve"> </w:t>
-      </w:r>
-      <w:proofErr w:type="spellStart"/>
-      <w:r>
-        <w:rPr>
-          <w:lang w:val="ru-RU"/>
-        </w:rPr>
-        <w:t>інформації</w:t>
-      </w:r>
-      <w:proofErr w:type="spellEnd"/>
-      <w:r>
-        <w:rPr>
-          <w:lang w:val="ru-RU"/>
-        </w:rPr>
-        <w:t xml:space="preserve"> по </w:t>
-      </w:r>
-      <w:proofErr w:type="spellStart"/>
-      <w:r>
-        <w:rPr>
-          <w:lang w:val="ru-RU"/>
-        </w:rPr>
-        <w:t>завершенню</w:t>
-      </w:r>
-      <w:proofErr w:type="spellEnd"/>
-      <w:r>
-        <w:rPr>
-          <w:lang w:val="ru-RU"/>
-        </w:rPr>
-        <w:t xml:space="preserve"> </w:t>
-      </w:r>
-      <w:proofErr w:type="spellStart"/>
-      <w:r>
-        <w:rPr>
-          <w:lang w:val="ru-RU"/>
-        </w:rPr>
-        <w:t>програми</w:t>
-      </w:r>
-      <w:proofErr w:type="spellEnd"/>
-      <w:r>
-        <w:rPr>
-          <w:lang w:val="ru-RU"/>
-        </w:rPr>
-        <w:t>.</w:t>
+        <w:t>розробити клас для роботи з файлами для зчитування початкової інформації про список групи та збереження інформації по завершенню програми.</w:t>
       </w:r>
     </w:p>
     <w:p>
@@ -8537,6 +6633,7 @@
       </w:pPr>
       <w:r>
         <w:rPr>
+          <w:noProof/>
           <w:lang w:val="ru-RU"/>
         </w:rPr>
         <w:drawing>
@@ -8586,6 +6683,7 @@
       </w:pPr>
       <w:r>
         <w:rPr>
+          <w:noProof/>
           <w:lang w:val="ru-RU"/>
         </w:rPr>
         <w:drawing>
@@ -8640,133 +6738,7 @@
         <w:rPr>
           <w:lang w:val="ru-RU"/>
         </w:rPr>
-        <w:t xml:space="preserve">список </w:t>
-      </w:r>
-      <w:proofErr w:type="spellStart"/>
-      <w:r>
-        <w:rPr>
-          <w:lang w:val="ru-RU"/>
-        </w:rPr>
-        <w:t>студентів</w:t>
-      </w:r>
-      <w:proofErr w:type="spellEnd"/>
-      <w:r>
-        <w:rPr>
-          <w:lang w:val="ru-RU"/>
-        </w:rPr>
-        <w:t xml:space="preserve"> </w:t>
-      </w:r>
-      <w:proofErr w:type="spellStart"/>
-      <w:r>
-        <w:rPr>
-          <w:lang w:val="ru-RU"/>
-        </w:rPr>
-        <w:t>має</w:t>
-      </w:r>
-      <w:proofErr w:type="spellEnd"/>
-      <w:r>
-        <w:rPr>
-          <w:lang w:val="ru-RU"/>
-        </w:rPr>
-        <w:t xml:space="preserve"> </w:t>
-      </w:r>
-      <w:proofErr w:type="spellStart"/>
-      <w:r>
-        <w:rPr>
-          <w:lang w:val="ru-RU"/>
-        </w:rPr>
-        <w:t>містити</w:t>
-      </w:r>
-      <w:proofErr w:type="spellEnd"/>
-      <w:r>
-        <w:rPr>
-          <w:lang w:val="ru-RU"/>
-        </w:rPr>
-        <w:t xml:space="preserve"> не словники, як </w:t>
-      </w:r>
-      <w:proofErr w:type="spellStart"/>
-      <w:r>
-        <w:rPr>
-          <w:lang w:val="ru-RU"/>
-        </w:rPr>
-        <w:t>виконано</w:t>
-      </w:r>
-      <w:proofErr w:type="spellEnd"/>
-      <w:r>
-        <w:rPr>
-          <w:lang w:val="ru-RU"/>
-        </w:rPr>
-        <w:t xml:space="preserve"> в </w:t>
-      </w:r>
-      <w:proofErr w:type="spellStart"/>
-      <w:r>
-        <w:rPr>
-          <w:lang w:val="ru-RU"/>
-        </w:rPr>
-        <w:t>лабораторній</w:t>
-      </w:r>
-      <w:proofErr w:type="spellEnd"/>
-      <w:r>
-        <w:rPr>
-          <w:lang w:val="ru-RU"/>
-        </w:rPr>
-        <w:t xml:space="preserve"> </w:t>
-      </w:r>
-      <w:proofErr w:type="spellStart"/>
-      <w:r>
-        <w:rPr>
-          <w:lang w:val="ru-RU"/>
-        </w:rPr>
-        <w:t>роботі</w:t>
-      </w:r>
-      <w:proofErr w:type="spellEnd"/>
-      <w:r>
-        <w:rPr>
-          <w:lang w:val="ru-RU"/>
-        </w:rPr>
-        <w:t xml:space="preserve"> №2, а </w:t>
-      </w:r>
-      <w:proofErr w:type="spellStart"/>
-      <w:r>
-        <w:rPr>
-          <w:lang w:val="ru-RU"/>
-        </w:rPr>
-        <w:t>об’єкти</w:t>
-      </w:r>
-      <w:proofErr w:type="spellEnd"/>
-      <w:r>
-        <w:rPr>
-          <w:lang w:val="ru-RU"/>
-        </w:rPr>
-        <w:t xml:space="preserve"> </w:t>
-      </w:r>
-      <w:proofErr w:type="spellStart"/>
-      <w:r>
-        <w:rPr>
-          <w:lang w:val="ru-RU"/>
-        </w:rPr>
-        <w:t>класу</w:t>
-      </w:r>
-      <w:proofErr w:type="spellEnd"/>
-      <w:r>
-        <w:rPr>
-          <w:lang w:val="ru-RU"/>
-        </w:rPr>
-        <w:t xml:space="preserve"> Студент </w:t>
-      </w:r>
-      <w:proofErr w:type="spellStart"/>
-      <w:r>
-        <w:rPr>
-          <w:lang w:val="ru-RU"/>
-        </w:rPr>
-        <w:t>групи</w:t>
-      </w:r>
-      <w:proofErr w:type="spellEnd"/>
-      <w:r>
-        <w:rPr>
-          <w:lang w:val="ru-RU"/>
-        </w:rPr>
-        <w:t>;</w:t>
+        <w:t>список студентів має містити не словники, як виконано в лабораторній роботі №2, а об’єкти класу Студент групи;</w:t>
       </w:r>
     </w:p>
     <w:p>
@@ -8779,6 +6751,7 @@
       </w:pPr>
       <w:r>
         <w:rPr>
+          <w:noProof/>
           <w:lang w:val="ru-RU"/>
         </w:rPr>
         <w:drawing>
@@ -8829,187 +6802,33 @@
           <w:lang w:val="ru-RU"/>
         </w:rPr>
       </w:pPr>
-      <w:proofErr w:type="spellStart"/>
-      <w:r>
-        <w:rPr>
-          <w:lang w:val="ru-RU"/>
-        </w:rPr>
-        <w:t>описання</w:t>
-      </w:r>
-      <w:proofErr w:type="spellEnd"/>
-      <w:r>
-        <w:rPr>
-          <w:lang w:val="ru-RU"/>
-        </w:rPr>
-        <w:t xml:space="preserve"> </w:t>
-      </w:r>
-      <w:proofErr w:type="spellStart"/>
-      <w:r>
-        <w:rPr>
-          <w:lang w:val="ru-RU"/>
-        </w:rPr>
-        <w:t>всіх</w:t>
-      </w:r>
-      <w:proofErr w:type="spellEnd"/>
-      <w:r>
-        <w:rPr>
-          <w:lang w:val="ru-RU"/>
-        </w:rPr>
-        <w:t xml:space="preserve"> </w:t>
-      </w:r>
-      <w:proofErr w:type="spellStart"/>
-      <w:r>
-        <w:rPr>
-          <w:lang w:val="ru-RU"/>
-        </w:rPr>
-        <w:t>класів</w:t>
-      </w:r>
-      <w:proofErr w:type="spellEnd"/>
-      <w:r>
-        <w:rPr>
-          <w:lang w:val="ru-RU"/>
-        </w:rPr>
-        <w:t xml:space="preserve"> </w:t>
-      </w:r>
-      <w:proofErr w:type="spellStart"/>
-      <w:r>
-        <w:rPr>
-          <w:lang w:val="ru-RU"/>
-        </w:rPr>
-        <w:t>мають</w:t>
-      </w:r>
-      <w:proofErr w:type="spellEnd"/>
-      <w:r>
-        <w:rPr>
-          <w:lang w:val="ru-RU"/>
-        </w:rPr>
-        <w:t xml:space="preserve"> </w:t>
-      </w:r>
-      <w:proofErr w:type="spellStart"/>
-      <w:r>
-        <w:rPr>
-          <w:lang w:val="ru-RU"/>
-        </w:rPr>
-        <w:t>міститися</w:t>
-      </w:r>
-      <w:proofErr w:type="spellEnd"/>
-      <w:r>
-        <w:rPr>
-          <w:lang w:val="ru-RU"/>
-        </w:rPr>
-        <w:t xml:space="preserve"> в </w:t>
-      </w:r>
-      <w:proofErr w:type="spellStart"/>
-      <w:r>
-        <w:rPr>
-          <w:lang w:val="ru-RU"/>
-        </w:rPr>
-        <w:t>окремих</w:t>
-      </w:r>
-      <w:proofErr w:type="spellEnd"/>
-      <w:r>
-        <w:rPr>
-          <w:lang w:val="ru-RU"/>
-        </w:rPr>
-        <w:t xml:space="preserve"> файлах, </w:t>
-      </w:r>
-      <w:proofErr w:type="spellStart"/>
-      <w:r>
-        <w:rPr>
-          <w:lang w:val="ru-RU"/>
-        </w:rPr>
-        <w:t>що</w:t>
-      </w:r>
-      <w:proofErr w:type="spellEnd"/>
-      <w:r>
-        <w:rPr>
-          <w:lang w:val="ru-RU"/>
-        </w:rPr>
-        <w:t xml:space="preserve"> </w:t>
-      </w:r>
-      <w:proofErr w:type="spellStart"/>
-      <w:r>
-        <w:rPr>
-          <w:lang w:val="ru-RU"/>
-        </w:rPr>
-        <w:t>мають</w:t>
-      </w:r>
-      <w:proofErr w:type="spellEnd"/>
-      <w:r>
-        <w:rPr>
-          <w:lang w:val="ru-RU"/>
-        </w:rPr>
-        <w:t xml:space="preserve"> </w:t>
-      </w:r>
-      <w:proofErr w:type="spellStart"/>
-      <w:r>
-        <w:rPr>
-          <w:lang w:val="ru-RU"/>
-        </w:rPr>
-        <w:t>відповідні</w:t>
-      </w:r>
-      <w:proofErr w:type="spellEnd"/>
-      <w:r>
-        <w:rPr>
-          <w:lang w:val="ru-RU"/>
-        </w:rPr>
-        <w:t xml:space="preserve"> </w:t>
-      </w:r>
-      <w:proofErr w:type="spellStart"/>
-      <w:r>
-        <w:rPr>
-          <w:lang w:val="ru-RU"/>
-        </w:rPr>
-        <w:t>імена</w:t>
-      </w:r>
-      <w:proofErr w:type="spellEnd"/>
-      <w:r>
-        <w:rPr>
-          <w:lang w:val="ru-RU"/>
-        </w:rPr>
-        <w:t>(</w:t>
-      </w:r>
-      <w:proofErr w:type="spellStart"/>
-      <w:r>
-        <w:rPr>
-          <w:lang w:val="ru-RU"/>
-        </w:rPr>
-        <w:t>наприклад</w:t>
-      </w:r>
-      <w:proofErr w:type="spellEnd"/>
-      <w:r>
-        <w:rPr>
-          <w:lang w:val="ru-RU"/>
-        </w:rPr>
-        <w:t xml:space="preserve"> </w:t>
-      </w:r>
-      <w:proofErr w:type="spellStart"/>
+      <w:r>
+        <w:rPr>
+          <w:lang w:val="ru-RU"/>
+        </w:rPr>
+        <w:t xml:space="preserve">описання всіх класів мають міститися в окремих файлах, що мають відповідні імена(наприклад </w:t>
+      </w:r>
       <w:r>
         <w:t>Studen</w:t>
       </w:r>
-      <w:proofErr w:type="spellEnd"/>
       <w:r>
         <w:rPr>
           <w:lang w:val="ru-RU"/>
         </w:rPr>
         <w:t xml:space="preserve">, </w:t>
       </w:r>
-      <w:proofErr w:type="spellStart"/>
       <w:r>
         <w:t>StudentList</w:t>
       </w:r>
-      <w:proofErr w:type="spellEnd"/>
       <w:r>
         <w:rPr>
           <w:lang w:val="ru-RU"/>
         </w:rPr>
         <w:t xml:space="preserve">, </w:t>
       </w:r>
-      <w:proofErr w:type="spellStart"/>
       <w:r>
         <w:t>Utils</w:t>
       </w:r>
-      <w:proofErr w:type="spellEnd"/>
       <w:r>
         <w:rPr>
           <w:lang w:val="ru-RU"/>
@@ -9027,6 +6846,7 @@
       </w:pPr>
       <w:r>
         <w:rPr>
+          <w:noProof/>
           <w:lang w:val="ru-RU"/>
         </w:rPr>
         <w:drawing>
@@ -9077,90 +6897,12 @@
           <w:lang w:val="ru-RU"/>
         </w:rPr>
       </w:pPr>
-      <w:proofErr w:type="spellStart"/>
       <w:r>
         <w:rPr>
           <w:lang w:val="ru-RU"/>
         </w:rPr>
         <w:lastRenderedPageBreak/>
-        <w:t>основний</w:t>
-      </w:r>
-      <w:proofErr w:type="spellEnd"/>
-      <w:r>
-        <w:rPr>
-          <w:lang w:val="ru-RU"/>
-        </w:rPr>
-        <w:t xml:space="preserve"> </w:t>
-      </w:r>
-      <w:proofErr w:type="spellStart"/>
-      <w:r>
-        <w:rPr>
-          <w:lang w:val="ru-RU"/>
-        </w:rPr>
-        <w:t>функціонал</w:t>
-      </w:r>
-      <w:proofErr w:type="spellEnd"/>
-      <w:r>
-        <w:rPr>
-          <w:lang w:val="ru-RU"/>
-        </w:rPr>
-        <w:t xml:space="preserve"> </w:t>
-      </w:r>
-      <w:proofErr w:type="spellStart"/>
-      <w:r>
-        <w:rPr>
-          <w:lang w:val="ru-RU"/>
-        </w:rPr>
-        <w:t>програми</w:t>
-      </w:r>
-      <w:proofErr w:type="spellEnd"/>
-      <w:r>
-        <w:rPr>
-          <w:lang w:val="ru-RU"/>
-        </w:rPr>
-        <w:t xml:space="preserve"> </w:t>
-      </w:r>
-      <w:proofErr w:type="spellStart"/>
-      <w:r>
-        <w:rPr>
-          <w:lang w:val="ru-RU"/>
-        </w:rPr>
-        <w:t>має</w:t>
-      </w:r>
-      <w:proofErr w:type="spellEnd"/>
-      <w:r>
-        <w:rPr>
-          <w:lang w:val="ru-RU"/>
-        </w:rPr>
-        <w:t xml:space="preserve"> бути </w:t>
-      </w:r>
-      <w:proofErr w:type="spellStart"/>
-      <w:r>
-        <w:rPr>
-          <w:lang w:val="ru-RU"/>
-        </w:rPr>
-        <w:t>покритий</w:t>
-      </w:r>
-      <w:proofErr w:type="spellEnd"/>
-      <w:r>
-        <w:rPr>
-          <w:lang w:val="ru-RU"/>
-        </w:rPr>
-        <w:t xml:space="preserve"> </w:t>
-      </w:r>
-      <w:proofErr w:type="spellStart"/>
-      <w:r>
-        <w:rPr>
-          <w:lang w:val="ru-RU"/>
-        </w:rPr>
-        <w:t>Юніт</w:t>
-      </w:r>
-      <w:proofErr w:type="spellEnd"/>
-      <w:r>
-        <w:rPr>
-          <w:lang w:val="ru-RU"/>
-        </w:rPr>
-        <w:t xml:space="preserve"> тестами.</w:t>
+        <w:t>основний функціонал програми має бути покритий Юніт тестами.</w:t>
       </w:r>
     </w:p>
     <w:p>
@@ -9170,6 +6912,7 @@
       </w:pPr>
       <w:r>
         <w:rPr>
+          <w:noProof/>
           <w:lang w:val="ru-RU"/>
         </w:rPr>
         <w:drawing>
@@ -9251,11 +6994,9 @@
         </w:rPr>
         <w:t xml:space="preserve">Посилання на </w:t>
       </w:r>
-      <w:proofErr w:type="spellStart"/>
       <w:r>
         <w:t>github</w:t>
       </w:r>
-      <w:proofErr w:type="spellEnd"/>
       <w:r>
         <w:rPr>
           <w:lang w:val="ru-RU"/>
@@ -9278,49 +7019,46 @@
           <w:t>https://github.com/RickWazowski98/TP-KB-231-Viacheslav-Saievskyi</w:t>
         </w:r>
       </w:hyperlink>
+    </w:p>
+    <w:p>
+      <w:pPr>
+        <w:rPr>
+          <w:lang w:val="ru-RU"/>
+        </w:rPr>
+      </w:pPr>
+      <w:r>
+        <w:rPr>
+          <w:lang w:val="uk-UA"/>
+        </w:rPr>
+        <w:t xml:space="preserve">Знімок екрану з посилання на </w:t>
+      </w:r>
+      <w:r>
+        <w:t>github</w:t>
+      </w:r>
+      <w:r>
+        <w:rPr>
+          <w:lang w:val="ru-RU"/>
+        </w:rPr>
+        <w:t>:</w:t>
+      </w:r>
+    </w:p>
+    <w:p>
+      <w:pPr>
+        <w:rPr>
+          <w:lang w:val="ru-RU"/>
+        </w:rPr>
+      </w:pPr>
       <w:bookmarkStart w:id="0" w:name="_GoBack"/>
-      <w:bookmarkEnd w:id="0"/>
-    </w:p>
-    <w:p>
-      <w:pPr>
-        <w:rPr>
-          <w:lang w:val="ru-RU"/>
-        </w:rPr>
-      </w:pPr>
-      <w:r>
-        <w:rPr>
-          <w:lang w:val="uk-UA"/>
-        </w:rPr>
-        <w:t xml:space="preserve">Знімок екрану з посилання на </w:t>
-      </w:r>
-      <w:proofErr w:type="spellStart"/>
-      <w:r>
-        <w:t>github</w:t>
-      </w:r>
-      <w:proofErr w:type="spellEnd"/>
-      <w:r>
-        <w:rPr>
-          <w:lang w:val="ru-RU"/>
-        </w:rPr>
-        <w:t>:</w:t>
-      </w:r>
-    </w:p>
-    <w:p>
-      <w:pPr>
-        <w:rPr>
-          <w:lang w:val="ru-RU"/>
-        </w:rPr>
-      </w:pPr>
       <w:r>
         <w:rPr>
           <w:noProof/>
           <w:lang w:val="ru-RU"/>
         </w:rPr>
         <w:drawing>
-          <wp:inline distT="0" distB="0" distL="0" distR="0" wp14:anchorId="55A18EDF" wp14:editId="0438E7BE">
-            <wp:extent cx="5943600" cy="4532630"/>
-            <wp:effectExtent l="0" t="0" r="0" b="1270"/>
-            <wp:docPr id="1" name="Рисунок 1"/>
+          <wp:inline distT="0" distB="0" distL="0" distR="0" wp14:anchorId="1E7679AF" wp14:editId="1920E07E">
+            <wp:extent cx="5943600" cy="4288790"/>
+            <wp:effectExtent l="0" t="0" r="0" b="0"/>
+            <wp:docPr id="10" name="Рисунок 10"/>
             <wp:cNvGraphicFramePr>
               <a:graphicFrameLocks xmlns:a="http://schemas.openxmlformats.org/drawingml/2006/main" noChangeAspect="1"/>
             </wp:cNvGraphicFramePr>
@@ -9340,7 +7078,7 @@
                   <pic:spPr>
                     <a:xfrm>
                       <a:off x="0" y="0"/>
-                      <a:ext cx="5943600" cy="4532630"/>
+                      <a:ext cx="5943600" cy="4288790"/>
                     </a:xfrm>
                     <a:prstGeom prst="rect">
                       <a:avLst/>
@@ -9352,6 +7090,7 @@
           </wp:inline>
         </w:drawing>
       </w:r>
+      <w:bookmarkEnd w:id="0"/>
     </w:p>
     <w:sectPr>
       <w:pgSz w:w="12240" w:h="15840"/>

--- a/TP-KB-231-Viacheslav-saievskyi-lpr.docx
+++ b/TP-KB-231-Viacheslav-saievskyi-lpr.docx
@@ -315,6 +315,7 @@
               </w:rPr>
               <w:t>row</w:t>
             </w:r>
+            <w:proofErr w:type="gramStart"/>
             <w:r>
               <w:rPr>
                 <w:rFonts w:ascii="Consolas" w:eastAsia="Times New Roman" w:hAnsi="Consolas" w:cs="Times New Roman"/>
@@ -324,6 +325,7 @@
               </w:rPr>
               <w:t>[::</w:t>
             </w:r>
+            <w:proofErr w:type="gramEnd"/>
             <w:r>
               <w:rPr>
                 <w:rFonts w:ascii="Consolas" w:eastAsia="Times New Roman" w:hAnsi="Consolas" w:cs="Times New Roman"/>
@@ -381,7 +383,97 @@
           <w:bCs/>
           <w:lang w:val="uk-UA"/>
         </w:rPr>
-        <w:t>Виконати тестування функцій, що працюють з рядками: strip(), capitalize(), title(), upper(), lower().</w:t>
+        <w:t xml:space="preserve">Виконати тестування функцій, що працюють з рядками: </w:t>
+      </w:r>
+      <w:proofErr w:type="spellStart"/>
+      <w:r>
+        <w:rPr>
+          <w:b/>
+          <w:bCs/>
+          <w:lang w:val="uk-UA"/>
+        </w:rPr>
+        <w:t>strip</w:t>
+      </w:r>
+      <w:proofErr w:type="spellEnd"/>
+      <w:r>
+        <w:rPr>
+          <w:b/>
+          <w:bCs/>
+          <w:lang w:val="uk-UA"/>
+        </w:rPr>
+        <w:t xml:space="preserve">(), </w:t>
+      </w:r>
+      <w:proofErr w:type="spellStart"/>
+      <w:r>
+        <w:rPr>
+          <w:b/>
+          <w:bCs/>
+          <w:lang w:val="uk-UA"/>
+        </w:rPr>
+        <w:t>capitalize</w:t>
+      </w:r>
+      <w:proofErr w:type="spellEnd"/>
+      <w:r>
+        <w:rPr>
+          <w:b/>
+          <w:bCs/>
+          <w:lang w:val="uk-UA"/>
+        </w:rPr>
+        <w:t xml:space="preserve">(), </w:t>
+      </w:r>
+      <w:proofErr w:type="spellStart"/>
+      <w:r>
+        <w:rPr>
+          <w:b/>
+          <w:bCs/>
+          <w:lang w:val="uk-UA"/>
+        </w:rPr>
+        <w:t>title</w:t>
+      </w:r>
+      <w:proofErr w:type="spellEnd"/>
+      <w:r>
+        <w:rPr>
+          <w:b/>
+          <w:bCs/>
+          <w:lang w:val="uk-UA"/>
+        </w:rPr>
+        <w:t xml:space="preserve">(), </w:t>
+      </w:r>
+      <w:proofErr w:type="spellStart"/>
+      <w:r>
+        <w:rPr>
+          <w:b/>
+          <w:bCs/>
+          <w:lang w:val="uk-UA"/>
+        </w:rPr>
+        <w:t>upper</w:t>
+      </w:r>
+      <w:proofErr w:type="spellEnd"/>
+      <w:r>
+        <w:rPr>
+          <w:b/>
+          <w:bCs/>
+          <w:lang w:val="uk-UA"/>
+        </w:rPr>
+        <w:t xml:space="preserve">(), </w:t>
+      </w:r>
+      <w:proofErr w:type="spellStart"/>
+      <w:r>
+        <w:rPr>
+          <w:b/>
+          <w:bCs/>
+          <w:lang w:val="uk-UA"/>
+        </w:rPr>
+        <w:t>lower</w:t>
+      </w:r>
+      <w:proofErr w:type="spellEnd"/>
+      <w:r>
+        <w:rPr>
+          <w:b/>
+          <w:bCs/>
+          <w:lang w:val="uk-UA"/>
+        </w:rPr>
+        <w:t>().</w:t>
       </w:r>
     </w:p>
     <w:p>
@@ -413,7 +505,77 @@
         <w:rPr>
           <w:lang w:val="uk-UA"/>
         </w:rPr>
-        <w:t xml:space="preserve"> з текстом як: strip(), capitalize(), title(), upper(), lower().</w:t>
+        <w:t xml:space="preserve"> з текстом як: </w:t>
+      </w:r>
+      <w:proofErr w:type="spellStart"/>
+      <w:r>
+        <w:rPr>
+          <w:lang w:val="uk-UA"/>
+        </w:rPr>
+        <w:t>strip</w:t>
+      </w:r>
+      <w:proofErr w:type="spellEnd"/>
+      <w:r>
+        <w:rPr>
+          <w:lang w:val="uk-UA"/>
+        </w:rPr>
+        <w:t xml:space="preserve">(), </w:t>
+      </w:r>
+      <w:proofErr w:type="spellStart"/>
+      <w:r>
+        <w:rPr>
+          <w:lang w:val="uk-UA"/>
+        </w:rPr>
+        <w:t>capitalize</w:t>
+      </w:r>
+      <w:proofErr w:type="spellEnd"/>
+      <w:r>
+        <w:rPr>
+          <w:lang w:val="uk-UA"/>
+        </w:rPr>
+        <w:t xml:space="preserve">(), </w:t>
+      </w:r>
+      <w:proofErr w:type="spellStart"/>
+      <w:r>
+        <w:rPr>
+          <w:lang w:val="uk-UA"/>
+        </w:rPr>
+        <w:t>title</w:t>
+      </w:r>
+      <w:proofErr w:type="spellEnd"/>
+      <w:r>
+        <w:rPr>
+          <w:lang w:val="uk-UA"/>
+        </w:rPr>
+        <w:t xml:space="preserve">(), </w:t>
+      </w:r>
+      <w:proofErr w:type="spellStart"/>
+      <w:r>
+        <w:rPr>
+          <w:lang w:val="uk-UA"/>
+        </w:rPr>
+        <w:t>upper</w:t>
+      </w:r>
+      <w:proofErr w:type="spellEnd"/>
+      <w:r>
+        <w:rPr>
+          <w:lang w:val="uk-UA"/>
+        </w:rPr>
+        <w:t xml:space="preserve">(), </w:t>
+      </w:r>
+      <w:proofErr w:type="spellStart"/>
+      <w:r>
+        <w:rPr>
+          <w:lang w:val="uk-UA"/>
+        </w:rPr>
+        <w:t>lower</w:t>
+      </w:r>
+      <w:proofErr w:type="spellEnd"/>
+      <w:r>
+        <w:rPr>
+          <w:lang w:val="uk-UA"/>
+        </w:rPr>
+        <w:t>().</w:t>
       </w:r>
     </w:p>
     <w:p>
@@ -497,6 +659,7 @@
                 <w:szCs w:val="21"/>
               </w:rPr>
             </w:pPr>
+            <w:proofErr w:type="spellStart"/>
             <w:r>
               <w:rPr>
                 <w:rFonts w:ascii="Consolas" w:eastAsia="Times New Roman" w:hAnsi="Consolas" w:cs="Times New Roman"/>
@@ -506,6 +669,7 @@
               </w:rPr>
               <w:t>my_string</w:t>
             </w:r>
+            <w:proofErr w:type="spellEnd"/>
             <w:r>
               <w:rPr>
                 <w:rFonts w:ascii="Consolas" w:eastAsia="Times New Roman" w:hAnsi="Consolas" w:cs="Times New Roman"/>
@@ -540,7 +704,27 @@
                 <w:sz w:val="21"/>
                 <w:szCs w:val="21"/>
               </w:rPr>
-              <w:t>"    slava go home    "</w:t>
+              <w:t>"    </w:t>
+            </w:r>
+            <w:proofErr w:type="spellStart"/>
+            <w:r>
+              <w:rPr>
+                <w:rFonts w:ascii="Consolas" w:eastAsia="Times New Roman" w:hAnsi="Consolas" w:cs="Times New Roman"/>
+                <w:color w:val="CE9178"/>
+                <w:sz w:val="21"/>
+                <w:szCs w:val="21"/>
+              </w:rPr>
+              <w:t>slava</w:t>
+            </w:r>
+            <w:proofErr w:type="spellEnd"/>
+            <w:r>
+              <w:rPr>
+                <w:rFonts w:ascii="Consolas" w:eastAsia="Times New Roman" w:hAnsi="Consolas" w:cs="Times New Roman"/>
+                <w:color w:val="CE9178"/>
+                <w:sz w:val="21"/>
+                <w:szCs w:val="21"/>
+              </w:rPr>
+              <w:t xml:space="preserve"> go home    "</w:t>
             </w:r>
           </w:p>
           <w:p>
@@ -556,6 +740,7 @@
                 <w:szCs w:val="21"/>
               </w:rPr>
             </w:pPr>
+            <w:proofErr w:type="spellStart"/>
             <w:r>
               <w:rPr>
                 <w:rFonts w:ascii="Consolas" w:eastAsia="Times New Roman" w:hAnsi="Consolas" w:cs="Times New Roman"/>
@@ -565,6 +750,7 @@
               </w:rPr>
               <w:t>striped_string</w:t>
             </w:r>
+            <w:proofErr w:type="spellEnd"/>
             <w:r>
               <w:rPr>
                 <w:rFonts w:ascii="Consolas" w:eastAsia="Times New Roman" w:hAnsi="Consolas" w:cs="Times New Roman"/>
@@ -592,6 +778,7 @@
               </w:rPr>
               <w:t xml:space="preserve"> </w:t>
             </w:r>
+            <w:proofErr w:type="spellStart"/>
             <w:r>
               <w:rPr>
                 <w:rFonts w:ascii="Consolas" w:eastAsia="Times New Roman" w:hAnsi="Consolas" w:cs="Times New Roman"/>
@@ -599,7 +786,17 @@
                 <w:sz w:val="21"/>
                 <w:szCs w:val="21"/>
               </w:rPr>
-              <w:t>my_string</w:t>
+              <w:t>my_</w:t>
+            </w:r>
+            <w:proofErr w:type="gramStart"/>
+            <w:r>
+              <w:rPr>
+                <w:rFonts w:ascii="Consolas" w:eastAsia="Times New Roman" w:hAnsi="Consolas" w:cs="Times New Roman"/>
+                <w:color w:val="9CDCFE"/>
+                <w:sz w:val="21"/>
+                <w:szCs w:val="21"/>
+              </w:rPr>
+              <w:t>string</w:t>
             </w:r>
             <w:r>
               <w:rPr>
@@ -619,6 +816,8 @@
               </w:rPr>
               <w:t>strip</w:t>
             </w:r>
+            <w:proofErr w:type="spellEnd"/>
+            <w:proofErr w:type="gramEnd"/>
             <w:r>
               <w:rPr>
                 <w:rFonts w:ascii="Consolas" w:eastAsia="Times New Roman" w:hAnsi="Consolas" w:cs="Times New Roman"/>
@@ -642,6 +841,7 @@
                 <w:szCs w:val="21"/>
               </w:rPr>
             </w:pPr>
+            <w:proofErr w:type="gramStart"/>
             <w:r>
               <w:rPr>
                 <w:rFonts w:ascii="Consolas" w:eastAsia="Times New Roman" w:hAnsi="Consolas" w:cs="Times New Roman"/>
@@ -660,6 +860,8 @@
               </w:rPr>
               <w:t>(</w:t>
             </w:r>
+            <w:proofErr w:type="spellStart"/>
+            <w:proofErr w:type="gramEnd"/>
             <w:r>
               <w:rPr>
                 <w:rFonts w:ascii="Consolas" w:eastAsia="Times New Roman" w:hAnsi="Consolas" w:cs="Times New Roman"/>
@@ -676,7 +878,17 @@
                 <w:sz w:val="21"/>
                 <w:szCs w:val="21"/>
               </w:rPr>
-              <w:t>"Started string: '</w:t>
+              <w:t>"Started</w:t>
+            </w:r>
+            <w:proofErr w:type="spellEnd"/>
+            <w:r>
+              <w:rPr>
+                <w:rFonts w:ascii="Consolas" w:eastAsia="Times New Roman" w:hAnsi="Consolas" w:cs="Times New Roman"/>
+                <w:color w:val="CE9178"/>
+                <w:sz w:val="21"/>
+                <w:szCs w:val="21"/>
+              </w:rPr>
+              <w:t xml:space="preserve"> string: '</w:t>
             </w:r>
             <w:r>
               <w:rPr>
@@ -687,6 +899,7 @@
               </w:rPr>
               <w:t>{</w:t>
             </w:r>
+            <w:proofErr w:type="spellStart"/>
             <w:r>
               <w:rPr>
                 <w:rFonts w:ascii="Consolas" w:eastAsia="Times New Roman" w:hAnsi="Consolas" w:cs="Times New Roman"/>
@@ -696,6 +909,7 @@
               </w:rPr>
               <w:t>my_string</w:t>
             </w:r>
+            <w:proofErr w:type="spellEnd"/>
             <w:r>
               <w:rPr>
                 <w:rFonts w:ascii="Consolas" w:eastAsia="Times New Roman" w:hAnsi="Consolas" w:cs="Times New Roman"/>
@@ -721,7 +935,17 @@
                 <w:sz w:val="21"/>
                 <w:szCs w:val="21"/>
               </w:rPr>
-              <w:t>\n</w:t>
+              <w:t>\</w:t>
+            </w:r>
+            <w:proofErr w:type="spellStart"/>
+            <w:r>
+              <w:rPr>
+                <w:rFonts w:ascii="Consolas" w:eastAsia="Times New Roman" w:hAnsi="Consolas" w:cs="Times New Roman"/>
+                <w:color w:val="D7BA7D"/>
+                <w:sz w:val="21"/>
+                <w:szCs w:val="21"/>
+              </w:rPr>
+              <w:t>n</w:t>
             </w:r>
             <w:r>
               <w:rPr>
@@ -730,7 +954,17 @@
                 <w:sz w:val="21"/>
                 <w:szCs w:val="21"/>
               </w:rPr>
-              <w:t>Striped string: '</w:t>
+              <w:t>Striped</w:t>
+            </w:r>
+            <w:proofErr w:type="spellEnd"/>
+            <w:r>
+              <w:rPr>
+                <w:rFonts w:ascii="Consolas" w:eastAsia="Times New Roman" w:hAnsi="Consolas" w:cs="Times New Roman"/>
+                <w:color w:val="CE9178"/>
+                <w:sz w:val="21"/>
+                <w:szCs w:val="21"/>
+              </w:rPr>
+              <w:t xml:space="preserve"> string: '</w:t>
             </w:r>
             <w:r>
               <w:rPr>
@@ -741,6 +975,7 @@
               </w:rPr>
               <w:t>{</w:t>
             </w:r>
+            <w:proofErr w:type="spellStart"/>
             <w:r>
               <w:rPr>
                 <w:rFonts w:ascii="Consolas" w:eastAsia="Times New Roman" w:hAnsi="Consolas" w:cs="Times New Roman"/>
@@ -750,6 +985,7 @@
               </w:rPr>
               <w:t>striped_string</w:t>
             </w:r>
+            <w:proofErr w:type="spellEnd"/>
             <w:r>
               <w:rPr>
                 <w:rFonts w:ascii="Consolas" w:eastAsia="Times New Roman" w:hAnsi="Consolas" w:cs="Times New Roman"/>
@@ -823,6 +1059,7 @@
                 <w:szCs w:val="21"/>
               </w:rPr>
             </w:pPr>
+            <w:proofErr w:type="spellStart"/>
             <w:r>
               <w:rPr>
                 <w:rFonts w:ascii="Consolas" w:eastAsia="Times New Roman" w:hAnsi="Consolas" w:cs="Times New Roman"/>
@@ -832,6 +1069,7 @@
               </w:rPr>
               <w:t>my_string</w:t>
             </w:r>
+            <w:proofErr w:type="spellEnd"/>
             <w:r>
               <w:rPr>
                 <w:rFonts w:ascii="Consolas" w:eastAsia="Times New Roman" w:hAnsi="Consolas" w:cs="Times New Roman"/>
@@ -866,7 +1104,27 @@
                 <w:sz w:val="21"/>
                 <w:szCs w:val="21"/>
               </w:rPr>
-              <w:t>"slava go home"</w:t>
+              <w:t>"</w:t>
+            </w:r>
+            <w:proofErr w:type="spellStart"/>
+            <w:r>
+              <w:rPr>
+                <w:rFonts w:ascii="Consolas" w:eastAsia="Times New Roman" w:hAnsi="Consolas" w:cs="Times New Roman"/>
+                <w:color w:val="CE9178"/>
+                <w:sz w:val="21"/>
+                <w:szCs w:val="21"/>
+              </w:rPr>
+              <w:t>slava</w:t>
+            </w:r>
+            <w:proofErr w:type="spellEnd"/>
+            <w:r>
+              <w:rPr>
+                <w:rFonts w:ascii="Consolas" w:eastAsia="Times New Roman" w:hAnsi="Consolas" w:cs="Times New Roman"/>
+                <w:color w:val="CE9178"/>
+                <w:sz w:val="21"/>
+                <w:szCs w:val="21"/>
+              </w:rPr>
+              <w:t xml:space="preserve"> go home"</w:t>
             </w:r>
           </w:p>
           <w:p>
@@ -882,6 +1140,7 @@
                 <w:szCs w:val="21"/>
               </w:rPr>
             </w:pPr>
+            <w:proofErr w:type="spellStart"/>
             <w:r>
               <w:rPr>
                 <w:rFonts w:ascii="Consolas" w:eastAsia="Times New Roman" w:hAnsi="Consolas" w:cs="Times New Roman"/>
@@ -891,6 +1150,7 @@
               </w:rPr>
               <w:t>capitalized_string</w:t>
             </w:r>
+            <w:proofErr w:type="spellEnd"/>
             <w:r>
               <w:rPr>
                 <w:rFonts w:ascii="Consolas" w:eastAsia="Times New Roman" w:hAnsi="Consolas" w:cs="Times New Roman"/>
@@ -918,6 +1178,7 @@
               </w:rPr>
               <w:t xml:space="preserve"> </w:t>
             </w:r>
+            <w:proofErr w:type="spellStart"/>
             <w:r>
               <w:rPr>
                 <w:rFonts w:ascii="Consolas" w:eastAsia="Times New Roman" w:hAnsi="Consolas" w:cs="Times New Roman"/>
@@ -925,7 +1186,17 @@
                 <w:sz w:val="21"/>
                 <w:szCs w:val="21"/>
               </w:rPr>
-              <w:t>my_string</w:t>
+              <w:t>my_</w:t>
+            </w:r>
+            <w:proofErr w:type="gramStart"/>
+            <w:r>
+              <w:rPr>
+                <w:rFonts w:ascii="Consolas" w:eastAsia="Times New Roman" w:hAnsi="Consolas" w:cs="Times New Roman"/>
+                <w:color w:val="9CDCFE"/>
+                <w:sz w:val="21"/>
+                <w:szCs w:val="21"/>
+              </w:rPr>
+              <w:t>string</w:t>
             </w:r>
             <w:r>
               <w:rPr>
@@ -945,6 +1216,8 @@
               </w:rPr>
               <w:t>capitalize</w:t>
             </w:r>
+            <w:proofErr w:type="spellEnd"/>
+            <w:proofErr w:type="gramEnd"/>
             <w:r>
               <w:rPr>
                 <w:rFonts w:ascii="Consolas" w:eastAsia="Times New Roman" w:hAnsi="Consolas" w:cs="Times New Roman"/>
@@ -968,6 +1241,7 @@
                 <w:szCs w:val="21"/>
               </w:rPr>
             </w:pPr>
+            <w:proofErr w:type="gramStart"/>
             <w:r>
               <w:rPr>
                 <w:rFonts w:ascii="Consolas" w:eastAsia="Times New Roman" w:hAnsi="Consolas" w:cs="Times New Roman"/>
@@ -986,6 +1260,8 @@
               </w:rPr>
               <w:t>(</w:t>
             </w:r>
+            <w:proofErr w:type="spellStart"/>
+            <w:proofErr w:type="gramEnd"/>
             <w:r>
               <w:rPr>
                 <w:rFonts w:ascii="Consolas" w:eastAsia="Times New Roman" w:hAnsi="Consolas" w:cs="Times New Roman"/>
@@ -1002,7 +1278,17 @@
                 <w:sz w:val="21"/>
                 <w:szCs w:val="21"/>
               </w:rPr>
-              <w:t>"Started string: '</w:t>
+              <w:t>"Started</w:t>
+            </w:r>
+            <w:proofErr w:type="spellEnd"/>
+            <w:r>
+              <w:rPr>
+                <w:rFonts w:ascii="Consolas" w:eastAsia="Times New Roman" w:hAnsi="Consolas" w:cs="Times New Roman"/>
+                <w:color w:val="CE9178"/>
+                <w:sz w:val="21"/>
+                <w:szCs w:val="21"/>
+              </w:rPr>
+              <w:t xml:space="preserve"> string: '</w:t>
             </w:r>
             <w:r>
               <w:rPr>
@@ -1013,6 +1299,7 @@
               </w:rPr>
               <w:t>{</w:t>
             </w:r>
+            <w:proofErr w:type="spellStart"/>
             <w:r>
               <w:rPr>
                 <w:rFonts w:ascii="Consolas" w:eastAsia="Times New Roman" w:hAnsi="Consolas" w:cs="Times New Roman"/>
@@ -1022,6 +1309,7 @@
               </w:rPr>
               <w:t>my_string</w:t>
             </w:r>
+            <w:proofErr w:type="spellEnd"/>
             <w:r>
               <w:rPr>
                 <w:rFonts w:ascii="Consolas" w:eastAsia="Times New Roman" w:hAnsi="Consolas" w:cs="Times New Roman"/>
@@ -1047,7 +1335,17 @@
                 <w:sz w:val="21"/>
                 <w:szCs w:val="21"/>
               </w:rPr>
-              <w:t>\n</w:t>
+              <w:t>\</w:t>
+            </w:r>
+            <w:proofErr w:type="spellStart"/>
+            <w:r>
+              <w:rPr>
+                <w:rFonts w:ascii="Consolas" w:eastAsia="Times New Roman" w:hAnsi="Consolas" w:cs="Times New Roman"/>
+                <w:color w:val="D7BA7D"/>
+                <w:sz w:val="21"/>
+                <w:szCs w:val="21"/>
+              </w:rPr>
+              <w:t>n</w:t>
             </w:r>
             <w:r>
               <w:rPr>
@@ -1056,7 +1354,17 @@
                 <w:sz w:val="21"/>
                 <w:szCs w:val="21"/>
               </w:rPr>
-              <w:t>Capitalized string: '</w:t>
+              <w:t>Capitalized</w:t>
+            </w:r>
+            <w:proofErr w:type="spellEnd"/>
+            <w:r>
+              <w:rPr>
+                <w:rFonts w:ascii="Consolas" w:eastAsia="Times New Roman" w:hAnsi="Consolas" w:cs="Times New Roman"/>
+                <w:color w:val="CE9178"/>
+                <w:sz w:val="21"/>
+                <w:szCs w:val="21"/>
+              </w:rPr>
+              <w:t xml:space="preserve"> string: '</w:t>
             </w:r>
             <w:r>
               <w:rPr>
@@ -1067,6 +1375,7 @@
               </w:rPr>
               <w:t>{</w:t>
             </w:r>
+            <w:proofErr w:type="spellStart"/>
             <w:r>
               <w:rPr>
                 <w:rFonts w:ascii="Consolas" w:eastAsia="Times New Roman" w:hAnsi="Consolas" w:cs="Times New Roman"/>
@@ -1076,6 +1385,7 @@
               </w:rPr>
               <w:t>capitalized_string</w:t>
             </w:r>
+            <w:proofErr w:type="spellEnd"/>
             <w:r>
               <w:rPr>
                 <w:rFonts w:ascii="Consolas" w:eastAsia="Times New Roman" w:hAnsi="Consolas" w:cs="Times New Roman"/>
@@ -1149,6 +1459,7 @@
                 <w:szCs w:val="21"/>
               </w:rPr>
             </w:pPr>
+            <w:proofErr w:type="spellStart"/>
             <w:r>
               <w:rPr>
                 <w:rFonts w:ascii="Consolas" w:eastAsia="Times New Roman" w:hAnsi="Consolas" w:cs="Times New Roman"/>
@@ -1158,6 +1469,7 @@
               </w:rPr>
               <w:t>my_string</w:t>
             </w:r>
+            <w:proofErr w:type="spellEnd"/>
             <w:r>
               <w:rPr>
                 <w:rFonts w:ascii="Consolas" w:eastAsia="Times New Roman" w:hAnsi="Consolas" w:cs="Times New Roman"/>
@@ -1192,7 +1504,27 @@
                 <w:sz w:val="21"/>
                 <w:szCs w:val="21"/>
               </w:rPr>
-              <w:t>"slava go home"</w:t>
+              <w:t>"</w:t>
+            </w:r>
+            <w:proofErr w:type="spellStart"/>
+            <w:r>
+              <w:rPr>
+                <w:rFonts w:ascii="Consolas" w:eastAsia="Times New Roman" w:hAnsi="Consolas" w:cs="Times New Roman"/>
+                <w:color w:val="CE9178"/>
+                <w:sz w:val="21"/>
+                <w:szCs w:val="21"/>
+              </w:rPr>
+              <w:t>slava</w:t>
+            </w:r>
+            <w:proofErr w:type="spellEnd"/>
+            <w:r>
+              <w:rPr>
+                <w:rFonts w:ascii="Consolas" w:eastAsia="Times New Roman" w:hAnsi="Consolas" w:cs="Times New Roman"/>
+                <w:color w:val="CE9178"/>
+                <w:sz w:val="21"/>
+                <w:szCs w:val="21"/>
+              </w:rPr>
+              <w:t xml:space="preserve"> go home"</w:t>
             </w:r>
           </w:p>
           <w:p>
@@ -1208,6 +1540,7 @@
                 <w:szCs w:val="21"/>
               </w:rPr>
             </w:pPr>
+            <w:proofErr w:type="spellStart"/>
             <w:r>
               <w:rPr>
                 <w:rFonts w:ascii="Consolas" w:eastAsia="Times New Roman" w:hAnsi="Consolas" w:cs="Times New Roman"/>
@@ -1217,6 +1550,7 @@
               </w:rPr>
               <w:t>titled_string</w:t>
             </w:r>
+            <w:proofErr w:type="spellEnd"/>
             <w:r>
               <w:rPr>
                 <w:rFonts w:ascii="Consolas" w:eastAsia="Times New Roman" w:hAnsi="Consolas" w:cs="Times New Roman"/>
@@ -1244,6 +1578,7 @@
               </w:rPr>
               <w:t xml:space="preserve"> </w:t>
             </w:r>
+            <w:proofErr w:type="spellStart"/>
             <w:r>
               <w:rPr>
                 <w:rFonts w:ascii="Consolas" w:eastAsia="Times New Roman" w:hAnsi="Consolas" w:cs="Times New Roman"/>
@@ -1251,7 +1586,17 @@
                 <w:sz w:val="21"/>
                 <w:szCs w:val="21"/>
               </w:rPr>
-              <w:t>my_string</w:t>
+              <w:t>my_</w:t>
+            </w:r>
+            <w:proofErr w:type="gramStart"/>
+            <w:r>
+              <w:rPr>
+                <w:rFonts w:ascii="Consolas" w:eastAsia="Times New Roman" w:hAnsi="Consolas" w:cs="Times New Roman"/>
+                <w:color w:val="9CDCFE"/>
+                <w:sz w:val="21"/>
+                <w:szCs w:val="21"/>
+              </w:rPr>
+              <w:t>string</w:t>
             </w:r>
             <w:r>
               <w:rPr>
@@ -1271,6 +1616,8 @@
               </w:rPr>
               <w:t>title</w:t>
             </w:r>
+            <w:proofErr w:type="spellEnd"/>
+            <w:proofErr w:type="gramEnd"/>
             <w:r>
               <w:rPr>
                 <w:rFonts w:ascii="Consolas" w:eastAsia="Times New Roman" w:hAnsi="Consolas" w:cs="Times New Roman"/>
@@ -1294,6 +1641,7 @@
                 <w:szCs w:val="21"/>
               </w:rPr>
             </w:pPr>
+            <w:proofErr w:type="gramStart"/>
             <w:r>
               <w:rPr>
                 <w:rFonts w:ascii="Consolas" w:eastAsia="Times New Roman" w:hAnsi="Consolas" w:cs="Times New Roman"/>
@@ -1312,6 +1660,8 @@
               </w:rPr>
               <w:t>(</w:t>
             </w:r>
+            <w:proofErr w:type="spellStart"/>
+            <w:proofErr w:type="gramEnd"/>
             <w:r>
               <w:rPr>
                 <w:rFonts w:ascii="Consolas" w:eastAsia="Times New Roman" w:hAnsi="Consolas" w:cs="Times New Roman"/>
@@ -1328,7 +1678,17 @@
                 <w:sz w:val="21"/>
                 <w:szCs w:val="21"/>
               </w:rPr>
-              <w:t>"Started string: '</w:t>
+              <w:t>"Started</w:t>
+            </w:r>
+            <w:proofErr w:type="spellEnd"/>
+            <w:r>
+              <w:rPr>
+                <w:rFonts w:ascii="Consolas" w:eastAsia="Times New Roman" w:hAnsi="Consolas" w:cs="Times New Roman"/>
+                <w:color w:val="CE9178"/>
+                <w:sz w:val="21"/>
+                <w:szCs w:val="21"/>
+              </w:rPr>
+              <w:t xml:space="preserve"> string: '</w:t>
             </w:r>
             <w:r>
               <w:rPr>
@@ -1339,6 +1699,7 @@
               </w:rPr>
               <w:t>{</w:t>
             </w:r>
+            <w:proofErr w:type="spellStart"/>
             <w:r>
               <w:rPr>
                 <w:rFonts w:ascii="Consolas" w:eastAsia="Times New Roman" w:hAnsi="Consolas" w:cs="Times New Roman"/>
@@ -1348,6 +1709,7 @@
               </w:rPr>
               <w:t>my_string</w:t>
             </w:r>
+            <w:proofErr w:type="spellEnd"/>
             <w:r>
               <w:rPr>
                 <w:rFonts w:ascii="Consolas" w:eastAsia="Times New Roman" w:hAnsi="Consolas" w:cs="Times New Roman"/>
@@ -1373,7 +1735,17 @@
                 <w:sz w:val="21"/>
                 <w:szCs w:val="21"/>
               </w:rPr>
-              <w:t>\n</w:t>
+              <w:t>\</w:t>
+            </w:r>
+            <w:proofErr w:type="spellStart"/>
+            <w:r>
+              <w:rPr>
+                <w:rFonts w:ascii="Consolas" w:eastAsia="Times New Roman" w:hAnsi="Consolas" w:cs="Times New Roman"/>
+                <w:color w:val="D7BA7D"/>
+                <w:sz w:val="21"/>
+                <w:szCs w:val="21"/>
+              </w:rPr>
+              <w:t>n</w:t>
             </w:r>
             <w:r>
               <w:rPr>
@@ -1382,7 +1754,17 @@
                 <w:sz w:val="21"/>
                 <w:szCs w:val="21"/>
               </w:rPr>
-              <w:t>Titled string: '</w:t>
+              <w:t>Titled</w:t>
+            </w:r>
+            <w:proofErr w:type="spellEnd"/>
+            <w:r>
+              <w:rPr>
+                <w:rFonts w:ascii="Consolas" w:eastAsia="Times New Roman" w:hAnsi="Consolas" w:cs="Times New Roman"/>
+                <w:color w:val="CE9178"/>
+                <w:sz w:val="21"/>
+                <w:szCs w:val="21"/>
+              </w:rPr>
+              <w:t xml:space="preserve"> string: '</w:t>
             </w:r>
             <w:r>
               <w:rPr>
@@ -1393,6 +1775,7 @@
               </w:rPr>
               <w:t>{</w:t>
             </w:r>
+            <w:proofErr w:type="spellStart"/>
             <w:r>
               <w:rPr>
                 <w:rFonts w:ascii="Consolas" w:eastAsia="Times New Roman" w:hAnsi="Consolas" w:cs="Times New Roman"/>
@@ -1402,6 +1785,7 @@
               </w:rPr>
               <w:t>titled_string</w:t>
             </w:r>
+            <w:proofErr w:type="spellEnd"/>
             <w:r>
               <w:rPr>
                 <w:rFonts w:ascii="Consolas" w:eastAsia="Times New Roman" w:hAnsi="Consolas" w:cs="Times New Roman"/>
@@ -1475,6 +1859,7 @@
                 <w:szCs w:val="21"/>
               </w:rPr>
             </w:pPr>
+            <w:proofErr w:type="spellStart"/>
             <w:r>
               <w:rPr>
                 <w:rFonts w:ascii="Consolas" w:eastAsia="Times New Roman" w:hAnsi="Consolas" w:cs="Times New Roman"/>
@@ -1484,6 +1869,7 @@
               </w:rPr>
               <w:t>my_string</w:t>
             </w:r>
+            <w:proofErr w:type="spellEnd"/>
             <w:r>
               <w:rPr>
                 <w:rFonts w:ascii="Consolas" w:eastAsia="Times New Roman" w:hAnsi="Consolas" w:cs="Times New Roman"/>
@@ -1518,7 +1904,27 @@
                 <w:sz w:val="21"/>
                 <w:szCs w:val="21"/>
               </w:rPr>
-              <w:t>"slava go home"</w:t>
+              <w:t>"</w:t>
+            </w:r>
+            <w:proofErr w:type="spellStart"/>
+            <w:r>
+              <w:rPr>
+                <w:rFonts w:ascii="Consolas" w:eastAsia="Times New Roman" w:hAnsi="Consolas" w:cs="Times New Roman"/>
+                <w:color w:val="CE9178"/>
+                <w:sz w:val="21"/>
+                <w:szCs w:val="21"/>
+              </w:rPr>
+              <w:t>slava</w:t>
+            </w:r>
+            <w:proofErr w:type="spellEnd"/>
+            <w:r>
+              <w:rPr>
+                <w:rFonts w:ascii="Consolas" w:eastAsia="Times New Roman" w:hAnsi="Consolas" w:cs="Times New Roman"/>
+                <w:color w:val="CE9178"/>
+                <w:sz w:val="21"/>
+                <w:szCs w:val="21"/>
+              </w:rPr>
+              <w:t xml:space="preserve"> go home"</w:t>
             </w:r>
           </w:p>
           <w:p>
@@ -1534,6 +1940,7 @@
                 <w:szCs w:val="21"/>
               </w:rPr>
             </w:pPr>
+            <w:proofErr w:type="spellStart"/>
             <w:r>
               <w:rPr>
                 <w:rFonts w:ascii="Consolas" w:eastAsia="Times New Roman" w:hAnsi="Consolas" w:cs="Times New Roman"/>
@@ -1543,6 +1950,7 @@
               </w:rPr>
               <w:t>uppered_string</w:t>
             </w:r>
+            <w:proofErr w:type="spellEnd"/>
             <w:r>
               <w:rPr>
                 <w:rFonts w:ascii="Consolas" w:eastAsia="Times New Roman" w:hAnsi="Consolas" w:cs="Times New Roman"/>
@@ -1570,6 +1978,7 @@
               </w:rPr>
               <w:t xml:space="preserve"> </w:t>
             </w:r>
+            <w:proofErr w:type="spellStart"/>
             <w:r>
               <w:rPr>
                 <w:rFonts w:ascii="Consolas" w:eastAsia="Times New Roman" w:hAnsi="Consolas" w:cs="Times New Roman"/>
@@ -1577,7 +1986,17 @@
                 <w:sz w:val="21"/>
                 <w:szCs w:val="21"/>
               </w:rPr>
-              <w:t>my_string</w:t>
+              <w:t>my_</w:t>
+            </w:r>
+            <w:proofErr w:type="gramStart"/>
+            <w:r>
+              <w:rPr>
+                <w:rFonts w:ascii="Consolas" w:eastAsia="Times New Roman" w:hAnsi="Consolas" w:cs="Times New Roman"/>
+                <w:color w:val="9CDCFE"/>
+                <w:sz w:val="21"/>
+                <w:szCs w:val="21"/>
+              </w:rPr>
+              <w:t>string</w:t>
             </w:r>
             <w:r>
               <w:rPr>
@@ -1597,6 +2016,8 @@
               </w:rPr>
               <w:t>upper</w:t>
             </w:r>
+            <w:proofErr w:type="spellEnd"/>
+            <w:proofErr w:type="gramEnd"/>
             <w:r>
               <w:rPr>
                 <w:rFonts w:ascii="Consolas" w:eastAsia="Times New Roman" w:hAnsi="Consolas" w:cs="Times New Roman"/>
@@ -1620,6 +2041,7 @@
                 <w:szCs w:val="21"/>
               </w:rPr>
             </w:pPr>
+            <w:proofErr w:type="gramStart"/>
             <w:r>
               <w:rPr>
                 <w:rFonts w:ascii="Consolas" w:eastAsia="Times New Roman" w:hAnsi="Consolas" w:cs="Times New Roman"/>
@@ -1638,6 +2060,8 @@
               </w:rPr>
               <w:t>(</w:t>
             </w:r>
+            <w:proofErr w:type="spellStart"/>
+            <w:proofErr w:type="gramEnd"/>
             <w:r>
               <w:rPr>
                 <w:rFonts w:ascii="Consolas" w:eastAsia="Times New Roman" w:hAnsi="Consolas" w:cs="Times New Roman"/>
@@ -1654,7 +2078,17 @@
                 <w:sz w:val="21"/>
                 <w:szCs w:val="21"/>
               </w:rPr>
-              <w:t>"Started string: '</w:t>
+              <w:t>"Started</w:t>
+            </w:r>
+            <w:proofErr w:type="spellEnd"/>
+            <w:r>
+              <w:rPr>
+                <w:rFonts w:ascii="Consolas" w:eastAsia="Times New Roman" w:hAnsi="Consolas" w:cs="Times New Roman"/>
+                <w:color w:val="CE9178"/>
+                <w:sz w:val="21"/>
+                <w:szCs w:val="21"/>
+              </w:rPr>
+              <w:t xml:space="preserve"> string: '</w:t>
             </w:r>
             <w:r>
               <w:rPr>
@@ -1665,6 +2099,7 @@
               </w:rPr>
               <w:t>{</w:t>
             </w:r>
+            <w:proofErr w:type="spellStart"/>
             <w:r>
               <w:rPr>
                 <w:rFonts w:ascii="Consolas" w:eastAsia="Times New Roman" w:hAnsi="Consolas" w:cs="Times New Roman"/>
@@ -1674,6 +2109,7 @@
               </w:rPr>
               <w:t>my_string</w:t>
             </w:r>
+            <w:proofErr w:type="spellEnd"/>
             <w:r>
               <w:rPr>
                 <w:rFonts w:ascii="Consolas" w:eastAsia="Times New Roman" w:hAnsi="Consolas" w:cs="Times New Roman"/>
@@ -1708,7 +2144,27 @@
                 <w:sz w:val="21"/>
                 <w:szCs w:val="21"/>
               </w:rPr>
-              <w:t xml:space="preserve"> Uppered string: '</w:t>
+              <w:t xml:space="preserve"> </w:t>
+            </w:r>
+            <w:proofErr w:type="spellStart"/>
+            <w:r>
+              <w:rPr>
+                <w:rFonts w:ascii="Consolas" w:eastAsia="Times New Roman" w:hAnsi="Consolas" w:cs="Times New Roman"/>
+                <w:color w:val="CE9178"/>
+                <w:sz w:val="21"/>
+                <w:szCs w:val="21"/>
+              </w:rPr>
+              <w:t>Uppered</w:t>
+            </w:r>
+            <w:proofErr w:type="spellEnd"/>
+            <w:r>
+              <w:rPr>
+                <w:rFonts w:ascii="Consolas" w:eastAsia="Times New Roman" w:hAnsi="Consolas" w:cs="Times New Roman"/>
+                <w:color w:val="CE9178"/>
+                <w:sz w:val="21"/>
+                <w:szCs w:val="21"/>
+              </w:rPr>
+              <w:t xml:space="preserve"> string: '</w:t>
             </w:r>
             <w:r>
               <w:rPr>
@@ -1719,6 +2175,7 @@
               </w:rPr>
               <w:t>{</w:t>
             </w:r>
+            <w:proofErr w:type="spellStart"/>
             <w:r>
               <w:rPr>
                 <w:rFonts w:ascii="Consolas" w:eastAsia="Times New Roman" w:hAnsi="Consolas" w:cs="Times New Roman"/>
@@ -1728,6 +2185,7 @@
               </w:rPr>
               <w:t>uppered_string</w:t>
             </w:r>
+            <w:proofErr w:type="spellEnd"/>
             <w:r>
               <w:rPr>
                 <w:rFonts w:ascii="Consolas" w:eastAsia="Times New Roman" w:hAnsi="Consolas" w:cs="Times New Roman"/>
@@ -1801,6 +2259,7 @@
                 <w:szCs w:val="21"/>
               </w:rPr>
             </w:pPr>
+            <w:proofErr w:type="spellStart"/>
             <w:r>
               <w:rPr>
                 <w:rFonts w:ascii="Consolas" w:eastAsia="Times New Roman" w:hAnsi="Consolas" w:cs="Times New Roman"/>
@@ -1810,6 +2269,7 @@
               </w:rPr>
               <w:t>my_string</w:t>
             </w:r>
+            <w:proofErr w:type="spellEnd"/>
             <w:r>
               <w:rPr>
                 <w:rFonts w:ascii="Consolas" w:eastAsia="Times New Roman" w:hAnsi="Consolas" w:cs="Times New Roman"/>
@@ -1844,7 +2304,67 @@
                 <w:sz w:val="21"/>
                 <w:szCs w:val="21"/>
               </w:rPr>
-              <w:t>"sLaVa gO HomE"</w:t>
+              <w:t>"</w:t>
+            </w:r>
+            <w:proofErr w:type="spellStart"/>
+            <w:r>
+              <w:rPr>
+                <w:rFonts w:ascii="Consolas" w:eastAsia="Times New Roman" w:hAnsi="Consolas" w:cs="Times New Roman"/>
+                <w:color w:val="CE9178"/>
+                <w:sz w:val="21"/>
+                <w:szCs w:val="21"/>
+              </w:rPr>
+              <w:t>sLaVa</w:t>
+            </w:r>
+            <w:proofErr w:type="spellEnd"/>
+            <w:r>
+              <w:rPr>
+                <w:rFonts w:ascii="Consolas" w:eastAsia="Times New Roman" w:hAnsi="Consolas" w:cs="Times New Roman"/>
+                <w:color w:val="CE9178"/>
+                <w:sz w:val="21"/>
+                <w:szCs w:val="21"/>
+              </w:rPr>
+              <w:t xml:space="preserve"> </w:t>
+            </w:r>
+            <w:proofErr w:type="spellStart"/>
+            <w:r>
+              <w:rPr>
+                <w:rFonts w:ascii="Consolas" w:eastAsia="Times New Roman" w:hAnsi="Consolas" w:cs="Times New Roman"/>
+                <w:color w:val="CE9178"/>
+                <w:sz w:val="21"/>
+                <w:szCs w:val="21"/>
+              </w:rPr>
+              <w:t>gO</w:t>
+            </w:r>
+            <w:proofErr w:type="spellEnd"/>
+            <w:r>
+              <w:rPr>
+                <w:rFonts w:ascii="Consolas" w:eastAsia="Times New Roman" w:hAnsi="Consolas" w:cs="Times New Roman"/>
+                <w:color w:val="CE9178"/>
+                <w:sz w:val="21"/>
+                <w:szCs w:val="21"/>
+              </w:rPr>
+              <w:t xml:space="preserve"> </w:t>
+            </w:r>
+            <w:proofErr w:type="spellStart"/>
+            <w:r>
+              <w:rPr>
+                <w:rFonts w:ascii="Consolas" w:eastAsia="Times New Roman" w:hAnsi="Consolas" w:cs="Times New Roman"/>
+                <w:color w:val="CE9178"/>
+                <w:sz w:val="21"/>
+                <w:szCs w:val="21"/>
+              </w:rPr>
+              <w:t>HomE</w:t>
+            </w:r>
+            <w:proofErr w:type="spellEnd"/>
+            <w:r>
+              <w:rPr>
+                <w:rFonts w:ascii="Consolas" w:eastAsia="Times New Roman" w:hAnsi="Consolas" w:cs="Times New Roman"/>
+                <w:color w:val="CE9178"/>
+                <w:sz w:val="21"/>
+                <w:szCs w:val="21"/>
+              </w:rPr>
+              <w:t>"</w:t>
             </w:r>
           </w:p>
           <w:p>
@@ -1860,6 +2380,7 @@
                 <w:szCs w:val="21"/>
               </w:rPr>
             </w:pPr>
+            <w:proofErr w:type="spellStart"/>
             <w:r>
               <w:rPr>
                 <w:rFonts w:ascii="Consolas" w:eastAsia="Times New Roman" w:hAnsi="Consolas" w:cs="Times New Roman"/>
@@ -1869,6 +2390,7 @@
               </w:rPr>
               <w:t>lowered_string</w:t>
             </w:r>
+            <w:proofErr w:type="spellEnd"/>
             <w:r>
               <w:rPr>
                 <w:rFonts w:ascii="Consolas" w:eastAsia="Times New Roman" w:hAnsi="Consolas" w:cs="Times New Roman"/>
@@ -1896,6 +2418,7 @@
               </w:rPr>
               <w:t xml:space="preserve"> </w:t>
             </w:r>
+            <w:proofErr w:type="spellStart"/>
             <w:r>
               <w:rPr>
                 <w:rFonts w:ascii="Consolas" w:eastAsia="Times New Roman" w:hAnsi="Consolas" w:cs="Times New Roman"/>
@@ -1903,7 +2426,17 @@
                 <w:sz w:val="21"/>
                 <w:szCs w:val="21"/>
               </w:rPr>
-              <w:t>my_string</w:t>
+              <w:t>my_</w:t>
+            </w:r>
+            <w:proofErr w:type="gramStart"/>
+            <w:r>
+              <w:rPr>
+                <w:rFonts w:ascii="Consolas" w:eastAsia="Times New Roman" w:hAnsi="Consolas" w:cs="Times New Roman"/>
+                <w:color w:val="9CDCFE"/>
+                <w:sz w:val="21"/>
+                <w:szCs w:val="21"/>
+              </w:rPr>
+              <w:t>string</w:t>
             </w:r>
             <w:r>
               <w:rPr>
@@ -1923,6 +2456,8 @@
               </w:rPr>
               <w:t>lower</w:t>
             </w:r>
+            <w:proofErr w:type="spellEnd"/>
+            <w:proofErr w:type="gramEnd"/>
             <w:r>
               <w:rPr>
                 <w:rFonts w:ascii="Consolas" w:eastAsia="Times New Roman" w:hAnsi="Consolas" w:cs="Times New Roman"/>
@@ -1946,6 +2481,7 @@
                 <w:szCs w:val="21"/>
               </w:rPr>
             </w:pPr>
+            <w:proofErr w:type="gramStart"/>
             <w:r>
               <w:rPr>
                 <w:rFonts w:ascii="Consolas" w:eastAsia="Times New Roman" w:hAnsi="Consolas" w:cs="Times New Roman"/>
@@ -1964,6 +2500,8 @@
               </w:rPr>
               <w:t>(</w:t>
             </w:r>
+            <w:proofErr w:type="spellStart"/>
+            <w:proofErr w:type="gramEnd"/>
             <w:r>
               <w:rPr>
                 <w:rFonts w:ascii="Consolas" w:eastAsia="Times New Roman" w:hAnsi="Consolas" w:cs="Times New Roman"/>
@@ -1980,7 +2518,17 @@
                 <w:sz w:val="21"/>
                 <w:szCs w:val="21"/>
               </w:rPr>
-              <w:t>"Started string: '</w:t>
+              <w:t>"Started</w:t>
+            </w:r>
+            <w:proofErr w:type="spellEnd"/>
+            <w:r>
+              <w:rPr>
+                <w:rFonts w:ascii="Consolas" w:eastAsia="Times New Roman" w:hAnsi="Consolas" w:cs="Times New Roman"/>
+                <w:color w:val="CE9178"/>
+                <w:sz w:val="21"/>
+                <w:szCs w:val="21"/>
+              </w:rPr>
+              <w:t xml:space="preserve"> string: '</w:t>
             </w:r>
             <w:r>
               <w:rPr>
@@ -1991,6 +2539,7 @@
               </w:rPr>
               <w:t>{</w:t>
             </w:r>
+            <w:proofErr w:type="spellStart"/>
             <w:r>
               <w:rPr>
                 <w:rFonts w:ascii="Consolas" w:eastAsia="Times New Roman" w:hAnsi="Consolas" w:cs="Times New Roman"/>
@@ -2000,6 +2549,7 @@
               </w:rPr>
               <w:t>my_string</w:t>
             </w:r>
+            <w:proofErr w:type="spellEnd"/>
             <w:r>
               <w:rPr>
                 <w:rFonts w:ascii="Consolas" w:eastAsia="Times New Roman" w:hAnsi="Consolas" w:cs="Times New Roman"/>
@@ -2025,7 +2575,17 @@
                 <w:sz w:val="21"/>
                 <w:szCs w:val="21"/>
               </w:rPr>
-              <w:t>\n</w:t>
+              <w:t>\</w:t>
+            </w:r>
+            <w:proofErr w:type="spellStart"/>
+            <w:r>
+              <w:rPr>
+                <w:rFonts w:ascii="Consolas" w:eastAsia="Times New Roman" w:hAnsi="Consolas" w:cs="Times New Roman"/>
+                <w:color w:val="D7BA7D"/>
+                <w:sz w:val="21"/>
+                <w:szCs w:val="21"/>
+              </w:rPr>
+              <w:t>n</w:t>
             </w:r>
             <w:r>
               <w:rPr>
@@ -2034,7 +2594,17 @@
                 <w:sz w:val="21"/>
                 <w:szCs w:val="21"/>
               </w:rPr>
-              <w:t>Lowered string: '</w:t>
+              <w:t>Lowered</w:t>
+            </w:r>
+            <w:proofErr w:type="spellEnd"/>
+            <w:r>
+              <w:rPr>
+                <w:rFonts w:ascii="Consolas" w:eastAsia="Times New Roman" w:hAnsi="Consolas" w:cs="Times New Roman"/>
+                <w:color w:val="CE9178"/>
+                <w:sz w:val="21"/>
+                <w:szCs w:val="21"/>
+              </w:rPr>
+              <w:t xml:space="preserve"> string: '</w:t>
             </w:r>
             <w:r>
               <w:rPr>
@@ -2045,6 +2615,7 @@
               </w:rPr>
               <w:t>{</w:t>
             </w:r>
+            <w:proofErr w:type="spellStart"/>
             <w:r>
               <w:rPr>
                 <w:rFonts w:ascii="Consolas" w:eastAsia="Times New Roman" w:hAnsi="Consolas" w:cs="Times New Roman"/>
@@ -2054,6 +2625,7 @@
               </w:rPr>
               <w:t>lowered_string</w:t>
             </w:r>
+            <w:proofErr w:type="spellEnd"/>
             <w:r>
               <w:rPr>
                 <w:rFonts w:ascii="Consolas" w:eastAsia="Times New Roman" w:hAnsi="Consolas" w:cs="Times New Roman"/>
@@ -2167,12 +2739,48 @@
           <w:lang w:val="ru-RU"/>
         </w:rPr>
       </w:pPr>
+      <w:proofErr w:type="spellStart"/>
       <w:r>
         <w:rPr>
           <w:lang w:val="ru-RU"/>
         </w:rPr>
         <w:lastRenderedPageBreak/>
-        <w:t xml:space="preserve">Обчислює дискримінант квадратного рівняння </w:t>
+        <w:t>Обчислює</w:t>
+      </w:r>
+      <w:proofErr w:type="spellEnd"/>
+      <w:r>
+        <w:rPr>
+          <w:lang w:val="ru-RU"/>
+        </w:rPr>
+        <w:t xml:space="preserve"> </w:t>
+      </w:r>
+      <w:proofErr w:type="spellStart"/>
+      <w:r>
+        <w:rPr>
+          <w:lang w:val="ru-RU"/>
+        </w:rPr>
+        <w:t>дискримінант</w:t>
+      </w:r>
+      <w:proofErr w:type="spellEnd"/>
+      <w:r>
+        <w:rPr>
+          <w:lang w:val="ru-RU"/>
+        </w:rPr>
+        <w:t xml:space="preserve"> квадратного </w:t>
+      </w:r>
+      <w:proofErr w:type="spellStart"/>
+      <w:r>
+        <w:rPr>
+          <w:lang w:val="ru-RU"/>
+        </w:rPr>
+        <w:t>рівняння</w:t>
+      </w:r>
+      <w:proofErr w:type="spellEnd"/>
+      <w:r>
+        <w:rPr>
+          <w:lang w:val="ru-RU"/>
+        </w:rPr>
+        <w:t xml:space="preserve"> </w:t>
       </w:r>
       <w:r>
         <w:t>ax</w:t>
@@ -2207,11 +2815,19 @@
         </w:rPr>
         <w:tab/>
       </w:r>
-      <w:r>
-        <w:rPr>
-          <w:lang w:val="ru-RU"/>
-        </w:rPr>
-        <w:t xml:space="preserve">Параметри: </w:t>
+      <w:proofErr w:type="spellStart"/>
+      <w:r>
+        <w:rPr>
+          <w:lang w:val="ru-RU"/>
+        </w:rPr>
+        <w:t>Параметри</w:t>
+      </w:r>
+      <w:proofErr w:type="spellEnd"/>
+      <w:r>
+        <w:rPr>
+          <w:lang w:val="ru-RU"/>
+        </w:rPr>
+        <w:t xml:space="preserve">: </w:t>
       </w:r>
     </w:p>
     <w:p>
@@ -2233,7 +2849,21 @@
         <w:rPr>
           <w:lang w:val="ru-RU"/>
         </w:rPr>
-        <w:t xml:space="preserve">: Коефіцієнт при </w:t>
+        <w:t xml:space="preserve">: </w:t>
+      </w:r>
+      <w:proofErr w:type="spellStart"/>
+      <w:r>
+        <w:rPr>
+          <w:lang w:val="ru-RU"/>
+        </w:rPr>
+        <w:t>Коефіцієнт</w:t>
+      </w:r>
+      <w:proofErr w:type="spellEnd"/>
+      <w:r>
+        <w:rPr>
+          <w:lang w:val="ru-RU"/>
+        </w:rPr>
+        <w:t xml:space="preserve"> при </w:t>
       </w:r>
       <w:r>
         <w:t>x</w:t>
@@ -2264,7 +2894,21 @@
         <w:rPr>
           <w:lang w:val="ru-RU"/>
         </w:rPr>
-        <w:t xml:space="preserve">: Коефіцієнт при </w:t>
+        <w:t xml:space="preserve">: </w:t>
+      </w:r>
+      <w:proofErr w:type="spellStart"/>
+      <w:r>
+        <w:rPr>
+          <w:lang w:val="ru-RU"/>
+        </w:rPr>
+        <w:t>Коефіцієнт</w:t>
+      </w:r>
+      <w:proofErr w:type="spellEnd"/>
+      <w:r>
+        <w:rPr>
+          <w:lang w:val="ru-RU"/>
+        </w:rPr>
+        <w:t xml:space="preserve"> при </w:t>
       </w:r>
       <w:r>
         <w:t>x</w:t>
@@ -2288,6 +2932,7 @@
         </w:rPr>
         <w:tab/>
       </w:r>
+      <w:proofErr w:type="gramStart"/>
       <w:r>
         <w:t>c</w:t>
       </w:r>
@@ -2295,15 +2940,37 @@
         <w:rPr>
           <w:lang w:val="ru-RU"/>
         </w:rPr>
-        <w:t xml:space="preserve"> : Вільний член</w:t>
-      </w:r>
-    </w:p>
-    <w:p>
-      <w:pPr>
-        <w:rPr>
-          <w:lang w:val="uk-UA"/>
-        </w:rPr>
-      </w:pPr>
+        <w:t xml:space="preserve"> :</w:t>
+      </w:r>
+      <w:proofErr w:type="gramEnd"/>
+      <w:r>
+        <w:rPr>
+          <w:lang w:val="ru-RU"/>
+        </w:rPr>
+        <w:t xml:space="preserve"> </w:t>
+      </w:r>
+      <w:proofErr w:type="spellStart"/>
+      <w:r>
+        <w:rPr>
+          <w:lang w:val="ru-RU"/>
+        </w:rPr>
+        <w:t>Вільний</w:t>
+      </w:r>
+      <w:proofErr w:type="spellEnd"/>
+      <w:r>
+        <w:rPr>
+          <w:lang w:val="ru-RU"/>
+        </w:rPr>
+        <w:t xml:space="preserve"> член</w:t>
+      </w:r>
+    </w:p>
+    <w:p>
+      <w:pPr>
+        <w:rPr>
+          <w:lang w:val="uk-UA"/>
+        </w:rPr>
+      </w:pPr>
+      <w:proofErr w:type="spellStart"/>
       <w:r>
         <w:rPr>
           <w:lang w:val="ru-RU"/>
@@ -2316,12 +2983,35 @@
         </w:rPr>
         <w:t>мо</w:t>
       </w:r>
-      <w:r>
-        <w:rPr>
-          <w:lang w:val="ru-RU"/>
-        </w:rPr>
-        <w:t>: Значення дискримінанту</w:t>
-      </w:r>
+      <w:proofErr w:type="spellEnd"/>
+      <w:r>
+        <w:rPr>
+          <w:lang w:val="ru-RU"/>
+        </w:rPr>
+        <w:t xml:space="preserve">: </w:t>
+      </w:r>
+      <w:proofErr w:type="spellStart"/>
+      <w:r>
+        <w:rPr>
+          <w:lang w:val="ru-RU"/>
+        </w:rPr>
+        <w:t>Значення</w:t>
+      </w:r>
+      <w:proofErr w:type="spellEnd"/>
+      <w:r>
+        <w:rPr>
+          <w:lang w:val="ru-RU"/>
+        </w:rPr>
+        <w:t xml:space="preserve"> </w:t>
+      </w:r>
+      <w:proofErr w:type="spellStart"/>
+      <w:r>
+        <w:rPr>
+          <w:lang w:val="ru-RU"/>
+        </w:rPr>
+        <w:t>дискримінанту</w:t>
+      </w:r>
+      <w:proofErr w:type="spellEnd"/>
     </w:p>
     <w:p>
       <w:pPr>
@@ -2382,6 +3072,7 @@
               </w:rPr>
               <w:t xml:space="preserve"> </w:t>
             </w:r>
+            <w:proofErr w:type="gramStart"/>
             <w:r>
               <w:rPr>
                 <w:rFonts w:ascii="Consolas" w:eastAsia="Times New Roman" w:hAnsi="Consolas" w:cs="Times New Roman"/>
@@ -2400,6 +3091,7 @@
               </w:rPr>
               <w:t>(</w:t>
             </w:r>
+            <w:proofErr w:type="gramEnd"/>
             <w:r>
               <w:rPr>
                 <w:rFonts w:ascii="Consolas" w:eastAsia="Times New Roman" w:hAnsi="Consolas" w:cs="Times New Roman"/>
@@ -2858,6 +3550,7 @@
               </w:rPr>
               <w:t xml:space="preserve"> </w:t>
             </w:r>
+            <w:proofErr w:type="gramStart"/>
             <w:r>
               <w:rPr>
                 <w:rFonts w:ascii="Consolas" w:eastAsia="Times New Roman" w:hAnsi="Consolas" w:cs="Times New Roman"/>
@@ -2876,6 +3569,7 @@
               </w:rPr>
               <w:t>(</w:t>
             </w:r>
+            <w:proofErr w:type="gramEnd"/>
             <w:r>
               <w:rPr>
                 <w:rFonts w:ascii="Consolas" w:eastAsia="Times New Roman" w:hAnsi="Consolas" w:cs="Times New Roman"/>
@@ -2944,6 +3638,7 @@
                 <w:szCs w:val="21"/>
               </w:rPr>
             </w:pPr>
+            <w:proofErr w:type="gramStart"/>
             <w:r>
               <w:rPr>
                 <w:rFonts w:ascii="Consolas" w:eastAsia="Times New Roman" w:hAnsi="Consolas" w:cs="Times New Roman"/>
@@ -2962,6 +3657,8 @@
               </w:rPr>
               <w:t>(</w:t>
             </w:r>
+            <w:proofErr w:type="spellStart"/>
+            <w:proofErr w:type="gramEnd"/>
             <w:r>
               <w:rPr>
                 <w:rFonts w:ascii="Consolas" w:eastAsia="Times New Roman" w:hAnsi="Consolas" w:cs="Times New Roman"/>
@@ -2978,7 +3675,17 @@
                 <w:sz w:val="21"/>
                 <w:szCs w:val="21"/>
               </w:rPr>
-              <w:t xml:space="preserve">"Дискримінант: </w:t>
+              <w:t>"Дискримінант</w:t>
+            </w:r>
+            <w:proofErr w:type="spellEnd"/>
+            <w:r>
+              <w:rPr>
+                <w:rFonts w:ascii="Consolas" w:eastAsia="Times New Roman" w:hAnsi="Consolas" w:cs="Times New Roman"/>
+                <w:color w:val="CE9178"/>
+                <w:sz w:val="21"/>
+                <w:szCs w:val="21"/>
+              </w:rPr>
+              <w:t xml:space="preserve">: </w:t>
             </w:r>
             <w:r>
               <w:rPr>
@@ -3583,7 +4290,161 @@
           <w:lang w:val="uk-UA"/>
         </w:rPr>
         <w:lastRenderedPageBreak/>
-        <w:t>Написати програму тестування функцій списків таких як: extend(), append(), insert(id, val), remove(val), clear(), sort(), reverse(), copy()</w:t>
+        <w:t xml:space="preserve">Написати програму тестування функцій списків таких як: </w:t>
+      </w:r>
+      <w:proofErr w:type="spellStart"/>
+      <w:r>
+        <w:rPr>
+          <w:lang w:val="uk-UA"/>
+        </w:rPr>
+        <w:t>extend</w:t>
+      </w:r>
+      <w:proofErr w:type="spellEnd"/>
+      <w:r>
+        <w:rPr>
+          <w:lang w:val="uk-UA"/>
+        </w:rPr>
+        <w:t xml:space="preserve">(), </w:t>
+      </w:r>
+      <w:proofErr w:type="spellStart"/>
+      <w:r>
+        <w:rPr>
+          <w:lang w:val="uk-UA"/>
+        </w:rPr>
+        <w:t>append</w:t>
+      </w:r>
+      <w:proofErr w:type="spellEnd"/>
+      <w:r>
+        <w:rPr>
+          <w:lang w:val="uk-UA"/>
+        </w:rPr>
+        <w:t xml:space="preserve">(), </w:t>
+      </w:r>
+      <w:proofErr w:type="spellStart"/>
+      <w:r>
+        <w:rPr>
+          <w:lang w:val="uk-UA"/>
+        </w:rPr>
+        <w:t>insert</w:t>
+      </w:r>
+      <w:proofErr w:type="spellEnd"/>
+      <w:r>
+        <w:rPr>
+          <w:lang w:val="uk-UA"/>
+        </w:rPr>
+        <w:t>(</w:t>
+      </w:r>
+      <w:proofErr w:type="spellStart"/>
+      <w:r>
+        <w:rPr>
+          <w:lang w:val="uk-UA"/>
+        </w:rPr>
+        <w:t>id</w:t>
+      </w:r>
+      <w:proofErr w:type="spellEnd"/>
+      <w:r>
+        <w:rPr>
+          <w:lang w:val="uk-UA"/>
+        </w:rPr>
+        <w:t xml:space="preserve">, </w:t>
+      </w:r>
+      <w:proofErr w:type="spellStart"/>
+      <w:r>
+        <w:rPr>
+          <w:lang w:val="uk-UA"/>
+        </w:rPr>
+        <w:t>val</w:t>
+      </w:r>
+      <w:proofErr w:type="spellEnd"/>
+      <w:r>
+        <w:rPr>
+          <w:lang w:val="uk-UA"/>
+        </w:rPr>
+        <w:t xml:space="preserve">), </w:t>
+      </w:r>
+      <w:proofErr w:type="spellStart"/>
+      <w:r>
+        <w:rPr>
+          <w:lang w:val="uk-UA"/>
+        </w:rPr>
+        <w:t>remove</w:t>
+      </w:r>
+      <w:proofErr w:type="spellEnd"/>
+      <w:r>
+        <w:rPr>
+          <w:lang w:val="uk-UA"/>
+        </w:rPr>
+        <w:t>(</w:t>
+      </w:r>
+      <w:proofErr w:type="spellStart"/>
+      <w:r>
+        <w:rPr>
+          <w:lang w:val="uk-UA"/>
+        </w:rPr>
+        <w:t>val</w:t>
+      </w:r>
+      <w:proofErr w:type="spellEnd"/>
+      <w:r>
+        <w:rPr>
+          <w:lang w:val="uk-UA"/>
+        </w:rPr>
+        <w:t xml:space="preserve">), </w:t>
+      </w:r>
+      <w:proofErr w:type="spellStart"/>
+      <w:r>
+        <w:rPr>
+          <w:lang w:val="uk-UA"/>
+        </w:rPr>
+        <w:t>clear</w:t>
+      </w:r>
+      <w:proofErr w:type="spellEnd"/>
+      <w:r>
+        <w:rPr>
+          <w:lang w:val="uk-UA"/>
+        </w:rPr>
+        <w:t xml:space="preserve">(), </w:t>
+      </w:r>
+      <w:proofErr w:type="spellStart"/>
+      <w:r>
+        <w:rPr>
+          <w:lang w:val="uk-UA"/>
+        </w:rPr>
+        <w:t>sort</w:t>
+      </w:r>
+      <w:proofErr w:type="spellEnd"/>
+      <w:r>
+        <w:rPr>
+          <w:lang w:val="uk-UA"/>
+        </w:rPr>
+        <w:t xml:space="preserve">(), </w:t>
+      </w:r>
+      <w:proofErr w:type="spellStart"/>
+      <w:r>
+        <w:rPr>
+          <w:lang w:val="uk-UA"/>
+        </w:rPr>
+        <w:t>reverse</w:t>
+      </w:r>
+      <w:proofErr w:type="spellEnd"/>
+      <w:r>
+        <w:rPr>
+          <w:lang w:val="uk-UA"/>
+        </w:rPr>
+        <w:t xml:space="preserve">(), </w:t>
+      </w:r>
+      <w:proofErr w:type="spellStart"/>
+      <w:r>
+        <w:rPr>
+          <w:lang w:val="uk-UA"/>
+        </w:rPr>
+        <w:t>copy</w:t>
+      </w:r>
+      <w:proofErr w:type="spellEnd"/>
+      <w:r>
+        <w:rPr>
+          <w:lang w:val="uk-UA"/>
+        </w:rPr>
+        <w:t>()</w:t>
       </w:r>
     </w:p>
     <w:p>
@@ -3646,7 +4507,91 @@
           <w:lang w:val="uk-UA"/>
         </w:rPr>
         <w:lastRenderedPageBreak/>
-        <w:t>Написати програму тестування функцій словників таких як: update(), del(), clear(), keys(), values(), items()</w:t>
+        <w:t xml:space="preserve">Написати програму тестування функцій словників таких як: </w:t>
+      </w:r>
+      <w:proofErr w:type="spellStart"/>
+      <w:r>
+        <w:rPr>
+          <w:lang w:val="uk-UA"/>
+        </w:rPr>
+        <w:t>update</w:t>
+      </w:r>
+      <w:proofErr w:type="spellEnd"/>
+      <w:r>
+        <w:rPr>
+          <w:lang w:val="uk-UA"/>
+        </w:rPr>
+        <w:t xml:space="preserve">(), </w:t>
+      </w:r>
+      <w:proofErr w:type="spellStart"/>
+      <w:r>
+        <w:rPr>
+          <w:lang w:val="uk-UA"/>
+        </w:rPr>
+        <w:t>del</w:t>
+      </w:r>
+      <w:proofErr w:type="spellEnd"/>
+      <w:r>
+        <w:rPr>
+          <w:lang w:val="uk-UA"/>
+        </w:rPr>
+        <w:t xml:space="preserve">(), </w:t>
+      </w:r>
+      <w:proofErr w:type="spellStart"/>
+      <w:r>
+        <w:rPr>
+          <w:lang w:val="uk-UA"/>
+        </w:rPr>
+        <w:t>clear</w:t>
+      </w:r>
+      <w:proofErr w:type="spellEnd"/>
+      <w:r>
+        <w:rPr>
+          <w:lang w:val="uk-UA"/>
+        </w:rPr>
+        <w:t xml:space="preserve">(), </w:t>
+      </w:r>
+      <w:proofErr w:type="spellStart"/>
+      <w:r>
+        <w:rPr>
+          <w:lang w:val="uk-UA"/>
+        </w:rPr>
+        <w:t>keys</w:t>
+      </w:r>
+      <w:proofErr w:type="spellEnd"/>
+      <w:r>
+        <w:rPr>
+          <w:lang w:val="uk-UA"/>
+        </w:rPr>
+        <w:t xml:space="preserve">(), </w:t>
+      </w:r>
+      <w:proofErr w:type="spellStart"/>
+      <w:r>
+        <w:rPr>
+          <w:lang w:val="uk-UA"/>
+        </w:rPr>
+        <w:t>values</w:t>
+      </w:r>
+      <w:proofErr w:type="spellEnd"/>
+      <w:r>
+        <w:rPr>
+          <w:lang w:val="uk-UA"/>
+        </w:rPr>
+        <w:t xml:space="preserve">(), </w:t>
+      </w:r>
+      <w:proofErr w:type="spellStart"/>
+      <w:r>
+        <w:rPr>
+          <w:lang w:val="uk-UA"/>
+        </w:rPr>
+        <w:t>items</w:t>
+      </w:r>
+      <w:proofErr w:type="spellEnd"/>
+      <w:r>
+        <w:rPr>
+          <w:lang w:val="uk-UA"/>
+        </w:rPr>
+        <w:t>()</w:t>
       </w:r>
     </w:p>
     <w:p>
@@ -4140,7 +5085,49 @@
         <w:rPr>
           <w:lang w:val="uk-UA"/>
         </w:rPr>
-        <w:t xml:space="preserve">Гра з комп’ютером: камінь, ножиці, папір. Програма виконує запит від користувача на введення одного із значень ["stone", "scissor", "paper"]. Наступним кроком, використовуючи модуль </w:t>
+        <w:t>Гра з комп’ютером: камінь, ножиці, папір. Програма виконує запит від користувача на введення одного із значень ["</w:t>
+      </w:r>
+      <w:proofErr w:type="spellStart"/>
+      <w:r>
+        <w:rPr>
+          <w:lang w:val="uk-UA"/>
+        </w:rPr>
+        <w:t>stone</w:t>
+      </w:r>
+      <w:proofErr w:type="spellEnd"/>
+      <w:r>
+        <w:rPr>
+          <w:lang w:val="uk-UA"/>
+        </w:rPr>
+        <w:t>", "</w:t>
+      </w:r>
+      <w:proofErr w:type="spellStart"/>
+      <w:r>
+        <w:rPr>
+          <w:lang w:val="uk-UA"/>
+        </w:rPr>
+        <w:t>scissor</w:t>
+      </w:r>
+      <w:proofErr w:type="spellEnd"/>
+      <w:r>
+        <w:rPr>
+          <w:lang w:val="uk-UA"/>
+        </w:rPr>
+        <w:t>", "</w:t>
+      </w:r>
+      <w:proofErr w:type="spellStart"/>
+      <w:r>
+        <w:rPr>
+          <w:lang w:val="uk-UA"/>
+        </w:rPr>
+        <w:t>paper</w:t>
+      </w:r>
+      <w:proofErr w:type="spellEnd"/>
+      <w:r>
+        <w:rPr>
+          <w:lang w:val="uk-UA"/>
+        </w:rPr>
+        <w:t xml:space="preserve">"]. Наступним кроком, використовуючи модуль </w:t>
       </w:r>
       <w:r>
         <w:t>random</w:t>
@@ -4161,7 +5148,49 @@
         <w:rPr>
           <w:lang w:val="uk-UA"/>
         </w:rPr>
-        <w:t>програма у випадковому порядку вибирає одне із значень ["stone", "scissor", "paper"]. В залежності від умови, що камінь перемагає ножиці, ножиці перемагають папір, а папір перемагає камінь визначити переможця.</w:t>
+        <w:t>програма у випадковому порядку вибирає одне із значень ["</w:t>
+      </w:r>
+      <w:proofErr w:type="spellStart"/>
+      <w:r>
+        <w:rPr>
+          <w:lang w:val="uk-UA"/>
+        </w:rPr>
+        <w:t>stone</w:t>
+      </w:r>
+      <w:proofErr w:type="spellEnd"/>
+      <w:r>
+        <w:rPr>
+          <w:lang w:val="uk-UA"/>
+        </w:rPr>
+        <w:t>", "</w:t>
+      </w:r>
+      <w:proofErr w:type="spellStart"/>
+      <w:r>
+        <w:rPr>
+          <w:lang w:val="uk-UA"/>
+        </w:rPr>
+        <w:t>scissor</w:t>
+      </w:r>
+      <w:proofErr w:type="spellEnd"/>
+      <w:r>
+        <w:rPr>
+          <w:lang w:val="uk-UA"/>
+        </w:rPr>
+        <w:t>", "</w:t>
+      </w:r>
+      <w:proofErr w:type="spellStart"/>
+      <w:r>
+        <w:rPr>
+          <w:lang w:val="uk-UA"/>
+        </w:rPr>
+        <w:t>paper</w:t>
+      </w:r>
+      <w:proofErr w:type="spellEnd"/>
+      <w:r>
+        <w:rPr>
+          <w:lang w:val="uk-UA"/>
+        </w:rPr>
+        <w:t>"]. В залежності від умови, що камінь перемагає ножиці, ножиці перемагають папір, а папір перемагає камінь визначити переможця.</w:t>
       </w:r>
     </w:p>
     <w:p>
@@ -4251,7 +5280,21 @@
           <w:lang w:val="uk-UA"/>
         </w:rPr>
         <w:lastRenderedPageBreak/>
-        <w:t xml:space="preserve">сервісів requests. Достатня умова роботи – можливість конвертації для трьох іноземних валют </w:t>
+        <w:t xml:space="preserve">сервісів </w:t>
+      </w:r>
+      <w:proofErr w:type="spellStart"/>
+      <w:r>
+        <w:rPr>
+          <w:lang w:val="uk-UA"/>
+        </w:rPr>
+        <w:t>requests</w:t>
+      </w:r>
+      <w:proofErr w:type="spellEnd"/>
+      <w:r>
+        <w:rPr>
+          <w:lang w:val="uk-UA"/>
+        </w:rPr>
+        <w:t xml:space="preserve">. Достатня умова роботи – можливість конвертації для трьох іноземних валют </w:t>
       </w:r>
       <w:r>
         <w:t>EUR</w:t>
@@ -4713,7 +5756,21 @@
         <w:rPr>
           <w:lang w:val="uk-UA"/>
         </w:rPr>
-        <w:t>Розробити механізм логування всіх дій, що виконує програма. Забезпечити зберігання інформації про введені данні, виконану операцію та результат виконання операції над даними.</w:t>
+        <w:t xml:space="preserve">Розробити механізм </w:t>
+      </w:r>
+      <w:proofErr w:type="spellStart"/>
+      <w:r>
+        <w:rPr>
+          <w:lang w:val="uk-UA"/>
+        </w:rPr>
+        <w:t>логування</w:t>
+      </w:r>
+      <w:proofErr w:type="spellEnd"/>
+      <w:r>
+        <w:rPr>
+          <w:lang w:val="uk-UA"/>
+        </w:rPr>
+        <w:t xml:space="preserve"> всіх дій, що виконує програма. Забезпечити зберігання інформації про введені данні, виконану операцію та результат виконання операції над даними.</w:t>
       </w:r>
     </w:p>
     <w:p>
@@ -4850,6 +5907,7 @@
         </w:rPr>
         <w:t xml:space="preserve">функції </w:t>
       </w:r>
+      <w:proofErr w:type="gramStart"/>
       <w:r>
         <w:t>sorted</w:t>
       </w:r>
@@ -4857,7 +5915,14 @@
         <w:rPr>
           <w:lang w:val="ru-RU"/>
         </w:rPr>
-        <w:t xml:space="preserve">() </w:t>
+        <w:t>(</w:t>
+      </w:r>
+      <w:proofErr w:type="gramEnd"/>
+      <w:r>
+        <w:rPr>
+          <w:lang w:val="ru-RU"/>
+        </w:rPr>
+        <w:t xml:space="preserve">) </w:t>
       </w:r>
       <w:r>
         <w:rPr>
@@ -4937,6 +6002,8 @@
           <w:lang w:val="uk-UA"/>
         </w:rPr>
       </w:pPr>
+      <w:bookmarkStart w:id="0" w:name="_GoBack"/>
+      <w:bookmarkEnd w:id="0"/>
     </w:p>
     <w:p>
       <w:pPr>
@@ -5030,9 +6097,11 @@
         </w:rPr>
         <w:t>Ознайомитись з існуючими за замовченням методами класу по типу __</w:t>
       </w:r>
+      <w:proofErr w:type="spellStart"/>
       <w:r>
         <w:t>init</w:t>
       </w:r>
+      <w:proofErr w:type="spellEnd"/>
       <w:r>
         <w:rPr>
           <w:lang w:val="ru-RU"/>
@@ -5532,206 +6601,114 @@
     </w:p>
     <w:p>
       <w:pPr>
-        <w:pStyle w:val="a6"/>
+        <w:spacing w:line="259" w:lineRule="auto"/>
         <w:ind w:firstLine="0"/>
-        <w:rPr>
-          <w:lang w:val="uk-UA"/>
-        </w:rPr>
-      </w:pPr>
-    </w:p>
-    <w:p>
-      <w:pPr>
-        <w:jc w:val="right"/>
-        <w:rPr>
-          <w:lang w:val="ru-RU"/>
-        </w:rPr>
-      </w:pPr>
-      <w:r>
-        <w:rPr>
-          <w:lang w:val="uk-UA"/>
-        </w:rPr>
-        <w:t>Звіт до Лабораторної роботи №</w:t>
-      </w:r>
-      <w:r>
-        <w:rPr>
-          <w:lang w:val="ru-RU"/>
-        </w:rPr>
-        <w:t>1</w:t>
-      </w:r>
-    </w:p>
-    <w:p>
-      <w:pPr>
-        <w:rPr>
-          <w:lang w:val="uk-UA"/>
-        </w:rPr>
-      </w:pPr>
-      <w:r>
-        <w:rPr>
-          <w:lang w:val="uk-UA"/>
-        </w:rPr>
-        <w:t>Під час виконання Лабораторної роботи №</w:t>
-      </w:r>
-      <w:r>
-        <w:rPr>
-          <w:lang w:val="ru-RU"/>
-        </w:rPr>
-        <w:t>1</w:t>
-      </w:r>
-      <w:r>
-        <w:rPr>
-          <w:lang w:val="uk-UA"/>
-        </w:rPr>
-        <w:t xml:space="preserve"> було надано варіанти рішення до наступних задач:</w:t>
-      </w:r>
-    </w:p>
-    <w:p>
-      <w:pPr>
-        <w:pStyle w:val="a6"/>
-        <w:numPr>
-          <w:ilvl w:val="0"/>
-          <w:numId w:val="9"/>
-        </w:numPr>
-        <w:rPr>
-          <w:lang w:val="ru-RU"/>
-        </w:rPr>
-      </w:pPr>
-      <w:r>
-        <w:rPr>
-          <w:lang w:val="ru-RU"/>
-        </w:rPr>
-        <w:t>Необхідно розширити відомості про студента до 4х полів. На даний час використовується лише два поля (</w:t>
-      </w:r>
-      <w:r>
-        <w:t>name</w:t>
-      </w:r>
-      <w:r>
-        <w:rPr>
-          <w:lang w:val="ru-RU"/>
-        </w:rPr>
-        <w:t xml:space="preserve"> та </w:t>
-      </w:r>
-      <w:r>
-        <w:t>phone</w:t>
-      </w:r>
-      <w:r>
-        <w:rPr>
-          <w:lang w:val="ru-RU"/>
-        </w:rPr>
-        <w:t>).</w:t>
-      </w:r>
-    </w:p>
-    <w:p>
-      <w:pPr>
-        <w:pStyle w:val="a6"/>
-        <w:ind w:left="1080" w:firstLine="0"/>
-        <w:rPr>
-          <w:lang w:val="ru-RU"/>
-        </w:rPr>
-      </w:pPr>
-      <w:r>
-        <w:rPr>
-          <w:lang w:val="ru-RU"/>
-        </w:rPr>
-        <w:t>Необхідно переробити існуючий функціонал враховуючи розширення відомості про студента до 4х полів.</w:t>
-      </w:r>
-    </w:p>
-    <w:p>
-      <w:pPr>
-        <w:ind w:left="720" w:firstLine="0"/>
-        <w:rPr>
-          <w:lang w:val="uk-UA"/>
-        </w:rPr>
-      </w:pPr>
-      <w:r>
-        <w:rPr>
-          <w:lang w:val="ru-RU"/>
-        </w:rPr>
-        <w:lastRenderedPageBreak/>
-        <w:t xml:space="preserve">Необхідно реалізувати з нуля функціонал зміни інформації про студента враховуючи той факт, що вже існує реалізація додавання нового запису та видалення існуючого. </w:t>
-      </w:r>
-      <w:r>
-        <w:rPr>
-          <w:b/>
-          <w:bCs/>
-          <w:lang w:val="ru-RU"/>
-        </w:rPr>
-        <w:t>При зміні інформації про студента список має залишатись відсортованим</w:t>
-      </w:r>
-      <w:r>
-        <w:rPr>
-          <w:lang w:val="ru-RU"/>
-        </w:rPr>
-        <w:t>.</w:t>
-      </w:r>
-    </w:p>
-    <w:p>
-      <w:pPr>
-        <w:pStyle w:val="a6"/>
-        <w:ind w:left="1080" w:firstLine="0"/>
-        <w:rPr>
-          <w:lang w:val="uk-UA"/>
+        <w:jc w:val="left"/>
+        <w:rPr>
+          <w:lang w:val="ru-RU"/>
+        </w:rPr>
+      </w:pPr>
+      <w:r>
+        <w:rPr>
+          <w:lang w:val="ru-RU"/>
+        </w:rPr>
+        <w:br w:type="page"/>
+      </w:r>
+    </w:p>
+    <w:p>
+      <w:pPr>
+        <w:rPr>
+          <w:lang w:val="ru-RU"/>
+        </w:rPr>
+      </w:pPr>
+    </w:p>
+    <w:p>
+      <w:pPr>
+        <w:rPr>
+          <w:lang w:val="uk-UA"/>
+        </w:rPr>
+      </w:pPr>
+    </w:p>
+    <w:p>
+      <w:pPr>
+        <w:rPr>
+          <w:lang w:val="ru-RU"/>
+        </w:rPr>
+      </w:pPr>
+      <w:r>
+        <w:rPr>
+          <w:lang w:val="uk-UA"/>
+        </w:rPr>
+        <w:t xml:space="preserve">Посилання на </w:t>
+      </w:r>
+      <w:proofErr w:type="spellStart"/>
+      <w:r>
+        <w:t>github</w:t>
+      </w:r>
+      <w:proofErr w:type="spellEnd"/>
+      <w:r>
+        <w:rPr>
+          <w:lang w:val="ru-RU"/>
+        </w:rPr>
+        <w:t>:</w:t>
+      </w:r>
+    </w:p>
+    <w:p>
+      <w:pPr>
+        <w:rPr>
+          <w:lang w:val="ru-RU"/>
+        </w:rPr>
+      </w:pPr>
+      <w:hyperlink r:id="rId32" w:history="1">
+        <w:r>
+          <w:rPr>
+            <w:rStyle w:val="a4"/>
+            <w:lang w:val="ru-RU"/>
+          </w:rPr>
+          <w:t>https://github.com/RickWazowski98/TP-KB-231-Viacheslav-Saievskyi</w:t>
+        </w:r>
+      </w:hyperlink>
+    </w:p>
+    <w:p>
+      <w:pPr>
+        <w:rPr>
+          <w:lang w:val="ru-RU"/>
+        </w:rPr>
+      </w:pPr>
+      <w:r>
+        <w:rPr>
+          <w:lang w:val="uk-UA"/>
+        </w:rPr>
+        <w:t xml:space="preserve">Знімок екрану з посилання на </w:t>
+      </w:r>
+      <w:proofErr w:type="spellStart"/>
+      <w:r>
+        <w:t>github</w:t>
+      </w:r>
+      <w:proofErr w:type="spellEnd"/>
+      <w:r>
+        <w:rPr>
+          <w:lang w:val="ru-RU"/>
+        </w:rPr>
+        <w:t>:</w:t>
+      </w:r>
+    </w:p>
+    <w:p>
+      <w:pPr>
+        <w:rPr>
+          <w:lang w:val="ru-RU"/>
         </w:rPr>
       </w:pPr>
       <w:r>
         <w:rPr>
           <w:noProof/>
-          <w:lang w:val="uk-UA"/>
+          <w:lang w:val="ru-RU"/>
         </w:rPr>
         <w:drawing>
-          <wp:inline distT="0" distB="0" distL="0" distR="0" wp14:anchorId="1EB9FFAA" wp14:editId="63B079BB">
-            <wp:extent cx="5943600" cy="3740785"/>
+          <wp:inline distT="0" distB="0" distL="0" distR="0" wp14:anchorId="1E7679AF" wp14:editId="1920E07E">
+            <wp:extent cx="5943600" cy="4288790"/>
             <wp:effectExtent l="0" t="0" r="0" b="0"/>
-            <wp:docPr id="34" name="Рисунок 34"/>
-            <wp:cNvGraphicFramePr>
-              <a:graphicFrameLocks xmlns:a="http://schemas.openxmlformats.org/drawingml/2006/main" noChangeAspect="1"/>
-            </wp:cNvGraphicFramePr>
-            <a:graphic xmlns:a="http://schemas.openxmlformats.org/drawingml/2006/main">
-              <a:graphicData uri="http://schemas.openxmlformats.org/drawingml/2006/picture">
-                <pic:pic xmlns:pic="http://schemas.openxmlformats.org/drawingml/2006/picture">
-                  <pic:nvPicPr>
-                    <pic:cNvPr id="1" name=""/>
-                    <pic:cNvPicPr/>
-                  </pic:nvPicPr>
-                  <pic:blipFill>
-                    <a:blip r:embed="rId32"/>
-                    <a:stretch>
-                      <a:fillRect/>
-                    </a:stretch>
-                  </pic:blipFill>
-                  <pic:spPr>
-                    <a:xfrm>
-                      <a:off x="0" y="0"/>
-                      <a:ext cx="5943600" cy="3740785"/>
-                    </a:xfrm>
-                    <a:prstGeom prst="rect">
-                      <a:avLst/>
-                    </a:prstGeom>
-                  </pic:spPr>
-                </pic:pic>
-              </a:graphicData>
-            </a:graphic>
-          </wp:inline>
-        </w:drawing>
-      </w:r>
-    </w:p>
-    <w:p>
-      <w:pPr>
-        <w:pStyle w:val="a6"/>
-        <w:ind w:left="1080" w:firstLine="0"/>
-        <w:rPr>
-          <w:lang w:val="uk-UA"/>
-        </w:rPr>
-      </w:pPr>
-      <w:r>
-        <w:rPr>
-          <w:noProof/>
-          <w:lang w:val="uk-UA"/>
-        </w:rPr>
-        <w:drawing>
-          <wp:inline distT="0" distB="0" distL="0" distR="0" wp14:anchorId="57245557" wp14:editId="27EAC725">
-            <wp:extent cx="5277587" cy="2695951"/>
-            <wp:effectExtent l="0" t="0" r="0" b="9525"/>
-            <wp:docPr id="35" name="Рисунок 35"/>
+            <wp:docPr id="10" name="Рисунок 10"/>
             <wp:cNvGraphicFramePr>
               <a:graphicFrameLocks xmlns:a="http://schemas.openxmlformats.org/drawingml/2006/main" noChangeAspect="1"/>
             </wp:cNvGraphicFramePr>
@@ -5751,1333 +6728,6 @@
                   <pic:spPr>
                     <a:xfrm>
                       <a:off x="0" y="0"/>
-                      <a:ext cx="5277587" cy="2695951"/>
-                    </a:xfrm>
-                    <a:prstGeom prst="rect">
-                      <a:avLst/>
-                    </a:prstGeom>
-                  </pic:spPr>
-                </pic:pic>
-              </a:graphicData>
-            </a:graphic>
-          </wp:inline>
-        </w:drawing>
-      </w:r>
-    </w:p>
-    <w:p>
-      <w:pPr>
-        <w:pStyle w:val="a6"/>
-        <w:ind w:left="1080" w:firstLine="0"/>
-        <w:rPr>
-          <w:lang w:val="uk-UA"/>
-        </w:rPr>
-      </w:pPr>
-      <w:r>
-        <w:rPr>
-          <w:noProof/>
-          <w:lang w:val="uk-UA"/>
-        </w:rPr>
-        <w:lastRenderedPageBreak/>
-        <w:drawing>
-          <wp:inline distT="0" distB="0" distL="0" distR="0" wp14:anchorId="54D0F4A6" wp14:editId="1F95469A">
-            <wp:extent cx="5943600" cy="4086860"/>
-            <wp:effectExtent l="0" t="0" r="0" b="8890"/>
-            <wp:docPr id="36" name="Рисунок 36"/>
-            <wp:cNvGraphicFramePr>
-              <a:graphicFrameLocks xmlns:a="http://schemas.openxmlformats.org/drawingml/2006/main" noChangeAspect="1"/>
-            </wp:cNvGraphicFramePr>
-            <a:graphic xmlns:a="http://schemas.openxmlformats.org/drawingml/2006/main">
-              <a:graphicData uri="http://schemas.openxmlformats.org/drawingml/2006/picture">
-                <pic:pic xmlns:pic="http://schemas.openxmlformats.org/drawingml/2006/picture">
-                  <pic:nvPicPr>
-                    <pic:cNvPr id="1" name=""/>
-                    <pic:cNvPicPr/>
-                  </pic:nvPicPr>
-                  <pic:blipFill>
-                    <a:blip r:embed="rId34"/>
-                    <a:stretch>
-                      <a:fillRect/>
-                    </a:stretch>
-                  </pic:blipFill>
-                  <pic:spPr>
-                    <a:xfrm>
-                      <a:off x="0" y="0"/>
-                      <a:ext cx="5943600" cy="4086860"/>
-                    </a:xfrm>
-                    <a:prstGeom prst="rect">
-                      <a:avLst/>
-                    </a:prstGeom>
-                  </pic:spPr>
-                </pic:pic>
-              </a:graphicData>
-            </a:graphic>
-          </wp:inline>
-        </w:drawing>
-      </w:r>
-    </w:p>
-    <w:p>
-      <w:pPr>
-        <w:rPr>
-          <w:lang w:val="uk-UA"/>
-        </w:rPr>
-      </w:pPr>
-      <w:r>
-        <w:rPr>
-          <w:noProof/>
-          <w:lang w:val="uk-UA"/>
-        </w:rPr>
-        <w:drawing>
-          <wp:inline distT="0" distB="0" distL="0" distR="0" wp14:anchorId="4B93439F" wp14:editId="6BBBDE25">
-            <wp:extent cx="5943600" cy="3145790"/>
-            <wp:effectExtent l="0" t="0" r="0" b="0"/>
-            <wp:docPr id="37" name="Рисунок 37"/>
-            <wp:cNvGraphicFramePr>
-              <a:graphicFrameLocks xmlns:a="http://schemas.openxmlformats.org/drawingml/2006/main" noChangeAspect="1"/>
-            </wp:cNvGraphicFramePr>
-            <a:graphic xmlns:a="http://schemas.openxmlformats.org/drawingml/2006/main">
-              <a:graphicData uri="http://schemas.openxmlformats.org/drawingml/2006/picture">
-                <pic:pic xmlns:pic="http://schemas.openxmlformats.org/drawingml/2006/picture">
-                  <pic:nvPicPr>
-                    <pic:cNvPr id="1" name=""/>
-                    <pic:cNvPicPr/>
-                  </pic:nvPicPr>
-                  <pic:blipFill>
-                    <a:blip r:embed="rId35"/>
-                    <a:stretch>
-                      <a:fillRect/>
-                    </a:stretch>
-                  </pic:blipFill>
-                  <pic:spPr>
-                    <a:xfrm>
-                      <a:off x="0" y="0"/>
-                      <a:ext cx="5943600" cy="3145790"/>
-                    </a:xfrm>
-                    <a:prstGeom prst="rect">
-                      <a:avLst/>
-                    </a:prstGeom>
-                  </pic:spPr>
-                </pic:pic>
-              </a:graphicData>
-            </a:graphic>
-          </wp:inline>
-        </w:drawing>
-      </w:r>
-    </w:p>
-    <w:p>
-      <w:pPr>
-        <w:spacing w:line="259" w:lineRule="auto"/>
-        <w:ind w:firstLine="0"/>
-        <w:jc w:val="left"/>
-        <w:rPr>
-          <w:lang w:val="uk-UA"/>
-        </w:rPr>
-      </w:pPr>
-      <w:r>
-        <w:rPr>
-          <w:lang w:val="uk-UA"/>
-        </w:rPr>
-        <w:br w:type="page"/>
-      </w:r>
-    </w:p>
-    <w:p>
-      <w:pPr>
-        <w:rPr>
-          <w:lang w:val="uk-UA"/>
-        </w:rPr>
-      </w:pPr>
-    </w:p>
-    <w:p>
-      <w:pPr>
-        <w:jc w:val="right"/>
-        <w:rPr>
-          <w:lang w:val="ru-RU"/>
-        </w:rPr>
-      </w:pPr>
-      <w:r>
-        <w:rPr>
-          <w:lang w:val="uk-UA"/>
-        </w:rPr>
-        <w:t>Звіт до Лабораторної роботи №</w:t>
-      </w:r>
-      <w:r>
-        <w:rPr>
-          <w:lang w:val="ru-RU"/>
-        </w:rPr>
-        <w:t>2</w:t>
-      </w:r>
-    </w:p>
-    <w:p>
-      <w:pPr>
-        <w:rPr>
-          <w:lang w:val="uk-UA"/>
-        </w:rPr>
-      </w:pPr>
-      <w:r>
-        <w:rPr>
-          <w:lang w:val="uk-UA"/>
-        </w:rPr>
-        <w:t>Під час виконання Лабораторної роботи №</w:t>
-      </w:r>
-      <w:r>
-        <w:rPr>
-          <w:lang w:val="ru-RU"/>
-        </w:rPr>
-        <w:t>2</w:t>
-      </w:r>
-      <w:r>
-        <w:rPr>
-          <w:lang w:val="uk-UA"/>
-        </w:rPr>
-        <w:t xml:space="preserve"> було надано варіанти рішення до наступних задач:</w:t>
-      </w:r>
-    </w:p>
-    <w:p>
-      <w:pPr>
-        <w:pStyle w:val="a6"/>
-        <w:numPr>
-          <w:ilvl w:val="0"/>
-          <w:numId w:val="10"/>
-        </w:numPr>
-        <w:rPr>
-          <w:lang w:val="ru-RU"/>
-        </w:rPr>
-      </w:pPr>
-      <w:r>
-        <w:rPr>
-          <w:b/>
-          <w:bCs/>
-          <w:lang w:val="ru-RU"/>
-        </w:rPr>
-        <w:t>завантаження</w:t>
-      </w:r>
-      <w:r>
-        <w:rPr>
-          <w:lang w:val="ru-RU"/>
-        </w:rPr>
-        <w:t xml:space="preserve"> початкових данні для довідника з </w:t>
-      </w:r>
-      <w:r>
-        <w:t>csv</w:t>
-      </w:r>
-      <w:r>
-        <w:rPr>
-          <w:lang w:val="ru-RU"/>
-        </w:rPr>
-        <w:t xml:space="preserve"> файлу. Приклад </w:t>
-      </w:r>
-      <w:r>
-        <w:t>csv</w:t>
-      </w:r>
-      <w:r>
-        <w:rPr>
-          <w:lang w:val="ru-RU"/>
-        </w:rPr>
-        <w:t xml:space="preserve"> файлу (</w:t>
-      </w:r>
-      <w:r>
-        <w:t>lab</w:t>
-      </w:r>
-      <w:r>
-        <w:rPr>
-          <w:lang w:val="ru-RU"/>
-        </w:rPr>
-        <w:t>2.</w:t>
-      </w:r>
-      <w:r>
-        <w:t>csv</w:t>
-      </w:r>
-      <w:r>
-        <w:rPr>
-          <w:lang w:val="ru-RU"/>
-        </w:rPr>
-        <w:t xml:space="preserve">), та оригінальній файл формату </w:t>
-      </w:r>
-      <w:r>
-        <w:t>xlsx</w:t>
-      </w:r>
-      <w:r>
-        <w:rPr>
-          <w:lang w:val="ru-RU"/>
-        </w:rPr>
-        <w:t xml:space="preserve"> розміщені поряд з вказівками. Ім’я файлу для завантаження даних повинно передаватись в якості параметрів командного рядку.</w:t>
-      </w:r>
-    </w:p>
-    <w:p>
-      <w:pPr>
-        <w:pStyle w:val="a6"/>
-        <w:ind w:left="1080" w:firstLine="0"/>
-        <w:rPr>
-          <w:lang w:val="ru-RU"/>
-        </w:rPr>
-      </w:pPr>
-      <w:r>
-        <w:rPr>
-          <w:noProof/>
-          <w:lang w:val="ru-RU"/>
-        </w:rPr>
-        <w:drawing>
-          <wp:inline distT="0" distB="0" distL="0" distR="0" wp14:anchorId="2F1048C5" wp14:editId="300DFD05">
-            <wp:extent cx="5943600" cy="3121660"/>
-            <wp:effectExtent l="0" t="0" r="0" b="2540"/>
-            <wp:docPr id="38" name="Рисунок 38"/>
-            <wp:cNvGraphicFramePr>
-              <a:graphicFrameLocks xmlns:a="http://schemas.openxmlformats.org/drawingml/2006/main" noChangeAspect="1"/>
-            </wp:cNvGraphicFramePr>
-            <a:graphic xmlns:a="http://schemas.openxmlformats.org/drawingml/2006/main">
-              <a:graphicData uri="http://schemas.openxmlformats.org/drawingml/2006/picture">
-                <pic:pic xmlns:pic="http://schemas.openxmlformats.org/drawingml/2006/picture">
-                  <pic:nvPicPr>
-                    <pic:cNvPr id="1" name=""/>
-                    <pic:cNvPicPr/>
-                  </pic:nvPicPr>
-                  <pic:blipFill>
-                    <a:blip r:embed="rId36"/>
-                    <a:stretch>
-                      <a:fillRect/>
-                    </a:stretch>
-                  </pic:blipFill>
-                  <pic:spPr>
-                    <a:xfrm>
-                      <a:off x="0" y="0"/>
-                      <a:ext cx="5943600" cy="3121660"/>
-                    </a:xfrm>
-                    <a:prstGeom prst="rect">
-                      <a:avLst/>
-                    </a:prstGeom>
-                  </pic:spPr>
-                </pic:pic>
-              </a:graphicData>
-            </a:graphic>
-          </wp:inline>
-        </w:drawing>
-      </w:r>
-      <w:r>
-        <w:rPr>
-          <w:lang w:val="ru-RU"/>
-        </w:rPr>
-        <w:br/>
-      </w:r>
-      <w:r>
-        <w:rPr>
-          <w:noProof/>
-          <w:lang w:val="ru-RU"/>
-        </w:rPr>
-        <w:drawing>
-          <wp:inline distT="0" distB="0" distL="0" distR="0" wp14:anchorId="4282DF3D" wp14:editId="31BB03FF">
-            <wp:extent cx="5839640" cy="1267002"/>
-            <wp:effectExtent l="0" t="0" r="0" b="9525"/>
-            <wp:docPr id="39" name="Рисунок 39"/>
-            <wp:cNvGraphicFramePr>
-              <a:graphicFrameLocks xmlns:a="http://schemas.openxmlformats.org/drawingml/2006/main" noChangeAspect="1"/>
-            </wp:cNvGraphicFramePr>
-            <a:graphic xmlns:a="http://schemas.openxmlformats.org/drawingml/2006/main">
-              <a:graphicData uri="http://schemas.openxmlformats.org/drawingml/2006/picture">
-                <pic:pic xmlns:pic="http://schemas.openxmlformats.org/drawingml/2006/picture">
-                  <pic:nvPicPr>
-                    <pic:cNvPr id="1" name=""/>
-                    <pic:cNvPicPr/>
-                  </pic:nvPicPr>
-                  <pic:blipFill>
-                    <a:blip r:embed="rId37"/>
-                    <a:stretch>
-                      <a:fillRect/>
-                    </a:stretch>
-                  </pic:blipFill>
-                  <pic:spPr>
-                    <a:xfrm>
-                      <a:off x="0" y="0"/>
-                      <a:ext cx="5839640" cy="1267002"/>
-                    </a:xfrm>
-                    <a:prstGeom prst="rect">
-                      <a:avLst/>
-                    </a:prstGeom>
-                  </pic:spPr>
-                </pic:pic>
-              </a:graphicData>
-            </a:graphic>
-          </wp:inline>
-        </w:drawing>
-      </w:r>
-    </w:p>
-    <w:p>
-      <w:pPr>
-        <w:pStyle w:val="a6"/>
-        <w:ind w:left="1080" w:firstLine="0"/>
-        <w:rPr>
-          <w:lang w:val="ru-RU"/>
-        </w:rPr>
-      </w:pPr>
-    </w:p>
-    <w:p>
-      <w:pPr>
-        <w:pStyle w:val="a6"/>
-        <w:numPr>
-          <w:ilvl w:val="0"/>
-          <w:numId w:val="10"/>
-        </w:numPr>
-        <w:rPr>
-          <w:lang w:val="ru-RU"/>
-        </w:rPr>
-      </w:pPr>
-      <w:r>
-        <w:rPr>
-          <w:b/>
-          <w:bCs/>
-          <w:lang w:val="ru-RU"/>
-        </w:rPr>
-        <w:t>зберігання</w:t>
-      </w:r>
-      <w:r>
-        <w:rPr>
-          <w:lang w:val="ru-RU"/>
-        </w:rPr>
-        <w:t xml:space="preserve"> довідника студентів у форматі </w:t>
-      </w:r>
-      <w:r>
-        <w:t>CSV</w:t>
-      </w:r>
-      <w:r>
-        <w:rPr>
-          <w:lang w:val="ru-RU"/>
-        </w:rPr>
-        <w:t xml:space="preserve"> перед виходом із програми.</w:t>
-      </w:r>
-    </w:p>
-    <w:p>
-      <w:pPr>
-        <w:pStyle w:val="a6"/>
-        <w:ind w:left="1080" w:firstLine="0"/>
-        <w:rPr>
-          <w:lang w:val="ru-RU"/>
-        </w:rPr>
-      </w:pPr>
-      <w:r>
-        <w:rPr>
-          <w:noProof/>
-          <w:lang w:val="ru-RU"/>
-        </w:rPr>
-        <w:lastRenderedPageBreak/>
-        <w:drawing>
-          <wp:inline distT="0" distB="0" distL="0" distR="0" wp14:anchorId="42740929" wp14:editId="78903FC2">
-            <wp:extent cx="3524742" cy="914528"/>
-            <wp:effectExtent l="0" t="0" r="0" b="0"/>
-            <wp:docPr id="40" name="Рисунок 40"/>
-            <wp:cNvGraphicFramePr>
-              <a:graphicFrameLocks xmlns:a="http://schemas.openxmlformats.org/drawingml/2006/main" noChangeAspect="1"/>
-            </wp:cNvGraphicFramePr>
-            <a:graphic xmlns:a="http://schemas.openxmlformats.org/drawingml/2006/main">
-              <a:graphicData uri="http://schemas.openxmlformats.org/drawingml/2006/picture">
-                <pic:pic xmlns:pic="http://schemas.openxmlformats.org/drawingml/2006/picture">
-                  <pic:nvPicPr>
-                    <pic:cNvPr id="1" name=""/>
-                    <pic:cNvPicPr/>
-                  </pic:nvPicPr>
-                  <pic:blipFill>
-                    <a:blip r:embed="rId38"/>
-                    <a:stretch>
-                      <a:fillRect/>
-                    </a:stretch>
-                  </pic:blipFill>
-                  <pic:spPr>
-                    <a:xfrm>
-                      <a:off x="0" y="0"/>
-                      <a:ext cx="3524742" cy="914528"/>
-                    </a:xfrm>
-                    <a:prstGeom prst="rect">
-                      <a:avLst/>
-                    </a:prstGeom>
-                  </pic:spPr>
-                </pic:pic>
-              </a:graphicData>
-            </a:graphic>
-          </wp:inline>
-        </w:drawing>
-      </w:r>
-    </w:p>
-    <w:p>
-      <w:pPr>
-        <w:pStyle w:val="a6"/>
-        <w:ind w:left="1080" w:firstLine="0"/>
-        <w:rPr>
-          <w:lang w:val="ru-RU"/>
-        </w:rPr>
-      </w:pPr>
-      <w:r>
-        <w:rPr>
-          <w:noProof/>
-          <w:lang w:val="ru-RU"/>
-        </w:rPr>
-        <w:drawing>
-          <wp:inline distT="0" distB="0" distL="0" distR="0" wp14:anchorId="7808A1C0" wp14:editId="4B9D2E7D">
-            <wp:extent cx="5943600" cy="3070225"/>
-            <wp:effectExtent l="0" t="0" r="0" b="0"/>
-            <wp:docPr id="41" name="Рисунок 41"/>
-            <wp:cNvGraphicFramePr>
-              <a:graphicFrameLocks xmlns:a="http://schemas.openxmlformats.org/drawingml/2006/main" noChangeAspect="1"/>
-            </wp:cNvGraphicFramePr>
-            <a:graphic xmlns:a="http://schemas.openxmlformats.org/drawingml/2006/main">
-              <a:graphicData uri="http://schemas.openxmlformats.org/drawingml/2006/picture">
-                <pic:pic xmlns:pic="http://schemas.openxmlformats.org/drawingml/2006/picture">
-                  <pic:nvPicPr>
-                    <pic:cNvPr id="1" name=""/>
-                    <pic:cNvPicPr/>
-                  </pic:nvPicPr>
-                  <pic:blipFill>
-                    <a:blip r:embed="rId39"/>
-                    <a:stretch>
-                      <a:fillRect/>
-                    </a:stretch>
-                  </pic:blipFill>
-                  <pic:spPr>
-                    <a:xfrm>
-                      <a:off x="0" y="0"/>
-                      <a:ext cx="5943600" cy="3070225"/>
-                    </a:xfrm>
-                    <a:prstGeom prst="rect">
-                      <a:avLst/>
-                    </a:prstGeom>
-                  </pic:spPr>
-                </pic:pic>
-              </a:graphicData>
-            </a:graphic>
-          </wp:inline>
-        </w:drawing>
-      </w:r>
-    </w:p>
-    <w:p>
-      <w:pPr>
-        <w:spacing w:line="259" w:lineRule="auto"/>
-        <w:ind w:firstLine="0"/>
-        <w:jc w:val="left"/>
-        <w:rPr>
-          <w:lang w:val="ru-RU"/>
-        </w:rPr>
-      </w:pPr>
-      <w:r>
-        <w:rPr>
-          <w:lang w:val="ru-RU"/>
-        </w:rPr>
-        <w:br w:type="page"/>
-      </w:r>
-    </w:p>
-    <w:p>
-      <w:pPr>
-        <w:pStyle w:val="a6"/>
-        <w:ind w:left="1080" w:firstLine="0"/>
-        <w:rPr>
-          <w:lang w:val="ru-RU"/>
-        </w:rPr>
-      </w:pPr>
-    </w:p>
-    <w:p>
-      <w:pPr>
-        <w:pStyle w:val="a6"/>
-        <w:numPr>
-          <w:ilvl w:val="0"/>
-          <w:numId w:val="10"/>
-        </w:numPr>
-        <w:rPr>
-          <w:lang w:val="ru-RU"/>
-        </w:rPr>
-      </w:pPr>
-      <w:r>
-        <w:rPr>
-          <w:lang w:val="ru-RU"/>
-        </w:rPr>
-        <w:t xml:space="preserve">покриття основного функціоналу програми </w:t>
-      </w:r>
-      <w:r>
-        <w:rPr>
-          <w:b/>
-          <w:bCs/>
-          <w:lang w:val="ru-RU"/>
-        </w:rPr>
-        <w:t>Юніт тестами</w:t>
-      </w:r>
-      <w:r>
-        <w:rPr>
-          <w:lang w:val="ru-RU"/>
-        </w:rPr>
-        <w:t>.</w:t>
-      </w:r>
-    </w:p>
-    <w:p>
-      <w:pPr>
-        <w:rPr>
-          <w:lang w:val="ru-RU"/>
-        </w:rPr>
-      </w:pPr>
-      <w:r>
-        <w:rPr>
-          <w:noProof/>
-          <w:lang w:val="ru-RU"/>
-        </w:rPr>
-        <w:drawing>
-          <wp:inline distT="0" distB="0" distL="0" distR="0" wp14:anchorId="39E321F1" wp14:editId="172C12FF">
-            <wp:extent cx="5943600" cy="6814185"/>
-            <wp:effectExtent l="0" t="0" r="0" b="5715"/>
-            <wp:docPr id="42" name="Рисунок 42"/>
-            <wp:cNvGraphicFramePr>
-              <a:graphicFrameLocks xmlns:a="http://schemas.openxmlformats.org/drawingml/2006/main" noChangeAspect="1"/>
-            </wp:cNvGraphicFramePr>
-            <a:graphic xmlns:a="http://schemas.openxmlformats.org/drawingml/2006/main">
-              <a:graphicData uri="http://schemas.openxmlformats.org/drawingml/2006/picture">
-                <pic:pic xmlns:pic="http://schemas.openxmlformats.org/drawingml/2006/picture">
-                  <pic:nvPicPr>
-                    <pic:cNvPr id="1" name=""/>
-                    <pic:cNvPicPr/>
-                  </pic:nvPicPr>
-                  <pic:blipFill>
-                    <a:blip r:embed="rId40"/>
-                    <a:stretch>
-                      <a:fillRect/>
-                    </a:stretch>
-                  </pic:blipFill>
-                  <pic:spPr>
-                    <a:xfrm>
-                      <a:off x="0" y="0"/>
-                      <a:ext cx="5943600" cy="6814185"/>
-                    </a:xfrm>
-                    <a:prstGeom prst="rect">
-                      <a:avLst/>
-                    </a:prstGeom>
-                  </pic:spPr>
-                </pic:pic>
-              </a:graphicData>
-            </a:graphic>
-          </wp:inline>
-        </w:drawing>
-      </w:r>
-    </w:p>
-    <w:p>
-      <w:pPr>
-        <w:spacing w:line="259" w:lineRule="auto"/>
-        <w:ind w:firstLine="0"/>
-        <w:jc w:val="left"/>
-        <w:rPr>
-          <w:lang w:val="ru-RU"/>
-        </w:rPr>
-      </w:pPr>
-      <w:r>
-        <w:rPr>
-          <w:lang w:val="ru-RU"/>
-        </w:rPr>
-        <w:br w:type="page"/>
-      </w:r>
-    </w:p>
-    <w:p>
-      <w:pPr>
-        <w:rPr>
-          <w:lang w:val="ru-RU"/>
-        </w:rPr>
-      </w:pPr>
-    </w:p>
-    <w:p>
-      <w:pPr>
-        <w:jc w:val="right"/>
-        <w:rPr>
-          <w:lang w:val="ru-RU"/>
-        </w:rPr>
-      </w:pPr>
-      <w:r>
-        <w:rPr>
-          <w:lang w:val="uk-UA"/>
-        </w:rPr>
-        <w:t>Звіт до Лабораторної роботи №</w:t>
-      </w:r>
-      <w:r>
-        <w:rPr>
-          <w:lang w:val="ru-RU"/>
-        </w:rPr>
-        <w:t>3</w:t>
-      </w:r>
-    </w:p>
-    <w:p>
-      <w:pPr>
-        <w:rPr>
-          <w:lang w:val="uk-UA"/>
-        </w:rPr>
-      </w:pPr>
-      <w:r>
-        <w:rPr>
-          <w:lang w:val="uk-UA"/>
-        </w:rPr>
-        <w:t>Під час виконання Лабораторної роботи №</w:t>
-      </w:r>
-      <w:r>
-        <w:rPr>
-          <w:lang w:val="ru-RU"/>
-        </w:rPr>
-        <w:t>2</w:t>
-      </w:r>
-      <w:r>
-        <w:rPr>
-          <w:lang w:val="uk-UA"/>
-        </w:rPr>
-        <w:t xml:space="preserve"> було надано варіанти рішення до наступних задач:</w:t>
-      </w:r>
-    </w:p>
-    <w:p>
-      <w:pPr>
-        <w:pStyle w:val="a6"/>
-        <w:numPr>
-          <w:ilvl w:val="0"/>
-          <w:numId w:val="11"/>
-        </w:numPr>
-        <w:rPr>
-          <w:lang w:val="ru-RU"/>
-        </w:rPr>
-      </w:pPr>
-      <w:r>
-        <w:rPr>
-          <w:lang w:val="ru-RU"/>
-        </w:rPr>
-        <w:t>розробити клас Студент групи з відповідними атрибутами;</w:t>
-      </w:r>
-    </w:p>
-    <w:p>
-      <w:pPr>
-        <w:pStyle w:val="a6"/>
-        <w:ind w:left="1080" w:firstLine="0"/>
-        <w:rPr>
-          <w:lang w:val="ru-RU"/>
-        </w:rPr>
-      </w:pPr>
-      <w:r>
-        <w:rPr>
-          <w:noProof/>
-          <w:lang w:val="ru-RU"/>
-        </w:rPr>
-        <w:drawing>
-          <wp:inline distT="0" distB="0" distL="0" distR="0" wp14:anchorId="5ED01FE5" wp14:editId="4140AC8F">
-            <wp:extent cx="5943600" cy="3144520"/>
-            <wp:effectExtent l="0" t="0" r="0" b="0"/>
-            <wp:docPr id="43" name="Рисунок 43"/>
-            <wp:cNvGraphicFramePr>
-              <a:graphicFrameLocks xmlns:a="http://schemas.openxmlformats.org/drawingml/2006/main" noChangeAspect="1"/>
-            </wp:cNvGraphicFramePr>
-            <a:graphic xmlns:a="http://schemas.openxmlformats.org/drawingml/2006/main">
-              <a:graphicData uri="http://schemas.openxmlformats.org/drawingml/2006/picture">
-                <pic:pic xmlns:pic="http://schemas.openxmlformats.org/drawingml/2006/picture">
-                  <pic:nvPicPr>
-                    <pic:cNvPr id="1" name=""/>
-                    <pic:cNvPicPr/>
-                  </pic:nvPicPr>
-                  <pic:blipFill>
-                    <a:blip r:embed="rId41"/>
-                    <a:stretch>
-                      <a:fillRect/>
-                    </a:stretch>
-                  </pic:blipFill>
-                  <pic:spPr>
-                    <a:xfrm>
-                      <a:off x="0" y="0"/>
-                      <a:ext cx="5943600" cy="3144520"/>
-                    </a:xfrm>
-                    <a:prstGeom prst="rect">
-                      <a:avLst/>
-                    </a:prstGeom>
-                  </pic:spPr>
-                </pic:pic>
-              </a:graphicData>
-            </a:graphic>
-          </wp:inline>
-        </w:drawing>
-      </w:r>
-    </w:p>
-    <w:p>
-      <w:pPr>
-        <w:pStyle w:val="a6"/>
-        <w:numPr>
-          <w:ilvl w:val="0"/>
-          <w:numId w:val="11"/>
-        </w:numPr>
-        <w:rPr>
-          <w:lang w:val="ru-RU"/>
-        </w:rPr>
-      </w:pPr>
-      <w:r>
-        <w:rPr>
-          <w:lang w:val="ru-RU"/>
-        </w:rPr>
-        <w:t>розробити клас Список групи, має містити не словники, як виконано в лабораторній роботі №2, а об’єкти класу Студент групи; додавання нового запису, видаленні існуючого чи зміна даних має бути виконана через методи класу Список групи.</w:t>
-      </w:r>
-    </w:p>
-    <w:p>
-      <w:pPr>
-        <w:pStyle w:val="a6"/>
-        <w:ind w:left="1080" w:firstLine="0"/>
-        <w:rPr>
-          <w:lang w:val="ru-RU"/>
-        </w:rPr>
-      </w:pPr>
-      <w:r>
-        <w:rPr>
-          <w:noProof/>
-          <w:lang w:val="ru-RU"/>
-        </w:rPr>
-        <w:lastRenderedPageBreak/>
-        <w:drawing>
-          <wp:inline distT="0" distB="0" distL="0" distR="0" wp14:anchorId="580557AE" wp14:editId="51EAE5D3">
-            <wp:extent cx="5943600" cy="5797550"/>
-            <wp:effectExtent l="0" t="0" r="0" b="0"/>
-            <wp:docPr id="44" name="Рисунок 44"/>
-            <wp:cNvGraphicFramePr>
-              <a:graphicFrameLocks xmlns:a="http://schemas.openxmlformats.org/drawingml/2006/main" noChangeAspect="1"/>
-            </wp:cNvGraphicFramePr>
-            <a:graphic xmlns:a="http://schemas.openxmlformats.org/drawingml/2006/main">
-              <a:graphicData uri="http://schemas.openxmlformats.org/drawingml/2006/picture">
-                <pic:pic xmlns:pic="http://schemas.openxmlformats.org/drawingml/2006/picture">
-                  <pic:nvPicPr>
-                    <pic:cNvPr id="1" name=""/>
-                    <pic:cNvPicPr/>
-                  </pic:nvPicPr>
-                  <pic:blipFill>
-                    <a:blip r:embed="rId42"/>
-                    <a:stretch>
-                      <a:fillRect/>
-                    </a:stretch>
-                  </pic:blipFill>
-                  <pic:spPr>
-                    <a:xfrm>
-                      <a:off x="0" y="0"/>
-                      <a:ext cx="5943600" cy="5797550"/>
-                    </a:xfrm>
-                    <a:prstGeom prst="rect">
-                      <a:avLst/>
-                    </a:prstGeom>
-                  </pic:spPr>
-                </pic:pic>
-              </a:graphicData>
-            </a:graphic>
-          </wp:inline>
-        </w:drawing>
-      </w:r>
-    </w:p>
-    <w:p>
-      <w:pPr>
-        <w:pStyle w:val="a6"/>
-        <w:ind w:left="1080" w:firstLine="0"/>
-        <w:rPr>
-          <w:lang w:val="ru-RU"/>
-        </w:rPr>
-      </w:pPr>
-      <w:r>
-        <w:rPr>
-          <w:noProof/>
-          <w:lang w:val="ru-RU"/>
-        </w:rPr>
-        <w:drawing>
-          <wp:inline distT="0" distB="0" distL="0" distR="0" wp14:anchorId="45B52EC3" wp14:editId="62F33F83">
-            <wp:extent cx="5943600" cy="2102485"/>
-            <wp:effectExtent l="0" t="0" r="0" b="0"/>
-            <wp:docPr id="45" name="Рисунок 45"/>
-            <wp:cNvGraphicFramePr>
-              <a:graphicFrameLocks xmlns:a="http://schemas.openxmlformats.org/drawingml/2006/main" noChangeAspect="1"/>
-            </wp:cNvGraphicFramePr>
-            <a:graphic xmlns:a="http://schemas.openxmlformats.org/drawingml/2006/main">
-              <a:graphicData uri="http://schemas.openxmlformats.org/drawingml/2006/picture">
-                <pic:pic xmlns:pic="http://schemas.openxmlformats.org/drawingml/2006/picture">
-                  <pic:nvPicPr>
-                    <pic:cNvPr id="1" name=""/>
-                    <pic:cNvPicPr/>
-                  </pic:nvPicPr>
-                  <pic:blipFill>
-                    <a:blip r:embed="rId43"/>
-                    <a:stretch>
-                      <a:fillRect/>
-                    </a:stretch>
-                  </pic:blipFill>
-                  <pic:spPr>
-                    <a:xfrm>
-                      <a:off x="0" y="0"/>
-                      <a:ext cx="5943600" cy="2102485"/>
-                    </a:xfrm>
-                    <a:prstGeom prst="rect">
-                      <a:avLst/>
-                    </a:prstGeom>
-                  </pic:spPr>
-                </pic:pic>
-              </a:graphicData>
-            </a:graphic>
-          </wp:inline>
-        </w:drawing>
-      </w:r>
-    </w:p>
-    <w:p>
-      <w:pPr>
-        <w:pStyle w:val="a6"/>
-        <w:numPr>
-          <w:ilvl w:val="0"/>
-          <w:numId w:val="11"/>
-        </w:numPr>
-        <w:rPr>
-          <w:lang w:val="ru-RU"/>
-        </w:rPr>
-      </w:pPr>
-      <w:r>
-        <w:rPr>
-          <w:lang w:val="ru-RU"/>
-        </w:rPr>
-        <w:lastRenderedPageBreak/>
-        <w:t>розробити клас для роботи з файлами для зчитування початкової інформації про список групи та збереження інформації по завершенню програми.</w:t>
-      </w:r>
-    </w:p>
-    <w:p>
-      <w:pPr>
-        <w:pStyle w:val="a6"/>
-        <w:ind w:left="1080" w:firstLine="0"/>
-        <w:rPr>
-          <w:lang w:val="ru-RU"/>
-        </w:rPr>
-      </w:pPr>
-      <w:r>
-        <w:rPr>
-          <w:noProof/>
-          <w:lang w:val="ru-RU"/>
-        </w:rPr>
-        <w:drawing>
-          <wp:inline distT="0" distB="0" distL="0" distR="0" wp14:anchorId="728F8268" wp14:editId="068AD23C">
-            <wp:extent cx="4734586" cy="2105319"/>
-            <wp:effectExtent l="0" t="0" r="8890" b="9525"/>
-            <wp:docPr id="46" name="Рисунок 46"/>
-            <wp:cNvGraphicFramePr>
-              <a:graphicFrameLocks xmlns:a="http://schemas.openxmlformats.org/drawingml/2006/main" noChangeAspect="1"/>
-            </wp:cNvGraphicFramePr>
-            <a:graphic xmlns:a="http://schemas.openxmlformats.org/drawingml/2006/main">
-              <a:graphicData uri="http://schemas.openxmlformats.org/drawingml/2006/picture">
-                <pic:pic xmlns:pic="http://schemas.openxmlformats.org/drawingml/2006/picture">
-                  <pic:nvPicPr>
-                    <pic:cNvPr id="1" name=""/>
-                    <pic:cNvPicPr/>
-                  </pic:nvPicPr>
-                  <pic:blipFill>
-                    <a:blip r:embed="rId44"/>
-                    <a:stretch>
-                      <a:fillRect/>
-                    </a:stretch>
-                  </pic:blipFill>
-                  <pic:spPr>
-                    <a:xfrm>
-                      <a:off x="0" y="0"/>
-                      <a:ext cx="4734586" cy="2105319"/>
-                    </a:xfrm>
-                    <a:prstGeom prst="rect">
-                      <a:avLst/>
-                    </a:prstGeom>
-                  </pic:spPr>
-                </pic:pic>
-              </a:graphicData>
-            </a:graphic>
-          </wp:inline>
-        </w:drawing>
-      </w:r>
-    </w:p>
-    <w:p>
-      <w:pPr>
-        <w:pStyle w:val="a6"/>
-        <w:ind w:left="1080" w:firstLine="0"/>
-        <w:rPr>
-          <w:lang w:val="ru-RU"/>
-        </w:rPr>
-      </w:pPr>
-      <w:r>
-        <w:rPr>
-          <w:noProof/>
-          <w:lang w:val="ru-RU"/>
-        </w:rPr>
-        <w:drawing>
-          <wp:inline distT="0" distB="0" distL="0" distR="0" wp14:anchorId="685CED92" wp14:editId="5012EDCD">
-            <wp:extent cx="4115374" cy="781159"/>
-            <wp:effectExtent l="0" t="0" r="0" b="0"/>
-            <wp:docPr id="47" name="Рисунок 47"/>
-            <wp:cNvGraphicFramePr>
-              <a:graphicFrameLocks xmlns:a="http://schemas.openxmlformats.org/drawingml/2006/main" noChangeAspect="1"/>
-            </wp:cNvGraphicFramePr>
-            <a:graphic xmlns:a="http://schemas.openxmlformats.org/drawingml/2006/main">
-              <a:graphicData uri="http://schemas.openxmlformats.org/drawingml/2006/picture">
-                <pic:pic xmlns:pic="http://schemas.openxmlformats.org/drawingml/2006/picture">
-                  <pic:nvPicPr>
-                    <pic:cNvPr id="1" name=""/>
-                    <pic:cNvPicPr/>
-                  </pic:nvPicPr>
-                  <pic:blipFill>
-                    <a:blip r:embed="rId45"/>
-                    <a:stretch>
-                      <a:fillRect/>
-                    </a:stretch>
-                  </pic:blipFill>
-                  <pic:spPr>
-                    <a:xfrm>
-                      <a:off x="0" y="0"/>
-                      <a:ext cx="4115374" cy="781159"/>
-                    </a:xfrm>
-                    <a:prstGeom prst="rect">
-                      <a:avLst/>
-                    </a:prstGeom>
-                  </pic:spPr>
-                </pic:pic>
-              </a:graphicData>
-            </a:graphic>
-          </wp:inline>
-        </w:drawing>
-      </w:r>
-    </w:p>
-    <w:p>
-      <w:pPr>
-        <w:pStyle w:val="a6"/>
-        <w:numPr>
-          <w:ilvl w:val="0"/>
-          <w:numId w:val="11"/>
-        </w:numPr>
-        <w:rPr>
-          <w:lang w:val="ru-RU"/>
-        </w:rPr>
-      </w:pPr>
-      <w:r>
-        <w:rPr>
-          <w:lang w:val="ru-RU"/>
-        </w:rPr>
-        <w:t>список студентів має містити не словники, як виконано в лабораторній роботі №2, а об’єкти класу Студент групи;</w:t>
-      </w:r>
-    </w:p>
-    <w:p>
-      <w:pPr>
-        <w:pStyle w:val="a6"/>
-        <w:ind w:left="1080" w:firstLine="0"/>
-        <w:rPr>
-          <w:lang w:val="ru-RU"/>
-        </w:rPr>
-      </w:pPr>
-      <w:r>
-        <w:rPr>
-          <w:noProof/>
-          <w:lang w:val="ru-RU"/>
-        </w:rPr>
-        <w:drawing>
-          <wp:inline distT="0" distB="0" distL="0" distR="0" wp14:anchorId="0C207FC7" wp14:editId="55D2A266">
-            <wp:extent cx="4001058" cy="1190791"/>
-            <wp:effectExtent l="0" t="0" r="0" b="9525"/>
-            <wp:docPr id="48" name="Рисунок 48"/>
-            <wp:cNvGraphicFramePr>
-              <a:graphicFrameLocks xmlns:a="http://schemas.openxmlformats.org/drawingml/2006/main" noChangeAspect="1"/>
-            </wp:cNvGraphicFramePr>
-            <a:graphic xmlns:a="http://schemas.openxmlformats.org/drawingml/2006/main">
-              <a:graphicData uri="http://schemas.openxmlformats.org/drawingml/2006/picture">
-                <pic:pic xmlns:pic="http://schemas.openxmlformats.org/drawingml/2006/picture">
-                  <pic:nvPicPr>
-                    <pic:cNvPr id="1" name=""/>
-                    <pic:cNvPicPr/>
-                  </pic:nvPicPr>
-                  <pic:blipFill>
-                    <a:blip r:embed="rId46"/>
-                    <a:stretch>
-                      <a:fillRect/>
-                    </a:stretch>
-                  </pic:blipFill>
-                  <pic:spPr>
-                    <a:xfrm>
-                      <a:off x="0" y="0"/>
-                      <a:ext cx="4001058" cy="1190791"/>
-                    </a:xfrm>
-                    <a:prstGeom prst="rect">
-                      <a:avLst/>
-                    </a:prstGeom>
-                  </pic:spPr>
-                </pic:pic>
-              </a:graphicData>
-            </a:graphic>
-          </wp:inline>
-        </w:drawing>
-      </w:r>
-    </w:p>
-    <w:p>
-      <w:pPr>
-        <w:pStyle w:val="a6"/>
-        <w:numPr>
-          <w:ilvl w:val="0"/>
-          <w:numId w:val="11"/>
-        </w:numPr>
-        <w:rPr>
-          <w:lang w:val="ru-RU"/>
-        </w:rPr>
-      </w:pPr>
-      <w:r>
-        <w:rPr>
-          <w:lang w:val="ru-RU"/>
-        </w:rPr>
-        <w:t xml:space="preserve">описання всіх класів мають міститися в окремих файлах, що мають відповідні імена(наприклад </w:t>
-      </w:r>
-      <w:r>
-        <w:t>Studen</w:t>
-      </w:r>
-      <w:r>
-        <w:rPr>
-          <w:lang w:val="ru-RU"/>
-        </w:rPr>
-        <w:t xml:space="preserve">, </w:t>
-      </w:r>
-      <w:r>
-        <w:t>StudentList</w:t>
-      </w:r>
-      <w:r>
-        <w:rPr>
-          <w:lang w:val="ru-RU"/>
-        </w:rPr>
-        <w:t xml:space="preserve">, </w:t>
-      </w:r>
-      <w:r>
-        <w:t>Utils</w:t>
-      </w:r>
-      <w:r>
-        <w:rPr>
-          <w:lang w:val="ru-RU"/>
-        </w:rPr>
-        <w:t>)</w:t>
-      </w:r>
-    </w:p>
-    <w:p>
-      <w:pPr>
-        <w:pStyle w:val="a6"/>
-        <w:ind w:left="1080" w:firstLine="0"/>
-        <w:rPr>
-          <w:lang w:val="ru-RU"/>
-        </w:rPr>
-      </w:pPr>
-      <w:r>
-        <w:rPr>
-          <w:noProof/>
-          <w:lang w:val="ru-RU"/>
-        </w:rPr>
-        <w:drawing>
-          <wp:inline distT="0" distB="0" distL="0" distR="0" wp14:anchorId="1EC1435E" wp14:editId="7742280A">
-            <wp:extent cx="2314898" cy="1657581"/>
-            <wp:effectExtent l="0" t="0" r="9525" b="0"/>
-            <wp:docPr id="49" name="Рисунок 49"/>
-            <wp:cNvGraphicFramePr>
-              <a:graphicFrameLocks xmlns:a="http://schemas.openxmlformats.org/drawingml/2006/main" noChangeAspect="1"/>
-            </wp:cNvGraphicFramePr>
-            <a:graphic xmlns:a="http://schemas.openxmlformats.org/drawingml/2006/main">
-              <a:graphicData uri="http://schemas.openxmlformats.org/drawingml/2006/picture">
-                <pic:pic xmlns:pic="http://schemas.openxmlformats.org/drawingml/2006/picture">
-                  <pic:nvPicPr>
-                    <pic:cNvPr id="1" name=""/>
-                    <pic:cNvPicPr/>
-                  </pic:nvPicPr>
-                  <pic:blipFill>
-                    <a:blip r:embed="rId47"/>
-                    <a:stretch>
-                      <a:fillRect/>
-                    </a:stretch>
-                  </pic:blipFill>
-                  <pic:spPr>
-                    <a:xfrm>
-                      <a:off x="0" y="0"/>
-                      <a:ext cx="2314898" cy="1657581"/>
-                    </a:xfrm>
-                    <a:prstGeom prst="rect">
-                      <a:avLst/>
-                    </a:prstGeom>
-                  </pic:spPr>
-                </pic:pic>
-              </a:graphicData>
-            </a:graphic>
-          </wp:inline>
-        </w:drawing>
-      </w:r>
-    </w:p>
-    <w:p>
-      <w:pPr>
-        <w:pStyle w:val="a6"/>
-        <w:numPr>
-          <w:ilvl w:val="0"/>
-          <w:numId w:val="11"/>
-        </w:numPr>
-        <w:rPr>
-          <w:lang w:val="ru-RU"/>
-        </w:rPr>
-      </w:pPr>
-      <w:r>
-        <w:rPr>
-          <w:lang w:val="ru-RU"/>
-        </w:rPr>
-        <w:lastRenderedPageBreak/>
-        <w:t>основний функціонал програми має бути покритий Юніт тестами.</w:t>
-      </w:r>
-    </w:p>
-    <w:p>
-      <w:pPr>
-        <w:pStyle w:val="a6"/>
-        <w:ind w:left="1080" w:firstLine="0"/>
-      </w:pPr>
-      <w:r>
-        <w:rPr>
-          <w:noProof/>
-          <w:lang w:val="ru-RU"/>
-        </w:rPr>
-        <w:drawing>
-          <wp:inline distT="0" distB="0" distL="0" distR="0" wp14:anchorId="2B9941EE" wp14:editId="40BD02B6">
-            <wp:extent cx="5943600" cy="4545330"/>
-            <wp:effectExtent l="0" t="0" r="0" b="7620"/>
-            <wp:docPr id="50" name="Рисунок 50"/>
-            <wp:cNvGraphicFramePr>
-              <a:graphicFrameLocks xmlns:a="http://schemas.openxmlformats.org/drawingml/2006/main" noChangeAspect="1"/>
-            </wp:cNvGraphicFramePr>
-            <a:graphic xmlns:a="http://schemas.openxmlformats.org/drawingml/2006/main">
-              <a:graphicData uri="http://schemas.openxmlformats.org/drawingml/2006/picture">
-                <pic:pic xmlns:pic="http://schemas.openxmlformats.org/drawingml/2006/picture">
-                  <pic:nvPicPr>
-                    <pic:cNvPr id="1" name=""/>
-                    <pic:cNvPicPr/>
-                  </pic:nvPicPr>
-                  <pic:blipFill>
-                    <a:blip r:embed="rId48"/>
-                    <a:stretch>
-                      <a:fillRect/>
-                    </a:stretch>
-                  </pic:blipFill>
-                  <pic:spPr>
-                    <a:xfrm>
-                      <a:off x="0" y="0"/>
-                      <a:ext cx="5943600" cy="4545330"/>
-                    </a:xfrm>
-                    <a:prstGeom prst="rect">
-                      <a:avLst/>
-                    </a:prstGeom>
-                  </pic:spPr>
-                </pic:pic>
-              </a:graphicData>
-            </a:graphic>
-          </wp:inline>
-        </w:drawing>
-      </w:r>
-    </w:p>
-    <w:p>
-      <w:pPr>
-        <w:spacing w:line="259" w:lineRule="auto"/>
-        <w:ind w:firstLine="0"/>
-        <w:jc w:val="left"/>
-        <w:rPr>
-          <w:lang w:val="ru-RU"/>
-        </w:rPr>
-      </w:pPr>
-      <w:r>
-        <w:rPr>
-          <w:lang w:val="ru-RU"/>
-        </w:rPr>
-        <w:br w:type="page"/>
-      </w:r>
-    </w:p>
-    <w:p>
-      <w:pPr>
-        <w:rPr>
-          <w:lang w:val="ru-RU"/>
-        </w:rPr>
-      </w:pPr>
-    </w:p>
-    <w:p>
-      <w:pPr>
-        <w:rPr>
-          <w:lang w:val="uk-UA"/>
-        </w:rPr>
-      </w:pPr>
-    </w:p>
-    <w:p>
-      <w:pPr>
-        <w:rPr>
-          <w:lang w:val="ru-RU"/>
-        </w:rPr>
-      </w:pPr>
-      <w:r>
-        <w:rPr>
-          <w:lang w:val="uk-UA"/>
-        </w:rPr>
-        <w:t xml:space="preserve">Посилання на </w:t>
-      </w:r>
-      <w:r>
-        <w:t>github</w:t>
-      </w:r>
-      <w:r>
-        <w:rPr>
-          <w:lang w:val="ru-RU"/>
-        </w:rPr>
-        <w:t>:</w:t>
-      </w:r>
-    </w:p>
-    <w:p>
-      <w:pPr>
-        <w:rPr>
-          <w:lang w:val="ru-RU"/>
-        </w:rPr>
-      </w:pPr>
-      <w:hyperlink r:id="rId49" w:history="1">
-        <w:r>
-          <w:rPr>
-            <w:rStyle w:val="a4"/>
-            <w:lang w:val="ru-RU"/>
-          </w:rPr>
-          <w:t>https://github.com/RickWazowski98/TP-KB-231-Viacheslav-Saievskyi</w:t>
-        </w:r>
-      </w:hyperlink>
-    </w:p>
-    <w:p>
-      <w:pPr>
-        <w:rPr>
-          <w:lang w:val="ru-RU"/>
-        </w:rPr>
-      </w:pPr>
-      <w:r>
-        <w:rPr>
-          <w:lang w:val="uk-UA"/>
-        </w:rPr>
-        <w:t xml:space="preserve">Знімок екрану з посилання на </w:t>
-      </w:r>
-      <w:r>
-        <w:t>github</w:t>
-      </w:r>
-      <w:r>
-        <w:rPr>
-          <w:lang w:val="ru-RU"/>
-        </w:rPr>
-        <w:t>:</w:t>
-      </w:r>
-    </w:p>
-    <w:p>
-      <w:pPr>
-        <w:rPr>
-          <w:lang w:val="ru-RU"/>
-        </w:rPr>
-      </w:pPr>
-      <w:bookmarkStart w:id="0" w:name="_GoBack"/>
-      <w:r>
-        <w:rPr>
-          <w:noProof/>
-          <w:lang w:val="ru-RU"/>
-        </w:rPr>
-        <w:drawing>
-          <wp:inline distT="0" distB="0" distL="0" distR="0" wp14:anchorId="1E7679AF" wp14:editId="1920E07E">
-            <wp:extent cx="5943600" cy="4288790"/>
-            <wp:effectExtent l="0" t="0" r="0" b="0"/>
-            <wp:docPr id="10" name="Рисунок 10"/>
-            <wp:cNvGraphicFramePr>
-              <a:graphicFrameLocks xmlns:a="http://schemas.openxmlformats.org/drawingml/2006/main" noChangeAspect="1"/>
-            </wp:cNvGraphicFramePr>
-            <a:graphic xmlns:a="http://schemas.openxmlformats.org/drawingml/2006/main">
-              <a:graphicData uri="http://schemas.openxmlformats.org/drawingml/2006/picture">
-                <pic:pic xmlns:pic="http://schemas.openxmlformats.org/drawingml/2006/picture">
-                  <pic:nvPicPr>
-                    <pic:cNvPr id="1" name=""/>
-                    <pic:cNvPicPr/>
-                  </pic:nvPicPr>
-                  <pic:blipFill>
-                    <a:blip r:embed="rId50"/>
-                    <a:stretch>
-                      <a:fillRect/>
-                    </a:stretch>
-                  </pic:blipFill>
-                  <pic:spPr>
-                    <a:xfrm>
-                      <a:off x="0" y="0"/>
                       <a:ext cx="5943600" cy="4288790"/>
                     </a:xfrm>
                     <a:prstGeom prst="rect">
@@ -7090,7 +6740,6 @@
           </wp:inline>
         </w:drawing>
       </w:r>
-      <w:bookmarkEnd w:id="0"/>
     </w:p>
     <w:sectPr>
       <w:pgSz w:w="12240" w:h="15840"/>
@@ -8637,7 +8286,7 @@
   <w:style w:type="paragraph" w:default="1" w:styleId="a">
     <w:name w:val="Normal"/>
     <w:qFormat/>
-    <w:rsid w:val="00CA17C4"/>
+    <w:rsid w:val="006433A6"/>
     <w:pPr>
       <w:spacing w:line="360" w:lineRule="auto"/>
       <w:ind w:firstLine="720"/>
